--- a/docs/word/04_极热条件元件故障概率模型.docx
+++ b/docs/word/04_极热条件元件故障概率模型.docx
@@ -92,7 +92,7 @@
         </m:sSub>
       </m:oMath>
       <w:r>
-        <w:t xml:space="preserve">、各变压器/线路潮流、节点相角）之上，建立</w:t>
+        <w:t xml:space="preserve">、节点供电负荷、线路潮流、节点相角）之上，建立</w:t>
       </w:r>
       <w:r>
         <w:t xml:space="preserve"> </w:t>
@@ -105,7 +105,7 @@
           <w:bCs/>
           <w:b/>
         </w:rPr>
-        <w:t xml:space="preserve">每台发电机、每台变压器、</w:t>
+        <w:t xml:space="preserve">每台发电机、每台节点变压器、</w:t>
       </w:r>
       <w:r>
         <w:rPr>
@@ -130,35 +130,352 @@
         <w:pStyle w:val="BlockText"/>
       </w:pPr>
       <w:r>
-        <w:t xml:space="preserve">核心思想（与”求基准状态正是为后续求故障概率”一致）：</w:t>
-      </w:r>
-      <w:r>
-        <w:t xml:space="preserve"> </w:t>
-      </w:r>
-      <w:r>
-        <w:t xml:space="preserve">-</w:t>
-      </w:r>
-      <w:r>
-        <w:t xml:space="preserve"> </w:t>
-      </w:r>
-      <w:r>
         <w:rPr>
           <w:bCs/>
           <w:b/>
         </w:rPr>
-        <w:t xml:space="preserve">变压器功率（潮流）</w:t>
-      </w:r>
-      <w:r>
-        <w:t xml:space="preserve"> </w:t>
-      </w:r>
-      <w:r>
-        <w:t xml:space="preserve">→ 负载比</w:t>
-      </w:r>
-      <w:r>
-        <w:t xml:space="preserve"> </w:t>
+        <w:t xml:space="preserve">后续分析建模假设（变压器）</w:t>
+      </w:r>
+      <w:r>
+        <w:t xml:space="preserve">：从本节及后续分析起，</w:t>
+      </w:r>
+      <w:r>
+        <w:rPr>
+          <w:bCs/>
+          <w:b/>
+        </w:rPr>
+        <w:t xml:space="preserve">每个非电源节点（无发电机的节点）</w:t>
+      </w:r>
+      <w:r>
+        <w:rPr>
+          <w:bCs/>
+          <w:b/>
+        </w:rPr>
+        <w:t xml:space="preserve"> </w:t>
+      </w:r>
+      <w:r>
+        <w:rPr>
+          <w:bCs/>
+          <w:b/>
+        </w:rPr>
+        <w:t xml:space="preserve">配置一台同型号变压器</w:t>
+      </w:r>
+      <w:r>
+        <w:t xml:space="preserve">（共 29 台；10 个电源节点不设节点变压器）。各台变压器热参数</w:t>
+      </w:r>
+      <w:r>
+        <w:t xml:space="preserve"> </w:t>
+      </w:r>
+      <w:r>
+        <w:t xml:space="preserve">（</w:t>
       </w:r>
       <m:oMath>
         <m:r>
+          <m:t>Δ</m:t>
+        </m:r>
+        <m:sSub>
+          <m:e>
+            <m:r>
+              <m:t>θ</m:t>
+            </m:r>
+          </m:e>
+          <m:sub>
+            <m:r>
+              <m:t>T</m:t>
+            </m:r>
+            <m:r>
+              <m:t>O</m:t>
+            </m:r>
+            <m:r>
+              <m:rPr>
+                <m:sty m:val="p"/>
+              </m:rPr>
+              <m:t>,</m:t>
+            </m:r>
+            <m:r>
+              <m:t>R</m:t>
+            </m:r>
+          </m:sub>
+        </m:sSub>
+      </m:oMath>
+      <w:r>
+        <w:t xml:space="preserve">、</w:t>
+      </w:r>
+      <m:oMath>
+        <m:r>
+          <m:t>Δ</m:t>
+        </m:r>
+        <m:sSub>
+          <m:e>
+            <m:r>
+              <m:t>θ</m:t>
+            </m:r>
+          </m:e>
+          <m:sub>
+            <m:r>
+              <m:t>H</m:t>
+            </m:r>
+            <m:r>
+              <m:rPr>
+                <m:sty m:val="p"/>
+              </m:rPr>
+              <m:t>,</m:t>
+            </m:r>
+            <m:r>
+              <m:t>R</m:t>
+            </m:r>
+          </m:sub>
+        </m:sSub>
+      </m:oMath>
+      <w:r>
+        <w:t xml:space="preserve">、</w:t>
+      </w:r>
+      <m:oMath>
+        <m:r>
+          <m:t>R</m:t>
+        </m:r>
+      </m:oMath>
+      <w:r>
+        <w:t xml:space="preserve">、</w:t>
+      </w:r>
+      <m:oMath>
+        <m:r>
+          <m:t>n</m:t>
+        </m:r>
+      </m:oMath>
+      <w:r>
+        <w:t xml:space="preserve">、</w:t>
+      </w:r>
+      <m:oMath>
+        <m:r>
+          <m:t>m</m:t>
+        </m:r>
+      </m:oMath>
+      <w:r>
+        <w:t xml:space="preserve">、</w:t>
+      </w:r>
+      <m:oMath>
+        <m:r>
+          <m:t>B</m:t>
+        </m:r>
+      </m:oMath>
+      <w:r>
+        <w:t xml:space="preserve"> </w:t>
+      </w:r>
+      <w:r>
+        <w:t xml:space="preserve">等）完全相同，</w:t>
+      </w:r>
+      <w:r>
+        <w:t xml:space="preserve"> </w:t>
+      </w:r>
+      <w:r>
+        <w:t xml:space="preserve">统一额定容量</w:t>
+      </w:r>
+      <w:r>
+        <w:t xml:space="preserve"> </w:t>
+      </w:r>
+      <m:oMath>
+        <m:sSubSup>
+          <m:e>
+            <m:r>
+              <m:t>S</m:t>
+            </m:r>
+          </m:e>
+          <m:sub>
+            <m:r>
+              <m:t>T</m:t>
+            </m:r>
+          </m:sub>
+          <m:sup>
+            <m:r>
+              <m:rPr>
+                <m:sty m:val="p"/>
+              </m:rPr>
+              <m:t>r</m:t>
+            </m:r>
+            <m:r>
+              <m:rPr>
+                <m:sty m:val="p"/>
+              </m:rPr>
+              <m:t>a</m:t>
+            </m:r>
+            <m:r>
+              <m:rPr>
+                <m:sty m:val="p"/>
+              </m:rPr>
+              <m:t>t</m:t>
+            </m:r>
+            <m:r>
+              <m:rPr>
+                <m:sty m:val="p"/>
+              </m:rPr>
+              <m:t>e</m:t>
+            </m:r>
+            <m:r>
+              <m:rPr>
+                <m:sty m:val="p"/>
+              </m:rPr>
+              <m:t>d</m:t>
+            </m:r>
+          </m:sup>
+        </m:sSubSup>
+        <m:r>
+          <m:rPr>
+            <m:sty m:val="p"/>
+          </m:rPr>
+          <m:t>=</m:t>
+        </m:r>
+        <m:r>
+          <m:t>500</m:t>
+        </m:r>
+        <m:r>
+          <m:t> </m:t>
+        </m:r>
+        <m:r>
+          <m:rPr>
+            <m:nor/>
+            <m:sty m:val="p"/>
+          </m:rPr>
+          <m:t>MW</m:t>
+        </m:r>
+      </m:oMath>
+      <w:r>
+        <w:t xml:space="preserve">。这与</w:t>
+      </w:r>
+      <w:r>
+        <w:t xml:space="preserve"> </w:t>
+      </w:r>
+      <w:r>
+        <w:rPr>
+          <w:rStyle w:val="VerbatimChar"/>
+        </w:rPr>
+        <w:t xml:space="preserve">docs/03</w:t>
+      </w:r>
+      <w:r>
+        <w:t xml:space="preserve"> </w:t>
+      </w:r>
+      <w:r>
+        <w:t xml:space="preserve">第 11.5–11.6 节</w:t>
+      </w:r>
+      <w:r>
+        <w:t xml:space="preserve"> </w:t>
+      </w:r>
+      <w:r>
+        <w:t xml:space="preserve">DC-OPF 支路拓扑中的 12 台</w:t>
+      </w:r>
+      <w:r>
+        <w:rPr>
+          <w:bCs/>
+          <w:b/>
+        </w:rPr>
+        <w:t xml:space="preserve">并网变压器</w:t>
+      </w:r>
+      <w:r>
+        <w:t xml:space="preserve">（</w:t>
+      </w:r>
+      <w:r>
+        <w:rPr>
+          <w:rStyle w:val="VerbatimChar"/>
+        </w:rPr>
+        <w:t xml:space="preserve">tap≠0</w:t>
+      </w:r>
+      <w:r>
+        <w:t xml:space="preserve"> </w:t>
+      </w:r>
+      <w:r>
+        <w:t xml:space="preserve">支路）是不同层级的对象：后者描述</w:t>
+      </w:r>
+      <w:r>
+        <w:t xml:space="preserve"> </w:t>
+      </w:r>
+      <w:r>
+        <w:t xml:space="preserve">输电网络潮流，前者描述负荷侧节点变压器的可靠性。</w:t>
+      </w:r>
+    </w:p>
+    <w:p>
+      <w:pPr>
+        <w:pStyle w:val="BlockText"/>
+      </w:pPr>
+      <w:r>
+        <w:t xml:space="preserve">核心思想（与”求基准状态正是为后续求故障概率”一致）：</w:t>
+      </w:r>
+      <w:r>
+        <w:t xml:space="preserve"> </w:t>
+      </w:r>
+      <w:r>
+        <w:t xml:space="preserve">-</w:t>
+      </w:r>
+      <w:r>
+        <w:t xml:space="preserve"> </w:t>
+      </w:r>
+      <w:r>
+        <w:rPr>
+          <w:bCs/>
+          <w:b/>
+        </w:rPr>
+        <w:t xml:space="preserve">节点变压器功率</w:t>
+      </w:r>
+      <w:r>
+        <w:t xml:space="preserve">（实际供电负荷</w:t>
+      </w:r>
+      <w:r>
+        <w:t xml:space="preserve"> </w:t>
+      </w:r>
+      <m:oMath>
+        <m:sSub>
+          <m:e>
+            <m:r>
+              <m:t>P</m:t>
+            </m:r>
+          </m:e>
+          <m:sub>
+            <m:r>
+              <m:rPr>
+                <m:sty m:val="p"/>
+              </m:rPr>
+              <m:t>s</m:t>
+            </m:r>
+            <m:r>
+              <m:rPr>
+                <m:sty m:val="p"/>
+              </m:rPr>
+              <m:t>e</m:t>
+            </m:r>
+            <m:r>
+              <m:rPr>
+                <m:sty m:val="p"/>
+              </m:rPr>
+              <m:t>r</m:t>
+            </m:r>
+            <m:r>
+              <m:rPr>
+                <m:sty m:val="p"/>
+              </m:rPr>
+              <m:t>v</m:t>
+            </m:r>
+            <m:r>
+              <m:rPr>
+                <m:sty m:val="p"/>
+              </m:rPr>
+              <m:t>e</m:t>
+            </m:r>
+            <m:r>
+              <m:rPr>
+                <m:sty m:val="p"/>
+              </m:rPr>
+              <m:t>d</m:t>
+            </m:r>
+          </m:sub>
+        </m:sSub>
+      </m:oMath>
+      <w:r>
+        <w:t xml:space="preserve">）→ 负载比</w:t>
+      </w:r>
+      <w:r>
+        <w:t xml:space="preserve"> </w:t>
+      </w:r>
+      <m:oMath>
+        <m:r>
           <m:t>K</m:t>
         </m:r>
       </m:oMath>
@@ -166,7 +483,7 @@
         <w:t xml:space="preserve"> </w:t>
       </w:r>
       <w:r>
-        <w:t xml:space="preserve">→ 热点温度 → 变压器故障概率；</w:t>
+        <w:t xml:space="preserve">→ 热点温度 → 故障概率；</w:t>
       </w:r>
       <w:r>
         <w:t xml:space="preserve"> </w:t>
@@ -716,18 +1033,390 @@
         <w:t xml:space="preserve">A. 变压器故障概率模型</w:t>
       </w:r>
     </w:p>
-    <w:bookmarkStart w:id="21" w:name="a.1-机理与建模思路"/>
+    <w:bookmarkStart w:id="21" w:name="a.1-节点变压器配置与机理"/>
     <w:p>
       <w:pPr>
         <w:pStyle w:val="Heading3"/>
       </w:pPr>
       <w:r>
-        <w:t xml:space="preserve">A.1 机理与建模思路</w:t>
+        <w:t xml:space="preserve">A.1 节点变压器配置与机理</w:t>
       </w:r>
     </w:p>
     <w:p>
       <w:pPr>
         <w:pStyle w:val="FirstParagraph"/>
+      </w:pPr>
+      <w:r>
+        <w:rPr>
+          <w:bCs/>
+          <w:b/>
+        </w:rPr>
+        <w:t xml:space="preserve">配置规则</w:t>
+      </w:r>
+      <w:r>
+        <w:t xml:space="preserve">（后续分析统一采用）：</w:t>
+      </w:r>
+    </w:p>
+    <w:tbl>
+      <w:tblPr>
+        <w:tblStyle w:val="Table"/>
+        <w:tblW w:type="pct" w:w="5000"/>
+        <w:tblLook w:firstRow="1" w:lastRow="0" w:firstColumn="0" w:lastColumn="0" w:noHBand="0" w:noVBand="0" w:val="0020"/>
+        <w:jc w:val="start"/>
+      </w:tblPr>
+      <w:tblGrid>
+        <w:gridCol w:w="3960"/>
+        <w:gridCol w:w="3960"/>
+      </w:tblGrid>
+      <w:tr>
+        <w:trPr>
+          <w:tblHeader w:val="true"/>
+        </w:trPr>
+        <w:tc>
+          <w:tcPr/>
+          <w:p>
+            <w:pPr>
+              <w:pStyle w:val="Compact"/>
+              <w:jc w:val="left"/>
+            </w:pPr>
+            <w:r>
+              <w:t xml:space="preserve">项目</w:t>
+            </w:r>
+          </w:p>
+        </w:tc>
+        <w:tc>
+          <w:tcPr/>
+          <w:p>
+            <w:pPr>
+              <w:pStyle w:val="Compact"/>
+              <w:jc w:val="left"/>
+            </w:pPr>
+            <w:r>
+              <w:t xml:space="preserve">说明</w:t>
+            </w:r>
+          </w:p>
+        </w:tc>
+      </w:tr>
+      <w:tr>
+        <w:tc>
+          <w:tcPr/>
+          <w:p>
+            <w:pPr>
+              <w:pStyle w:val="Compact"/>
+              <w:jc w:val="left"/>
+            </w:pPr>
+            <w:r>
+              <w:t xml:space="preserve">配置位置</w:t>
+            </w:r>
+          </w:p>
+        </w:tc>
+        <w:tc>
+          <w:tcPr/>
+          <w:p>
+            <w:pPr>
+              <w:pStyle w:val="Compact"/>
+              <w:jc w:val="left"/>
+            </w:pPr>
+            <w:r>
+              <w:t xml:space="preserve">每个</w:t>
+            </w:r>
+            <w:r>
+              <w:rPr>
+                <w:bCs/>
+                <w:b/>
+              </w:rPr>
+              <w:t xml:space="preserve">非电源节点</w:t>
+            </w:r>
+            <w:r>
+              <w:t xml:space="preserve">（39 节点中除 10 个发电机母线外的 29 个节点）</w:t>
+            </w:r>
+          </w:p>
+        </w:tc>
+      </w:tr>
+      <w:tr>
+        <w:tc>
+          <w:tcPr/>
+          <w:p>
+            <w:pPr>
+              <w:pStyle w:val="Compact"/>
+              <w:jc w:val="left"/>
+            </w:pPr>
+            <w:r>
+              <w:t xml:space="preserve">型号</w:t>
+            </w:r>
+          </w:p>
+        </w:tc>
+        <w:tc>
+          <w:tcPr/>
+          <w:p>
+            <w:pPr>
+              <w:pStyle w:val="Compact"/>
+              <w:jc w:val="left"/>
+            </w:pPr>
+            <w:r>
+              <w:t xml:space="preserve">全部相同：统一</w:t>
+            </w:r>
+            <w:r>
+              <w:t xml:space="preserve"> </w:t>
+            </w:r>
+            <m:oMath>
+              <m:sSubSup>
+                <m:e>
+                  <m:r>
+                    <m:t>S</m:t>
+                  </m:r>
+                </m:e>
+                <m:sub>
+                  <m:r>
+                    <m:t>T</m:t>
+                  </m:r>
+                </m:sub>
+                <m:sup>
+                  <m:r>
+                    <m:rPr>
+                      <m:sty m:val="p"/>
+                    </m:rPr>
+                    <m:t>r</m:t>
+                  </m:r>
+                  <m:r>
+                    <m:rPr>
+                      <m:sty m:val="p"/>
+                    </m:rPr>
+                    <m:t>a</m:t>
+                  </m:r>
+                  <m:r>
+                    <m:rPr>
+                      <m:sty m:val="p"/>
+                    </m:rPr>
+                    <m:t>t</m:t>
+                  </m:r>
+                  <m:r>
+                    <m:rPr>
+                      <m:sty m:val="p"/>
+                    </m:rPr>
+                    <m:t>e</m:t>
+                  </m:r>
+                  <m:r>
+                    <m:rPr>
+                      <m:sty m:val="p"/>
+                    </m:rPr>
+                    <m:t>d</m:t>
+                  </m:r>
+                </m:sup>
+              </m:sSubSup>
+              <m:r>
+                <m:rPr>
+                  <m:sty m:val="p"/>
+                </m:rPr>
+                <m:t>=</m:t>
+              </m:r>
+              <m:r>
+                <m:t>500</m:t>
+              </m:r>
+              <m:r>
+                <m:t> </m:t>
+              </m:r>
+              <m:r>
+                <m:rPr>
+                  <m:nor/>
+                  <m:sty m:val="p"/>
+                </m:rPr>
+                <m:t>MW</m:t>
+              </m:r>
+            </m:oMath>
+            <w:r>
+              <w:t xml:space="preserve">，热参数见</w:t>
+            </w:r>
+            <w:r>
+              <w:t xml:space="preserve"> </w:t>
+            </w:r>
+            <w:r>
+              <w:rPr>
+                <w:rStyle w:val="VerbatimChar"/>
+              </w:rPr>
+              <w:t xml:space="preserve">fault_params.m</w:t>
+            </w:r>
+          </w:p>
+        </w:tc>
+      </w:tr>
+      <w:tr>
+        <w:tc>
+          <w:tcPr/>
+          <w:p>
+            <w:pPr>
+              <w:pStyle w:val="Compact"/>
+              <w:jc w:val="left"/>
+            </w:pPr>
+            <w:r>
+              <w:t xml:space="preserve">不计节点变压器</w:t>
+            </w:r>
+          </w:p>
+        </w:tc>
+        <w:tc>
+          <w:tcPr/>
+          <w:p>
+            <w:pPr>
+              <w:pStyle w:val="Compact"/>
+              <w:jc w:val="left"/>
+            </w:pPr>
+            <w:r>
+              <w:t xml:space="preserve">10 个电源节点：bus 30, 31, 32, 33, 34, 35, 36, 37, 38, 39</w:t>
+            </w:r>
+          </w:p>
+        </w:tc>
+      </w:tr>
+      <w:tr>
+        <w:tc>
+          <w:tcPr/>
+          <w:p>
+            <w:pPr>
+              <w:pStyle w:val="Compact"/>
+              <w:jc w:val="left"/>
+            </w:pPr>
+            <w:r>
+              <w:t xml:space="preserve">功率输入</w:t>
+            </w:r>
+          </w:p>
+        </w:tc>
+        <w:tc>
+          <w:tcPr/>
+          <w:p>
+            <w:pPr>
+              <w:pStyle w:val="Compact"/>
+              <w:jc w:val="left"/>
+            </w:pPr>
+            <w:r>
+              <w:t xml:space="preserve">节点实际供电负荷</w:t>
+            </w:r>
+            <w:r>
+              <w:t xml:space="preserve"> </w:t>
+            </w:r>
+            <m:oMath>
+              <m:sSub>
+                <m:e>
+                  <m:r>
+                    <m:t>P</m:t>
+                  </m:r>
+                </m:e>
+                <m:sub>
+                  <m:r>
+                    <m:rPr>
+                      <m:sty m:val="p"/>
+                    </m:rPr>
+                    <m:t>s</m:t>
+                  </m:r>
+                  <m:r>
+                    <m:rPr>
+                      <m:sty m:val="p"/>
+                    </m:rPr>
+                    <m:t>e</m:t>
+                  </m:r>
+                  <m:r>
+                    <m:rPr>
+                      <m:sty m:val="p"/>
+                    </m:rPr>
+                    <m:t>r</m:t>
+                  </m:r>
+                  <m:r>
+                    <m:rPr>
+                      <m:sty m:val="p"/>
+                    </m:rPr>
+                    <m:t>v</m:t>
+                  </m:r>
+                  <m:r>
+                    <m:rPr>
+                      <m:sty m:val="p"/>
+                    </m:rPr>
+                    <m:t>e</m:t>
+                  </m:r>
+                  <m:r>
+                    <m:rPr>
+                      <m:sty m:val="p"/>
+                    </m:rPr>
+                    <m:t>d</m:t>
+                  </m:r>
+                </m:sub>
+              </m:sSub>
+              <m:r>
+                <m:rPr>
+                  <m:sty m:val="p"/>
+                </m:rPr>
+                <m:t>=</m:t>
+              </m:r>
+              <m:r>
+                <m:t>D</m:t>
+              </m:r>
+              <m:d>
+                <m:dPr>
+                  <m:begChr m:val="("/>
+                  <m:endChr m:val=")"/>
+                  <m:sepChr m:val=""/>
+                  <m:grow/>
+                </m:dPr>
+                <m:e>
+                  <m:r>
+                    <m:t>T</m:t>
+                  </m:r>
+                </m:e>
+              </m:d>
+              <m:r>
+                <m:rPr>
+                  <m:sty m:val="p"/>
+                </m:rPr>
+                <m:t>−</m:t>
+              </m:r>
+              <m:nary>
+                <m:naryPr>
+                  <m:chr m:val="∑"/>
+                  <m:limLoc m:val="undOvr"/>
+                  <m:subHide m:val="off"/>
+                  <m:supHide m:val="on"/>
+                </m:naryPr>
+                <m:sub>
+                  <m:r>
+                    <m:t>k</m:t>
+                  </m:r>
+                </m:sub>
+                <m:sup>
+                  <m:r>
+                    <m:t>​</m:t>
+                  </m:r>
+                </m:sup>
+                <m:e>
+                  <m:sSub>
+                    <m:e>
+                      <m:r>
+                        <m:t>s</m:t>
+                      </m:r>
+                    </m:e>
+                    <m:sub>
+                      <m:r>
+                        <m:t>j</m:t>
+                      </m:r>
+                      <m:r>
+                        <m:rPr>
+                          <m:sty m:val="p"/>
+                        </m:rPr>
+                        <m:t>,</m:t>
+                      </m:r>
+                      <m:r>
+                        <m:t>k</m:t>
+                      </m:r>
+                    </m:sub>
+                  </m:sSub>
+                </m:e>
+              </m:nary>
+            </m:oMath>
+            <w:r>
+              <w:t xml:space="preserve">（来自基准状态）；无负荷节点取 0</w:t>
+            </w:r>
+          </w:p>
+        </w:tc>
+      </w:tr>
+    </w:tbl>
+    <w:p>
+      <w:pPr>
+        <w:pStyle w:val="BodyText"/>
       </w:pPr>
       <w:r>
         <w:t xml:space="preserve">变压器寿命主要由其</w:t>
@@ -824,7 +1513,7 @@
           <w:bCs/>
           <w:b/>
         </w:rPr>
-        <w:t xml:space="preserve">变压器潮流</w:t>
+        <w:t xml:space="preserve">节点供电负荷</w:t>
       </w:r>
       <w:r>
         <w:t xml:space="preserve">得到负载比</w:t>
@@ -842,31 +1531,51 @@
           </m:rPr>
           <m:t>=</m:t>
         </m:r>
-        <m:d>
-          <m:dPr>
-            <m:begChr m:val="|"/>
-            <m:endChr m:val="|"/>
-            <m:sepChr m:val=""/>
-            <m:grow/>
-          </m:dPr>
+        <m:sSub>
           <m:e>
-            <m:sSub>
-              <m:e>
-                <m:r>
-                  <m:t>P</m:t>
-                </m:r>
-              </m:e>
-              <m:sub>
-                <m:r>
-                  <m:t>i</m:t>
-                </m:r>
-                <m:r>
-                  <m:t>j</m:t>
-                </m:r>
-              </m:sub>
-            </m:sSub>
+            <m:r>
+              <m:t>P</m:t>
+            </m:r>
           </m:e>
-        </m:d>
+          <m:sub>
+            <m:r>
+              <m:rPr>
+                <m:sty m:val="p"/>
+              </m:rPr>
+              <m:t>s</m:t>
+            </m:r>
+            <m:r>
+              <m:rPr>
+                <m:sty m:val="p"/>
+              </m:rPr>
+              <m:t>e</m:t>
+            </m:r>
+            <m:r>
+              <m:rPr>
+                <m:sty m:val="p"/>
+              </m:rPr>
+              <m:t>r</m:t>
+            </m:r>
+            <m:r>
+              <m:rPr>
+                <m:sty m:val="p"/>
+              </m:rPr>
+              <m:t>v</m:t>
+            </m:r>
+            <m:r>
+              <m:rPr>
+                <m:sty m:val="p"/>
+              </m:rPr>
+              <m:t>e</m:t>
+            </m:r>
+            <m:r>
+              <m:rPr>
+                <m:sty m:val="p"/>
+              </m:rPr>
+              <m:t>d</m:t>
+            </m:r>
+          </m:sub>
+        </m:sSub>
         <m:r>
           <m:rPr>
             <m:sty m:val="p"/>
@@ -919,9 +1628,6 @@
         </m:sSubSup>
       </m:oMath>
       <w:r>
-        <w:t xml:space="preserve"> </w:t>
-      </w:r>
-      <w:r>
         <w:t xml:space="preserve">（</w:t>
       </w:r>
       <m:oMath>
@@ -969,24 +1675,34 @@
             </m:r>
           </m:sup>
         </m:sSubSup>
+        <m:r>
+          <m:rPr>
+            <m:sty m:val="p"/>
+          </m:rPr>
+          <m:t>=</m:t>
+        </m:r>
+        <m:r>
+          <m:t>500</m:t>
+        </m:r>
+        <m:r>
+          <m:t> </m:t>
+        </m:r>
+        <m:r>
+          <m:rPr>
+            <m:nor/>
+            <m:sty m:val="p"/>
+          </m:rPr>
+          <m:t>MW</m:t>
+        </m:r>
       </m:oMath>
       <w:r>
-        <w:t xml:space="preserve"> </w:t>
-      </w:r>
-      <w:r>
-        <w:t xml:space="preserve">取支路热稳限额</w:t>
-      </w:r>
-      <w:r>
-        <w:t xml:space="preserve"> </w:t>
-      </w:r>
-      <w:r>
-        <w:rPr>
-          <w:rStyle w:val="VerbatimChar"/>
-        </w:rPr>
-        <w:t xml:space="preserve">rateA</w:t>
-      </w:r>
-      <w:r>
-        <w:t xml:space="preserve">），稳态热点温度为 [1][5]：</w:t>
+        <w:t xml:space="preserve">，各节点相同），</w:t>
+      </w:r>
+      <w:r>
+        <w:t xml:space="preserve"> </w:t>
+      </w:r>
+      <w:r>
+        <w:t xml:space="preserve">稳态热点温度为 [1][5]：</w:t>
       </w:r>
     </w:p>
     <w:p>
@@ -6047,13 +6763,84 @@
         <w:t xml:space="preserve">计算，二者完全一致。</w:t>
       </w:r>
     </w:p>
-    <w:bookmarkStart w:id="32" w:name="d.1-变压器故障概率12-台"/>
+    <w:bookmarkStart w:id="32" w:name="X70aadfcd5a21aecec24b314e22a4e12815bdb94"/>
     <w:p>
       <w:pPr>
         <w:pStyle w:val="Heading3"/>
       </w:pPr>
       <w:r>
-        <w:t xml:space="preserve">D.1 变压器故障概率（12 台）</w:t>
+        <w:t xml:space="preserve">D.1 节点变压器故障概率（29 台，非电源节点各一台，同型号</w:t>
+      </w:r>
+      <w:r>
+        <w:t xml:space="preserve"> </w:t>
+      </w:r>
+      <m:oMath>
+        <m:sSubSup>
+          <m:e>
+            <m:r>
+              <m:t>S</m:t>
+            </m:r>
+          </m:e>
+          <m:sub>
+            <m:r>
+              <m:t>T</m:t>
+            </m:r>
+          </m:sub>
+          <m:sup>
+            <m:r>
+              <m:rPr>
+                <m:sty m:val="p"/>
+              </m:rPr>
+              <m:t>r</m:t>
+            </m:r>
+            <m:r>
+              <m:rPr>
+                <m:sty m:val="p"/>
+              </m:rPr>
+              <m:t>a</m:t>
+            </m:r>
+            <m:r>
+              <m:rPr>
+                <m:sty m:val="p"/>
+              </m:rPr>
+              <m:t>t</m:t>
+            </m:r>
+            <m:r>
+              <m:rPr>
+                <m:sty m:val="p"/>
+              </m:rPr>
+              <m:t>e</m:t>
+            </m:r>
+            <m:r>
+              <m:rPr>
+                <m:sty m:val="p"/>
+              </m:rPr>
+              <m:t>d</m:t>
+            </m:r>
+          </m:sup>
+        </m:sSubSup>
+        <m:r>
+          <m:rPr>
+            <m:sty m:val="p"/>
+          </m:rPr>
+          <m:t>=</m:t>
+        </m:r>
+        <m:r>
+          <m:t>500</m:t>
+        </m:r>
+        <m:r>
+          <m:t> </m:t>
+        </m:r>
+        <m:r>
+          <m:rPr>
+            <m:nor/>
+            <m:sty m:val="p"/>
+          </m:rPr>
+          <m:t>MW</m:t>
+        </m:r>
+      </m:oMath>
+      <w:r>
+        <w:t xml:space="preserve">）</w:t>
       </w:r>
     </w:p>
     <w:tbl>
@@ -6064,14 +6851,14 @@
         <w:jc w:val="start"/>
       </w:tblPr>
       <w:tblGrid>
-        <w:gridCol w:w="792"/>
-        <w:gridCol w:w="792"/>
-        <w:gridCol w:w="1056"/>
-        <w:gridCol w:w="1056"/>
-        <w:gridCol w:w="1056"/>
-        <w:gridCol w:w="1056"/>
-        <w:gridCol w:w="1056"/>
-        <w:gridCol w:w="1056"/>
+        <w:gridCol w:w="960"/>
+        <w:gridCol w:w="1200"/>
+        <w:gridCol w:w="960"/>
+        <w:gridCol w:w="960"/>
+        <w:gridCol w:w="960"/>
+        <w:gridCol w:w="960"/>
+        <w:gridCol w:w="960"/>
+        <w:gridCol w:w="960"/>
       </w:tblGrid>
       <w:tr>
         <w:trPr>
@@ -6082,50 +6869,94 @@
           <w:p>
             <w:pPr>
               <w:pStyle w:val="Compact"/>
-              <w:jc w:val="left"/>
-            </w:pPr>
-            <w:r>
-              <w:t xml:space="preserve">支路</w:t>
-            </w:r>
-          </w:p>
-        </w:tc>
-        <w:tc>
-          <w:tcPr/>
-          <w:p>
-            <w:pPr>
-              <w:pStyle w:val="Compact"/>
-              <w:jc w:val="left"/>
-            </w:pPr>
-            <w:r>
-              <w:t xml:space="preserve">节点</w:t>
-            </w:r>
-          </w:p>
-        </w:tc>
-        <w:tc>
-          <w:tcPr/>
-          <w:p>
-            <w:pPr>
-              <w:pStyle w:val="Compact"/>
-              <w:jc w:val="right"/>
-            </w:pPr>
-            <w:r>
-              <w:t xml:space="preserve">潮流 (MW)</w:t>
-            </w:r>
-          </w:p>
-        </w:tc>
-        <w:tc>
-          <w:tcPr/>
-          <w:p>
-            <w:pPr>
-              <w:pStyle w:val="Compact"/>
-              <w:jc w:val="right"/>
-            </w:pPr>
-            <w:r>
-              <w:t xml:space="preserve">负载比</w:t>
-            </w:r>
+              <w:jc w:val="right"/>
+            </w:pPr>
+            <w:r>
+              <w:t xml:space="preserve">Tx</w:t>
+            </w:r>
+          </w:p>
+        </w:tc>
+        <w:tc>
+          <w:tcPr/>
+          <w:p>
+            <w:pPr>
+              <w:pStyle w:val="Compact"/>
+              <w:jc w:val="right"/>
+            </w:pPr>
+            <w:r>
+              <w:t xml:space="preserve">bus</w:t>
+            </w:r>
+          </w:p>
+        </w:tc>
+        <w:tc>
+          <w:tcPr/>
+          <w:p>
+            <w:pPr>
+              <w:pStyle w:val="Compact"/>
+              <w:jc w:val="right"/>
+            </w:pPr>
+            <m:oMath>
+              <m:sSub>
+                <m:e>
+                  <m:r>
+                    <m:t>P</m:t>
+                  </m:r>
+                </m:e>
+                <m:sub>
+                  <m:r>
+                    <m:rPr>
+                      <m:sty m:val="p"/>
+                    </m:rPr>
+                    <m:t>s</m:t>
+                  </m:r>
+                  <m:r>
+                    <m:rPr>
+                      <m:sty m:val="p"/>
+                    </m:rPr>
+                    <m:t>e</m:t>
+                  </m:r>
+                  <m:r>
+                    <m:rPr>
+                      <m:sty m:val="p"/>
+                    </m:rPr>
+                    <m:t>r</m:t>
+                  </m:r>
+                  <m:r>
+                    <m:rPr>
+                      <m:sty m:val="p"/>
+                    </m:rPr>
+                    <m:t>v</m:t>
+                  </m:r>
+                  <m:r>
+                    <m:rPr>
+                      <m:sty m:val="p"/>
+                    </m:rPr>
+                    <m:t>e</m:t>
+                  </m:r>
+                  <m:r>
+                    <m:rPr>
+                      <m:sty m:val="p"/>
+                    </m:rPr>
+                    <m:t>d</m:t>
+                  </m:r>
+                </m:sub>
+              </m:sSub>
+            </m:oMath>
             <w:r>
               <w:t xml:space="preserve"> </w:t>
             </w:r>
+            <w:r>
+              <w:t xml:space="preserve">(MW)</w:t>
+            </w:r>
+          </w:p>
+        </w:tc>
+        <w:tc>
+          <w:tcPr/>
+          <w:p>
+            <w:pPr>
+              <w:pStyle w:val="Compact"/>
+              <w:jc w:val="right"/>
+            </w:pPr>
             <m:oMath>
               <m:r>
                 <m:t>K</m:t>
@@ -6261,94 +7092,94 @@
           <w:p>
             <w:pPr>
               <w:pStyle w:val="Compact"/>
-              <w:jc w:val="left"/>
-            </w:pPr>
-            <w:r>
-              <w:t xml:space="preserve">L5</w:t>
-            </w:r>
-          </w:p>
-        </w:tc>
-        <w:tc>
-          <w:tcPr/>
-          <w:p>
-            <w:pPr>
-              <w:pStyle w:val="Compact"/>
-              <w:jc w:val="left"/>
-            </w:pPr>
-            <w:r>
-              <w:t xml:space="preserve">2–30</w:t>
-            </w:r>
-          </w:p>
-        </w:tc>
-        <w:tc>
-          <w:tcPr/>
-          <w:p>
-            <w:pPr>
-              <w:pStyle w:val="Compact"/>
-              <w:jc w:val="right"/>
-            </w:pPr>
-            <w:r>
-              <w:t xml:space="preserve">-807.50</w:t>
-            </w:r>
-          </w:p>
-        </w:tc>
-        <w:tc>
-          <w:tcPr/>
-          <w:p>
-            <w:pPr>
-              <w:pStyle w:val="Compact"/>
-              <w:jc w:val="right"/>
-            </w:pPr>
-            <w:r>
-              <w:t xml:space="preserve">0.897</w:t>
-            </w:r>
-          </w:p>
-        </w:tc>
-        <w:tc>
-          <w:tcPr/>
-          <w:p>
-            <w:pPr>
-              <w:pStyle w:val="Compact"/>
-              <w:jc w:val="right"/>
-            </w:pPr>
-            <w:r>
-              <w:t xml:space="preserve">107.4</w:t>
-            </w:r>
-          </w:p>
-        </w:tc>
-        <w:tc>
-          <w:tcPr/>
-          <w:p>
-            <w:pPr>
-              <w:pStyle w:val="Compact"/>
-              <w:jc w:val="right"/>
-            </w:pPr>
-            <w:r>
-              <w:t xml:space="preserve">0.762</w:t>
-            </w:r>
-          </w:p>
-        </w:tc>
-        <w:tc>
-          <w:tcPr/>
-          <w:p>
-            <w:pPr>
-              <w:pStyle w:val="Compact"/>
-              <w:jc w:val="right"/>
-            </w:pPr>
-            <w:r>
-              <w:t xml:space="preserve">0.0152</w:t>
-            </w:r>
-          </w:p>
-        </w:tc>
-        <w:tc>
-          <w:tcPr/>
-          <w:p>
-            <w:pPr>
-              <w:pStyle w:val="Compact"/>
-              <w:jc w:val="right"/>
-            </w:pPr>
-            <w:r>
-              <w:t xml:space="preserve">4.17e-05</w:t>
+              <w:jc w:val="right"/>
+            </w:pPr>
+            <w:r>
+              <w:t xml:space="preserve">4</w:t>
+            </w:r>
+          </w:p>
+        </w:tc>
+        <w:tc>
+          <w:tcPr/>
+          <w:p>
+            <w:pPr>
+              <w:pStyle w:val="Compact"/>
+              <w:jc w:val="right"/>
+            </w:pPr>
+            <w:r>
+              <w:t xml:space="preserve">4</w:t>
+            </w:r>
+          </w:p>
+        </w:tc>
+        <w:tc>
+          <w:tcPr/>
+          <w:p>
+            <w:pPr>
+              <w:pStyle w:val="Compact"/>
+              <w:jc w:val="right"/>
+            </w:pPr>
+            <w:r>
+              <w:t xml:space="preserve">468.87</w:t>
+            </w:r>
+          </w:p>
+        </w:tc>
+        <w:tc>
+          <w:tcPr/>
+          <w:p>
+            <w:pPr>
+              <w:pStyle w:val="Compact"/>
+              <w:jc w:val="right"/>
+            </w:pPr>
+            <w:r>
+              <w:t xml:space="preserve">0.938</w:t>
+            </w:r>
+          </w:p>
+        </w:tc>
+        <w:tc>
+          <w:tcPr/>
+          <w:p>
+            <w:pPr>
+              <w:pStyle w:val="Compact"/>
+              <w:jc w:val="right"/>
+            </w:pPr>
+            <w:r>
+              <w:t xml:space="preserve">112.2</w:t>
+            </w:r>
+          </w:p>
+        </w:tc>
+        <w:tc>
+          <w:tcPr/>
+          <w:p>
+            <w:pPr>
+              <w:pStyle w:val="Compact"/>
+              <w:jc w:val="right"/>
+            </w:pPr>
+            <w:r>
+              <w:t xml:space="preserve">1.253</w:t>
+            </w:r>
+          </w:p>
+        </w:tc>
+        <w:tc>
+          <w:tcPr/>
+          <w:p>
+            <w:pPr>
+              <w:pStyle w:val="Compact"/>
+              <w:jc w:val="right"/>
+            </w:pPr>
+            <w:r>
+              <w:t xml:space="preserve">0.0251</w:t>
+            </w:r>
+          </w:p>
+        </w:tc>
+        <w:tc>
+          <w:tcPr/>
+          <w:p>
+            <w:pPr>
+              <w:pStyle w:val="Compact"/>
+              <w:jc w:val="right"/>
+            </w:pPr>
+            <w:r>
+              <w:t xml:space="preserve">6.87e-05</w:t>
             </w:r>
           </w:p>
         </w:tc>
@@ -6359,94 +7190,126 @@
           <w:p>
             <w:pPr>
               <w:pStyle w:val="Compact"/>
-              <w:jc w:val="left"/>
-            </w:pPr>
-            <w:r>
-              <w:t xml:space="preserve">L14</w:t>
-            </w:r>
-          </w:p>
-        </w:tc>
-        <w:tc>
-          <w:tcPr/>
-          <w:p>
-            <w:pPr>
-              <w:pStyle w:val="Compact"/>
-              <w:jc w:val="left"/>
-            </w:pPr>
-            <w:r>
-              <w:t xml:space="preserve">6–31</w:t>
-            </w:r>
-          </w:p>
-        </w:tc>
-        <w:tc>
-          <w:tcPr/>
-          <w:p>
-            <w:pPr>
-              <w:pStyle w:val="Compact"/>
-              <w:jc w:val="right"/>
-            </w:pPr>
-            <w:r>
-              <w:t xml:space="preserve">-772.14</w:t>
-            </w:r>
-          </w:p>
-        </w:tc>
-        <w:tc>
-          <w:tcPr/>
-          <w:p>
-            <w:pPr>
-              <w:pStyle w:val="Compact"/>
-              <w:jc w:val="right"/>
-            </w:pPr>
-            <w:r>
-              <w:t xml:space="preserve">0.429</w:t>
-            </w:r>
-          </w:p>
-        </w:tc>
-        <w:tc>
-          <w:tcPr/>
-          <w:p>
-            <w:pPr>
-              <w:pStyle w:val="Compact"/>
-              <w:jc w:val="right"/>
-            </w:pPr>
-            <w:r>
-              <w:t xml:space="preserve">63.6</w:t>
-            </w:r>
-          </w:p>
-        </w:tc>
-        <w:tc>
-          <w:tcPr/>
-          <w:p>
-            <w:pPr>
-              <w:pStyle w:val="Compact"/>
-              <w:jc w:val="right"/>
-            </w:pPr>
-            <w:r>
-              <w:t xml:space="preserve">0.005</w:t>
-            </w:r>
-          </w:p>
-        </w:tc>
-        <w:tc>
-          <w:tcPr/>
-          <w:p>
-            <w:pPr>
-              <w:pStyle w:val="Compact"/>
-              <w:jc w:val="right"/>
-            </w:pPr>
-            <w:r>
-              <w:t xml:space="preserve">0.0001</w:t>
-            </w:r>
-          </w:p>
-        </w:tc>
-        <w:tc>
-          <w:tcPr/>
-          <w:p>
-            <w:pPr>
-              <w:pStyle w:val="Compact"/>
-              <w:jc w:val="right"/>
-            </w:pPr>
-            <w:r>
-              <w:t xml:space="preserve">2.49e-07</w:t>
+              <w:jc w:val="right"/>
+            </w:pPr>
+            <w:r>
+              <w:rPr>
+                <w:bCs/>
+                <w:b/>
+              </w:rPr>
+              <w:t xml:space="preserve">8</w:t>
+            </w:r>
+          </w:p>
+        </w:tc>
+        <w:tc>
+          <w:tcPr/>
+          <w:p>
+            <w:pPr>
+              <w:pStyle w:val="Compact"/>
+              <w:jc w:val="right"/>
+            </w:pPr>
+            <w:r>
+              <w:rPr>
+                <w:bCs/>
+                <w:b/>
+              </w:rPr>
+              <w:t xml:space="preserve">8</w:t>
+            </w:r>
+          </w:p>
+        </w:tc>
+        <w:tc>
+          <w:tcPr/>
+          <w:p>
+            <w:pPr>
+              <w:pStyle w:val="Compact"/>
+              <w:jc w:val="right"/>
+            </w:pPr>
+            <w:r>
+              <w:rPr>
+                <w:bCs/>
+                <w:b/>
+              </w:rPr>
+              <w:t xml:space="preserve">501.99</w:t>
+            </w:r>
+          </w:p>
+        </w:tc>
+        <w:tc>
+          <w:tcPr/>
+          <w:p>
+            <w:pPr>
+              <w:pStyle w:val="Compact"/>
+              <w:jc w:val="right"/>
+            </w:pPr>
+            <w:r>
+              <w:rPr>
+                <w:bCs/>
+                <w:b/>
+              </w:rPr>
+              <w:t xml:space="preserve">1.004</w:t>
+            </w:r>
+          </w:p>
+        </w:tc>
+        <w:tc>
+          <w:tcPr/>
+          <w:p>
+            <w:pPr>
+              <w:pStyle w:val="Compact"/>
+              <w:jc w:val="right"/>
+            </w:pPr>
+            <w:r>
+              <w:rPr>
+                <w:bCs/>
+                <w:b/>
+              </w:rPr>
+              <w:t xml:space="preserve">120.5</w:t>
+            </w:r>
+          </w:p>
+        </w:tc>
+        <w:tc>
+          <w:tcPr/>
+          <w:p>
+            <w:pPr>
+              <w:pStyle w:val="Compact"/>
+              <w:jc w:val="right"/>
+            </w:pPr>
+            <w:r>
+              <w:rPr>
+                <w:bCs/>
+                <w:b/>
+              </w:rPr>
+              <w:t xml:space="preserve">2.846</w:t>
+            </w:r>
+          </w:p>
+        </w:tc>
+        <w:tc>
+          <w:tcPr/>
+          <w:p>
+            <w:pPr>
+              <w:pStyle w:val="Compact"/>
+              <w:jc w:val="right"/>
+            </w:pPr>
+            <w:r>
+              <w:rPr>
+                <w:bCs/>
+                <w:b/>
+              </w:rPr>
+              <w:t xml:space="preserve">0.0569</w:t>
+            </w:r>
+          </w:p>
+        </w:tc>
+        <w:tc>
+          <w:tcPr/>
+          <w:p>
+            <w:pPr>
+              <w:pStyle w:val="Compact"/>
+              <w:jc w:val="right"/>
+            </w:pPr>
+            <w:r>
+              <w:rPr>
+                <w:bCs/>
+                <w:b/>
+              </w:rPr>
+              <w:t xml:space="preserve">1.56e-04</w:t>
             </w:r>
           </w:p>
         </w:tc>
@@ -6457,94 +7320,126 @@
           <w:p>
             <w:pPr>
               <w:pStyle w:val="Compact"/>
-              <w:jc w:val="left"/>
-            </w:pPr>
-            <w:r>
-              <w:t xml:space="preserve">L20</w:t>
-            </w:r>
-          </w:p>
-        </w:tc>
-        <w:tc>
-          <w:tcPr/>
-          <w:p>
-            <w:pPr>
-              <w:pStyle w:val="Compact"/>
-              <w:jc w:val="left"/>
-            </w:pPr>
-            <w:r>
-              <w:t xml:space="preserve">10–32</w:t>
-            </w:r>
-          </w:p>
-        </w:tc>
-        <w:tc>
-          <w:tcPr/>
-          <w:p>
-            <w:pPr>
-              <w:pStyle w:val="Compact"/>
-              <w:jc w:val="right"/>
-            </w:pPr>
-            <w:r>
-              <w:t xml:space="preserve">-780.00</w:t>
-            </w:r>
-          </w:p>
-        </w:tc>
-        <w:tc>
-          <w:tcPr/>
-          <w:p>
-            <w:pPr>
-              <w:pStyle w:val="Compact"/>
-              <w:jc w:val="right"/>
-            </w:pPr>
-            <w:r>
-              <w:t xml:space="preserve">0.867</w:t>
-            </w:r>
-          </w:p>
-        </w:tc>
-        <w:tc>
-          <w:tcPr/>
-          <w:p>
-            <w:pPr>
-              <w:pStyle w:val="Compact"/>
-              <w:jc w:val="right"/>
-            </w:pPr>
-            <w:r>
-              <w:t xml:space="preserve">103.8</w:t>
-            </w:r>
-          </w:p>
-        </w:tc>
-        <w:tc>
-          <w:tcPr/>
-          <w:p>
-            <w:pPr>
-              <w:pStyle w:val="Compact"/>
-              <w:jc w:val="right"/>
-            </w:pPr>
-            <w:r>
-              <w:t xml:space="preserve">0.525</w:t>
-            </w:r>
-          </w:p>
-        </w:tc>
-        <w:tc>
-          <w:tcPr/>
-          <w:p>
-            <w:pPr>
-              <w:pStyle w:val="Compact"/>
-              <w:jc w:val="right"/>
-            </w:pPr>
-            <w:r>
-              <w:t xml:space="preserve">0.0105</w:t>
-            </w:r>
-          </w:p>
-        </w:tc>
-        <w:tc>
-          <w:tcPr/>
-          <w:p>
-            <w:pPr>
-              <w:pStyle w:val="Compact"/>
-              <w:jc w:val="right"/>
-            </w:pPr>
-            <w:r>
-              <w:t xml:space="preserve">2.88e-05</w:t>
+              <w:jc w:val="right"/>
+            </w:pPr>
+            <w:r>
+              <w:rPr>
+                <w:bCs/>
+                <w:b/>
+              </w:rPr>
+              <w:t xml:space="preserve">20</w:t>
+            </w:r>
+          </w:p>
+        </w:tc>
+        <w:tc>
+          <w:tcPr/>
+          <w:p>
+            <w:pPr>
+              <w:pStyle w:val="Compact"/>
+              <w:jc w:val="right"/>
+            </w:pPr>
+            <w:r>
+              <w:rPr>
+                <w:bCs/>
+                <w:b/>
+              </w:rPr>
+              <w:t xml:space="preserve">20</w:t>
+            </w:r>
+          </w:p>
+        </w:tc>
+        <w:tc>
+          <w:tcPr/>
+          <w:p>
+            <w:pPr>
+              <w:pStyle w:val="Compact"/>
+              <w:jc w:val="right"/>
+            </w:pPr>
+            <w:r>
+              <w:rPr>
+                <w:bCs/>
+                <w:b/>
+              </w:rPr>
+              <w:t xml:space="preserve">734.40</w:t>
+            </w:r>
+          </w:p>
+        </w:tc>
+        <w:tc>
+          <w:tcPr/>
+          <w:p>
+            <w:pPr>
+              <w:pStyle w:val="Compact"/>
+              <w:jc w:val="right"/>
+            </w:pPr>
+            <w:r>
+              <w:rPr>
+                <w:bCs/>
+                <w:b/>
+              </w:rPr>
+              <w:t xml:space="preserve">1.469</w:t>
+            </w:r>
+          </w:p>
+        </w:tc>
+        <w:tc>
+          <w:tcPr/>
+          <w:p>
+            <w:pPr>
+              <w:pStyle w:val="Compact"/>
+              <w:jc w:val="right"/>
+            </w:pPr>
+            <w:r>
+              <w:rPr>
+                <w:bCs/>
+                <w:b/>
+              </w:rPr>
+              <w:t xml:space="preserve">190.2</w:t>
+            </w:r>
+          </w:p>
+        </w:tc>
+        <w:tc>
+          <w:tcPr/>
+          <w:p>
+            <w:pPr>
+              <w:pStyle w:val="Compact"/>
+              <w:jc w:val="right"/>
+            </w:pPr>
+            <w:r>
+              <w:rPr>
+                <w:bCs/>
+                <w:b/>
+              </w:rPr>
+              <w:t xml:space="preserve">881.5</w:t>
+            </w:r>
+          </w:p>
+        </w:tc>
+        <w:tc>
+          <w:tcPr/>
+          <w:p>
+            <w:pPr>
+              <w:pStyle w:val="Compact"/>
+              <w:jc w:val="right"/>
+            </w:pPr>
+            <w:r>
+              <w:rPr>
+                <w:bCs/>
+                <w:b/>
+              </w:rPr>
+              <w:t xml:space="preserve">17.63</w:t>
+            </w:r>
+          </w:p>
+        </w:tc>
+        <w:tc>
+          <w:tcPr/>
+          <w:p>
+            <w:pPr>
+              <w:pStyle w:val="Compact"/>
+              <w:jc w:val="right"/>
+            </w:pPr>
+            <w:r>
+              <w:rPr>
+                <w:bCs/>
+                <w:b/>
+              </w:rPr>
+              <w:t xml:space="preserve">4.72e-02</w:t>
             </w:r>
           </w:p>
         </w:tc>
@@ -6555,34 +7450,58 @@
           <w:p>
             <w:pPr>
               <w:pStyle w:val="Compact"/>
-              <w:jc w:val="left"/>
-            </w:pPr>
-            <w:r>
-              <w:t xml:space="preserve">L21</w:t>
-            </w:r>
-          </w:p>
-        </w:tc>
-        <w:tc>
-          <w:tcPr/>
-          <w:p>
-            <w:pPr>
-              <w:pStyle w:val="Compact"/>
-              <w:jc w:val="left"/>
-            </w:pPr>
-            <w:r>
-              <w:t xml:space="preserve">12–11</w:t>
-            </w:r>
-          </w:p>
-        </w:tc>
-        <w:tc>
-          <w:tcPr/>
-          <w:p>
-            <w:pPr>
-              <w:pStyle w:val="Compact"/>
-              <w:jc w:val="right"/>
-            </w:pPr>
-            <w:r>
-              <w:t xml:space="preserve">-10.62</w:t>
+              <w:jc w:val="right"/>
+            </w:pPr>
+            <w:r>
+              <w:t xml:space="preserve">3</w:t>
+            </w:r>
+          </w:p>
+        </w:tc>
+        <w:tc>
+          <w:tcPr/>
+          <w:p>
+            <w:pPr>
+              <w:pStyle w:val="Compact"/>
+              <w:jc w:val="right"/>
+            </w:pPr>
+            <w:r>
+              <w:t xml:space="preserve">3</w:t>
+            </w:r>
+          </w:p>
+        </w:tc>
+        <w:tc>
+          <w:tcPr/>
+          <w:p>
+            <w:pPr>
+              <w:pStyle w:val="Compact"/>
+              <w:jc w:val="right"/>
+            </w:pPr>
+            <w:r>
+              <w:t xml:space="preserve">292.53</w:t>
+            </w:r>
+          </w:p>
+        </w:tc>
+        <w:tc>
+          <w:tcPr/>
+          <w:p>
+            <w:pPr>
+              <w:pStyle w:val="Compact"/>
+              <w:jc w:val="right"/>
+            </w:pPr>
+            <w:r>
+              <w:t xml:space="preserve">0.585</w:t>
+            </w:r>
+          </w:p>
+        </w:tc>
+        <w:tc>
+          <w:tcPr/>
+          <w:p>
+            <w:pPr>
+              <w:pStyle w:val="Compact"/>
+              <w:jc w:val="right"/>
+            </w:pPr>
+            <w:r>
+              <w:t xml:space="preserve">75.5</w:t>
             </w:r>
           </w:p>
         </w:tc>
@@ -6606,43 +7525,19 @@
               <w:jc w:val="right"/>
             </w:pPr>
             <w:r>
-              <w:t xml:space="preserve">47.7</w:t>
-            </w:r>
-          </w:p>
-        </w:tc>
-        <w:tc>
-          <w:tcPr/>
-          <w:p>
-            <w:pPr>
-              <w:pStyle w:val="Compact"/>
-              <w:jc w:val="right"/>
-            </w:pPr>
-            <w:r>
-              <w:t xml:space="preserve">0.000</w:t>
-            </w:r>
-          </w:p>
-        </w:tc>
-        <w:tc>
-          <w:tcPr/>
-          <w:p>
-            <w:pPr>
-              <w:pStyle w:val="Compact"/>
-              <w:jc w:val="right"/>
-            </w:pPr>
-            <w:r>
-              <w:t xml:space="preserve">0.0000</w:t>
-            </w:r>
-          </w:p>
-        </w:tc>
-        <w:tc>
-          <w:tcPr/>
-          <w:p>
-            <w:pPr>
-              <w:pStyle w:val="Compact"/>
-              <w:jc w:val="right"/>
-            </w:pPr>
-            <w:r>
-              <w:t xml:space="preserve">2.72e-08</w:t>
+              <w:t xml:space="preserve">0.0004</w:t>
+            </w:r>
+          </w:p>
+        </w:tc>
+        <w:tc>
+          <w:tcPr/>
+          <w:p>
+            <w:pPr>
+              <w:pStyle w:val="Compact"/>
+              <w:jc w:val="right"/>
+            </w:pPr>
+            <w:r>
+              <w:t xml:space="preserve">1.14e-06</w:t>
             </w:r>
           </w:p>
         </w:tc>
@@ -6653,94 +7548,94 @@
           <w:p>
             <w:pPr>
               <w:pStyle w:val="Compact"/>
-              <w:jc w:val="left"/>
-            </w:pPr>
-            <w:r>
-              <w:t xml:space="preserve">L22</w:t>
-            </w:r>
-          </w:p>
-        </w:tc>
-        <w:tc>
-          <w:tcPr/>
-          <w:p>
-            <w:pPr>
-              <w:pStyle w:val="Compact"/>
-              <w:jc w:val="left"/>
-            </w:pPr>
-            <w:r>
-              <w:t xml:space="preserve">12–13</w:t>
-            </w:r>
-          </w:p>
-        </w:tc>
-        <w:tc>
-          <w:tcPr/>
-          <w:p>
-            <w:pPr>
-              <w:pStyle w:val="Compact"/>
-              <w:jc w:val="right"/>
-            </w:pPr>
-            <w:r>
-              <w:t xml:space="preserve">3.36</w:t>
-            </w:r>
-          </w:p>
-        </w:tc>
-        <w:tc>
-          <w:tcPr/>
-          <w:p>
-            <w:pPr>
-              <w:pStyle w:val="Compact"/>
-              <w:jc w:val="right"/>
-            </w:pPr>
-            <w:r>
-              <w:t xml:space="preserve">0.007</w:t>
-            </w:r>
-          </w:p>
-        </w:tc>
-        <w:tc>
-          <w:tcPr/>
-          <w:p>
-            <w:pPr>
-              <w:pStyle w:val="Compact"/>
-              <w:jc w:val="right"/>
-            </w:pPr>
-            <w:r>
-              <w:t xml:space="preserve">47.6</w:t>
-            </w:r>
-          </w:p>
-        </w:tc>
-        <w:tc>
-          <w:tcPr/>
-          <w:p>
-            <w:pPr>
-              <w:pStyle w:val="Compact"/>
-              <w:jc w:val="right"/>
-            </w:pPr>
-            <w:r>
-              <w:t xml:space="preserve">0.000</w:t>
-            </w:r>
-          </w:p>
-        </w:tc>
-        <w:tc>
-          <w:tcPr/>
-          <w:p>
-            <w:pPr>
-              <w:pStyle w:val="Compact"/>
-              <w:jc w:val="right"/>
-            </w:pPr>
-            <w:r>
-              <w:t xml:space="preserve">0.0000</w:t>
-            </w:r>
-          </w:p>
-        </w:tc>
-        <w:tc>
-          <w:tcPr/>
-          <w:p>
-            <w:pPr>
-              <w:pStyle w:val="Compact"/>
-              <w:jc w:val="right"/>
-            </w:pPr>
-            <w:r>
-              <w:t xml:space="preserve">2.69e-08</w:t>
+              <w:jc w:val="right"/>
+            </w:pPr>
+            <w:r>
+              <w:t xml:space="preserve">15</w:t>
+            </w:r>
+          </w:p>
+        </w:tc>
+        <w:tc>
+          <w:tcPr/>
+          <w:p>
+            <w:pPr>
+              <w:pStyle w:val="Compact"/>
+              <w:jc w:val="right"/>
+            </w:pPr>
+            <w:r>
+              <w:t xml:space="preserve">15</w:t>
+            </w:r>
+          </w:p>
+        </w:tc>
+        <w:tc>
+          <w:tcPr/>
+          <w:p>
+            <w:pPr>
+              <w:pStyle w:val="Compact"/>
+              <w:jc w:val="right"/>
+            </w:pPr>
+            <w:r>
+              <w:t xml:space="preserve">289.10</w:t>
+            </w:r>
+          </w:p>
+        </w:tc>
+        <w:tc>
+          <w:tcPr/>
+          <w:p>
+            <w:pPr>
+              <w:pStyle w:val="Compact"/>
+              <w:jc w:val="right"/>
+            </w:pPr>
+            <w:r>
+              <w:t xml:space="preserve">0.578</w:t>
+            </w:r>
+          </w:p>
+        </w:tc>
+        <w:tc>
+          <w:tcPr/>
+          <w:p>
+            <w:pPr>
+              <w:pStyle w:val="Compact"/>
+              <w:jc w:val="right"/>
+            </w:pPr>
+            <w:r>
+              <w:t xml:space="preserve">75.0</w:t>
+            </w:r>
+          </w:p>
+        </w:tc>
+        <w:tc>
+          <w:tcPr/>
+          <w:p>
+            <w:pPr>
+              <w:pStyle w:val="Compact"/>
+              <w:jc w:val="right"/>
+            </w:pPr>
+            <w:r>
+              <w:t xml:space="preserve">0.019</w:t>
+            </w:r>
+          </w:p>
+        </w:tc>
+        <w:tc>
+          <w:tcPr/>
+          <w:p>
+            <w:pPr>
+              <w:pStyle w:val="Compact"/>
+              <w:jc w:val="right"/>
+            </w:pPr>
+            <w:r>
+              <w:t xml:space="preserve">0.0004</w:t>
+            </w:r>
+          </w:p>
+        </w:tc>
+        <w:tc>
+          <w:tcPr/>
+          <w:p>
+            <w:pPr>
+              <w:pStyle w:val="Compact"/>
+              <w:jc w:val="right"/>
+            </w:pPr>
+            <w:r>
+              <w:t xml:space="preserve">1.06e-06</w:t>
             </w:r>
           </w:p>
         </w:tc>
@@ -6751,94 +7646,94 @@
           <w:p>
             <w:pPr>
               <w:pStyle w:val="Compact"/>
-              <w:jc w:val="left"/>
-            </w:pPr>
-            <w:r>
-              <w:t xml:space="preserve">L32</w:t>
-            </w:r>
-          </w:p>
-        </w:tc>
-        <w:tc>
-          <w:tcPr/>
-          <w:p>
-            <w:pPr>
-              <w:pStyle w:val="Compact"/>
-              <w:jc w:val="left"/>
-            </w:pPr>
-            <w:r>
-              <w:t xml:space="preserve">19–20</w:t>
-            </w:r>
-          </w:p>
-        </w:tc>
-        <w:tc>
-          <w:tcPr/>
-          <w:p>
-            <w:pPr>
-              <w:pStyle w:val="Compact"/>
-              <w:jc w:val="right"/>
-            </w:pPr>
-            <w:r>
-              <w:t xml:space="preserve">51.90</w:t>
-            </w:r>
-          </w:p>
-        </w:tc>
-        <w:tc>
-          <w:tcPr/>
-          <w:p>
-            <w:pPr>
-              <w:pStyle w:val="Compact"/>
-              <w:jc w:val="right"/>
-            </w:pPr>
-            <w:r>
-              <w:t xml:space="preserve">0.058</w:t>
-            </w:r>
-          </w:p>
-        </w:tc>
-        <w:tc>
-          <w:tcPr/>
-          <w:p>
-            <w:pPr>
-              <w:pStyle w:val="Compact"/>
-              <w:jc w:val="right"/>
-            </w:pPr>
-            <w:r>
-              <w:t xml:space="preserve">48.1</w:t>
-            </w:r>
-          </w:p>
-        </w:tc>
-        <w:tc>
-          <w:tcPr/>
-          <w:p>
-            <w:pPr>
-              <w:pStyle w:val="Compact"/>
-              <w:jc w:val="right"/>
-            </w:pPr>
-            <w:r>
-              <w:t xml:space="preserve">0.001</w:t>
-            </w:r>
-          </w:p>
-        </w:tc>
-        <w:tc>
-          <w:tcPr/>
-          <w:p>
-            <w:pPr>
-              <w:pStyle w:val="Compact"/>
-              <w:jc w:val="right"/>
-            </w:pPr>
-            <w:r>
-              <w:t xml:space="preserve">0.0000</w:t>
-            </w:r>
-          </w:p>
-        </w:tc>
-        <w:tc>
-          <w:tcPr/>
-          <w:p>
-            <w:pPr>
-              <w:pStyle w:val="Compact"/>
-              <w:jc w:val="right"/>
-            </w:pPr>
-            <w:r>
-              <w:t xml:space="preserve">2.86e-08</w:t>
+              <w:jc w:val="right"/>
+            </w:pPr>
+            <w:r>
+              <w:t xml:space="preserve">16</w:t>
+            </w:r>
+          </w:p>
+        </w:tc>
+        <w:tc>
+          <w:tcPr/>
+          <w:p>
+            <w:pPr>
+              <w:pStyle w:val="Compact"/>
+              <w:jc w:val="right"/>
+            </w:pPr>
+            <w:r>
+              <w:t xml:space="preserve">16</w:t>
+            </w:r>
+          </w:p>
+        </w:tc>
+        <w:tc>
+          <w:tcPr/>
+          <w:p>
+            <w:pPr>
+              <w:pStyle w:val="Compact"/>
+              <w:jc w:val="right"/>
+            </w:pPr>
+            <w:r>
+              <w:t xml:space="preserve">297.91</w:t>
+            </w:r>
+          </w:p>
+        </w:tc>
+        <w:tc>
+          <w:tcPr/>
+          <w:p>
+            <w:pPr>
+              <w:pStyle w:val="Compact"/>
+              <w:jc w:val="right"/>
+            </w:pPr>
+            <w:r>
+              <w:t xml:space="preserve">0.596</w:t>
+            </w:r>
+          </w:p>
+        </w:tc>
+        <w:tc>
+          <w:tcPr/>
+          <w:p>
+            <w:pPr>
+              <w:pStyle w:val="Compact"/>
+              <w:jc w:val="right"/>
+            </w:pPr>
+            <w:r>
+              <w:t xml:space="preserve">76.5</w:t>
+            </w:r>
+          </w:p>
+        </w:tc>
+        <w:tc>
+          <w:tcPr/>
+          <w:p>
+            <w:pPr>
+              <w:pStyle w:val="Compact"/>
+              <w:jc w:val="right"/>
+            </w:pPr>
+            <w:r>
+              <w:t xml:space="preserve">0.023</w:t>
+            </w:r>
+          </w:p>
+        </w:tc>
+        <w:tc>
+          <w:tcPr/>
+          <w:p>
+            <w:pPr>
+              <w:pStyle w:val="Compact"/>
+              <w:jc w:val="right"/>
+            </w:pPr>
+            <w:r>
+              <w:t xml:space="preserve">0.0005</w:t>
+            </w:r>
+          </w:p>
+        </w:tc>
+        <w:tc>
+          <w:tcPr/>
+          <w:p>
+            <w:pPr>
+              <w:pStyle w:val="Compact"/>
+              <w:jc w:val="right"/>
+            </w:pPr>
+            <w:r>
+              <w:t xml:space="preserve">1.28e-06</w:t>
             </w:r>
           </w:p>
         </w:tc>
@@ -6849,94 +7744,94 @@
           <w:p>
             <w:pPr>
               <w:pStyle w:val="Compact"/>
-              <w:jc w:val="left"/>
-            </w:pPr>
-            <w:r>
-              <w:t xml:space="preserve">L33</w:t>
-            </w:r>
-          </w:p>
-        </w:tc>
-        <w:tc>
-          <w:tcPr/>
-          <w:p>
-            <w:pPr>
-              <w:pStyle w:val="Compact"/>
-              <w:jc w:val="left"/>
-            </w:pPr>
-            <w:r>
-              <w:t xml:space="preserve">19–33</w:t>
-            </w:r>
-          </w:p>
-        </w:tc>
-        <w:tc>
-          <w:tcPr/>
-          <w:p>
-            <w:pPr>
-              <w:pStyle w:val="Compact"/>
-              <w:jc w:val="right"/>
-            </w:pPr>
-            <w:r>
-              <w:t xml:space="preserve">-651.90</w:t>
-            </w:r>
-          </w:p>
-        </w:tc>
-        <w:tc>
-          <w:tcPr/>
-          <w:p>
-            <w:pPr>
-              <w:pStyle w:val="Compact"/>
-              <w:jc w:val="right"/>
-            </w:pPr>
-            <w:r>
-              <w:t xml:space="preserve">0.724</w:t>
-            </w:r>
-          </w:p>
-        </w:tc>
-        <w:tc>
-          <w:tcPr/>
-          <w:p>
-            <w:pPr>
-              <w:pStyle w:val="Compact"/>
-              <w:jc w:val="right"/>
-            </w:pPr>
-            <w:r>
-              <w:t xml:space="preserve">88.5</w:t>
-            </w:r>
-          </w:p>
-        </w:tc>
-        <w:tc>
-          <w:tcPr/>
-          <w:p>
-            <w:pPr>
-              <w:pStyle w:val="Compact"/>
-              <w:jc w:val="right"/>
-            </w:pPr>
-            <w:r>
-              <w:t xml:space="preserve">0.097</w:t>
-            </w:r>
-          </w:p>
-        </w:tc>
-        <w:tc>
-          <w:tcPr/>
-          <w:p>
-            <w:pPr>
-              <w:pStyle w:val="Compact"/>
-              <w:jc w:val="right"/>
-            </w:pPr>
-            <w:r>
-              <w:t xml:space="preserve">0.0019</w:t>
-            </w:r>
-          </w:p>
-        </w:tc>
-        <w:tc>
-          <w:tcPr/>
-          <w:p>
-            <w:pPr>
-              <w:pStyle w:val="Compact"/>
-              <w:jc w:val="right"/>
-            </w:pPr>
-            <w:r>
-              <w:t xml:space="preserve">5.32e-06</w:t>
+              <w:jc w:val="right"/>
+            </w:pPr>
+            <w:r>
+              <w:t xml:space="preserve">21</w:t>
+            </w:r>
+          </w:p>
+        </w:tc>
+        <w:tc>
+          <w:tcPr/>
+          <w:p>
+            <w:pPr>
+              <w:pStyle w:val="Compact"/>
+              <w:jc w:val="right"/>
+            </w:pPr>
+            <w:r>
+              <w:t xml:space="preserve">21</w:t>
+            </w:r>
+          </w:p>
+        </w:tc>
+        <w:tc>
+          <w:tcPr/>
+          <w:p>
+            <w:pPr>
+              <w:pStyle w:val="Compact"/>
+              <w:jc w:val="right"/>
+            </w:pPr>
+            <w:r>
+              <w:t xml:space="preserve">244.97</w:t>
+            </w:r>
+          </w:p>
+        </w:tc>
+        <w:tc>
+          <w:tcPr/>
+          <w:p>
+            <w:pPr>
+              <w:pStyle w:val="Compact"/>
+              <w:jc w:val="right"/>
+            </w:pPr>
+            <w:r>
+              <w:t xml:space="preserve">0.490</w:t>
+            </w:r>
+          </w:p>
+        </w:tc>
+        <w:tc>
+          <w:tcPr/>
+          <w:p>
+            <w:pPr>
+              <w:pStyle w:val="Compact"/>
+              <w:jc w:val="right"/>
+            </w:pPr>
+            <w:r>
+              <w:t xml:space="preserve">68.0</w:t>
+            </w:r>
+          </w:p>
+        </w:tc>
+        <w:tc>
+          <w:tcPr/>
+          <w:p>
+            <w:pPr>
+              <w:pStyle w:val="Compact"/>
+              <w:jc w:val="right"/>
+            </w:pPr>
+            <w:r>
+              <w:t xml:space="preserve">0.008</w:t>
+            </w:r>
+          </w:p>
+        </w:tc>
+        <w:tc>
+          <w:tcPr/>
+          <w:p>
+            <w:pPr>
+              <w:pStyle w:val="Compact"/>
+              <w:jc w:val="right"/>
+            </w:pPr>
+            <w:r>
+              <w:t xml:space="preserve">0.0002</w:t>
+            </w:r>
+          </w:p>
+        </w:tc>
+        <w:tc>
+          <w:tcPr/>
+          <w:p>
+            <w:pPr>
+              <w:pStyle w:val="Compact"/>
+              <w:jc w:val="right"/>
+            </w:pPr>
+            <w:r>
+              <w:t xml:space="preserve">4.38e-07</w:t>
             </w:r>
           </w:p>
         </w:tc>
@@ -6947,94 +7842,94 @@
           <w:p>
             <w:pPr>
               <w:pStyle w:val="Compact"/>
-              <w:jc w:val="left"/>
-            </w:pPr>
-            <w:r>
-              <w:t xml:space="preserve">L34</w:t>
-            </w:r>
-          </w:p>
-        </w:tc>
-        <w:tc>
-          <w:tcPr/>
-          <w:p>
-            <w:pPr>
-              <w:pStyle w:val="Compact"/>
-              <w:jc w:val="left"/>
-            </w:pPr>
-            <w:r>
-              <w:t xml:space="preserve">20–34</w:t>
-            </w:r>
-          </w:p>
-        </w:tc>
-        <w:tc>
-          <w:tcPr/>
-          <w:p>
-            <w:pPr>
-              <w:pStyle w:val="Compact"/>
-              <w:jc w:val="right"/>
-            </w:pPr>
-            <w:r>
-              <w:t xml:space="preserve">-682.50</w:t>
-            </w:r>
-          </w:p>
-        </w:tc>
-        <w:tc>
-          <w:tcPr/>
-          <w:p>
-            <w:pPr>
-              <w:pStyle w:val="Compact"/>
-              <w:jc w:val="right"/>
-            </w:pPr>
-            <w:r>
-              <w:t xml:space="preserve">0.758</w:t>
-            </w:r>
-          </w:p>
-        </w:tc>
-        <w:tc>
-          <w:tcPr/>
-          <w:p>
-            <w:pPr>
-              <w:pStyle w:val="Compact"/>
-              <w:jc w:val="right"/>
-            </w:pPr>
-            <w:r>
-              <w:t xml:space="preserve">91.9</w:t>
-            </w:r>
-          </w:p>
-        </w:tc>
-        <w:tc>
-          <w:tcPr/>
-          <w:p>
-            <w:pPr>
-              <w:pStyle w:val="Compact"/>
-              <w:jc w:val="right"/>
-            </w:pPr>
-            <w:r>
-              <w:t xml:space="preserve">0.144</w:t>
-            </w:r>
-          </w:p>
-        </w:tc>
-        <w:tc>
-          <w:tcPr/>
-          <w:p>
-            <w:pPr>
-              <w:pStyle w:val="Compact"/>
-              <w:jc w:val="right"/>
-            </w:pPr>
-            <w:r>
-              <w:t xml:space="preserve">0.0029</w:t>
-            </w:r>
-          </w:p>
-        </w:tc>
-        <w:tc>
-          <w:tcPr/>
-          <w:p>
-            <w:pPr>
-              <w:pStyle w:val="Compact"/>
-              <w:jc w:val="right"/>
-            </w:pPr>
-            <w:r>
-              <w:t xml:space="preserve">7.90e-06</w:t>
+              <w:jc w:val="right"/>
+            </w:pPr>
+            <w:r>
+              <w:t xml:space="preserve">24</w:t>
+            </w:r>
+          </w:p>
+        </w:tc>
+        <w:tc>
+          <w:tcPr/>
+          <w:p>
+            <w:pPr>
+              <w:pStyle w:val="Compact"/>
+              <w:jc w:val="right"/>
+            </w:pPr>
+            <w:r>
+              <w:t xml:space="preserve">24</w:t>
+            </w:r>
+          </w:p>
+        </w:tc>
+        <w:tc>
+          <w:tcPr/>
+          <w:p>
+            <w:pPr>
+              <w:pStyle w:val="Compact"/>
+              <w:jc w:val="right"/>
+            </w:pPr>
+            <w:r>
+              <w:t xml:space="preserve">276.70</w:t>
+            </w:r>
+          </w:p>
+        </w:tc>
+        <w:tc>
+          <w:tcPr/>
+          <w:p>
+            <w:pPr>
+              <w:pStyle w:val="Compact"/>
+              <w:jc w:val="right"/>
+            </w:pPr>
+            <w:r>
+              <w:t xml:space="preserve">0.553</w:t>
+            </w:r>
+          </w:p>
+        </w:tc>
+        <w:tc>
+          <w:tcPr/>
+          <w:p>
+            <w:pPr>
+              <w:pStyle w:val="Compact"/>
+              <w:jc w:val="right"/>
+            </w:pPr>
+            <w:r>
+              <w:t xml:space="preserve">72.9</w:t>
+            </w:r>
+          </w:p>
+        </w:tc>
+        <w:tc>
+          <w:tcPr/>
+          <w:p>
+            <w:pPr>
+              <w:pStyle w:val="Compact"/>
+              <w:jc w:val="right"/>
+            </w:pPr>
+            <w:r>
+              <w:t xml:space="preserve">0.015</w:t>
+            </w:r>
+          </w:p>
+        </w:tc>
+        <w:tc>
+          <w:tcPr/>
+          <w:p>
+            <w:pPr>
+              <w:pStyle w:val="Compact"/>
+              <w:jc w:val="right"/>
+            </w:pPr>
+            <w:r>
+              <w:t xml:space="preserve">0.0003</w:t>
+            </w:r>
+          </w:p>
+        </w:tc>
+        <w:tc>
+          <w:tcPr/>
+          <w:p>
+            <w:pPr>
+              <w:pStyle w:val="Compact"/>
+              <w:jc w:val="right"/>
+            </w:pPr>
+            <w:r>
+              <w:t xml:space="preserve">8.22e-07</w:t>
             </w:r>
           </w:p>
         </w:tc>
@@ -7045,94 +7940,94 @@
           <w:p>
             <w:pPr>
               <w:pStyle w:val="Compact"/>
-              <w:jc w:val="left"/>
-            </w:pPr>
-            <w:r>
-              <w:t xml:space="preserve">L37</w:t>
-            </w:r>
-          </w:p>
-        </w:tc>
-        <w:tc>
-          <w:tcPr/>
-          <w:p>
-            <w:pPr>
-              <w:pStyle w:val="Compact"/>
-              <w:jc w:val="left"/>
-            </w:pPr>
-            <w:r>
-              <w:t xml:space="preserve">22–35</w:t>
-            </w:r>
-          </w:p>
-        </w:tc>
-        <w:tc>
-          <w:tcPr/>
-          <w:p>
-            <w:pPr>
-              <w:pStyle w:val="Compact"/>
-              <w:jc w:val="right"/>
-            </w:pPr>
-            <w:r>
-              <w:t xml:space="preserve">0.00</w:t>
-            </w:r>
-          </w:p>
-        </w:tc>
-        <w:tc>
-          <w:tcPr/>
-          <w:p>
-            <w:pPr>
-              <w:pStyle w:val="Compact"/>
-              <w:jc w:val="right"/>
-            </w:pPr>
-            <w:r>
-              <w:t xml:space="preserve">0.000</w:t>
-            </w:r>
-          </w:p>
-        </w:tc>
-        <w:tc>
-          <w:tcPr/>
-          <w:p>
-            <w:pPr>
-              <w:pStyle w:val="Compact"/>
-              <w:jc w:val="right"/>
-            </w:pPr>
-            <w:r>
-              <w:t xml:space="preserve">47.6</w:t>
-            </w:r>
-          </w:p>
-        </w:tc>
-        <w:tc>
-          <w:tcPr/>
-          <w:p>
-            <w:pPr>
-              <w:pStyle w:val="Compact"/>
-              <w:jc w:val="right"/>
-            </w:pPr>
-            <w:r>
-              <w:t xml:space="preserve">0.000</w:t>
-            </w:r>
-          </w:p>
-        </w:tc>
-        <w:tc>
-          <w:tcPr/>
-          <w:p>
-            <w:pPr>
-              <w:pStyle w:val="Compact"/>
-              <w:jc w:val="right"/>
-            </w:pPr>
-            <w:r>
-              <w:t xml:space="preserve">0.0000</w:t>
-            </w:r>
-          </w:p>
-        </w:tc>
-        <w:tc>
-          <w:tcPr/>
-          <w:p>
-            <w:pPr>
-              <w:pStyle w:val="Compact"/>
-              <w:jc w:val="right"/>
-            </w:pPr>
-            <w:r>
-              <w:t xml:space="preserve">2.69e-08</w:t>
+              <w:jc w:val="right"/>
+            </w:pPr>
+            <w:r>
+              <w:t xml:space="preserve">27</w:t>
+            </w:r>
+          </w:p>
+        </w:tc>
+        <w:tc>
+          <w:tcPr/>
+          <w:p>
+            <w:pPr>
+              <w:pStyle w:val="Compact"/>
+              <w:jc w:val="right"/>
+            </w:pPr>
+            <w:r>
+              <w:t xml:space="preserve">27</w:t>
+            </w:r>
+          </w:p>
+        </w:tc>
+        <w:tc>
+          <w:tcPr/>
+          <w:p>
+            <w:pPr>
+              <w:pStyle w:val="Compact"/>
+              <w:jc w:val="right"/>
+            </w:pPr>
+            <w:r>
+              <w:t xml:space="preserve">255.11</w:t>
+            </w:r>
+          </w:p>
+        </w:tc>
+        <w:tc>
+          <w:tcPr/>
+          <w:p>
+            <w:pPr>
+              <w:pStyle w:val="Compact"/>
+              <w:jc w:val="right"/>
+            </w:pPr>
+            <w:r>
+              <w:t xml:space="preserve">0.510</w:t>
+            </w:r>
+          </w:p>
+        </w:tc>
+        <w:tc>
+          <w:tcPr/>
+          <w:p>
+            <w:pPr>
+              <w:pStyle w:val="Compact"/>
+              <w:jc w:val="right"/>
+            </w:pPr>
+            <w:r>
+              <w:t xml:space="preserve">69.5</w:t>
+            </w:r>
+          </w:p>
+        </w:tc>
+        <w:tc>
+          <w:tcPr/>
+          <w:p>
+            <w:pPr>
+              <w:pStyle w:val="Compact"/>
+              <w:jc w:val="right"/>
+            </w:pPr>
+            <w:r>
+              <w:t xml:space="preserve">0.010</w:t>
+            </w:r>
+          </w:p>
+        </w:tc>
+        <w:tc>
+          <w:tcPr/>
+          <w:p>
+            <w:pPr>
+              <w:pStyle w:val="Compact"/>
+              <w:jc w:val="right"/>
+            </w:pPr>
+            <w:r>
+              <w:t xml:space="preserve">0.0002</w:t>
+            </w:r>
+          </w:p>
+        </w:tc>
+        <w:tc>
+          <w:tcPr/>
+          <w:p>
+            <w:pPr>
+              <w:pStyle w:val="Compact"/>
+              <w:jc w:val="right"/>
+            </w:pPr>
+            <w:r>
+              <w:t xml:space="preserve">5.33e-07</w:t>
             </w:r>
           </w:p>
         </w:tc>
@@ -7143,94 +8038,94 @@
           <w:p>
             <w:pPr>
               <w:pStyle w:val="Compact"/>
-              <w:jc w:val="left"/>
-            </w:pPr>
-            <w:r>
-              <w:t xml:space="preserve">L39</w:t>
-            </w:r>
-          </w:p>
-        </w:tc>
-        <w:tc>
-          <w:tcPr/>
-          <w:p>
-            <w:pPr>
-              <w:pStyle w:val="Compact"/>
-              <w:jc w:val="left"/>
-            </w:pPr>
-            <w:r>
-              <w:t xml:space="preserve">23–36</w:t>
-            </w:r>
-          </w:p>
-        </w:tc>
-        <w:tc>
-          <w:tcPr/>
-          <w:p>
-            <w:pPr>
-              <w:pStyle w:val="Compact"/>
-              <w:jc w:val="right"/>
-            </w:pPr>
-            <w:r>
-              <w:t xml:space="preserve">-409.61</w:t>
-            </w:r>
-          </w:p>
-        </w:tc>
-        <w:tc>
-          <w:tcPr/>
-          <w:p>
-            <w:pPr>
-              <w:pStyle w:val="Compact"/>
-              <w:jc w:val="right"/>
-            </w:pPr>
-            <w:r>
-              <w:t xml:space="preserve">0.455</w:t>
-            </w:r>
-          </w:p>
-        </w:tc>
-        <w:tc>
-          <w:tcPr/>
-          <w:p>
-            <w:pPr>
-              <w:pStyle w:val="Compact"/>
-              <w:jc w:val="right"/>
-            </w:pPr>
-            <w:r>
-              <w:t xml:space="preserve">65.4</w:t>
-            </w:r>
-          </w:p>
-        </w:tc>
-        <w:tc>
-          <w:tcPr/>
-          <w:p>
-            <w:pPr>
-              <w:pStyle w:val="Compact"/>
-              <w:jc w:val="right"/>
-            </w:pPr>
-            <w:r>
-              <w:t xml:space="preserve">0.006</w:t>
-            </w:r>
-          </w:p>
-        </w:tc>
-        <w:tc>
-          <w:tcPr/>
-          <w:p>
-            <w:pPr>
-              <w:pStyle w:val="Compact"/>
-              <w:jc w:val="right"/>
-            </w:pPr>
-            <w:r>
-              <w:t xml:space="preserve">0.0001</w:t>
-            </w:r>
-          </w:p>
-        </w:tc>
-        <w:tc>
-          <w:tcPr/>
-          <w:p>
-            <w:pPr>
-              <w:pStyle w:val="Compact"/>
-              <w:jc w:val="right"/>
-            </w:pPr>
-            <w:r>
-              <w:t xml:space="preserve">3.16e-07</w:t>
+              <w:jc w:val="right"/>
+            </w:pPr>
+            <w:r>
+              <w:t xml:space="preserve">1</w:t>
+            </w:r>
+          </w:p>
+        </w:tc>
+        <w:tc>
+          <w:tcPr/>
+          <w:p>
+            <w:pPr>
+              <w:pStyle w:val="Compact"/>
+              <w:jc w:val="right"/>
+            </w:pPr>
+            <w:r>
+              <w:t xml:space="preserve">1</w:t>
+            </w:r>
+          </w:p>
+        </w:tc>
+        <w:tc>
+          <w:tcPr/>
+          <w:p>
+            <w:pPr>
+              <w:pStyle w:val="Compact"/>
+              <w:jc w:val="right"/>
+            </w:pPr>
+            <w:r>
+              <w:t xml:space="preserve">87.16</w:t>
+            </w:r>
+          </w:p>
+        </w:tc>
+        <w:tc>
+          <w:tcPr/>
+          <w:p>
+            <w:pPr>
+              <w:pStyle w:val="Compact"/>
+              <w:jc w:val="right"/>
+            </w:pPr>
+            <w:r>
+              <w:t xml:space="preserve">0.174</w:t>
+            </w:r>
+          </w:p>
+        </w:tc>
+        <w:tc>
+          <w:tcPr/>
+          <w:p>
+            <w:pPr>
+              <w:pStyle w:val="Compact"/>
+              <w:jc w:val="right"/>
+            </w:pPr>
+            <w:r>
+              <w:t xml:space="preserve">50.8</w:t>
+            </w:r>
+          </w:p>
+        </w:tc>
+        <w:tc>
+          <w:tcPr/>
+          <w:p>
+            <w:pPr>
+              <w:pStyle w:val="Compact"/>
+              <w:jc w:val="right"/>
+            </w:pPr>
+            <w:r>
+              <w:t xml:space="preserve">0.001</w:t>
+            </w:r>
+          </w:p>
+        </w:tc>
+        <w:tc>
+          <w:tcPr/>
+          <w:p>
+            <w:pPr>
+              <w:pStyle w:val="Compact"/>
+              <w:jc w:val="right"/>
+            </w:pPr>
+            <w:r>
+              <w:t xml:space="preserve">0.0000</w:t>
+            </w:r>
+          </w:p>
+        </w:tc>
+        <w:tc>
+          <w:tcPr/>
+          <w:p>
+            <w:pPr>
+              <w:pStyle w:val="Compact"/>
+              <w:jc w:val="right"/>
+            </w:pPr>
+            <w:r>
+              <w:t xml:space="preserve">4.25e-08</w:t>
             </w:r>
           </w:p>
         </w:tc>
@@ -7241,34 +8136,34 @@
           <w:p>
             <w:pPr>
               <w:pStyle w:val="Compact"/>
-              <w:jc w:val="left"/>
-            </w:pPr>
-            <w:r>
-              <w:t xml:space="preserve">L41</w:t>
-            </w:r>
-          </w:p>
-        </w:tc>
-        <w:tc>
-          <w:tcPr/>
-          <w:p>
-            <w:pPr>
-              <w:pStyle w:val="Compact"/>
-              <w:jc w:val="left"/>
-            </w:pPr>
-            <w:r>
-              <w:t xml:space="preserve">25–37</w:t>
-            </w:r>
-          </w:p>
-        </w:tc>
-        <w:tc>
-          <w:tcPr/>
-          <w:p>
-            <w:pPr>
-              <w:pStyle w:val="Compact"/>
-              <w:jc w:val="right"/>
-            </w:pPr>
-            <w:r>
-              <w:t xml:space="preserve">-0.00</w:t>
+              <w:jc w:val="right"/>
+            </w:pPr>
+            <w:r>
+              <w:t xml:space="preserve">2,5,6,…</w:t>
+            </w:r>
+          </w:p>
+        </w:tc>
+        <w:tc>
+          <w:tcPr/>
+          <w:p>
+            <w:pPr>
+              <w:pStyle w:val="Compact"/>
+              <w:jc w:val="right"/>
+            </w:pPr>
+            <w:r>
+              <w:t xml:space="preserve">—</w:t>
+            </w:r>
+          </w:p>
+        </w:tc>
+        <w:tc>
+          <w:tcPr/>
+          <w:p>
+            <w:pPr>
+              <w:pStyle w:val="Compact"/>
+              <w:jc w:val="right"/>
+            </w:pPr>
+            <w:r>
+              <w:t xml:space="preserve">0.00</w:t>
             </w:r>
           </w:p>
         </w:tc>
@@ -7304,129 +8199,31 @@
               <w:jc w:val="right"/>
             </w:pPr>
             <w:r>
-              <w:t xml:space="preserve">0.000</w:t>
-            </w:r>
-          </w:p>
-        </w:tc>
-        <w:tc>
-          <w:tcPr/>
-          <w:p>
-            <w:pPr>
-              <w:pStyle w:val="Compact"/>
-              <w:jc w:val="right"/>
-            </w:pPr>
-            <w:r>
-              <w:t xml:space="preserve">0.0000</w:t>
-            </w:r>
-          </w:p>
-        </w:tc>
-        <w:tc>
-          <w:tcPr/>
-          <w:p>
-            <w:pPr>
-              <w:pStyle w:val="Compact"/>
-              <w:jc w:val="right"/>
-            </w:pPr>
-            <w:r>
-              <w:t xml:space="preserve">2.69e-08</w:t>
-            </w:r>
-          </w:p>
-        </w:tc>
-      </w:tr>
-      <w:tr>
-        <w:tc>
-          <w:tcPr/>
-          <w:p>
-            <w:pPr>
-              <w:pStyle w:val="Compact"/>
-              <w:jc w:val="left"/>
-            </w:pPr>
-            <w:r>
-              <w:t xml:space="preserve">L46</w:t>
-            </w:r>
-          </w:p>
-        </w:tc>
-        <w:tc>
-          <w:tcPr/>
-          <w:p>
-            <w:pPr>
-              <w:pStyle w:val="Compact"/>
-              <w:jc w:val="left"/>
-            </w:pPr>
-            <w:r>
-              <w:t xml:space="preserve">29–38</w:t>
-            </w:r>
-          </w:p>
-        </w:tc>
-        <w:tc>
-          <w:tcPr/>
-          <w:p>
-            <w:pPr>
-              <w:pStyle w:val="Compact"/>
-              <w:jc w:val="right"/>
-            </w:pPr>
-            <w:r>
-              <w:t xml:space="preserve">-877.50</w:t>
-            </w:r>
-          </w:p>
-        </w:tc>
-        <w:tc>
-          <w:tcPr/>
-          <w:p>
-            <w:pPr>
-              <w:pStyle w:val="Compact"/>
-              <w:jc w:val="right"/>
-            </w:pPr>
-            <w:r>
-              <w:t xml:space="preserve">0.731</w:t>
-            </w:r>
-          </w:p>
-        </w:tc>
-        <w:tc>
-          <w:tcPr/>
-          <w:p>
-            <w:pPr>
-              <w:pStyle w:val="Compact"/>
-              <w:jc w:val="right"/>
-            </w:pPr>
-            <w:r>
-              <w:t xml:space="preserve">89.2</w:t>
-            </w:r>
-          </w:p>
-        </w:tc>
-        <w:tc>
-          <w:tcPr/>
-          <w:p>
-            <w:pPr>
-              <w:pStyle w:val="Compact"/>
-              <w:jc w:val="right"/>
-            </w:pPr>
-            <w:r>
-              <w:t xml:space="preserve">0.105</w:t>
-            </w:r>
-          </w:p>
-        </w:tc>
-        <w:tc>
-          <w:tcPr/>
-          <w:p>
-            <w:pPr>
-              <w:pStyle w:val="Compact"/>
-              <w:jc w:val="right"/>
-            </w:pPr>
-            <w:r>
-              <w:t xml:space="preserve">0.0021</w:t>
-            </w:r>
-          </w:p>
-        </w:tc>
-        <w:tc>
-          <w:tcPr/>
-          <w:p>
-            <w:pPr>
-              <w:pStyle w:val="Compact"/>
-              <w:jc w:val="right"/>
-            </w:pPr>
-            <w:r>
-              <w:t xml:space="preserve">5.76e-06</w:t>
+              <w:t xml:space="preserve">≈0</w:t>
+            </w:r>
+          </w:p>
+        </w:tc>
+        <w:tc>
+          <w:tcPr/>
+          <w:p>
+            <w:pPr>
+              <w:pStyle w:val="Compact"/>
+              <w:jc w:val="right"/>
+            </w:pPr>
+            <w:r>
+              <w:t xml:space="preserve">≈0</w:t>
+            </w:r>
+          </w:p>
+        </w:tc>
+        <w:tc>
+          <w:tcPr/>
+          <w:p>
+            <w:pPr>
+              <w:pStyle w:val="Compact"/>
+              <w:jc w:val="right"/>
+            </w:pPr>
+            <w:r>
+              <w:t xml:space="preserve">≈2.7e-08</w:t>
             </w:r>
           </w:p>
         </w:tc>
@@ -7434,22 +8231,72 @@
     </w:tbl>
     <w:p>
       <w:pPr>
-        <w:pStyle w:val="BodyText"/>
+        <w:pStyle w:val="BlockText"/>
       </w:pPr>
       <w:r>
-        <w:rPr>
-          <w:bCs/>
-          <w:b/>
-        </w:rPr>
-        <w:t xml:space="preserve">观察</w:t>
-      </w:r>
-      <w:r>
-        <w:t xml:space="preserve">：故障概率最高的是负载最重的 L5（变压器 2–30，</w:t>
+        <w:t xml:space="preserve">完整 29 台见运行输出/</w:t>
+      </w:r>
+      <w:r>
+        <w:rPr>
+          <w:rStyle w:val="VerbatimChar"/>
+        </w:rPr>
+        <w:t xml:space="preserve">verify/fault_probability.json</w:t>
+      </w:r>
+      <w:r>
+        <w:t xml:space="preserve">。10 个无负荷非电源节点</w:t>
+      </w:r>
+      <w:r>
+        <w:t xml:space="preserve"> </w:t>
+      </w:r>
+      <w:r>
+        <w:t xml:space="preserve">（bus 2, 5, 6, 10, 11, 13, 14, 17, 19, 22）</w:t>
       </w:r>
       <m:oMath>
-        <m:r>
-          <m:t>K</m:t>
-        </m:r>
+        <m:sSub>
+          <m:e>
+            <m:r>
+              <m:t>P</m:t>
+            </m:r>
+          </m:e>
+          <m:sub>
+            <m:r>
+              <m:rPr>
+                <m:sty m:val="p"/>
+              </m:rPr>
+              <m:t>s</m:t>
+            </m:r>
+            <m:r>
+              <m:rPr>
+                <m:sty m:val="p"/>
+              </m:rPr>
+              <m:t>e</m:t>
+            </m:r>
+            <m:r>
+              <m:rPr>
+                <m:sty m:val="p"/>
+              </m:rPr>
+              <m:t>r</m:t>
+            </m:r>
+            <m:r>
+              <m:rPr>
+                <m:sty m:val="p"/>
+              </m:rPr>
+              <m:t>v</m:t>
+            </m:r>
+            <m:r>
+              <m:rPr>
+                <m:sty m:val="p"/>
+              </m:rPr>
+              <m:t>e</m:t>
+            </m:r>
+            <m:r>
+              <m:rPr>
+                <m:sty m:val="p"/>
+              </m:rPr>
+              <m:t>d</m:t>
+            </m:r>
+          </m:sub>
+        </m:sSub>
         <m:r>
           <m:rPr>
             <m:sty m:val="p"/>
@@ -7457,10 +8304,99 @@
           <m:t>=</m:t>
         </m:r>
         <m:r>
-          <m:t>0.897</m:t>
+          <m:t>0</m:t>
         </m:r>
       </m:oMath>
       <w:r>
+        <w:t xml:space="preserve">，仅受环境温度抬升，</w:t>
+      </w:r>
+      <w:r>
+        <w:t xml:space="preserve"> </w:t>
+      </w:r>
+      <w:r>
+        <w:t xml:space="preserve">故障概率为基准级（</w:t>
+      </w:r>
+      <m:oMath>
+        <m:r>
+          <m:rPr>
+            <m:sty m:val="p"/>
+          </m:rPr>
+          <m:t>≈</m:t>
+        </m:r>
+        <m:r>
+          <m:t>2.7</m:t>
+        </m:r>
+        <m:r>
+          <m:rPr>
+            <m:sty m:val="p"/>
+          </m:rPr>
+          <m:t>×</m:t>
+        </m:r>
+        <m:sSup>
+          <m:e>
+            <m:r>
+              <m:t>10</m:t>
+            </m:r>
+          </m:e>
+          <m:sup>
+            <m:r>
+              <m:rPr>
+                <m:sty m:val="p"/>
+              </m:rPr>
+              <m:t>−</m:t>
+            </m:r>
+            <m:r>
+              <m:t>8</m:t>
+            </m:r>
+          </m:sup>
+        </m:sSup>
+      </m:oMath>
+      <w:r>
+        <w:t xml:space="preserve">）。</w:t>
+      </w:r>
+    </w:p>
+    <w:p>
+      <w:pPr>
+        <w:pStyle w:val="FirstParagraph"/>
+      </w:pPr>
+      <w:r>
+        <w:rPr>
+          <w:bCs/>
+          <w:b/>
+        </w:rPr>
+        <w:t xml:space="preserve">观察</w:t>
+      </w:r>
+      <w:r>
+        <w:t xml:space="preserve">：重负荷节点</w:t>
+      </w:r>
+      <w:r>
+        <w:t xml:space="preserve"> </w:t>
+      </w:r>
+      <w:r>
+        <w:rPr>
+          <w:bCs/>
+          <w:b/>
+        </w:rPr>
+        <w:t xml:space="preserve">bus 20</w:t>
+      </w:r>
+      <w:r>
+        <w:t xml:space="preserve">（</w:t>
+      </w:r>
+      <m:oMath>
+        <m:r>
+          <m:t>K</m:t>
+        </m:r>
+        <m:r>
+          <m:rPr>
+            <m:sty m:val="p"/>
+          </m:rPr>
+          <m:t>=</m:t>
+        </m:r>
+        <m:r>
+          <m:t>1.469</m:t>
+        </m:r>
+      </m:oMath>
+      <w:r>
         <w:t xml:space="preserve">，热点</w:t>
       </w:r>
       <w:r>
@@ -7468,7 +8404,7 @@
       </w:r>
       <m:oMath>
         <m:r>
-          <m:t>107.4</m:t>
+          <m:t>190.2</m:t>
         </m:r>
         <m:r>
           <m:t> </m:t>
@@ -7481,33 +8417,39 @@
         </m:r>
       </m:oMath>
       <w:r>
-        <w:t xml:space="preserve"> </w:t>
-      </w:r>
-      <w:r>
-        <w:t xml:space="preserve">已逼近</w:t>
-      </w:r>
-      <w:r>
-        <w:t xml:space="preserve"> </w:t>
-      </w:r>
-      <m:oMath>
-        <m:r>
-          <m:t>110</m:t>
-        </m:r>
-        <m:r>
-          <m:t> </m:t>
-        </m:r>
-        <m:r>
-          <m:rPr>
-            <m:sty m:val="p"/>
-          </m:rPr>
-          <m:t>℃</m:t>
-        </m:r>
-      </m:oMath>
-      <w:r>
-        <w:t xml:space="preserve"> </w:t>
-      </w:r>
-      <w:r>
-        <w:t xml:space="preserve">正常寿命点）与 L20（10–32，</w:t>
+        <w:t xml:space="preserve">）故障概率高达</w:t>
+      </w:r>
+      <w:r>
+        <w:t xml:space="preserve"> </w:t>
+      </w:r>
+      <w:r>
+        <w:rPr>
+          <w:bCs/>
+          <w:b/>
+        </w:rPr>
+        <w:t xml:space="preserve">4.72%</w:t>
+      </w:r>
+      <w:r>
+        <w:t xml:space="preserve">，</w:t>
+      </w:r>
+      <w:r>
+        <w:t xml:space="preserve"> </w:t>
+      </w:r>
+      <w:r>
+        <w:t xml:space="preserve">为全网变压器最高；</w:t>
+      </w:r>
+      <w:r>
+        <w:rPr>
+          <w:bCs/>
+          <w:b/>
+        </w:rPr>
+        <w:t xml:space="preserve">bus 8</w:t>
+      </w:r>
+      <w:r>
+        <w:t xml:space="preserve"> </w:t>
+      </w:r>
+      <w:r>
+        <w:t xml:space="preserve">略过载（</w:t>
       </w:r>
       <m:oMath>
         <m:r>
@@ -7520,84 +8462,129 @@
           <m:t>=</m:t>
         </m:r>
         <m:r>
-          <m:t>0.867</m:t>
+          <m:t>1.004</m:t>
         </m:r>
       </m:oMath>
       <w:r>
-        <w:t xml:space="preserve">，</w:t>
+        <w:t xml:space="preserve">）达</w:t>
+      </w:r>
+      <w:r>
+        <w:t xml:space="preserve"> </w:t>
       </w:r>
       <m:oMath>
         <m:r>
-          <m:t>103.8</m:t>
-        </m:r>
-        <m:r>
-          <m:t> </m:t>
+          <m:t>1.56</m:t>
         </m:r>
         <m:r>
           <m:rPr>
             <m:sty m:val="p"/>
           </m:rPr>
-          <m:t>℃</m:t>
-        </m:r>
+          <m:t>×</m:t>
+        </m:r>
+        <m:sSup>
+          <m:e>
+            <m:r>
+              <m:t>10</m:t>
+            </m:r>
+          </m:e>
+          <m:sup>
+            <m:r>
+              <m:rPr>
+                <m:sty m:val="p"/>
+              </m:rPr>
+              <m:t>−</m:t>
+            </m:r>
+            <m:r>
+              <m:t>4</m:t>
+            </m:r>
+          </m:sup>
+        </m:sSup>
       </m:oMath>
       <w:r>
-        <w:t xml:space="preserve">）。两台空载的并网变压器</w:t>
-      </w:r>
-      <w:r>
-        <w:t xml:space="preserve"> </w:t>
-      </w:r>
-      <w:r>
-        <w:t xml:space="preserve">（L37、L41，</w:t>
-      </w:r>
-      <m:oMath>
-        <m:r>
-          <m:t>K</m:t>
-        </m:r>
-        <m:r>
-          <m:rPr>
-            <m:sty m:val="p"/>
-          </m:rPr>
-          <m:t>=</m:t>
-        </m:r>
-        <m:r>
-          <m:t>0</m:t>
-        </m:r>
-      </m:oMath>
-      <w:r>
-        <w:t xml:space="preserve">）热点仅</w:t>
-      </w:r>
-      <w:r>
-        <w:t xml:space="preserve"> </w:t>
-      </w:r>
-      <m:oMath>
-        <m:r>
-          <m:t>47.6</m:t>
-        </m:r>
-        <m:r>
-          <m:t> </m:t>
-        </m:r>
-        <m:r>
-          <m:rPr>
-            <m:sty m:val="p"/>
-          </m:rPr>
-          <m:t>℃</m:t>
-        </m:r>
-      </m:oMath>
-      <w:r>
-        <w:t xml:space="preserve">、老化加速因子接近 0，故障概率可忽略。说明</w:t>
-      </w:r>
-      <w:r>
-        <w:t xml:space="preserve"> </w:t>
+        <w:t xml:space="preserve">。说明在</w:t>
+      </w:r>
+      <w:r>
+        <w:t xml:space="preserve"> </w:t>
+      </w:r>
+      <w:r>
+        <w:t xml:space="preserve">“</w:t>
+      </w:r>
+      <w:r>
+        <w:t xml:space="preserve">每节点同型号变压器</w:t>
+      </w:r>
+      <w:r>
+        <w:t xml:space="preserve">”</w:t>
+      </w:r>
+      <w:r>
+        <w:t xml:space="preserve">假设下，</w:t>
       </w:r>
       <w:r>
         <w:rPr>
           <w:bCs/>
           <w:b/>
         </w:rPr>
-        <w:t xml:space="preserve">极热叠加高负载使热点逼近绝缘寿命点，是变压器风险的主导因素</w:t>
-      </w:r>
-      <w:r>
-        <w:t xml:space="preserve">。</w:t>
+        <w:t xml:space="preserve">大负荷节点的节点变压器是极热场景下的重要薄弱环节</w:t>
+      </w:r>
+      <w:r>
+        <w:t xml:space="preserve">，</w:t>
+      </w:r>
+      <w:r>
+        <w:t xml:space="preserve"> </w:t>
+      </w:r>
+      <w:r>
+        <w:t xml:space="preserve">其风险可超过线路（</w:t>
+      </w:r>
+      <m:oMath>
+        <m:sSup>
+          <m:e>
+            <m:r>
+              <m:t>10</m:t>
+            </m:r>
+          </m:e>
+          <m:sup>
+            <m:r>
+              <m:rPr>
+                <m:sty m:val="p"/>
+              </m:rPr>
+              <m:t>−</m:t>
+            </m:r>
+            <m:r>
+              <m:t>3</m:t>
+            </m:r>
+          </m:sup>
+        </m:sSup>
+      </m:oMath>
+      <w:r>
+        <w:t xml:space="preserve"> </w:t>
+      </w:r>
+      <w:r>
+        <w:t xml:space="preserve">量级）并与电源（</w:t>
+      </w:r>
+      <m:oMath>
+        <m:sSup>
+          <m:e>
+            <m:r>
+              <m:t>10</m:t>
+            </m:r>
+          </m:e>
+          <m:sup>
+            <m:r>
+              <m:rPr>
+                <m:sty m:val="p"/>
+              </m:rPr>
+              <m:t>−</m:t>
+            </m:r>
+            <m:r>
+              <m:t>2</m:t>
+            </m:r>
+          </m:sup>
+        </m:sSup>
+      </m:oMath>
+      <w:r>
+        <w:t xml:space="preserve"> </w:t>
+      </w:r>
+      <w:r>
+        <w:t xml:space="preserve">量级）可比。</w:t>
       </w:r>
     </w:p>
     <w:bookmarkEnd w:id="32"/>
@@ -10373,7 +11360,13 @@
           <w:bCs/>
           <w:b/>
         </w:rPr>
-        <w:t xml:space="preserve">电源故障概率（</w:t>
+        <w:t xml:space="preserve">电源故障概率整体最高</w:t>
+      </w:r>
+      <w:r>
+        <w:t xml:space="preserve">（燃气/光伏约</w:t>
+      </w:r>
+      <w:r>
+        <w:t xml:space="preserve"> </w:t>
       </w:r>
       <m:oMath>
         <m:sSup>
@@ -10396,10 +11389,22 @@
         </m:sSup>
       </m:oMath>
       <w:r>
+        <w:t xml:space="preserve">）；</w:t>
+      </w:r>
+      <w:r>
         <w:rPr>
           <w:bCs/>
           <w:b/>
         </w:rPr>
+        <w:t xml:space="preserve">重负荷节点变压器</w:t>
+      </w:r>
+      <w:r>
+        <w:t xml:space="preserve"> </w:t>
+      </w:r>
+      <w:r>
+        <w:t xml:space="preserve">（如 bus 20 达</w:t>
+      </w:r>
+      <w:r>
         <w:t xml:space="preserve"> </w:t>
       </w:r>
       <w:r>
@@ -10407,7 +11412,23 @@
           <w:bCs/>
           <w:b/>
         </w:rPr>
-        <w:t xml:space="preserve">量级）≫ 线路（</w:t>
+        <w:t xml:space="preserve">4.72%</w:t>
+      </w:r>
+      <w:r>
+        <w:t xml:space="preserve">）可与电源风险相当；</w:t>
+      </w:r>
+      <w:r>
+        <w:rPr>
+          <w:bCs/>
+          <w:b/>
+        </w:rPr>
+        <w:t xml:space="preserve">线路</w:t>
+      </w:r>
+      <w:r>
+        <w:t xml:space="preserve">多为</w:t>
+      </w:r>
+      <w:r>
+        <w:t xml:space="preserve"> </w:t>
       </w:r>
       <m:oMath>
         <m:sSup>
@@ -10430,53 +11451,10 @@
         </m:sSup>
       </m:oMath>
       <w:r>
-        <w:rPr>
-          <w:bCs/>
-          <w:b/>
-        </w:rPr>
-        <w:t xml:space="preserve">）≫ 变压器（</w:t>
-      </w:r>
-      <m:oMath>
-        <m:r>
-          <m:rPr>
-            <m:sty m:val="p"/>
-          </m:rPr>
-          <m:t>≤</m:t>
-        </m:r>
-        <m:sSup>
-          <m:e>
-            <m:r>
-              <m:t>10</m:t>
-            </m:r>
-          </m:e>
-          <m:sup>
-            <m:r>
-              <m:rPr>
-                <m:sty m:val="p"/>
-              </m:rPr>
-              <m:t>−</m:t>
-            </m:r>
-            <m:r>
-              <m:t>5</m:t>
-            </m:r>
-          </m:sup>
-        </m:sSup>
-      </m:oMath>
-      <w:r>
-        <w:rPr>
-          <w:bCs/>
-          <w:b/>
-        </w:rPr>
-        <w:t xml:space="preserve">）</w:t>
-      </w:r>
-      <w:r>
-        <w:t xml:space="preserve">；</w:t>
-      </w:r>
-      <w:r>
-        <w:t xml:space="preserve"> </w:t>
-      </w:r>
-      <w:r>
-        <w:t xml:space="preserve">电源（尤其燃气、光伏）是本算例最薄弱环节。</w:t>
+        <w:t xml:space="preserve"> </w:t>
+      </w:r>
+      <w:r>
+        <w:t xml:space="preserve">量级。</w:t>
       </w:r>
     </w:p>
     <w:p>
@@ -10495,13 +11473,45 @@
           <w:bCs/>
           <w:b/>
         </w:rPr>
-        <w:t xml:space="preserve">满载断面 L27、近满载变压器 L5/L20、高出力燃气/光伏机组</w:t>
-      </w:r>
-      <w:r>
-        <w:t xml:space="preserve"> </w:t>
-      </w:r>
-      <w:r>
-        <w:t xml:space="preserve">分别是线路、变压器、电源三类中风险最高者——印证了”先求运行基准状态、再求故障概率”的链路。</w:t>
+        <w:t xml:space="preserve">bus 20 节点变压器（</w:t>
+      </w:r>
+      <m:oMath>
+        <m:r>
+          <m:t>K</m:t>
+        </m:r>
+        <m:r>
+          <m:rPr>
+            <m:sty m:val="p"/>
+          </m:rPr>
+          <m:t>=</m:t>
+        </m:r>
+        <m:r>
+          <m:t>1.469</m:t>
+        </m:r>
+      </m:oMath>
+      <w:r>
+        <w:rPr>
+          <w:bCs/>
+          <w:b/>
+        </w:rPr>
+        <w:t xml:space="preserve">）、bus 8（过载）、</w:t>
+      </w:r>
+      <w:r>
+        <w:rPr>
+          <w:bCs/>
+          <w:b/>
+        </w:rPr>
+        <w:t xml:space="preserve"> </w:t>
+      </w:r>
+      <w:r>
+        <w:rPr>
+          <w:bCs/>
+          <w:b/>
+        </w:rPr>
+        <w:t xml:space="preserve">满载断面 L27、高出力燃气/光伏机组</w:t>
+      </w:r>
+      <w:r>
+        <w:t xml:space="preserve">分别是变压器、线路、电源三类中风险最高者。</w:t>
       </w:r>
     </w:p>
     <w:p>
@@ -10513,17 +11523,32 @@
         <w:pStyle w:val="Compact"/>
       </w:pPr>
       <w:r>
-        <w:t xml:space="preserve">模型可直接用于后续</w:t>
+        <w:t xml:space="preserve">“</w:t>
+      </w:r>
+      <w:r>
+        <w:t xml:space="preserve">每非电源节点一台同型号变压器</w:t>
+      </w:r>
+      <w:r>
+        <w:t xml:space="preserve">”</w:t>
+      </w:r>
+      <w:r>
+        <w:t xml:space="preserve">假设使变压器评估从 12 台并网支路扩展到 29 台节点变压器，</w:t>
+      </w:r>
+      <w:r>
+        <w:t xml:space="preserve"> </w:t>
+      </w:r>
+      <w:r>
+        <w:t xml:space="preserve">更便于与节点负荷、切负荷结果直接衔接，供后续</w:t>
       </w:r>
       <w:r>
         <w:rPr>
           <w:bCs/>
           <w:b/>
         </w:rPr>
-        <w:t xml:space="preserve">极热场景下的可靠性/风险评估、N-1 校验、薄弱环节辨识与运维决策</w:t>
-      </w:r>
-      <w:r>
-        <w:t xml:space="preserve">。</w:t>
+        <w:t xml:space="preserve">节点级可靠性/风险评估</w:t>
+      </w:r>
+      <w:r>
+        <w:t xml:space="preserve">使用。</w:t>
       </w:r>
     </w:p>
     <w:p>
@@ -10616,6 +11641,85 @@
             </w:r>
             <w:r>
               <w:t xml:space="preserve">：读基准状态，计算并打印三类元件故障概率</w:t>
+            </w:r>
+          </w:p>
+        </w:tc>
+      </w:tr>
+      <w:tr>
+        <w:tc>
+          <w:tcPr/>
+          <w:p>
+            <w:pPr>
+              <w:pStyle w:val="Compact"/>
+              <w:jc w:val="left"/>
+            </w:pPr>
+            <w:r>
+              <w:rPr>
+                <w:rStyle w:val="VerbatimChar"/>
+              </w:rPr>
+              <w:t xml:space="preserve">matlab/node_xf_power.m</w:t>
+            </w:r>
+          </w:p>
+        </w:tc>
+        <w:tc>
+          <w:tcPr/>
+          <w:p>
+            <w:pPr>
+              <w:pStyle w:val="Compact"/>
+              <w:jc w:val="left"/>
+            </w:pPr>
+            <w:r>
+              <w:t xml:space="preserve">非电源节点变压器通过功率（</w:t>
+            </w:r>
+            <m:oMath>
+              <m:sSub>
+                <m:e>
+                  <m:r>
+                    <m:t>P</m:t>
+                  </m:r>
+                </m:e>
+                <m:sub>
+                  <m:r>
+                    <m:rPr>
+                      <m:sty m:val="p"/>
+                    </m:rPr>
+                    <m:t>s</m:t>
+                  </m:r>
+                  <m:r>
+                    <m:rPr>
+                      <m:sty m:val="p"/>
+                    </m:rPr>
+                    <m:t>e</m:t>
+                  </m:r>
+                  <m:r>
+                    <m:rPr>
+                      <m:sty m:val="p"/>
+                    </m:rPr>
+                    <m:t>r</m:t>
+                  </m:r>
+                  <m:r>
+                    <m:rPr>
+                      <m:sty m:val="p"/>
+                    </m:rPr>
+                    <m:t>v</m:t>
+                  </m:r>
+                  <m:r>
+                    <m:rPr>
+                      <m:sty m:val="p"/>
+                    </m:rPr>
+                    <m:t>e</m:t>
+                  </m:r>
+                  <m:r>
+                    <m:rPr>
+                      <m:sty m:val="p"/>
+                    </m:rPr>
+                    <m:t>d</m:t>
+                  </m:r>
+                </m:sub>
+              </m:sSub>
+            </m:oMath>
+            <w:r>
+              <w:t xml:space="preserve">）</w:t>
             </w:r>
           </w:p>
         </w:tc>

--- a/docs/word/04_极热条件元件故障概率模型.docx
+++ b/docs/word/04_极热条件元件故障概率模型.docx
@@ -92,7 +92,7 @@
         </m:sSub>
       </m:oMath>
       <w:r>
-        <w:t xml:space="preserve">、节点供电负荷、线路潮流、节点相角）之上，建立</w:t>
+        <w:t xml:space="preserve">、线路潮流、节点相角）之上，建立</w:t>
       </w:r>
       <w:r>
         <w:t xml:space="preserve"> </w:t>
@@ -161,18 +161,177 @@
         <w:t xml:space="preserve">配置一台同型号变压器</w:t>
       </w:r>
       <w:r>
-        <w:t xml:space="preserve">（共 29 台；10 个电源节点不设节点变压器）。各台变压器热参数</w:t>
-      </w:r>
-      <w:r>
-        <w:t xml:space="preserve"> </w:t>
-      </w:r>
-      <w:r>
-        <w:t xml:space="preserve">（</w:t>
+        <w:t xml:space="preserve">（共 29 台，即 bus 1–29；10 个电源节点 bus 30–39 不设节点变压器）。</w:t>
+      </w:r>
+      <w:r>
+        <w:t xml:space="preserve"> </w:t>
+      </w:r>
+      <w:r>
+        <w:t xml:space="preserve">各台变压器热参数完全相同。这与</w:t>
+      </w:r>
+      <w:r>
+        <w:t xml:space="preserve"> </w:t>
+      </w:r>
+      <w:r>
+        <w:rPr>
+          <w:rStyle w:val="VerbatimChar"/>
+        </w:rPr>
+        <w:t xml:space="preserve">docs/03</w:t>
+      </w:r>
+      <w:r>
+        <w:t xml:space="preserve"> </w:t>
+      </w:r>
+      <w:r>
+        <w:t xml:space="preserve">第 11.5–11.6 节 DC-OPF 支路拓扑中</w:t>
+      </w:r>
+      <w:r>
+        <w:t xml:space="preserve"> </w:t>
+      </w:r>
+      <w:r>
+        <w:rPr>
+          <w:rStyle w:val="VerbatimChar"/>
+        </w:rPr>
+        <w:t xml:space="preserve">tap≠0</w:t>
+      </w:r>
+      <w:r>
+        <w:t xml:space="preserve"> </w:t>
+      </w:r>
+      <w:r>
+        <w:t xml:space="preserve">的</w:t>
+      </w:r>
+      <w:r>
+        <w:t xml:space="preserve"> </w:t>
+      </w:r>
+      <w:r>
+        <w:t xml:space="preserve">12 条</w:t>
+      </w:r>
+      <w:r>
+        <w:rPr>
+          <w:bCs/>
+          <w:b/>
+        </w:rPr>
+        <w:t xml:space="preserve">并网变压器支路</w:t>
+      </w:r>
+      <w:r>
+        <w:t xml:space="preserve">是不同层级的对象：后者用于网络潮流计算，前者描述节点变压器的可靠性。</w:t>
+      </w:r>
+    </w:p>
+    <w:p>
+      <w:pPr>
+        <w:pStyle w:val="BlockText"/>
+      </w:pPr>
+      <w:r>
+        <w:rPr>
+          <w:bCs/>
+          <w:b/>
+        </w:rPr>
+        <w:t xml:space="preserve">为何变压器公式不使用有功负载比</w:t>
+      </w:r>
+      <w:r>
+        <w:t xml:space="preserve">：本研究的最优潮流为</w:t>
+      </w:r>
+      <w:r>
+        <w:rPr>
+          <w:bCs/>
+          <w:b/>
+        </w:rPr>
+        <w:t xml:space="preserve">直流潮流(DC-OPF)</w:t>
+      </w:r>
+      <w:r>
+        <w:t xml:space="preserve">，</w:t>
+      </w:r>
+      <w:r>
+        <w:t xml:space="preserve"> </w:t>
+      </w:r>
+      <w:r>
+        <w:t xml:space="preserve">只有有功功率、</w:t>
+      </w:r>
+      <w:r>
+        <w:rPr>
+          <w:bCs/>
+          <w:b/>
+        </w:rPr>
+        <w:t xml:space="preserve">没有无功功率与电压幅值</w:t>
+      </w:r>
+      <w:r>
+        <w:t xml:space="preserve">。而变压器的发热/负载本质上取决于</w:t>
+      </w:r>
+      <w:r>
+        <w:t xml:space="preserve"> </w:t>
+      </w:r>
+      <w:r>
+        <w:rPr>
+          <w:bCs/>
+          <w:b/>
+        </w:rPr>
+        <w:t xml:space="preserve">视在功率</w:t>
+      </w:r>
+      <w:r>
+        <w:t xml:space="preserve">（有功与无功的合成），DC 解无法提供。因此变压器故障概率</w:t>
+      </w:r>
+      <w:r>
+        <w:rPr>
+          <w:bCs/>
+          <w:b/>
+        </w:rPr>
+        <w:t xml:space="preserve">不采用有功负载比</w:t>
+      </w:r>
+      <w:r>
+        <w:t xml:space="preserve">，</w:t>
+      </w:r>
+      <w:r>
+        <w:t xml:space="preserve"> </w:t>
+      </w:r>
+      <w:r>
+        <w:t xml:space="preserve">改由</w:t>
+      </w:r>
+      <w:r>
+        <w:rPr>
+          <w:bCs/>
+          <w:b/>
+        </w:rPr>
+        <w:t xml:space="preserve">环境温度驱动</w:t>
+      </w:r>
+      <w:r>
+        <w:t xml:space="preserve">——这正是极热场景中可被准确刻画、且对绝缘老化起主导作用的应力源</w:t>
+      </w:r>
+      <w:r>
+        <w:t xml:space="preserve"> </w:t>
+      </w:r>
+      <w:r>
+        <w:t xml:space="preserve">（见下文 A 节）。</w:t>
+      </w:r>
+    </w:p>
+    <w:p>
+      <w:pPr>
+        <w:pStyle w:val="BlockText"/>
+      </w:pPr>
+      <w:r>
+        <w:t xml:space="preserve">核心思想（与”求基准状态正是为后续求故障概率”一致）：</w:t>
+      </w:r>
+      <w:r>
+        <w:t xml:space="preserve"> </w:t>
+      </w:r>
+      <w:r>
+        <w:t xml:space="preserve">-</w:t>
+      </w:r>
+      <w:r>
+        <w:t xml:space="preserve"> </w:t>
+      </w:r>
+      <w:r>
+        <w:rPr>
+          <w:bCs/>
+          <w:b/>
+        </w:rPr>
+        <w:t xml:space="preserve">节点变压器</w:t>
+      </w:r>
+      <w:r>
+        <w:t xml:space="preserve">：环境温度</w:t>
+      </w:r>
+      <w:r>
+        <w:t xml:space="preserve"> </w:t>
       </w:r>
       <m:oMath>
-        <m:r>
-          <m:t>Δ</m:t>
-        </m:r>
         <m:sSub>
           <m:e>
             <m:r>
@@ -181,309 +340,16 @@
           </m:e>
           <m:sub>
             <m:r>
-              <m:t>T</m:t>
-            </m:r>
-            <m:r>
-              <m:t>O</m:t>
-            </m:r>
-            <m:r>
-              <m:rPr>
-                <m:sty m:val="p"/>
-              </m:rPr>
-              <m:t>,</m:t>
-            </m:r>
-            <m:r>
-              <m:t>R</m:t>
+              <m:t>a</m:t>
             </m:r>
           </m:sub>
         </m:sSub>
       </m:oMath>
       <w:r>
-        <w:t xml:space="preserve">、</w:t>
-      </w:r>
-      <m:oMath>
-        <m:r>
-          <m:t>Δ</m:t>
-        </m:r>
-        <m:sSub>
-          <m:e>
-            <m:r>
-              <m:t>θ</m:t>
-            </m:r>
-          </m:e>
-          <m:sub>
-            <m:r>
-              <m:t>H</m:t>
-            </m:r>
-            <m:r>
-              <m:rPr>
-                <m:sty m:val="p"/>
-              </m:rPr>
-              <m:t>,</m:t>
-            </m:r>
-            <m:r>
-              <m:t>R</m:t>
-            </m:r>
-          </m:sub>
-        </m:sSub>
-      </m:oMath>
-      <w:r>
-        <w:t xml:space="preserve">、</w:t>
-      </w:r>
-      <m:oMath>
-        <m:r>
-          <m:t>R</m:t>
-        </m:r>
-      </m:oMath>
-      <w:r>
-        <w:t xml:space="preserve">、</w:t>
-      </w:r>
-      <m:oMath>
-        <m:r>
-          <m:t>n</m:t>
-        </m:r>
-      </m:oMath>
-      <w:r>
-        <w:t xml:space="preserve">、</w:t>
-      </w:r>
-      <m:oMath>
-        <m:r>
-          <m:t>m</m:t>
-        </m:r>
-      </m:oMath>
-      <w:r>
-        <w:t xml:space="preserve">、</w:t>
-      </w:r>
-      <m:oMath>
-        <m:r>
-          <m:t>B</m:t>
-        </m:r>
-      </m:oMath>
-      <w:r>
-        <w:t xml:space="preserve"> </w:t>
-      </w:r>
-      <w:r>
-        <w:t xml:space="preserve">等）完全相同，</w:t>
-      </w:r>
-      <w:r>
-        <w:t xml:space="preserve"> </w:t>
-      </w:r>
-      <w:r>
-        <w:t xml:space="preserve">统一额定容量</w:t>
-      </w:r>
-      <w:r>
-        <w:t xml:space="preserve"> </w:t>
-      </w:r>
-      <m:oMath>
-        <m:sSubSup>
-          <m:e>
-            <m:r>
-              <m:t>S</m:t>
-            </m:r>
-          </m:e>
-          <m:sub>
-            <m:r>
-              <m:t>T</m:t>
-            </m:r>
-          </m:sub>
-          <m:sup>
-            <m:r>
-              <m:rPr>
-                <m:sty m:val="p"/>
-              </m:rPr>
-              <m:t>r</m:t>
-            </m:r>
-            <m:r>
-              <m:rPr>
-                <m:sty m:val="p"/>
-              </m:rPr>
-              <m:t>a</m:t>
-            </m:r>
-            <m:r>
-              <m:rPr>
-                <m:sty m:val="p"/>
-              </m:rPr>
-              <m:t>t</m:t>
-            </m:r>
-            <m:r>
-              <m:rPr>
-                <m:sty m:val="p"/>
-              </m:rPr>
-              <m:t>e</m:t>
-            </m:r>
-            <m:r>
-              <m:rPr>
-                <m:sty m:val="p"/>
-              </m:rPr>
-              <m:t>d</m:t>
-            </m:r>
-          </m:sup>
-        </m:sSubSup>
-        <m:r>
-          <m:rPr>
-            <m:sty m:val="p"/>
-          </m:rPr>
-          <m:t>=</m:t>
-        </m:r>
-        <m:r>
-          <m:t>500</m:t>
-        </m:r>
-        <m:r>
-          <m:t> </m:t>
-        </m:r>
-        <m:r>
-          <m:rPr>
-            <m:nor/>
-            <m:sty m:val="p"/>
-          </m:rPr>
-          <m:t>MW</m:t>
-        </m:r>
-      </m:oMath>
-      <w:r>
-        <w:t xml:space="preserve">。这与</w:t>
-      </w:r>
-      <w:r>
-        <w:t xml:space="preserve"> </w:t>
-      </w:r>
-      <w:r>
-        <w:rPr>
-          <w:rStyle w:val="VerbatimChar"/>
-        </w:rPr>
-        <w:t xml:space="preserve">docs/03</w:t>
-      </w:r>
-      <w:r>
-        <w:t xml:space="preserve"> </w:t>
-      </w:r>
-      <w:r>
-        <w:t xml:space="preserve">第 11.5–11.6 节</w:t>
-      </w:r>
-      <w:r>
-        <w:t xml:space="preserve"> </w:t>
-      </w:r>
-      <w:r>
-        <w:t xml:space="preserve">DC-OPF 支路拓扑中的 12 台</w:t>
-      </w:r>
-      <w:r>
-        <w:rPr>
-          <w:bCs/>
-          <w:b/>
-        </w:rPr>
-        <w:t xml:space="preserve">并网变压器</w:t>
-      </w:r>
-      <w:r>
-        <w:t xml:space="preserve">（</w:t>
-      </w:r>
-      <w:r>
-        <w:rPr>
-          <w:rStyle w:val="VerbatimChar"/>
-        </w:rPr>
-        <w:t xml:space="preserve">tap≠0</w:t>
-      </w:r>
-      <w:r>
-        <w:t xml:space="preserve"> </w:t>
-      </w:r>
-      <w:r>
-        <w:t xml:space="preserve">支路）是不同层级的对象：后者描述</w:t>
-      </w:r>
-      <w:r>
-        <w:t xml:space="preserve"> </w:t>
-      </w:r>
-      <w:r>
-        <w:t xml:space="preserve">输电网络潮流，前者描述负荷侧节点变压器的可靠性。</w:t>
-      </w:r>
-    </w:p>
-    <w:p>
-      <w:pPr>
-        <w:pStyle w:val="BlockText"/>
-      </w:pPr>
-      <w:r>
-        <w:t xml:space="preserve">核心思想（与”求基准状态正是为后续求故障概率”一致）：</w:t>
-      </w:r>
-      <w:r>
-        <w:t xml:space="preserve"> </w:t>
-      </w:r>
-      <w:r>
-        <w:t xml:space="preserve">-</w:t>
-      </w:r>
-      <w:r>
-        <w:t xml:space="preserve"> </w:t>
-      </w:r>
-      <w:r>
-        <w:rPr>
-          <w:bCs/>
-          <w:b/>
-        </w:rPr>
-        <w:t xml:space="preserve">节点变压器功率</w:t>
-      </w:r>
-      <w:r>
-        <w:t xml:space="preserve">（实际供电负荷</w:t>
-      </w:r>
-      <w:r>
-        <w:t xml:space="preserve"> </w:t>
-      </w:r>
-      <m:oMath>
-        <m:sSub>
-          <m:e>
-            <m:r>
-              <m:t>P</m:t>
-            </m:r>
-          </m:e>
-          <m:sub>
-            <m:r>
-              <m:rPr>
-                <m:sty m:val="p"/>
-              </m:rPr>
-              <m:t>s</m:t>
-            </m:r>
-            <m:r>
-              <m:rPr>
-                <m:sty m:val="p"/>
-              </m:rPr>
-              <m:t>e</m:t>
-            </m:r>
-            <m:r>
-              <m:rPr>
-                <m:sty m:val="p"/>
-              </m:rPr>
-              <m:t>r</m:t>
-            </m:r>
-            <m:r>
-              <m:rPr>
-                <m:sty m:val="p"/>
-              </m:rPr>
-              <m:t>v</m:t>
-            </m:r>
-            <m:r>
-              <m:rPr>
-                <m:sty m:val="p"/>
-              </m:rPr>
-              <m:t>e</m:t>
-            </m:r>
-            <m:r>
-              <m:rPr>
-                <m:sty m:val="p"/>
-              </m:rPr>
-              <m:t>d</m:t>
-            </m:r>
-          </m:sub>
-        </m:sSub>
-      </m:oMath>
-      <w:r>
-        <w:t xml:space="preserve">）→ 负载比</w:t>
-      </w:r>
-      <w:r>
-        <w:t xml:space="preserve"> </w:t>
-      </w:r>
-      <m:oMath>
-        <m:r>
-          <m:t>K</m:t>
-        </m:r>
-      </m:oMath>
-      <w:r>
-        <w:t xml:space="preserve"> </w:t>
-      </w:r>
-      <w:r>
-        <w:t xml:space="preserve">→ 热点温度 → 故障概率；</w:t>
+        <w:t xml:space="preserve"> </w:t>
+      </w:r>
+      <w:r>
+        <w:t xml:space="preserve">→ 热点温度（铭牌额定温升）→ Arrhenius 老化 → 故障概率；</w:t>
       </w:r>
       <w:r>
         <w:t xml:space="preserve"> </w:t>
@@ -1128,7 +994,7 @@
               <w:t xml:space="preserve">非电源节点</w:t>
             </w:r>
             <w:r>
-              <w:t xml:space="preserve">（39 节点中除 10 个发电机母线外的 29 个节点）</w:t>
+              <w:t xml:space="preserve">（39 节点中除 10 个发电机母线外的 29 个节点，即 bus 1–29）</w:t>
             </w:r>
           </w:p>
         </w:tc>
@@ -1154,186 +1020,625 @@
               <w:jc w:val="left"/>
             </w:pPr>
             <w:r>
-              <w:t xml:space="preserve">全部相同：统一</w:t>
+              <w:t xml:space="preserve">全部相同，热参数见</w:t>
             </w:r>
             <w:r>
               <w:t xml:space="preserve"> </w:t>
             </w:r>
+            <w:r>
+              <w:rPr>
+                <w:rStyle w:val="VerbatimChar"/>
+              </w:rPr>
+              <w:t xml:space="preserve">fault_params.m</w:t>
+            </w:r>
+            <w:r>
+              <w:t xml:space="preserve">（</w:t>
+            </w:r>
             <m:oMath>
-              <m:sSubSup>
+              <m:r>
+                <m:t>Δ</m:t>
+              </m:r>
+              <m:sSub>
                 <m:e>
                   <m:r>
-                    <m:t>S</m:t>
+                    <m:t>θ</m:t>
                   </m:r>
                 </m:e>
                 <m:sub>
                   <m:r>
                     <m:t>T</m:t>
                   </m:r>
-                </m:sub>
-                <m:sup>
+                  <m:r>
+                    <m:t>O</m:t>
+                  </m:r>
                   <m:r>
                     <m:rPr>
                       <m:sty m:val="p"/>
                     </m:rPr>
-                    <m:t>r</m:t>
+                    <m:t>,</m:t>
+                  </m:r>
+                  <m:r>
+                    <m:t>R</m:t>
+                  </m:r>
+                </m:sub>
+              </m:sSub>
+            </m:oMath>
+            <w:r>
+              <w:t xml:space="preserve">、</w:t>
+            </w:r>
+            <m:oMath>
+              <m:r>
+                <m:t>Δ</m:t>
+              </m:r>
+              <m:sSub>
+                <m:e>
+                  <m:r>
+                    <m:t>θ</m:t>
+                  </m:r>
+                </m:e>
+                <m:sub>
+                  <m:r>
+                    <m:t>H</m:t>
                   </m:r>
                   <m:r>
                     <m:rPr>
                       <m:sty m:val="p"/>
                     </m:rPr>
+                    <m:t>,</m:t>
+                  </m:r>
+                  <m:r>
+                    <m:t>R</m:t>
+                  </m:r>
+                </m:sub>
+              </m:sSub>
+            </m:oMath>
+            <w:r>
+              <w:t xml:space="preserve">、</w:t>
+            </w:r>
+            <m:oMath>
+              <m:r>
+                <m:t>B</m:t>
+              </m:r>
+            </m:oMath>
+            <w:r>
+              <w:t xml:space="preserve"> </w:t>
+            </w:r>
+            <w:r>
+              <w:t xml:space="preserve">等）</w:t>
+            </w:r>
+          </w:p>
+        </w:tc>
+      </w:tr>
+      <w:tr>
+        <w:tc>
+          <w:tcPr/>
+          <w:p>
+            <w:pPr>
+              <w:pStyle w:val="Compact"/>
+              <w:jc w:val="left"/>
+            </w:pPr>
+            <w:r>
+              <w:t xml:space="preserve">不计节点变压器</w:t>
+            </w:r>
+          </w:p>
+        </w:tc>
+        <w:tc>
+          <w:tcPr/>
+          <w:p>
+            <w:pPr>
+              <w:pStyle w:val="Compact"/>
+              <w:jc w:val="left"/>
+            </w:pPr>
+            <w:r>
+              <w:t xml:space="preserve">10 个电源节点：bus 30–39</w:t>
+            </w:r>
+          </w:p>
+        </w:tc>
+      </w:tr>
+      <w:tr>
+        <w:tc>
+          <w:tcPr/>
+          <w:p>
+            <w:pPr>
+              <w:pStyle w:val="Compact"/>
+              <w:jc w:val="left"/>
+            </w:pPr>
+            <w:r>
+              <w:t xml:space="preserve">驱动量</w:t>
+            </w:r>
+          </w:p>
+        </w:tc>
+        <w:tc>
+          <w:tcPr/>
+          <w:p>
+            <w:pPr>
+              <w:pStyle w:val="Compact"/>
+              <w:jc w:val="left"/>
+            </w:pPr>
+            <w:r>
+              <w:rPr>
+                <w:bCs/>
+                <w:b/>
+              </w:rPr>
+              <w:t xml:space="preserve">环境温度</w:t>
+            </w:r>
+            <w:r>
+              <w:t xml:space="preserve"> </w:t>
+            </w:r>
+            <m:oMath>
+              <m:sSub>
+                <m:e>
+                  <m:r>
+                    <m:t>θ</m:t>
+                  </m:r>
+                </m:e>
+                <m:sub>
+                  <m:r>
                     <m:t>a</m:t>
                   </m:r>
-                  <m:r>
-                    <m:rPr>
-                      <m:sty m:val="p"/>
-                    </m:rPr>
-                    <m:t>t</m:t>
-                  </m:r>
-                  <m:r>
-                    <m:rPr>
-                      <m:sty m:val="p"/>
-                    </m:rPr>
-                    <m:t>e</m:t>
-                  </m:r>
-                  <m:r>
-                    <m:rPr>
-                      <m:sty m:val="p"/>
-                    </m:rPr>
-                    <m:t>d</m:t>
-                  </m:r>
-                </m:sup>
-              </m:sSubSup>
+                </m:sub>
+              </m:sSub>
+            </m:oMath>
+            <w:r>
+              <w:t xml:space="preserve">（极热</w:t>
+            </w:r>
+            <w:r>
+              <w:t xml:space="preserve"> </w:t>
+            </w:r>
+            <m:oMath>
+              <m:r>
+                <m:t>40</m:t>
+              </m:r>
+              <m:r>
+                <m:t> </m:t>
+              </m:r>
+              <m:r>
+                <m:rPr>
+                  <m:sty m:val="p"/>
+                </m:rPr>
+                <m:t>℃</m:t>
+              </m:r>
+            </m:oMath>
+            <w:r>
+              <w:t xml:space="preserve">）；不使用有功负载比（见下）</w:t>
+            </w:r>
+          </w:p>
+        </w:tc>
+      </w:tr>
+    </w:tbl>
+    <w:p>
+      <w:pPr>
+        <w:pStyle w:val="BodyText"/>
+      </w:pPr>
+      <w:r>
+        <w:rPr>
+          <w:bCs/>
+          <w:b/>
+        </w:rPr>
+        <w:t xml:space="preserve">为何不用有功负载比</w:t>
+      </w:r>
+      <w:r>
+        <w:t xml:space="preserve">：本研究为</w:t>
+      </w:r>
+      <w:r>
+        <w:rPr>
+          <w:bCs/>
+          <w:b/>
+        </w:rPr>
+        <w:t xml:space="preserve">直流潮流(DC-OPF)</w:t>
+      </w:r>
+      <w:r>
+        <w:t xml:space="preserve">，仅含有功功率，</w:t>
+      </w:r>
+      <w:r>
+        <w:rPr>
+          <w:bCs/>
+          <w:b/>
+        </w:rPr>
+        <w:t xml:space="preserve">无无功功率与电压幅值</w:t>
+      </w:r>
+      <w:r>
+        <w:t xml:space="preserve">；</w:t>
+      </w:r>
+      <w:r>
+        <w:t xml:space="preserve"> </w:t>
+      </w:r>
+      <w:r>
+        <w:t xml:space="preserve">而变压器的铜耗/发热取决于</w:t>
+      </w:r>
+      <w:r>
+        <w:rPr>
+          <w:bCs/>
+          <w:b/>
+        </w:rPr>
+        <w:t xml:space="preserve">视在功率</w:t>
+      </w:r>
+      <w:r>
+        <w:t xml:space="preserve"> </w:t>
+      </w:r>
+      <m:oMath>
+        <m:r>
+          <m:t>S</m:t>
+        </m:r>
+        <m:r>
+          <m:rPr>
+            <m:sty m:val="p"/>
+          </m:rPr>
+          <m:t>=</m:t>
+        </m:r>
+        <m:rad>
+          <m:radPr>
+            <m:degHide m:val="on"/>
+          </m:radPr>
+          <m:deg/>
+          <m:e>
+            <m:sSup>
+              <m:e>
+                <m:r>
+                  <m:t>P</m:t>
+                </m:r>
+              </m:e>
+              <m:sup>
+                <m:r>
+                  <m:t>2</m:t>
+                </m:r>
+              </m:sup>
+            </m:sSup>
+            <m:r>
+              <m:rPr>
+                <m:sty m:val="p"/>
+              </m:rPr>
+              <m:t>+</m:t>
+            </m:r>
+            <m:sSup>
+              <m:e>
+                <m:r>
+                  <m:t>Q</m:t>
+                </m:r>
+              </m:e>
+              <m:sup>
+                <m:r>
+                  <m:t>2</m:t>
+                </m:r>
+              </m:sup>
+            </m:sSup>
+          </m:e>
+        </m:rad>
+      </m:oMath>
+      <w:r>
+        <w:t xml:space="preserve">，DC 解无法给出</w:t>
+      </w:r>
+      <w:r>
+        <w:t xml:space="preserve"> </w:t>
+      </w:r>
+      <m:oMath>
+        <m:r>
+          <m:t>Q</m:t>
+        </m:r>
+      </m:oMath>
+      <w:r>
+        <w:t xml:space="preserve"> </w:t>
+      </w:r>
+      <w:r>
+        <w:t xml:space="preserve">与</w:t>
+      </w:r>
+      <w:r>
+        <w:t xml:space="preserve"> </w:t>
+      </w:r>
+      <m:oMath>
+        <m:r>
+          <m:t>S</m:t>
+        </m:r>
+      </m:oMath>
+      <w:r>
+        <w:t xml:space="preserve">。</w:t>
+      </w:r>
+      <w:r>
+        <w:t xml:space="preserve"> </w:t>
+      </w:r>
+      <w:r>
+        <w:t xml:space="preserve">若强行以有功潮流构造负载比</w:t>
+      </w:r>
+      <w:r>
+        <w:t xml:space="preserve"> </w:t>
+      </w:r>
+      <m:oMath>
+        <m:r>
+          <m:t>K</m:t>
+        </m:r>
+        <m:r>
+          <m:rPr>
+            <m:sty m:val="p"/>
+          </m:rPr>
+          <m:t>=</m:t>
+        </m:r>
+        <m:r>
+          <m:t>P</m:t>
+        </m:r>
+        <m:r>
+          <m:rPr>
+            <m:sty m:val="p"/>
+          </m:rPr>
+          <m:t>/</m:t>
+        </m:r>
+        <m:sSup>
+          <m:e>
+            <m:r>
+              <m:t>S</m:t>
+            </m:r>
+          </m:e>
+          <m:sup>
+            <m:r>
+              <m:rPr>
+                <m:sty m:val="p"/>
+              </m:rPr>
+              <m:t>r</m:t>
+            </m:r>
+            <m:r>
+              <m:rPr>
+                <m:sty m:val="p"/>
+              </m:rPr>
+              <m:t>a</m:t>
+            </m:r>
+            <m:r>
+              <m:rPr>
+                <m:sty m:val="p"/>
+              </m:rPr>
+              <m:t>t</m:t>
+            </m:r>
+            <m:r>
+              <m:rPr>
+                <m:sty m:val="p"/>
+              </m:rPr>
+              <m:t>e</m:t>
+            </m:r>
+            <m:r>
+              <m:rPr>
+                <m:sty m:val="p"/>
+              </m:rPr>
+              <m:t>d</m:t>
+            </m:r>
+          </m:sup>
+        </m:sSup>
+      </m:oMath>
+      <w:r>
+        <w:t xml:space="preserve">，会把”不完整的有功量”当作变压器热负载，</w:t>
+      </w:r>
+      <w:r>
+        <w:t xml:space="preserve"> </w:t>
+      </w:r>
+      <w:r>
+        <w:t xml:space="preserve">物理上并不严谨。故本模型</w:t>
+      </w:r>
+      <w:r>
+        <w:rPr>
+          <w:bCs/>
+          <w:b/>
+        </w:rPr>
+        <w:t xml:space="preserve">剥离有功负载比</w:t>
+      </w:r>
+      <w:r>
+        <w:t xml:space="preserve">，转而以极热场景中可被准确刻画、且对绝缘老化</w:t>
+      </w:r>
+      <w:r>
+        <w:t xml:space="preserve"> </w:t>
+      </w:r>
+      <w:r>
+        <w:t xml:space="preserve">起主导作用的</w:t>
+      </w:r>
+      <w:r>
+        <w:rPr>
+          <w:bCs/>
+          <w:b/>
+        </w:rPr>
+        <w:t xml:space="preserve">环境温度</w:t>
+      </w:r>
+      <w:r>
+        <w:t xml:space="preserve">作为驱动量；变压器按</w:t>
+      </w:r>
+      <w:r>
+        <w:rPr>
+          <w:bCs/>
+          <w:b/>
+        </w:rPr>
+        <w:t xml:space="preserve">铭牌额定负载</w:t>
+      </w:r>
+      <w:r>
+        <w:t xml:space="preserve">的设计热点温升计。</w:t>
+      </w:r>
+    </w:p>
+    <w:p>
+      <w:pPr>
+        <w:pStyle w:val="BodyText"/>
+      </w:pPr>
+      <w:r>
+        <w:t xml:space="preserve">变压器寿命主要由其</w:t>
+      </w:r>
+      <w:r>
+        <w:rPr>
+          <w:bCs/>
+          <w:b/>
+        </w:rPr>
+        <w:t xml:space="preserve">纤维素绝缘的热老化</w:t>
+      </w:r>
+      <w:r>
+        <w:t xml:space="preserve">决定，老化速率由</w:t>
+      </w:r>
+      <w:r>
+        <w:rPr>
+          <w:bCs/>
+          <w:b/>
+        </w:rPr>
+        <w:t xml:space="preserve">绕组热点温度（HST）</w:t>
+      </w:r>
+      <w:r>
+        <w:t xml:space="preserve"> </w:t>
+      </w:r>
+      <m:oMath>
+        <m:sSub>
+          <m:e>
+            <m:r>
+              <m:t>θ</m:t>
+            </m:r>
+          </m:e>
+          <m:sub>
+            <m:r>
+              <m:t>H</m:t>
+            </m:r>
+          </m:sub>
+        </m:sSub>
+      </m:oMath>
+      <w:r>
+        <w:t xml:space="preserve"> </w:t>
+      </w:r>
+      <w:r>
+        <w:t xml:space="preserve">主导；极热使环境温度升高、推高热点温度，从而加速老化、抬升故障概率 [1][3][5]。</w:t>
+      </w:r>
+      <w:r>
+        <w:t xml:space="preserve"> </w:t>
+      </w:r>
+      <w:r>
+        <w:t xml:space="preserve">建模分三步：环境温度 → 热点温度 → 老化加速 → 故障概率。</w:t>
+      </w:r>
+    </w:p>
+    <w:bookmarkEnd w:id="21"/>
+    <w:bookmarkStart w:id="22" w:name="a.2-热点温度ieee-std-c57.91-2011铭牌额定负载环境温度驱动"/>
+    <w:p>
+      <w:pPr>
+        <w:pStyle w:val="Heading3"/>
+      </w:pPr>
+      <w:r>
+        <w:t xml:space="preserve">A.2 热点温度（IEEE Std C57.91-2011，铭牌额定负载、环境温度驱动）</w:t>
+      </w:r>
+    </w:p>
+    <w:p>
+      <w:pPr>
+        <w:pStyle w:val="FirstParagraph"/>
+      </w:pPr>
+      <w:r>
+        <w:t xml:space="preserve">变压器在</w:t>
+      </w:r>
+      <w:r>
+        <w:rPr>
+          <w:bCs/>
+          <w:b/>
+        </w:rPr>
+        <w:t xml:space="preserve">铭牌额定负载</w:t>
+      </w:r>
+      <w:r>
+        <w:t xml:space="preserve">下的热点温度等于环境温度加上额定（设计）热点温升：</w:t>
+      </w:r>
+    </w:p>
+    <w:p>
+      <w:pPr>
+        <w:pStyle w:val="BodyText"/>
+      </w:pPr>
+      <m:oMathPara>
+        <m:oMathParaPr>
+          <m:jc m:val="center"/>
+        </m:oMathParaPr>
+        <m:oMath>
+          <m:borderBox>
+            <m:e>
+              <m:r>
+                <m:t> </m:t>
+              </m:r>
+              <m:sSub>
+                <m:e>
+                  <m:r>
+                    <m:t>θ</m:t>
+                  </m:r>
+                </m:e>
+                <m:sub>
+                  <m:r>
+                    <m:t>H</m:t>
+                  </m:r>
+                </m:sub>
+              </m:sSub>
               <m:r>
                 <m:rPr>
                   <m:sty m:val="p"/>
                 </m:rPr>
                 <m:t>=</m:t>
               </m:r>
+              <m:sSub>
+                <m:e>
+                  <m:r>
+                    <m:t>θ</m:t>
+                  </m:r>
+                </m:e>
+                <m:sub>
+                  <m:r>
+                    <m:t>a</m:t>
+                  </m:r>
+                </m:sub>
+              </m:sSub>
               <m:r>
-                <m:t>500</m:t>
+                <m:rPr>
+                  <m:sty m:val="p"/>
+                </m:rPr>
+                <m:t>+</m:t>
               </m:r>
               <m:r>
-                <m:t> </m:t>
+                <m:t>Δ</m:t>
               </m:r>
-              <m:r>
-                <m:rPr>
-                  <m:nor/>
-                  <m:sty m:val="p"/>
-                </m:rPr>
-                <m:t>MW</m:t>
-              </m:r>
-            </m:oMath>
-            <w:r>
-              <w:t xml:space="preserve">，热参数见</w:t>
-            </w:r>
-            <w:r>
-              <w:t xml:space="preserve"> </w:t>
-            </w:r>
-            <w:r>
-              <w:rPr>
-                <w:rStyle w:val="VerbatimChar"/>
-              </w:rPr>
-              <w:t xml:space="preserve">fault_params.m</w:t>
-            </w:r>
-          </w:p>
-        </w:tc>
-      </w:tr>
-      <w:tr>
-        <w:tc>
-          <w:tcPr/>
-          <w:p>
-            <w:pPr>
-              <w:pStyle w:val="Compact"/>
-              <w:jc w:val="left"/>
-            </w:pPr>
-            <w:r>
-              <w:t xml:space="preserve">不计节点变压器</w:t>
-            </w:r>
-          </w:p>
-        </w:tc>
-        <w:tc>
-          <w:tcPr/>
-          <w:p>
-            <w:pPr>
-              <w:pStyle w:val="Compact"/>
-              <w:jc w:val="left"/>
-            </w:pPr>
-            <w:r>
-              <w:t xml:space="preserve">10 个电源节点：bus 30, 31, 32, 33, 34, 35, 36, 37, 38, 39</w:t>
-            </w:r>
-          </w:p>
-        </w:tc>
-      </w:tr>
-      <w:tr>
-        <w:tc>
-          <w:tcPr/>
-          <w:p>
-            <w:pPr>
-              <w:pStyle w:val="Compact"/>
-              <w:jc w:val="left"/>
-            </w:pPr>
-            <w:r>
-              <w:t xml:space="preserve">功率输入</w:t>
-            </w:r>
-          </w:p>
-        </w:tc>
-        <w:tc>
-          <w:tcPr/>
-          <w:p>
-            <w:pPr>
-              <w:pStyle w:val="Compact"/>
-              <w:jc w:val="left"/>
-            </w:pPr>
-            <w:r>
-              <w:t xml:space="preserve">节点实际供电负荷</w:t>
-            </w:r>
-            <w:r>
-              <w:t xml:space="preserve"> </w:t>
-            </w:r>
-            <m:oMath>
               <m:sSub>
                 <m:e>
                   <m:r>
-                    <m:t>P</m:t>
+                    <m:t>θ</m:t>
                   </m:r>
                 </m:e>
                 <m:sub>
+                  <m:r>
+                    <m:t>H</m:t>
+                  </m:r>
+                  <m:r>
+                    <m:t>S</m:t>
+                  </m:r>
                   <m:r>
                     <m:rPr>
                       <m:sty m:val="p"/>
                     </m:rPr>
-                    <m:t>s</m:t>
+                    <m:t>,</m:t>
+                  </m:r>
+                  <m:r>
+                    <m:t>R</m:t>
+                  </m:r>
+                </m:sub>
+              </m:sSub>
+              <m:r>
+                <m:rPr>
+                  <m:sty m:val="p"/>
+                </m:rPr>
+                <m:t>,</m:t>
+              </m:r>
+              <m:r>
+                <m:t>  </m:t>
+              </m:r>
+              <m:r>
+                <m:t>Δ</m:t>
+              </m:r>
+              <m:sSub>
+                <m:e>
+                  <m:r>
+                    <m:t>θ</m:t>
+                  </m:r>
+                </m:e>
+                <m:sub>
+                  <m:r>
+                    <m:t>H</m:t>
+                  </m:r>
+                  <m:r>
+                    <m:t>S</m:t>
                   </m:r>
                   <m:r>
                     <m:rPr>
                       <m:sty m:val="p"/>
                     </m:rPr>
-                    <m:t>e</m:t>
-                  </m:r>
-                  <m:r>
-                    <m:rPr>
-                      <m:sty m:val="p"/>
-                    </m:rPr>
-                    <m:t>r</m:t>
-                  </m:r>
-                  <m:r>
-                    <m:rPr>
-                      <m:sty m:val="p"/>
-                    </m:rPr>
-                    <m:t>v</m:t>
-                  </m:r>
-                  <m:r>
-                    <m:rPr>
-                      <m:sty m:val="p"/>
-                    </m:rPr>
-                    <m:t>e</m:t>
-                  </m:r>
-                  <m:r>
-                    <m:rPr>
-                      <m:sty m:val="p"/>
-                    </m:rPr>
-                    <m:t>d</m:t>
+                    <m:t>,</m:t>
+                  </m:r>
+                  <m:r>
+                    <m:t>R</m:t>
                   </m:r>
                 </m:sub>
               </m:sSub>
@@ -1344,551 +1649,67 @@
                 <m:t>=</m:t>
               </m:r>
               <m:r>
-                <m:t>D</m:t>
+                <m:t>Δ</m:t>
               </m:r>
-              <m:d>
-                <m:dPr>
-                  <m:begChr m:val="("/>
-                  <m:endChr m:val=")"/>
-                  <m:sepChr m:val=""/>
-                  <m:grow/>
-                </m:dPr>
+              <m:sSub>
                 <m:e>
                   <m:r>
+                    <m:t>θ</m:t>
+                  </m:r>
+                </m:e>
+                <m:sub>
+                  <m:r>
                     <m:t>T</m:t>
                   </m:r>
-                </m:e>
-              </m:d>
+                  <m:r>
+                    <m:t>O</m:t>
+                  </m:r>
+                  <m:r>
+                    <m:rPr>
+                      <m:sty m:val="p"/>
+                    </m:rPr>
+                    <m:t>,</m:t>
+                  </m:r>
+                  <m:r>
+                    <m:t>R</m:t>
+                  </m:r>
+                </m:sub>
+              </m:sSub>
               <m:r>
                 <m:rPr>
                   <m:sty m:val="p"/>
                 </m:rPr>
-                <m:t>−</m:t>
+                <m:t>+</m:t>
               </m:r>
-              <m:nary>
-                <m:naryPr>
-                  <m:chr m:val="∑"/>
-                  <m:limLoc m:val="undOvr"/>
-                  <m:subHide m:val="off"/>
-                  <m:supHide m:val="on"/>
-                </m:naryPr>
+              <m:r>
+                <m:t>Δ</m:t>
+              </m:r>
+              <m:sSub>
+                <m:e>
+                  <m:r>
+                    <m:t>θ</m:t>
+                  </m:r>
+                </m:e>
                 <m:sub>
                   <m:r>
-                    <m:t>k</m:t>
+                    <m:t>H</m:t>
+                  </m:r>
+                  <m:r>
+                    <m:rPr>
+                      <m:sty m:val="p"/>
+                    </m:rPr>
+                    <m:t>,</m:t>
+                  </m:r>
+                  <m:r>
+                    <m:t>R</m:t>
                   </m:r>
                 </m:sub>
-                <m:sup>
-                  <m:r>
-                    <m:t>​</m:t>
-                  </m:r>
-                </m:sup>
-                <m:e>
-                  <m:sSub>
-                    <m:e>
-                      <m:r>
-                        <m:t>s</m:t>
-                      </m:r>
-                    </m:e>
-                    <m:sub>
-                      <m:r>
-                        <m:t>j</m:t>
-                      </m:r>
-                      <m:r>
-                        <m:rPr>
-                          <m:sty m:val="p"/>
-                        </m:rPr>
-                        <m:t>,</m:t>
-                      </m:r>
-                      <m:r>
-                        <m:t>k</m:t>
-                      </m:r>
-                    </m:sub>
-                  </m:sSub>
-                </m:e>
-              </m:nary>
-            </m:oMath>
-            <w:r>
-              <w:t xml:space="preserve">（来自基准状态）；无负荷节点取 0</w:t>
-            </w:r>
-          </w:p>
-        </w:tc>
-      </w:tr>
-    </w:tbl>
-    <w:p>
-      <w:pPr>
-        <w:pStyle w:val="BodyText"/>
-      </w:pPr>
-      <w:r>
-        <w:t xml:space="preserve">变压器寿命主要由其</w:t>
-      </w:r>
-      <w:r>
-        <w:rPr>
-          <w:bCs/>
-          <w:b/>
-        </w:rPr>
-        <w:t xml:space="preserve">纤维素绝缘的热老化</w:t>
-      </w:r>
-      <w:r>
-        <w:t xml:space="preserve">决定，而老化速率由</w:t>
-      </w:r>
-      <w:r>
-        <w:rPr>
-          <w:bCs/>
-          <w:b/>
-        </w:rPr>
-        <w:t xml:space="preserve">绕组热点温度（HST）</w:t>
-      </w:r>
-      <w:r>
-        <w:t xml:space="preserve"> </w:t>
-      </w:r>
-      <m:oMath>
-        <m:sSub>
-          <m:e>
-            <m:r>
-              <m:t>θ</m:t>
-            </m:r>
-          </m:e>
-          <m:sub>
-            <m:r>
-              <m:t>H</m:t>
-            </m:r>
-          </m:sub>
-        </m:sSub>
-      </m:oMath>
-      <w:r>
-        <w:t xml:space="preserve"> </w:t>
-      </w:r>
-      <w:r>
-        <w:t xml:space="preserve">主导；极热使环境温度</w:t>
-      </w:r>
-      <w:r>
-        <w:t xml:space="preserve"> </w:t>
-      </w:r>
-      <m:oMath>
-        <m:sSub>
-          <m:e>
-            <m:r>
-              <m:t>θ</m:t>
-            </m:r>
-          </m:e>
-          <m:sub>
-            <m:r>
-              <m:t>a</m:t>
-            </m:r>
-          </m:sub>
-        </m:sSub>
-      </m:oMath>
-      <w:r>
-        <w:t xml:space="preserve"> </w:t>
-      </w:r>
-      <w:r>
-        <w:t xml:space="preserve">升高、在相同负载下推高热点温度，从而加速老化、抬升故障概率</w:t>
-      </w:r>
-      <w:r>
-        <w:t xml:space="preserve"> </w:t>
-      </w:r>
-      <w:r>
-        <w:t xml:space="preserve">[1][3][5]。建模分三步：负载比 → 热点温度 → 老化加速 → 故障概率。</w:t>
-      </w:r>
-    </w:p>
-    <w:bookmarkEnd w:id="21"/>
-    <w:bookmarkStart w:id="22" w:name="a.2-热点温度ieee-std-c57.91-2011"/>
-    <w:p>
-      <w:pPr>
-        <w:pStyle w:val="Heading3"/>
-      </w:pPr>
-      <w:r>
-        <w:t xml:space="preserve">A.2 热点温度（IEEE Std C57.91-2011）</w:t>
-      </w:r>
-    </w:p>
-    <w:p>
-      <w:pPr>
-        <w:pStyle w:val="FirstParagraph"/>
-      </w:pPr>
-      <w:r>
-        <w:t xml:space="preserve">由基准状态的</w:t>
-      </w:r>
-      <w:r>
-        <w:rPr>
-          <w:bCs/>
-          <w:b/>
-        </w:rPr>
-        <w:t xml:space="preserve">节点供电负荷</w:t>
-      </w:r>
-      <w:r>
-        <w:t xml:space="preserve">得到负载比</w:t>
-      </w:r>
-      <w:r>
-        <w:t xml:space="preserve"> </w:t>
-      </w:r>
-      <m:oMath>
-        <m:r>
-          <m:t>K</m:t>
-        </m:r>
-        <m:r>
-          <m:rPr>
-            <m:sty m:val="p"/>
-          </m:rPr>
-          <m:t>=</m:t>
-        </m:r>
-        <m:sSub>
-          <m:e>
-            <m:r>
-              <m:t>P</m:t>
-            </m:r>
-          </m:e>
-          <m:sub>
-            <m:r>
-              <m:rPr>
-                <m:sty m:val="p"/>
-              </m:rPr>
-              <m:t>s</m:t>
-            </m:r>
-            <m:r>
-              <m:rPr>
-                <m:sty m:val="p"/>
-              </m:rPr>
-              <m:t>e</m:t>
-            </m:r>
-            <m:r>
-              <m:rPr>
-                <m:sty m:val="p"/>
-              </m:rPr>
-              <m:t>r</m:t>
-            </m:r>
-            <m:r>
-              <m:rPr>
-                <m:sty m:val="p"/>
-              </m:rPr>
-              <m:t>v</m:t>
-            </m:r>
-            <m:r>
-              <m:rPr>
-                <m:sty m:val="p"/>
-              </m:rPr>
-              <m:t>e</m:t>
-            </m:r>
-            <m:r>
-              <m:rPr>
-                <m:sty m:val="p"/>
-              </m:rPr>
-              <m:t>d</m:t>
-            </m:r>
-          </m:sub>
-        </m:sSub>
-        <m:r>
-          <m:rPr>
-            <m:sty m:val="p"/>
-          </m:rPr>
-          <m:t>/</m:t>
-        </m:r>
-        <m:sSubSup>
-          <m:e>
-            <m:r>
-              <m:t>S</m:t>
-            </m:r>
-          </m:e>
-          <m:sub>
-            <m:r>
-              <m:t>T</m:t>
-            </m:r>
-          </m:sub>
-          <m:sup>
-            <m:r>
-              <m:rPr>
-                <m:sty m:val="p"/>
-              </m:rPr>
-              <m:t>r</m:t>
-            </m:r>
-            <m:r>
-              <m:rPr>
-                <m:sty m:val="p"/>
-              </m:rPr>
-              <m:t>a</m:t>
-            </m:r>
-            <m:r>
-              <m:rPr>
-                <m:sty m:val="p"/>
-              </m:rPr>
-              <m:t>t</m:t>
-            </m:r>
-            <m:r>
-              <m:rPr>
-                <m:sty m:val="p"/>
-              </m:rPr>
-              <m:t>e</m:t>
-            </m:r>
-            <m:r>
-              <m:rPr>
-                <m:sty m:val="p"/>
-              </m:rPr>
-              <m:t>d</m:t>
-            </m:r>
-          </m:sup>
-        </m:sSubSup>
-      </m:oMath>
-      <w:r>
-        <w:t xml:space="preserve">（</w:t>
-      </w:r>
-      <m:oMath>
-        <m:sSubSup>
-          <m:e>
-            <m:r>
-              <m:t>S</m:t>
-            </m:r>
-          </m:e>
-          <m:sub>
-            <m:r>
-              <m:t>T</m:t>
-            </m:r>
-          </m:sub>
-          <m:sup>
-            <m:r>
-              <m:rPr>
-                <m:sty m:val="p"/>
-              </m:rPr>
-              <m:t>r</m:t>
-            </m:r>
-            <m:r>
-              <m:rPr>
-                <m:sty m:val="p"/>
-              </m:rPr>
-              <m:t>a</m:t>
-            </m:r>
-            <m:r>
-              <m:rPr>
-                <m:sty m:val="p"/>
-              </m:rPr>
-              <m:t>t</m:t>
-            </m:r>
-            <m:r>
-              <m:rPr>
-                <m:sty m:val="p"/>
-              </m:rPr>
-              <m:t>e</m:t>
-            </m:r>
-            <m:r>
-              <m:rPr>
-                <m:sty m:val="p"/>
-              </m:rPr>
-              <m:t>d</m:t>
-            </m:r>
-          </m:sup>
-        </m:sSubSup>
-        <m:r>
-          <m:rPr>
-            <m:sty m:val="p"/>
-          </m:rPr>
-          <m:t>=</m:t>
-        </m:r>
-        <m:r>
-          <m:t>500</m:t>
-        </m:r>
-        <m:r>
-          <m:t> </m:t>
-        </m:r>
-        <m:r>
-          <m:rPr>
-            <m:nor/>
-            <m:sty m:val="p"/>
-          </m:rPr>
-          <m:t>MW</m:t>
-        </m:r>
-      </m:oMath>
-      <w:r>
-        <w:t xml:space="preserve">，各节点相同），</w:t>
-      </w:r>
-      <w:r>
-        <w:t xml:space="preserve"> </w:t>
-      </w:r>
-      <w:r>
-        <w:t xml:space="preserve">稳态热点温度为 [1][5]：</w:t>
-      </w:r>
-    </w:p>
-    <w:p>
-      <w:pPr>
-        <w:pStyle w:val="BodyText"/>
-      </w:pPr>
-      <m:oMathPara>
-        <m:oMathParaPr>
-          <m:jc m:val="center"/>
-        </m:oMathParaPr>
-        <m:oMath>
-          <m:sSub>
-            <m:e>
+              </m:sSub>
               <m:r>
-                <m:t>θ</m:t>
+                <m:t> </m:t>
               </m:r>
             </m:e>
-            <m:sub>
-              <m:r>
-                <m:t>H</m:t>
-              </m:r>
-            </m:sub>
-          </m:sSub>
-          <m:r>
-            <m:rPr>
-              <m:sty m:val="p"/>
-            </m:rPr>
-            <m:t>=</m:t>
-          </m:r>
-          <m:sSub>
-            <m:e>
-              <m:r>
-                <m:t>θ</m:t>
-              </m:r>
-            </m:e>
-            <m:sub>
-              <m:r>
-                <m:t>a</m:t>
-              </m:r>
-            </m:sub>
-          </m:sSub>
-          <m:r>
-            <m:rPr>
-              <m:sty m:val="p"/>
-            </m:rPr>
-            <m:t>+</m:t>
-          </m:r>
-          <m:r>
-            <m:t>Δ</m:t>
-          </m:r>
-          <m:sSub>
-            <m:e>
-              <m:r>
-                <m:t>θ</m:t>
-              </m:r>
-            </m:e>
-            <m:sub>
-              <m:r>
-                <m:t>T</m:t>
-              </m:r>
-              <m:r>
-                <m:t>O</m:t>
-              </m:r>
-              <m:r>
-                <m:rPr>
-                  <m:sty m:val="p"/>
-                </m:rPr>
-                <m:t>,</m:t>
-              </m:r>
-              <m:r>
-                <m:t>R</m:t>
-              </m:r>
-            </m:sub>
-          </m:sSub>
-          <m:sSup>
-            <m:e>
-              <m:d>
-                <m:dPr>
-                  <m:begChr m:val="("/>
-                  <m:endChr m:val=")"/>
-                  <m:sepChr m:val=""/>
-                  <m:grow/>
-                </m:dPr>
-                <m:e>
-                  <m:f>
-                    <m:fPr>
-                      <m:type m:val="bar"/>
-                    </m:fPr>
-                    <m:num>
-                      <m:sSup>
-                        <m:e>
-                          <m:r>
-                            <m:t>K</m:t>
-                          </m:r>
-                        </m:e>
-                        <m:sup>
-                          <m:r>
-                            <m:t>2</m:t>
-                          </m:r>
-                        </m:sup>
-                      </m:sSup>
-                      <m:r>
-                        <m:t>R</m:t>
-                      </m:r>
-                      <m:r>
-                        <m:rPr>
-                          <m:sty m:val="p"/>
-                        </m:rPr>
-                        <m:t>+</m:t>
-                      </m:r>
-                      <m:r>
-                        <m:t>1</m:t>
-                      </m:r>
-                    </m:num>
-                    <m:den>
-                      <m:r>
-                        <m:t>R</m:t>
-                      </m:r>
-                      <m:r>
-                        <m:rPr>
-                          <m:sty m:val="p"/>
-                        </m:rPr>
-                        <m:t>+</m:t>
-                      </m:r>
-                      <m:r>
-                        <m:t>1</m:t>
-                      </m:r>
-                    </m:den>
-                  </m:f>
-                </m:e>
-              </m:d>
-            </m:e>
-            <m:sup>
-              <m:r>
-                <m:t>n</m:t>
-              </m:r>
-            </m:sup>
-          </m:sSup>
-          <m:r>
-            <m:rPr>
-              <m:sty m:val="p"/>
-            </m:rPr>
-            <m:t>+</m:t>
-          </m:r>
-          <m:r>
-            <m:t>Δ</m:t>
-          </m:r>
-          <m:sSub>
-            <m:e>
-              <m:r>
-                <m:t>θ</m:t>
-              </m:r>
-            </m:e>
-            <m:sub>
-              <m:r>
-                <m:t>H</m:t>
-              </m:r>
-              <m:r>
-                <m:rPr>
-                  <m:sty m:val="p"/>
-                </m:rPr>
-                <m:t>,</m:t>
-              </m:r>
-              <m:r>
-                <m:t>R</m:t>
-              </m:r>
-            </m:sub>
-          </m:sSub>
-          <m:r>
-            <m:t> </m:t>
-          </m:r>
-          <m:sSup>
-            <m:e>
-              <m:r>
-                <m:t>K</m:t>
-              </m:r>
-            </m:e>
-            <m:sup>
-              <m:r>
-                <m:t>2</m:t>
-              </m:r>
-              <m:r>
-                <m:t>m</m:t>
-              </m:r>
-            </m:sup>
-          </m:sSup>
+          </m:borderBox>
         </m:oMath>
       </m:oMathPara>
     </w:p>
@@ -2065,82 +1886,16 @@
         </w:numPr>
         <w:pStyle w:val="Compact"/>
       </w:pPr>
+      <w:r>
+        <w:t xml:space="preserve">额定热点温升</w:t>
+      </w:r>
+      <w:r>
+        <w:t xml:space="preserve"> </w:t>
+      </w:r>
       <m:oMath>
         <m:r>
-          <m:t>R</m:t>
-        </m:r>
-      </m:oMath>
-      <w:r>
-        <w:t xml:space="preserve">：负载损耗与空载损耗之比（取</w:t>
-      </w:r>
-      <w:r>
-        <w:t xml:space="preserve"> </w:t>
-      </w:r>
-      <m:oMath>
-        <m:r>
-          <m:t>8</m:t>
-        </m:r>
-      </m:oMath>
-      <w:r>
-        <w:t xml:space="preserve">）；</w:t>
-      </w:r>
-      <m:oMath>
-        <m:r>
-          <m:t>n</m:t>
-        </m:r>
-      </m:oMath>
-      <w:r>
-        <w:t xml:space="preserve">：顶油温升指数（取</w:t>
-      </w:r>
-      <w:r>
-        <w:t xml:space="preserve"> </w:t>
-      </w:r>
-      <m:oMath>
-        <m:r>
-          <m:t>0.9</m:t>
-        </m:r>
-      </m:oMath>
-      <w:r>
-        <w:t xml:space="preserve">）；</w:t>
-      </w:r>
-      <m:oMath>
-        <m:r>
-          <m:t>m</m:t>
-        </m:r>
-      </m:oMath>
-      <w:r>
-        <w:t xml:space="preserve">：绕组温升指数（取</w:t>
-      </w:r>
-      <w:r>
-        <w:t xml:space="preserve"> </w:t>
-      </w:r>
-      <m:oMath>
-        <m:r>
-          <m:t>0.8</m:t>
-        </m:r>
-      </m:oMath>
-      <w:r>
-        <w:t xml:space="preserve">）。</w:t>
-      </w:r>
-    </w:p>
-    <w:p>
-      <w:pPr>
-        <w:pStyle w:val="BlockText"/>
-      </w:pPr>
-      <w:r>
-        <w:rPr>
-          <w:bCs/>
-          <w:b/>
-        </w:rPr>
-        <w:t xml:space="preserve">文献来源</w:t>
-      </w:r>
-      <w:r>
-        <w:t xml:space="preserve">：热点温度三段式分解</w:t>
-      </w:r>
-      <w:r>
-        <w:t xml:space="preserve"> </w:t>
-      </w:r>
-      <m:oMath>
+          <m:t>Δ</m:t>
+        </m:r>
         <m:sSub>
           <m:e>
             <m:r>
@@ -2150,6 +1905,18 @@
           <m:sub>
             <m:r>
               <m:t>H</m:t>
+            </m:r>
+            <m:r>
+              <m:t>S</m:t>
+            </m:r>
+            <m:r>
+              <m:rPr>
+                <m:sty m:val="p"/>
+              </m:rPr>
+              <m:t>,</m:t>
+            </m:r>
+            <m:r>
+              <m:t>R</m:t>
             </m:r>
           </m:sub>
         </m:sSub>
@@ -2159,18 +1926,9 @@
           </m:rPr>
           <m:t>=</m:t>
         </m:r>
-        <m:sSub>
-          <m:e>
-            <m:r>
-              <m:t>θ</m:t>
-            </m:r>
-          </m:e>
-          <m:sub>
-            <m:r>
-              <m:t>a</m:t>
-            </m:r>
-          </m:sub>
-        </m:sSub>
+        <m:r>
+          <m:t>55</m:t>
+        </m:r>
         <m:r>
           <m:rPr>
             <m:sty m:val="p"/>
@@ -2178,8 +1936,42 @@
           <m:t>+</m:t>
         </m:r>
         <m:r>
-          <m:t>Δ</m:t>
-        </m:r>
+          <m:t>25</m:t>
+        </m:r>
+        <m:r>
+          <m:rPr>
+            <m:sty m:val="p"/>
+          </m:rPr>
+          <m:t>=</m:t>
+        </m:r>
+        <m:r>
+          <m:t>80</m:t>
+        </m:r>
+        <m:r>
+          <m:t> </m:t>
+        </m:r>
+        <m:r>
+          <m:rPr>
+            <m:sty m:val="p"/>
+          </m:rPr>
+          <m:t>℃</m:t>
+        </m:r>
+      </m:oMath>
+      <w:r>
+        <w:t xml:space="preserve">（IEEE 65℃-rise 绝缘的设计值）。</w:t>
+      </w:r>
+    </w:p>
+    <w:p>
+      <w:pPr>
+        <w:pStyle w:val="FirstParagraph"/>
+      </w:pPr>
+      <w:r>
+        <w:t xml:space="preserve">极热</w:t>
+      </w:r>
+      <w:r>
+        <w:t xml:space="preserve"> </w:t>
+      </w:r>
+      <m:oMath>
         <m:sSub>
           <m:e>
             <m:r>
@@ -2188,10 +1980,119 @@
           </m:e>
           <m:sub>
             <m:r>
-              <m:t>T</m:t>
-            </m:r>
-            <m:r>
-              <m:t>O</m:t>
+              <m:t>a</m:t>
+            </m:r>
+          </m:sub>
+        </m:sSub>
+        <m:r>
+          <m:rPr>
+            <m:sty m:val="p"/>
+          </m:rPr>
+          <m:t>=</m:t>
+        </m:r>
+        <m:r>
+          <m:t>40</m:t>
+        </m:r>
+        <m:r>
+          <m:t> </m:t>
+        </m:r>
+        <m:r>
+          <m:rPr>
+            <m:sty m:val="p"/>
+          </m:rPr>
+          <m:t>℃</m:t>
+        </m:r>
+      </m:oMath>
+      <w:r>
+        <w:t xml:space="preserve"> </w:t>
+      </w:r>
+      <w:r>
+        <w:t xml:space="preserve">时</w:t>
+      </w:r>
+      <w:r>
+        <w:t xml:space="preserve"> </w:t>
+      </w:r>
+      <m:oMath>
+        <m:sSub>
+          <m:e>
+            <m:r>
+              <m:t>θ</m:t>
+            </m:r>
+          </m:e>
+          <m:sub>
+            <m:r>
+              <m:t>H</m:t>
+            </m:r>
+          </m:sub>
+        </m:sSub>
+        <m:r>
+          <m:rPr>
+            <m:sty m:val="p"/>
+          </m:rPr>
+          <m:t>=</m:t>
+        </m:r>
+        <m:r>
+          <m:t>120</m:t>
+        </m:r>
+        <m:r>
+          <m:t> </m:t>
+        </m:r>
+        <m:r>
+          <m:rPr>
+            <m:sty m:val="p"/>
+          </m:rPr>
+          <m:t>℃</m:t>
+        </m:r>
+      </m:oMath>
+      <w:r>
+        <w:t xml:space="preserve">。</w:t>
+      </w:r>
+    </w:p>
+    <w:p>
+      <w:pPr>
+        <w:pStyle w:val="BlockText"/>
+      </w:pPr>
+      <w:r>
+        <w:rPr>
+          <w:bCs/>
+          <w:b/>
+        </w:rPr>
+        <w:t xml:space="preserve">文献来源</w:t>
+      </w:r>
+      <w:r>
+        <w:t xml:space="preserve">：热点温度分解</w:t>
+      </w:r>
+      <w:r>
+        <w:t xml:space="preserve"> </w:t>
+      </w:r>
+      <m:oMath>
+        <m:sSub>
+          <m:e>
+            <m:r>
+              <m:t>θ</m:t>
+            </m:r>
+          </m:e>
+          <m:sub>
+            <m:r>
+              <m:t>H</m:t>
+            </m:r>
+          </m:sub>
+        </m:sSub>
+        <m:r>
+          <m:rPr>
+            <m:sty m:val="p"/>
+          </m:rPr>
+          <m:t>=</m:t>
+        </m:r>
+        <m:sSub>
+          <m:e>
+            <m:r>
+              <m:t>θ</m:t>
+            </m:r>
+          </m:e>
+          <m:sub>
+            <m:r>
+              <m:t>a</m:t>
             </m:r>
           </m:sub>
         </m:sSub>
@@ -2212,6 +2113,30 @@
           </m:e>
           <m:sub>
             <m:r>
+              <m:t>T</m:t>
+            </m:r>
+            <m:r>
+              <m:t>O</m:t>
+            </m:r>
+          </m:sub>
+        </m:sSub>
+        <m:r>
+          <m:rPr>
+            <m:sty m:val="p"/>
+          </m:rPr>
+          <m:t>+</m:t>
+        </m:r>
+        <m:r>
+          <m:t>Δ</m:t>
+        </m:r>
+        <m:sSub>
+          <m:e>
+            <m:r>
+              <m:t>θ</m:t>
+            </m:r>
+          </m:e>
+          <m:sub>
+            <m:r>
               <m:t>W</m:t>
             </m:r>
           </m:sub>
@@ -2221,58 +2146,25 @@
         <w:t xml:space="preserve"> </w:t>
       </w:r>
       <w:r>
-        <w:t xml:space="preserve">及其与负载比</w:t>
-      </w:r>
-      <w:r>
-        <w:t xml:space="preserve"> </w:t>
-      </w:r>
-      <m:oMath>
-        <m:r>
-          <m:t>K</m:t>
-        </m:r>
-      </m:oMath>
-      <w:r>
-        <w:t xml:space="preserve">、损耗比</w:t>
-      </w:r>
-      <w:r>
-        <w:t xml:space="preserve"> </w:t>
-      </w:r>
-      <m:oMath>
-        <m:r>
-          <m:t>R</m:t>
-        </m:r>
-      </m:oMath>
-      <w:r>
-        <w:t xml:space="preserve">、指数</w:t>
-      </w:r>
-      <w:r>
-        <w:t xml:space="preserve"> </w:t>
-      </w:r>
-      <m:oMath>
-        <m:r>
-          <m:t>n</m:t>
-        </m:r>
-        <m:r>
-          <m:rPr>
-            <m:sty m:val="p"/>
-          </m:rPr>
-          <m:t>,</m:t>
-        </m:r>
-        <m:r>
-          <m:t>m</m:t>
-        </m:r>
-      </m:oMath>
-      <w:r>
-        <w:t xml:space="preserve"> </w:t>
-      </w:r>
-      <w:r>
-        <w:t xml:space="preserve">的关系来自 IEEE Std C57.91-2011 变压器负载导则 [1]；</w:t>
-      </w:r>
-      <w:r>
-        <w:t xml:space="preserve"> </w:t>
-      </w:r>
-      <w:r>
-        <w:t xml:space="preserve">其在电网优化/风险评估中的应用见 Soleimani 等 [5] 与 Fu、McCalley、Vittal 的变压器负载风险评估 [3]。</w:t>
+        <w:t xml:space="preserve">及额定温升设计值</w:t>
+      </w:r>
+      <w:r>
+        <w:t xml:space="preserve"> </w:t>
+      </w:r>
+      <w:r>
+        <w:t xml:space="preserve">取自 IEEE Std C57.91-2011 变压器负载导则 [1]；其在电网风险评估中的应用见 Soleimani 等 [5]</w:t>
+      </w:r>
+      <w:r>
+        <w:t xml:space="preserve"> </w:t>
+      </w:r>
+      <w:r>
+        <w:t xml:space="preserve">与 Fu、McCalley、Vittal [3]。本研究因 DC-OPF 不含无功而采用额定负载下的热点温升，</w:t>
+      </w:r>
+      <w:r>
+        <w:t xml:space="preserve"> </w:t>
+      </w:r>
+      <w:r>
+        <w:t xml:space="preserve">仅保留对环境温度的依赖。</w:t>
       </w:r>
     </w:p>
     <w:bookmarkEnd w:id="22"/>
@@ -2733,13 +2625,68 @@
         </m:r>
       </m:oMath>
       <w:r>
-        <w:t xml:space="preserve">（65 ℃-rise 绝缘</w:t>
-      </w:r>
-      <w:r>
-        <w:t xml:space="preserve"> </w:t>
-      </w:r>
-      <w:r>
-        <w:t xml:space="preserve">正常寿命点），均取自 IEEE Std C57.91-2011。</w:t>
+        <w:t xml:space="preserve"> </w:t>
+      </w:r>
+      <w:r>
+        <w:t xml:space="preserve">（</w:t>
+      </w:r>
+      <m:oMath>
+        <m:r>
+          <m:rPr>
+            <m:sty m:val="p"/>
+          </m:rPr>
+          <m:t>=</m:t>
+        </m:r>
+        <m:r>
+          <m:t>30</m:t>
+        </m:r>
+        <m:r>
+          <m:t> </m:t>
+        </m:r>
+        <m:r>
+          <m:rPr>
+            <m:sty m:val="p"/>
+          </m:rPr>
+          <m:t>℃</m:t>
+        </m:r>
+      </m:oMath>
+      <w:r>
+        <w:t xml:space="preserve"> </w:t>
+      </w:r>
+      <w:r>
+        <w:t xml:space="preserve">环境</w:t>
+      </w:r>
+      <w:r>
+        <w:t xml:space="preserve"> </w:t>
+      </w:r>
+      <m:oMath>
+        <m:r>
+          <m:rPr>
+            <m:sty m:val="p"/>
+          </m:rPr>
+          <m:t>+</m:t>
+        </m:r>
+        <m:r>
+          <m:t>80</m:t>
+        </m:r>
+        <m:r>
+          <m:t> </m:t>
+        </m:r>
+        <m:r>
+          <m:rPr>
+            <m:sty m:val="p"/>
+          </m:rPr>
+          <m:t>℃</m:t>
+        </m:r>
+      </m:oMath>
+      <w:r>
+        <w:t xml:space="preserve"> </w:t>
+      </w:r>
+      <w:r>
+        <w:t xml:space="preserve">额定温升，65 ℃-rise 绝缘正常寿命点），均取自 IEEE Std C57.91-2011。</w:t>
+      </w:r>
+      <w:r>
+        <w:t xml:space="preserve"> </w:t>
       </w:r>
       <m:oMath>
         <m:sSub>
@@ -2771,13 +2718,13 @@
         <w:t xml:space="preserve"> </w:t>
       </w:r>
       <w:r>
-        <w:t xml:space="preserve">表示老化（等效危险率）被加速。</w:t>
-      </w:r>
-      <w:r>
-        <w:t xml:space="preserve"> </w:t>
-      </w:r>
-      <w:r>
-        <w:t xml:space="preserve">将老化加速因子作为基准故障率的放大系数（Arrhenius-Weibull 危险率随老化加速的体现 [2][4][5]）：</w:t>
+        <w:t xml:space="preserve">表示老化（等效危险率）被加速。将老化加速因子作为基准故障率的放大系数</w:t>
+      </w:r>
+      <w:r>
+        <w:t xml:space="preserve"> </w:t>
+      </w:r>
+      <w:r>
+        <w:t xml:space="preserve">（Arrhenius-Weibull 危险率随老化加速的体现 [2][4][5]）：</w:t>
       </w:r>
     </w:p>
     <w:p>
@@ -2882,15 +2829,6 @@
                       <m:grow/>
                     </m:dPr>
                     <m:e>
-                      <m:r>
-                        <m:t>K</m:t>
-                      </m:r>
-                      <m:r>
-                        <m:rPr>
-                          <m:sty m:val="p"/>
-                        </m:rPr>
-                        <m:t>,</m:t>
-                      </m:r>
                       <m:sSub>
                         <m:e>
                           <m:r>
@@ -6763,62 +6701,35 @@
         <w:t xml:space="preserve">计算，二者完全一致。</w:t>
       </w:r>
     </w:p>
-    <w:bookmarkStart w:id="32" w:name="X70aadfcd5a21aecec24b314e22a4e12815bdb94"/>
+    <w:bookmarkStart w:id="32" w:name="d.1-节点变压器故障概率29-台非电源节点-bus-129-各一台同型号"/>
     <w:p>
       <w:pPr>
         <w:pStyle w:val="Heading3"/>
       </w:pPr>
       <w:r>
-        <w:t xml:space="preserve">D.1 节点变压器故障概率（29 台，非电源节点各一台，同型号</w:t>
-      </w:r>
-      <w:r>
-        <w:t xml:space="preserve"> </w:t>
+        <w:t xml:space="preserve">D.1 节点变压器故障概率（29 台，非电源节点 bus 1–29 各一台，同型号）</w:t>
+      </w:r>
+    </w:p>
+    <w:p>
+      <w:pPr>
+        <w:pStyle w:val="FirstParagraph"/>
+      </w:pPr>
+      <w:r>
+        <w:t xml:space="preserve">由于变压器故障概率仅由环境温度驱动、且 29 台同型号，在均匀极热（</w:t>
       </w:r>
       <m:oMath>
-        <m:sSubSup>
+        <m:sSub>
           <m:e>
             <m:r>
-              <m:t>S</m:t>
+              <m:t>θ</m:t>
             </m:r>
           </m:e>
           <m:sub>
             <m:r>
-              <m:t>T</m:t>
+              <m:t>a</m:t>
             </m:r>
           </m:sub>
-          <m:sup>
-            <m:r>
-              <m:rPr>
-                <m:sty m:val="p"/>
-              </m:rPr>
-              <m:t>r</m:t>
-            </m:r>
-            <m:r>
-              <m:rPr>
-                <m:sty m:val="p"/>
-              </m:rPr>
-              <m:t>a</m:t>
-            </m:r>
-            <m:r>
-              <m:rPr>
-                <m:sty m:val="p"/>
-              </m:rPr>
-              <m:t>t</m:t>
-            </m:r>
-            <m:r>
-              <m:rPr>
-                <m:sty m:val="p"/>
-              </m:rPr>
-              <m:t>e</m:t>
-            </m:r>
-            <m:r>
-              <m:rPr>
-                <m:sty m:val="p"/>
-              </m:rPr>
-              <m:t>d</m:t>
-            </m:r>
-          </m:sup>
-        </m:sSubSup>
+        </m:sSub>
         <m:r>
           <m:rPr>
             <m:sty m:val="p"/>
@@ -6826,21 +6737,33 @@
           <m:t>=</m:t>
         </m:r>
         <m:r>
-          <m:t>500</m:t>
-        </m:r>
-        <m:r>
-          <m:t> </m:t>
+          <m:t>40</m:t>
+        </m:r>
+        <m:r>
+          <m:t> </m:t>
         </m:r>
         <m:r>
           <m:rPr>
-            <m:nor/>
             <m:sty m:val="p"/>
           </m:rPr>
-          <m:t>MW</m:t>
+          <m:t>℃</m:t>
         </m:r>
       </m:oMath>
       <w:r>
-        <w:t xml:space="preserve">）</w:t>
+        <w:t xml:space="preserve">）下</w:t>
+      </w:r>
+      <w:r>
+        <w:t xml:space="preserve"> </w:t>
+      </w:r>
+      <w:r>
+        <w:rPr>
+          <w:bCs/>
+          <w:b/>
+        </w:rPr>
+        <w:t xml:space="preserve">各台结果完全相同</w:t>
+      </w:r>
+      <w:r>
+        <w:t xml:space="preserve">：</w:t>
       </w:r>
     </w:p>
     <w:tbl>
@@ -6851,14 +6774,12 @@
         <w:jc w:val="start"/>
       </w:tblPr>
       <w:tblGrid>
-        <w:gridCol w:w="960"/>
-        <w:gridCol w:w="1200"/>
-        <w:gridCol w:w="960"/>
-        <w:gridCol w:w="960"/>
-        <w:gridCol w:w="960"/>
-        <w:gridCol w:w="960"/>
-        <w:gridCol w:w="960"/>
-        <w:gridCol w:w="960"/>
+        <w:gridCol w:w="1267"/>
+        <w:gridCol w:w="1584"/>
+        <w:gridCol w:w="1267"/>
+        <w:gridCol w:w="1267"/>
+        <w:gridCol w:w="1267"/>
+        <w:gridCol w:w="1267"/>
       </w:tblGrid>
       <w:tr>
         <w:trPr>
@@ -6895,1336 +6816,218 @@
               <w:pStyle w:val="Compact"/>
               <w:jc w:val="right"/>
             </w:pPr>
+            <w:r>
+              <w:t xml:space="preserve">热点</w:t>
+            </w:r>
+            <w:r>
+              <w:t xml:space="preserve"> </w:t>
+            </w:r>
             <m:oMath>
               <m:sSub>
                 <m:e>
                   <m:r>
-                    <m:t>P</m:t>
+                    <m:t>θ</m:t>
                   </m:r>
                 </m:e>
                 <m:sub>
+                  <m:r>
+                    <m:t>H</m:t>
+                  </m:r>
+                </m:sub>
+              </m:sSub>
+            </m:oMath>
+            <w:r>
+              <w:t xml:space="preserve"> </w:t>
+            </w:r>
+            <w:r>
+              <w:t xml:space="preserve">(℃)</w:t>
+            </w:r>
+          </w:p>
+        </w:tc>
+        <w:tc>
+          <w:tcPr/>
+          <w:p>
+            <w:pPr>
+              <w:pStyle w:val="Compact"/>
+              <w:jc w:val="right"/>
+            </w:pPr>
+            <m:oMath>
+              <m:sSub>
+                <m:e>
+                  <m:r>
+                    <m:t>F</m:t>
+                  </m:r>
+                </m:e>
+                <m:sub>
+                  <m:r>
+                    <m:t>A</m:t>
+                  </m:r>
+                  <m:r>
+                    <m:t>A</m:t>
+                  </m:r>
+                </m:sub>
+              </m:sSub>
+            </m:oMath>
+          </w:p>
+        </w:tc>
+        <w:tc>
+          <w:tcPr/>
+          <w:p>
+            <w:pPr>
+              <w:pStyle w:val="Compact"/>
+              <w:jc w:val="right"/>
+            </w:pPr>
+            <m:oMath>
+              <m:sSub>
+                <m:e>
+                  <m:r>
+                    <m:t>λ</m:t>
+                  </m:r>
+                </m:e>
+                <m:sub>
+                  <m:r>
+                    <m:t>T</m:t>
+                  </m:r>
+                </m:sub>
+              </m:sSub>
+            </m:oMath>
+            <w:r>
+              <w:t xml:space="preserve"> </w:t>
+            </w:r>
+            <w:r>
+              <w:t xml:space="preserve">(/yr)</w:t>
+            </w:r>
+          </w:p>
+        </w:tc>
+        <w:tc>
+          <w:tcPr/>
+          <w:p>
+            <w:pPr>
+              <w:pStyle w:val="Compact"/>
+              <w:jc w:val="right"/>
+            </w:pPr>
+            <m:oMath>
+              <m:sSubSup>
+                <m:e>
+                  <m:r>
+                    <m:t>P</m:t>
+                  </m:r>
+                </m:e>
+                <m:sub>
+                  <m:r>
+                    <m:t>f</m:t>
+                  </m:r>
+                </m:sub>
+                <m:sup>
+                  <m:r>
+                    <m:t> </m:t>
+                  </m:r>
+                  <m:r>
+                    <m:t>T</m:t>
+                  </m:r>
+                </m:sup>
+              </m:sSubSup>
+            </m:oMath>
+          </w:p>
+        </w:tc>
+      </w:tr>
+      <w:tr>
+        <w:tc>
+          <w:tcPr/>
+          <w:p>
+            <w:pPr>
+              <w:pStyle w:val="Compact"/>
+              <w:jc w:val="right"/>
+            </w:pPr>
+            <w:r>
+              <w:t xml:space="preserve">T1–T29</w:t>
+            </w:r>
+          </w:p>
+        </w:tc>
+        <w:tc>
+          <w:tcPr/>
+          <w:p>
+            <w:pPr>
+              <w:pStyle w:val="Compact"/>
+              <w:jc w:val="right"/>
+            </w:pPr>
+            <w:r>
+              <w:t xml:space="preserve">1–29（非电源节点各一台）</w:t>
+            </w:r>
+          </w:p>
+        </w:tc>
+        <w:tc>
+          <w:tcPr/>
+          <w:p>
+            <w:pPr>
+              <w:pStyle w:val="Compact"/>
+              <w:jc w:val="right"/>
+            </w:pPr>
+            <w:r>
+              <w:t xml:space="preserve">120.0</w:t>
+            </w:r>
+          </w:p>
+        </w:tc>
+        <w:tc>
+          <w:tcPr/>
+          <w:p>
+            <w:pPr>
+              <w:pStyle w:val="Compact"/>
+              <w:jc w:val="right"/>
+            </w:pPr>
+            <w:r>
+              <w:t xml:space="preserve">2.709</w:t>
+            </w:r>
+          </w:p>
+        </w:tc>
+        <w:tc>
+          <w:tcPr/>
+          <w:p>
+            <w:pPr>
+              <w:pStyle w:val="Compact"/>
+              <w:jc w:val="right"/>
+            </w:pPr>
+            <w:r>
+              <w:t xml:space="preserve">0.0542</w:t>
+            </w:r>
+          </w:p>
+        </w:tc>
+        <w:tc>
+          <w:tcPr/>
+          <w:p>
+            <w:pPr>
+              <w:pStyle w:val="Compact"/>
+              <w:jc w:val="right"/>
+            </w:pPr>
+            <m:oMath>
+              <m:r>
+                <m:t>1.48</m:t>
+              </m:r>
+              <m:r>
+                <m:rPr>
+                  <m:sty m:val="p"/>
+                </m:rPr>
+                <m:t>×</m:t>
+              </m:r>
+              <m:sSup>
+                <m:e>
+                  <m:r>
+                    <m:t>10</m:t>
+                  </m:r>
+                </m:e>
+                <m:sup>
                   <m:r>
                     <m:rPr>
                       <m:sty m:val="p"/>
                     </m:rPr>
-                    <m:t>s</m:t>
-                  </m:r>
-                  <m:r>
-                    <m:rPr>
-                      <m:sty m:val="p"/>
-                    </m:rPr>
-                    <m:t>e</m:t>
-                  </m:r>
-                  <m:r>
-                    <m:rPr>
-                      <m:sty m:val="p"/>
-                    </m:rPr>
-                    <m:t>r</m:t>
-                  </m:r>
-                  <m:r>
-                    <m:rPr>
-                      <m:sty m:val="p"/>
-                    </m:rPr>
-                    <m:t>v</m:t>
-                  </m:r>
-                  <m:r>
-                    <m:rPr>
-                      <m:sty m:val="p"/>
-                    </m:rPr>
-                    <m:t>e</m:t>
-                  </m:r>
-                  <m:r>
-                    <m:rPr>
-                      <m:sty m:val="p"/>
-                    </m:rPr>
-                    <m:t>d</m:t>
-                  </m:r>
-                </m:sub>
-              </m:sSub>
+                    <m:t>−</m:t>
+                  </m:r>
+                  <m:r>
+                    <m:t>4</m:t>
+                  </m:r>
+                </m:sup>
+              </m:sSup>
             </m:oMath>
-            <w:r>
-              <w:t xml:space="preserve"> </w:t>
-            </w:r>
-            <w:r>
-              <w:t xml:space="preserve">(MW)</w:t>
-            </w:r>
-          </w:p>
-        </w:tc>
-        <w:tc>
-          <w:tcPr/>
-          <w:p>
-            <w:pPr>
-              <w:pStyle w:val="Compact"/>
-              <w:jc w:val="right"/>
-            </w:pPr>
-            <m:oMath>
-              <m:r>
-                <m:t>K</m:t>
-              </m:r>
-            </m:oMath>
-          </w:p>
-        </w:tc>
-        <w:tc>
-          <w:tcPr/>
-          <w:p>
-            <w:pPr>
-              <w:pStyle w:val="Compact"/>
-              <w:jc w:val="right"/>
-            </w:pPr>
-            <w:r>
-              <w:t xml:space="preserve">热点</w:t>
-            </w:r>
-            <w:r>
-              <w:t xml:space="preserve"> </w:t>
-            </w:r>
-            <m:oMath>
-              <m:sSub>
-                <m:e>
-                  <m:r>
-                    <m:t>θ</m:t>
-                  </m:r>
-                </m:e>
-                <m:sub>
-                  <m:r>
-                    <m:t>H</m:t>
-                  </m:r>
-                </m:sub>
-              </m:sSub>
-            </m:oMath>
-            <w:r>
-              <w:t xml:space="preserve"> </w:t>
-            </w:r>
-            <w:r>
-              <w:t xml:space="preserve">(℃)</w:t>
-            </w:r>
-          </w:p>
-        </w:tc>
-        <w:tc>
-          <w:tcPr/>
-          <w:p>
-            <w:pPr>
-              <w:pStyle w:val="Compact"/>
-              <w:jc w:val="right"/>
-            </w:pPr>
-            <m:oMath>
-              <m:sSub>
-                <m:e>
-                  <m:r>
-                    <m:t>F</m:t>
-                  </m:r>
-                </m:e>
-                <m:sub>
-                  <m:r>
-                    <m:t>A</m:t>
-                  </m:r>
-                  <m:r>
-                    <m:t>A</m:t>
-                  </m:r>
-                </m:sub>
-              </m:sSub>
-            </m:oMath>
-          </w:p>
-        </w:tc>
-        <w:tc>
-          <w:tcPr/>
-          <w:p>
-            <w:pPr>
-              <w:pStyle w:val="Compact"/>
-              <w:jc w:val="right"/>
-            </w:pPr>
-            <m:oMath>
-              <m:sSub>
-                <m:e>
-                  <m:r>
-                    <m:t>λ</m:t>
-                  </m:r>
-                </m:e>
-                <m:sub>
-                  <m:r>
-                    <m:t>T</m:t>
-                  </m:r>
-                </m:sub>
-              </m:sSub>
-            </m:oMath>
-            <w:r>
-              <w:t xml:space="preserve"> </w:t>
-            </w:r>
-            <w:r>
-              <w:t xml:space="preserve">(/yr)</w:t>
-            </w:r>
-          </w:p>
-        </w:tc>
-        <w:tc>
-          <w:tcPr/>
-          <w:p>
-            <w:pPr>
-              <w:pStyle w:val="Compact"/>
-              <w:jc w:val="right"/>
-            </w:pPr>
-            <m:oMath>
-              <m:sSubSup>
-                <m:e>
-                  <m:r>
-                    <m:t>P</m:t>
-                  </m:r>
-                </m:e>
-                <m:sub>
-                  <m:r>
-                    <m:t>f</m:t>
-                  </m:r>
-                </m:sub>
-                <m:sup>
-                  <m:r>
-                    <m:t> </m:t>
-                  </m:r>
-                  <m:r>
-                    <m:t>T</m:t>
-                  </m:r>
-                </m:sup>
-              </m:sSubSup>
-            </m:oMath>
-          </w:p>
-        </w:tc>
-      </w:tr>
-      <w:tr>
-        <w:tc>
-          <w:tcPr/>
-          <w:p>
-            <w:pPr>
-              <w:pStyle w:val="Compact"/>
-              <w:jc w:val="right"/>
-            </w:pPr>
-            <w:r>
-              <w:t xml:space="preserve">4</w:t>
-            </w:r>
-          </w:p>
-        </w:tc>
-        <w:tc>
-          <w:tcPr/>
-          <w:p>
-            <w:pPr>
-              <w:pStyle w:val="Compact"/>
-              <w:jc w:val="right"/>
-            </w:pPr>
-            <w:r>
-              <w:t xml:space="preserve">4</w:t>
-            </w:r>
-          </w:p>
-        </w:tc>
-        <w:tc>
-          <w:tcPr/>
-          <w:p>
-            <w:pPr>
-              <w:pStyle w:val="Compact"/>
-              <w:jc w:val="right"/>
-            </w:pPr>
-            <w:r>
-              <w:t xml:space="preserve">468.87</w:t>
-            </w:r>
-          </w:p>
-        </w:tc>
-        <w:tc>
-          <w:tcPr/>
-          <w:p>
-            <w:pPr>
-              <w:pStyle w:val="Compact"/>
-              <w:jc w:val="right"/>
-            </w:pPr>
-            <w:r>
-              <w:t xml:space="preserve">0.938</w:t>
-            </w:r>
-          </w:p>
-        </w:tc>
-        <w:tc>
-          <w:tcPr/>
-          <w:p>
-            <w:pPr>
-              <w:pStyle w:val="Compact"/>
-              <w:jc w:val="right"/>
-            </w:pPr>
-            <w:r>
-              <w:t xml:space="preserve">112.2</w:t>
-            </w:r>
-          </w:p>
-        </w:tc>
-        <w:tc>
-          <w:tcPr/>
-          <w:p>
-            <w:pPr>
-              <w:pStyle w:val="Compact"/>
-              <w:jc w:val="right"/>
-            </w:pPr>
-            <w:r>
-              <w:t xml:space="preserve">1.253</w:t>
-            </w:r>
-          </w:p>
-        </w:tc>
-        <w:tc>
-          <w:tcPr/>
-          <w:p>
-            <w:pPr>
-              <w:pStyle w:val="Compact"/>
-              <w:jc w:val="right"/>
-            </w:pPr>
-            <w:r>
-              <w:t xml:space="preserve">0.0251</w:t>
-            </w:r>
-          </w:p>
-        </w:tc>
-        <w:tc>
-          <w:tcPr/>
-          <w:p>
-            <w:pPr>
-              <w:pStyle w:val="Compact"/>
-              <w:jc w:val="right"/>
-            </w:pPr>
-            <w:r>
-              <w:t xml:space="preserve">6.87e-05</w:t>
-            </w:r>
-          </w:p>
-        </w:tc>
-      </w:tr>
-      <w:tr>
-        <w:tc>
-          <w:tcPr/>
-          <w:p>
-            <w:pPr>
-              <w:pStyle w:val="Compact"/>
-              <w:jc w:val="right"/>
-            </w:pPr>
-            <w:r>
-              <w:rPr>
-                <w:bCs/>
-                <w:b/>
-              </w:rPr>
-              <w:t xml:space="preserve">8</w:t>
-            </w:r>
-          </w:p>
-        </w:tc>
-        <w:tc>
-          <w:tcPr/>
-          <w:p>
-            <w:pPr>
-              <w:pStyle w:val="Compact"/>
-              <w:jc w:val="right"/>
-            </w:pPr>
-            <w:r>
-              <w:rPr>
-                <w:bCs/>
-                <w:b/>
-              </w:rPr>
-              <w:t xml:space="preserve">8</w:t>
-            </w:r>
-          </w:p>
-        </w:tc>
-        <w:tc>
-          <w:tcPr/>
-          <w:p>
-            <w:pPr>
-              <w:pStyle w:val="Compact"/>
-              <w:jc w:val="right"/>
-            </w:pPr>
-            <w:r>
-              <w:rPr>
-                <w:bCs/>
-                <w:b/>
-              </w:rPr>
-              <w:t xml:space="preserve">501.99</w:t>
-            </w:r>
-          </w:p>
-        </w:tc>
-        <w:tc>
-          <w:tcPr/>
-          <w:p>
-            <w:pPr>
-              <w:pStyle w:val="Compact"/>
-              <w:jc w:val="right"/>
-            </w:pPr>
-            <w:r>
-              <w:rPr>
-                <w:bCs/>
-                <w:b/>
-              </w:rPr>
-              <w:t xml:space="preserve">1.004</w:t>
-            </w:r>
-          </w:p>
-        </w:tc>
-        <w:tc>
-          <w:tcPr/>
-          <w:p>
-            <w:pPr>
-              <w:pStyle w:val="Compact"/>
-              <w:jc w:val="right"/>
-            </w:pPr>
-            <w:r>
-              <w:rPr>
-                <w:bCs/>
-                <w:b/>
-              </w:rPr>
-              <w:t xml:space="preserve">120.5</w:t>
-            </w:r>
-          </w:p>
-        </w:tc>
-        <w:tc>
-          <w:tcPr/>
-          <w:p>
-            <w:pPr>
-              <w:pStyle w:val="Compact"/>
-              <w:jc w:val="right"/>
-            </w:pPr>
-            <w:r>
-              <w:rPr>
-                <w:bCs/>
-                <w:b/>
-              </w:rPr>
-              <w:t xml:space="preserve">2.846</w:t>
-            </w:r>
-          </w:p>
-        </w:tc>
-        <w:tc>
-          <w:tcPr/>
-          <w:p>
-            <w:pPr>
-              <w:pStyle w:val="Compact"/>
-              <w:jc w:val="right"/>
-            </w:pPr>
-            <w:r>
-              <w:rPr>
-                <w:bCs/>
-                <w:b/>
-              </w:rPr>
-              <w:t xml:space="preserve">0.0569</w:t>
-            </w:r>
-          </w:p>
-        </w:tc>
-        <w:tc>
-          <w:tcPr/>
-          <w:p>
-            <w:pPr>
-              <w:pStyle w:val="Compact"/>
-              <w:jc w:val="right"/>
-            </w:pPr>
-            <w:r>
-              <w:rPr>
-                <w:bCs/>
-                <w:b/>
-              </w:rPr>
-              <w:t xml:space="preserve">1.56e-04</w:t>
-            </w:r>
-          </w:p>
-        </w:tc>
-      </w:tr>
-      <w:tr>
-        <w:tc>
-          <w:tcPr/>
-          <w:p>
-            <w:pPr>
-              <w:pStyle w:val="Compact"/>
-              <w:jc w:val="right"/>
-            </w:pPr>
-            <w:r>
-              <w:rPr>
-                <w:bCs/>
-                <w:b/>
-              </w:rPr>
-              <w:t xml:space="preserve">20</w:t>
-            </w:r>
-          </w:p>
-        </w:tc>
-        <w:tc>
-          <w:tcPr/>
-          <w:p>
-            <w:pPr>
-              <w:pStyle w:val="Compact"/>
-              <w:jc w:val="right"/>
-            </w:pPr>
-            <w:r>
-              <w:rPr>
-                <w:bCs/>
-                <w:b/>
-              </w:rPr>
-              <w:t xml:space="preserve">20</w:t>
-            </w:r>
-          </w:p>
-        </w:tc>
-        <w:tc>
-          <w:tcPr/>
-          <w:p>
-            <w:pPr>
-              <w:pStyle w:val="Compact"/>
-              <w:jc w:val="right"/>
-            </w:pPr>
-            <w:r>
-              <w:rPr>
-                <w:bCs/>
-                <w:b/>
-              </w:rPr>
-              <w:t xml:space="preserve">734.40</w:t>
-            </w:r>
-          </w:p>
-        </w:tc>
-        <w:tc>
-          <w:tcPr/>
-          <w:p>
-            <w:pPr>
-              <w:pStyle w:val="Compact"/>
-              <w:jc w:val="right"/>
-            </w:pPr>
-            <w:r>
-              <w:rPr>
-                <w:bCs/>
-                <w:b/>
-              </w:rPr>
-              <w:t xml:space="preserve">1.469</w:t>
-            </w:r>
-          </w:p>
-        </w:tc>
-        <w:tc>
-          <w:tcPr/>
-          <w:p>
-            <w:pPr>
-              <w:pStyle w:val="Compact"/>
-              <w:jc w:val="right"/>
-            </w:pPr>
-            <w:r>
-              <w:rPr>
-                <w:bCs/>
-                <w:b/>
-              </w:rPr>
-              <w:t xml:space="preserve">190.2</w:t>
-            </w:r>
-          </w:p>
-        </w:tc>
-        <w:tc>
-          <w:tcPr/>
-          <w:p>
-            <w:pPr>
-              <w:pStyle w:val="Compact"/>
-              <w:jc w:val="right"/>
-            </w:pPr>
-            <w:r>
-              <w:rPr>
-                <w:bCs/>
-                <w:b/>
-              </w:rPr>
-              <w:t xml:space="preserve">881.5</w:t>
-            </w:r>
-          </w:p>
-        </w:tc>
-        <w:tc>
-          <w:tcPr/>
-          <w:p>
-            <w:pPr>
-              <w:pStyle w:val="Compact"/>
-              <w:jc w:val="right"/>
-            </w:pPr>
-            <w:r>
-              <w:rPr>
-                <w:bCs/>
-                <w:b/>
-              </w:rPr>
-              <w:t xml:space="preserve">17.63</w:t>
-            </w:r>
-          </w:p>
-        </w:tc>
-        <w:tc>
-          <w:tcPr/>
-          <w:p>
-            <w:pPr>
-              <w:pStyle w:val="Compact"/>
-              <w:jc w:val="right"/>
-            </w:pPr>
-            <w:r>
-              <w:rPr>
-                <w:bCs/>
-                <w:b/>
-              </w:rPr>
-              <w:t xml:space="preserve">4.72e-02</w:t>
-            </w:r>
-          </w:p>
-        </w:tc>
-      </w:tr>
-      <w:tr>
-        <w:tc>
-          <w:tcPr/>
-          <w:p>
-            <w:pPr>
-              <w:pStyle w:val="Compact"/>
-              <w:jc w:val="right"/>
-            </w:pPr>
-            <w:r>
-              <w:t xml:space="preserve">3</w:t>
-            </w:r>
-          </w:p>
-        </w:tc>
-        <w:tc>
-          <w:tcPr/>
-          <w:p>
-            <w:pPr>
-              <w:pStyle w:val="Compact"/>
-              <w:jc w:val="right"/>
-            </w:pPr>
-            <w:r>
-              <w:t xml:space="preserve">3</w:t>
-            </w:r>
-          </w:p>
-        </w:tc>
-        <w:tc>
-          <w:tcPr/>
-          <w:p>
-            <w:pPr>
-              <w:pStyle w:val="Compact"/>
-              <w:jc w:val="right"/>
-            </w:pPr>
-            <w:r>
-              <w:t xml:space="preserve">292.53</w:t>
-            </w:r>
-          </w:p>
-        </w:tc>
-        <w:tc>
-          <w:tcPr/>
-          <w:p>
-            <w:pPr>
-              <w:pStyle w:val="Compact"/>
-              <w:jc w:val="right"/>
-            </w:pPr>
-            <w:r>
-              <w:t xml:space="preserve">0.585</w:t>
-            </w:r>
-          </w:p>
-        </w:tc>
-        <w:tc>
-          <w:tcPr/>
-          <w:p>
-            <w:pPr>
-              <w:pStyle w:val="Compact"/>
-              <w:jc w:val="right"/>
-            </w:pPr>
-            <w:r>
-              <w:t xml:space="preserve">75.5</w:t>
-            </w:r>
-          </w:p>
-        </w:tc>
-        <w:tc>
-          <w:tcPr/>
-          <w:p>
-            <w:pPr>
-              <w:pStyle w:val="Compact"/>
-              <w:jc w:val="right"/>
-            </w:pPr>
-            <w:r>
-              <w:t xml:space="preserve">0.021</w:t>
-            </w:r>
-          </w:p>
-        </w:tc>
-        <w:tc>
-          <w:tcPr/>
-          <w:p>
-            <w:pPr>
-              <w:pStyle w:val="Compact"/>
-              <w:jc w:val="right"/>
-            </w:pPr>
-            <w:r>
-              <w:t xml:space="preserve">0.0004</w:t>
-            </w:r>
-          </w:p>
-        </w:tc>
-        <w:tc>
-          <w:tcPr/>
-          <w:p>
-            <w:pPr>
-              <w:pStyle w:val="Compact"/>
-              <w:jc w:val="right"/>
-            </w:pPr>
-            <w:r>
-              <w:t xml:space="preserve">1.14e-06</w:t>
-            </w:r>
-          </w:p>
-        </w:tc>
-      </w:tr>
-      <w:tr>
-        <w:tc>
-          <w:tcPr/>
-          <w:p>
-            <w:pPr>
-              <w:pStyle w:val="Compact"/>
-              <w:jc w:val="right"/>
-            </w:pPr>
-            <w:r>
-              <w:t xml:space="preserve">15</w:t>
-            </w:r>
-          </w:p>
-        </w:tc>
-        <w:tc>
-          <w:tcPr/>
-          <w:p>
-            <w:pPr>
-              <w:pStyle w:val="Compact"/>
-              <w:jc w:val="right"/>
-            </w:pPr>
-            <w:r>
-              <w:t xml:space="preserve">15</w:t>
-            </w:r>
-          </w:p>
-        </w:tc>
-        <w:tc>
-          <w:tcPr/>
-          <w:p>
-            <w:pPr>
-              <w:pStyle w:val="Compact"/>
-              <w:jc w:val="right"/>
-            </w:pPr>
-            <w:r>
-              <w:t xml:space="preserve">289.10</w:t>
-            </w:r>
-          </w:p>
-        </w:tc>
-        <w:tc>
-          <w:tcPr/>
-          <w:p>
-            <w:pPr>
-              <w:pStyle w:val="Compact"/>
-              <w:jc w:val="right"/>
-            </w:pPr>
-            <w:r>
-              <w:t xml:space="preserve">0.578</w:t>
-            </w:r>
-          </w:p>
-        </w:tc>
-        <w:tc>
-          <w:tcPr/>
-          <w:p>
-            <w:pPr>
-              <w:pStyle w:val="Compact"/>
-              <w:jc w:val="right"/>
-            </w:pPr>
-            <w:r>
-              <w:t xml:space="preserve">75.0</w:t>
-            </w:r>
-          </w:p>
-        </w:tc>
-        <w:tc>
-          <w:tcPr/>
-          <w:p>
-            <w:pPr>
-              <w:pStyle w:val="Compact"/>
-              <w:jc w:val="right"/>
-            </w:pPr>
-            <w:r>
-              <w:t xml:space="preserve">0.019</w:t>
-            </w:r>
-          </w:p>
-        </w:tc>
-        <w:tc>
-          <w:tcPr/>
-          <w:p>
-            <w:pPr>
-              <w:pStyle w:val="Compact"/>
-              <w:jc w:val="right"/>
-            </w:pPr>
-            <w:r>
-              <w:t xml:space="preserve">0.0004</w:t>
-            </w:r>
-          </w:p>
-        </w:tc>
-        <w:tc>
-          <w:tcPr/>
-          <w:p>
-            <w:pPr>
-              <w:pStyle w:val="Compact"/>
-              <w:jc w:val="right"/>
-            </w:pPr>
-            <w:r>
-              <w:t xml:space="preserve">1.06e-06</w:t>
-            </w:r>
-          </w:p>
-        </w:tc>
-      </w:tr>
-      <w:tr>
-        <w:tc>
-          <w:tcPr/>
-          <w:p>
-            <w:pPr>
-              <w:pStyle w:val="Compact"/>
-              <w:jc w:val="right"/>
-            </w:pPr>
-            <w:r>
-              <w:t xml:space="preserve">16</w:t>
-            </w:r>
-          </w:p>
-        </w:tc>
-        <w:tc>
-          <w:tcPr/>
-          <w:p>
-            <w:pPr>
-              <w:pStyle w:val="Compact"/>
-              <w:jc w:val="right"/>
-            </w:pPr>
-            <w:r>
-              <w:t xml:space="preserve">16</w:t>
-            </w:r>
-          </w:p>
-        </w:tc>
-        <w:tc>
-          <w:tcPr/>
-          <w:p>
-            <w:pPr>
-              <w:pStyle w:val="Compact"/>
-              <w:jc w:val="right"/>
-            </w:pPr>
-            <w:r>
-              <w:t xml:space="preserve">297.91</w:t>
-            </w:r>
-          </w:p>
-        </w:tc>
-        <w:tc>
-          <w:tcPr/>
-          <w:p>
-            <w:pPr>
-              <w:pStyle w:val="Compact"/>
-              <w:jc w:val="right"/>
-            </w:pPr>
-            <w:r>
-              <w:t xml:space="preserve">0.596</w:t>
-            </w:r>
-          </w:p>
-        </w:tc>
-        <w:tc>
-          <w:tcPr/>
-          <w:p>
-            <w:pPr>
-              <w:pStyle w:val="Compact"/>
-              <w:jc w:val="right"/>
-            </w:pPr>
-            <w:r>
-              <w:t xml:space="preserve">76.5</w:t>
-            </w:r>
-          </w:p>
-        </w:tc>
-        <w:tc>
-          <w:tcPr/>
-          <w:p>
-            <w:pPr>
-              <w:pStyle w:val="Compact"/>
-              <w:jc w:val="right"/>
-            </w:pPr>
-            <w:r>
-              <w:t xml:space="preserve">0.023</w:t>
-            </w:r>
-          </w:p>
-        </w:tc>
-        <w:tc>
-          <w:tcPr/>
-          <w:p>
-            <w:pPr>
-              <w:pStyle w:val="Compact"/>
-              <w:jc w:val="right"/>
-            </w:pPr>
-            <w:r>
-              <w:t xml:space="preserve">0.0005</w:t>
-            </w:r>
-          </w:p>
-        </w:tc>
-        <w:tc>
-          <w:tcPr/>
-          <w:p>
-            <w:pPr>
-              <w:pStyle w:val="Compact"/>
-              <w:jc w:val="right"/>
-            </w:pPr>
-            <w:r>
-              <w:t xml:space="preserve">1.28e-06</w:t>
-            </w:r>
-          </w:p>
-        </w:tc>
-      </w:tr>
-      <w:tr>
-        <w:tc>
-          <w:tcPr/>
-          <w:p>
-            <w:pPr>
-              <w:pStyle w:val="Compact"/>
-              <w:jc w:val="right"/>
-            </w:pPr>
-            <w:r>
-              <w:t xml:space="preserve">21</w:t>
-            </w:r>
-          </w:p>
-        </w:tc>
-        <w:tc>
-          <w:tcPr/>
-          <w:p>
-            <w:pPr>
-              <w:pStyle w:val="Compact"/>
-              <w:jc w:val="right"/>
-            </w:pPr>
-            <w:r>
-              <w:t xml:space="preserve">21</w:t>
-            </w:r>
-          </w:p>
-        </w:tc>
-        <w:tc>
-          <w:tcPr/>
-          <w:p>
-            <w:pPr>
-              <w:pStyle w:val="Compact"/>
-              <w:jc w:val="right"/>
-            </w:pPr>
-            <w:r>
-              <w:t xml:space="preserve">244.97</w:t>
-            </w:r>
-          </w:p>
-        </w:tc>
-        <w:tc>
-          <w:tcPr/>
-          <w:p>
-            <w:pPr>
-              <w:pStyle w:val="Compact"/>
-              <w:jc w:val="right"/>
-            </w:pPr>
-            <w:r>
-              <w:t xml:space="preserve">0.490</w:t>
-            </w:r>
-          </w:p>
-        </w:tc>
-        <w:tc>
-          <w:tcPr/>
-          <w:p>
-            <w:pPr>
-              <w:pStyle w:val="Compact"/>
-              <w:jc w:val="right"/>
-            </w:pPr>
-            <w:r>
-              <w:t xml:space="preserve">68.0</w:t>
-            </w:r>
-          </w:p>
-        </w:tc>
-        <w:tc>
-          <w:tcPr/>
-          <w:p>
-            <w:pPr>
-              <w:pStyle w:val="Compact"/>
-              <w:jc w:val="right"/>
-            </w:pPr>
-            <w:r>
-              <w:t xml:space="preserve">0.008</w:t>
-            </w:r>
-          </w:p>
-        </w:tc>
-        <w:tc>
-          <w:tcPr/>
-          <w:p>
-            <w:pPr>
-              <w:pStyle w:val="Compact"/>
-              <w:jc w:val="right"/>
-            </w:pPr>
-            <w:r>
-              <w:t xml:space="preserve">0.0002</w:t>
-            </w:r>
-          </w:p>
-        </w:tc>
-        <w:tc>
-          <w:tcPr/>
-          <w:p>
-            <w:pPr>
-              <w:pStyle w:val="Compact"/>
-              <w:jc w:val="right"/>
-            </w:pPr>
-            <w:r>
-              <w:t xml:space="preserve">4.38e-07</w:t>
-            </w:r>
-          </w:p>
-        </w:tc>
-      </w:tr>
-      <w:tr>
-        <w:tc>
-          <w:tcPr/>
-          <w:p>
-            <w:pPr>
-              <w:pStyle w:val="Compact"/>
-              <w:jc w:val="right"/>
-            </w:pPr>
-            <w:r>
-              <w:t xml:space="preserve">24</w:t>
-            </w:r>
-          </w:p>
-        </w:tc>
-        <w:tc>
-          <w:tcPr/>
-          <w:p>
-            <w:pPr>
-              <w:pStyle w:val="Compact"/>
-              <w:jc w:val="right"/>
-            </w:pPr>
-            <w:r>
-              <w:t xml:space="preserve">24</w:t>
-            </w:r>
-          </w:p>
-        </w:tc>
-        <w:tc>
-          <w:tcPr/>
-          <w:p>
-            <w:pPr>
-              <w:pStyle w:val="Compact"/>
-              <w:jc w:val="right"/>
-            </w:pPr>
-            <w:r>
-              <w:t xml:space="preserve">276.70</w:t>
-            </w:r>
-          </w:p>
-        </w:tc>
-        <w:tc>
-          <w:tcPr/>
-          <w:p>
-            <w:pPr>
-              <w:pStyle w:val="Compact"/>
-              <w:jc w:val="right"/>
-            </w:pPr>
-            <w:r>
-              <w:t xml:space="preserve">0.553</w:t>
-            </w:r>
-          </w:p>
-        </w:tc>
-        <w:tc>
-          <w:tcPr/>
-          <w:p>
-            <w:pPr>
-              <w:pStyle w:val="Compact"/>
-              <w:jc w:val="right"/>
-            </w:pPr>
-            <w:r>
-              <w:t xml:space="preserve">72.9</w:t>
-            </w:r>
-          </w:p>
-        </w:tc>
-        <w:tc>
-          <w:tcPr/>
-          <w:p>
-            <w:pPr>
-              <w:pStyle w:val="Compact"/>
-              <w:jc w:val="right"/>
-            </w:pPr>
-            <w:r>
-              <w:t xml:space="preserve">0.015</w:t>
-            </w:r>
-          </w:p>
-        </w:tc>
-        <w:tc>
-          <w:tcPr/>
-          <w:p>
-            <w:pPr>
-              <w:pStyle w:val="Compact"/>
-              <w:jc w:val="right"/>
-            </w:pPr>
-            <w:r>
-              <w:t xml:space="preserve">0.0003</w:t>
-            </w:r>
-          </w:p>
-        </w:tc>
-        <w:tc>
-          <w:tcPr/>
-          <w:p>
-            <w:pPr>
-              <w:pStyle w:val="Compact"/>
-              <w:jc w:val="right"/>
-            </w:pPr>
-            <w:r>
-              <w:t xml:space="preserve">8.22e-07</w:t>
-            </w:r>
-          </w:p>
-        </w:tc>
-      </w:tr>
-      <w:tr>
-        <w:tc>
-          <w:tcPr/>
-          <w:p>
-            <w:pPr>
-              <w:pStyle w:val="Compact"/>
-              <w:jc w:val="right"/>
-            </w:pPr>
-            <w:r>
-              <w:t xml:space="preserve">27</w:t>
-            </w:r>
-          </w:p>
-        </w:tc>
-        <w:tc>
-          <w:tcPr/>
-          <w:p>
-            <w:pPr>
-              <w:pStyle w:val="Compact"/>
-              <w:jc w:val="right"/>
-            </w:pPr>
-            <w:r>
-              <w:t xml:space="preserve">27</w:t>
-            </w:r>
-          </w:p>
-        </w:tc>
-        <w:tc>
-          <w:tcPr/>
-          <w:p>
-            <w:pPr>
-              <w:pStyle w:val="Compact"/>
-              <w:jc w:val="right"/>
-            </w:pPr>
-            <w:r>
-              <w:t xml:space="preserve">255.11</w:t>
-            </w:r>
-          </w:p>
-        </w:tc>
-        <w:tc>
-          <w:tcPr/>
-          <w:p>
-            <w:pPr>
-              <w:pStyle w:val="Compact"/>
-              <w:jc w:val="right"/>
-            </w:pPr>
-            <w:r>
-              <w:t xml:space="preserve">0.510</w:t>
-            </w:r>
-          </w:p>
-        </w:tc>
-        <w:tc>
-          <w:tcPr/>
-          <w:p>
-            <w:pPr>
-              <w:pStyle w:val="Compact"/>
-              <w:jc w:val="right"/>
-            </w:pPr>
-            <w:r>
-              <w:t xml:space="preserve">69.5</w:t>
-            </w:r>
-          </w:p>
-        </w:tc>
-        <w:tc>
-          <w:tcPr/>
-          <w:p>
-            <w:pPr>
-              <w:pStyle w:val="Compact"/>
-              <w:jc w:val="right"/>
-            </w:pPr>
-            <w:r>
-              <w:t xml:space="preserve">0.010</w:t>
-            </w:r>
-          </w:p>
-        </w:tc>
-        <w:tc>
-          <w:tcPr/>
-          <w:p>
-            <w:pPr>
-              <w:pStyle w:val="Compact"/>
-              <w:jc w:val="right"/>
-            </w:pPr>
-            <w:r>
-              <w:t xml:space="preserve">0.0002</w:t>
-            </w:r>
-          </w:p>
-        </w:tc>
-        <w:tc>
-          <w:tcPr/>
-          <w:p>
-            <w:pPr>
-              <w:pStyle w:val="Compact"/>
-              <w:jc w:val="right"/>
-            </w:pPr>
-            <w:r>
-              <w:t xml:space="preserve">5.33e-07</w:t>
-            </w:r>
-          </w:p>
-        </w:tc>
-      </w:tr>
-      <w:tr>
-        <w:tc>
-          <w:tcPr/>
-          <w:p>
-            <w:pPr>
-              <w:pStyle w:val="Compact"/>
-              <w:jc w:val="right"/>
-            </w:pPr>
-            <w:r>
-              <w:t xml:space="preserve">1</w:t>
-            </w:r>
-          </w:p>
-        </w:tc>
-        <w:tc>
-          <w:tcPr/>
-          <w:p>
-            <w:pPr>
-              <w:pStyle w:val="Compact"/>
-              <w:jc w:val="right"/>
-            </w:pPr>
-            <w:r>
-              <w:t xml:space="preserve">1</w:t>
-            </w:r>
-          </w:p>
-        </w:tc>
-        <w:tc>
-          <w:tcPr/>
-          <w:p>
-            <w:pPr>
-              <w:pStyle w:val="Compact"/>
-              <w:jc w:val="right"/>
-            </w:pPr>
-            <w:r>
-              <w:t xml:space="preserve">87.16</w:t>
-            </w:r>
-          </w:p>
-        </w:tc>
-        <w:tc>
-          <w:tcPr/>
-          <w:p>
-            <w:pPr>
-              <w:pStyle w:val="Compact"/>
-              <w:jc w:val="right"/>
-            </w:pPr>
-            <w:r>
-              <w:t xml:space="preserve">0.174</w:t>
-            </w:r>
-          </w:p>
-        </w:tc>
-        <w:tc>
-          <w:tcPr/>
-          <w:p>
-            <w:pPr>
-              <w:pStyle w:val="Compact"/>
-              <w:jc w:val="right"/>
-            </w:pPr>
-            <w:r>
-              <w:t xml:space="preserve">50.8</w:t>
-            </w:r>
-          </w:p>
-        </w:tc>
-        <w:tc>
-          <w:tcPr/>
-          <w:p>
-            <w:pPr>
-              <w:pStyle w:val="Compact"/>
-              <w:jc w:val="right"/>
-            </w:pPr>
-            <w:r>
-              <w:t xml:space="preserve">0.001</w:t>
-            </w:r>
-          </w:p>
-        </w:tc>
-        <w:tc>
-          <w:tcPr/>
-          <w:p>
-            <w:pPr>
-              <w:pStyle w:val="Compact"/>
-              <w:jc w:val="right"/>
-            </w:pPr>
-            <w:r>
-              <w:t xml:space="preserve">0.0000</w:t>
-            </w:r>
-          </w:p>
-        </w:tc>
-        <w:tc>
-          <w:tcPr/>
-          <w:p>
-            <w:pPr>
-              <w:pStyle w:val="Compact"/>
-              <w:jc w:val="right"/>
-            </w:pPr>
-            <w:r>
-              <w:t xml:space="preserve">4.25e-08</w:t>
-            </w:r>
-          </w:p>
-        </w:tc>
-      </w:tr>
-      <w:tr>
-        <w:tc>
-          <w:tcPr/>
-          <w:p>
-            <w:pPr>
-              <w:pStyle w:val="Compact"/>
-              <w:jc w:val="right"/>
-            </w:pPr>
-            <w:r>
-              <w:t xml:space="preserve">2,5,6,…</w:t>
-            </w:r>
-          </w:p>
-        </w:tc>
-        <w:tc>
-          <w:tcPr/>
-          <w:p>
-            <w:pPr>
-              <w:pStyle w:val="Compact"/>
-              <w:jc w:val="right"/>
-            </w:pPr>
-            <w:r>
-              <w:t xml:space="preserve">—</w:t>
-            </w:r>
-          </w:p>
-        </w:tc>
-        <w:tc>
-          <w:tcPr/>
-          <w:p>
-            <w:pPr>
-              <w:pStyle w:val="Compact"/>
-              <w:jc w:val="right"/>
-            </w:pPr>
-            <w:r>
-              <w:t xml:space="preserve">0.00</w:t>
-            </w:r>
-          </w:p>
-        </w:tc>
-        <w:tc>
-          <w:tcPr/>
-          <w:p>
-            <w:pPr>
-              <w:pStyle w:val="Compact"/>
-              <w:jc w:val="right"/>
-            </w:pPr>
-            <w:r>
-              <w:t xml:space="preserve">0.000</w:t>
-            </w:r>
-          </w:p>
-        </w:tc>
-        <w:tc>
-          <w:tcPr/>
-          <w:p>
-            <w:pPr>
-              <w:pStyle w:val="Compact"/>
-              <w:jc w:val="right"/>
-            </w:pPr>
-            <w:r>
-              <w:t xml:space="preserve">47.6</w:t>
-            </w:r>
-          </w:p>
-        </w:tc>
-        <w:tc>
-          <w:tcPr/>
-          <w:p>
-            <w:pPr>
-              <w:pStyle w:val="Compact"/>
-              <w:jc w:val="right"/>
-            </w:pPr>
-            <w:r>
-              <w:t xml:space="preserve">≈0</w:t>
-            </w:r>
-          </w:p>
-        </w:tc>
-        <w:tc>
-          <w:tcPr/>
-          <w:p>
-            <w:pPr>
-              <w:pStyle w:val="Compact"/>
-              <w:jc w:val="right"/>
-            </w:pPr>
-            <w:r>
-              <w:t xml:space="preserve">≈0</w:t>
-            </w:r>
-          </w:p>
-        </w:tc>
-        <w:tc>
-          <w:tcPr/>
-          <w:p>
-            <w:pPr>
-              <w:pStyle w:val="Compact"/>
-              <w:jc w:val="right"/>
-            </w:pPr>
-            <w:r>
-              <w:t xml:space="preserve">≈2.7e-08</w:t>
-            </w:r>
           </w:p>
         </w:tc>
       </w:tr>
@@ -8234,7 +7037,7 @@
         <w:pStyle w:val="BlockText"/>
       </w:pPr>
       <w:r>
-        <w:t xml:space="preserve">完整 29 台见运行输出/</w:t>
+        <w:t xml:space="preserve">完整 29 台逐台数值见运行输出/</w:t>
       </w:r>
       <w:r>
         <w:rPr>
@@ -8243,57 +7046,117 @@
         <w:t xml:space="preserve">verify/fault_probability.json</w:t>
       </w:r>
       <w:r>
-        <w:t xml:space="preserve">。10 个无负荷非电源节点</w:t>
-      </w:r>
-      <w:r>
-        <w:t xml:space="preserve"> </w:t>
-      </w:r>
-      <w:r>
-        <w:t xml:space="preserve">（bus 2, 5, 6, 10, 11, 13, 14, 17, 19, 22）</w:t>
+        <w:t xml:space="preserve">（各台数值一致）。</w:t>
+      </w:r>
+    </w:p>
+    <w:p>
+      <w:pPr>
+        <w:pStyle w:val="FirstParagraph"/>
+      </w:pPr>
+      <w:r>
+        <w:rPr>
+          <w:bCs/>
+          <w:b/>
+        </w:rPr>
+        <w:t xml:space="preserve">观察</w:t>
+      </w:r>
+      <w:r>
+        <w:t xml:space="preserve">：在”每个非电源节点一台同型号变压器、且 DC-OPF 不含无功”的设定下，变压器故障概率</w:t>
+      </w:r>
+      <w:r>
+        <w:t xml:space="preserve"> </w:t>
+      </w:r>
+      <w:r>
+        <w:t xml:space="preserve">由环境温度唯一决定。极热</w:t>
+      </w:r>
+      <w:r>
+        <w:t xml:space="preserve"> </w:t>
+      </w:r>
+      <m:oMath>
+        <m:r>
+          <m:t>40</m:t>
+        </m:r>
+        <m:r>
+          <m:t> </m:t>
+        </m:r>
+        <m:r>
+          <m:rPr>
+            <m:sty m:val="p"/>
+          </m:rPr>
+          <m:t>℃</m:t>
+        </m:r>
+      </m:oMath>
+      <w:r>
+        <w:t xml:space="preserve"> </w:t>
+      </w:r>
+      <w:r>
+        <w:t xml:space="preserve">使热点温度达</w:t>
+      </w:r>
+      <w:r>
+        <w:t xml:space="preserve"> </w:t>
+      </w:r>
+      <m:oMath>
+        <m:r>
+          <m:t>120</m:t>
+        </m:r>
+        <m:r>
+          <m:t> </m:t>
+        </m:r>
+        <m:r>
+          <m:rPr>
+            <m:sty m:val="p"/>
+          </m:rPr>
+          <m:t>℃</m:t>
+        </m:r>
+      </m:oMath>
+      <w:r>
+        <w:t xml:space="preserve">（高于</w:t>
+      </w:r>
+      <w:r>
+        <w:t xml:space="preserve"> </w:t>
+      </w:r>
+      <m:oMath>
+        <m:r>
+          <m:t>110</m:t>
+        </m:r>
+        <m:r>
+          <m:t> </m:t>
+        </m:r>
+        <m:r>
+          <m:rPr>
+            <m:sty m:val="p"/>
+          </m:rPr>
+          <m:t>℃</m:t>
+        </m:r>
+      </m:oMath>
+      <w:r>
+        <w:t xml:space="preserve"> </w:t>
+      </w:r>
+      <w:r>
+        <w:t xml:space="preserve">正常寿命点），</w:t>
+      </w:r>
+      <w:r>
+        <w:t xml:space="preserve"> </w:t>
+      </w:r>
+      <w:r>
+        <w:t xml:space="preserve">老化加速因子</w:t>
+      </w:r>
+      <w:r>
+        <w:t xml:space="preserve"> </w:t>
       </w:r>
       <m:oMath>
         <m:sSub>
           <m:e>
             <m:r>
-              <m:t>P</m:t>
+              <m:t>F</m:t>
             </m:r>
           </m:e>
           <m:sub>
             <m:r>
-              <m:rPr>
-                <m:sty m:val="p"/>
-              </m:rPr>
-              <m:t>s</m:t>
-            </m:r>
-            <m:r>
-              <m:rPr>
-                <m:sty m:val="p"/>
-              </m:rPr>
-              <m:t>e</m:t>
-            </m:r>
-            <m:r>
-              <m:rPr>
-                <m:sty m:val="p"/>
-              </m:rPr>
-              <m:t>r</m:t>
-            </m:r>
-            <m:r>
-              <m:rPr>
-                <m:sty m:val="p"/>
-              </m:rPr>
-              <m:t>v</m:t>
-            </m:r>
-            <m:r>
-              <m:rPr>
-                <m:sty m:val="p"/>
-              </m:rPr>
-              <m:t>e</m:t>
-            </m:r>
-            <m:r>
-              <m:rPr>
-                <m:sty m:val="p"/>
-              </m:rPr>
-              <m:t>d</m:t>
+              <m:t>A</m:t>
+            </m:r>
+            <m:r>
+              <m:t>A</m:t>
             </m:r>
           </m:sub>
         </m:sSub>
@@ -8304,19 +7167,36 @@
           <m:t>=</m:t>
         </m:r>
         <m:r>
-          <m:t>0</m:t>
+          <m:t>2.71</m:t>
         </m:r>
       </m:oMath>
       <w:r>
-        <w:t xml:space="preserve">，仅受环境温度抬升，</w:t>
-      </w:r>
-      <w:r>
-        <w:t xml:space="preserve"> </w:t>
-      </w:r>
-      <w:r>
-        <w:t xml:space="preserve">故障概率为基准级（</w:t>
+        <w:t xml:space="preserve">，故障概率</w:t>
+      </w:r>
+      <w:r>
+        <w:t xml:space="preserve"> </w:t>
       </w:r>
       <m:oMath>
+        <m:sSubSup>
+          <m:e>
+            <m:r>
+              <m:t>P</m:t>
+            </m:r>
+          </m:e>
+          <m:sub>
+            <m:r>
+              <m:t>f</m:t>
+            </m:r>
+          </m:sub>
+          <m:sup>
+            <m:r>
+              <m:t> </m:t>
+            </m:r>
+            <m:r>
+              <m:t>T</m:t>
+            </m:r>
+          </m:sup>
+        </m:sSubSup>
         <m:r>
           <m:rPr>
             <m:sty m:val="p"/>
@@ -8324,7 +7204,7 @@
           <m:t>≈</m:t>
         </m:r>
         <m:r>
-          <m:t>2.7</m:t>
+          <m:t>1.48</m:t>
         </m:r>
         <m:r>
           <m:rPr>
@@ -8346,245 +7226,61 @@
               <m:t>−</m:t>
             </m:r>
             <m:r>
-              <m:t>8</m:t>
+              <m:t>4</m:t>
             </m:r>
           </m:sup>
         </m:sSup>
       </m:oMath>
       <w:r>
-        <w:t xml:space="preserve">）。</w:t>
-      </w:r>
-    </w:p>
-    <w:p>
-      <w:pPr>
-        <w:pStyle w:val="FirstParagraph"/>
-      </w:pPr>
+        <w:t xml:space="preserve">。</w:t>
+      </w:r>
+      <w:r>
+        <w:t xml:space="preserve"> </w:t>
+      </w:r>
+      <w:r>
+        <w:t xml:space="preserve">该值为</w:t>
+      </w:r>
       <w:r>
         <w:rPr>
           <w:bCs/>
           <w:b/>
         </w:rPr>
-        <w:t xml:space="preserve">观察</w:t>
-      </w:r>
-      <w:r>
-        <w:t xml:space="preserve">：重负荷节点</w:t>
-      </w:r>
-      <w:r>
-        <w:t xml:space="preserve"> </w:t>
+        <w:t xml:space="preserve">均匀高温</w:t>
+      </w:r>
+      <w:r>
+        <w:t xml:space="preserve">下的合理结果——这正是”同型号 + 均匀极热”假设的诚实体现：</w:t>
+      </w:r>
+      <w:r>
+        <w:t xml:space="preserve"> </w:t>
+      </w:r>
+      <w:r>
+        <w:t xml:space="preserve">若后续引入</w:t>
       </w:r>
       <w:r>
         <w:rPr>
           <w:bCs/>
           <w:b/>
         </w:rPr>
-        <w:t xml:space="preserve">bus 20</w:t>
-      </w:r>
-      <w:r>
-        <w:t xml:space="preserve">（</w:t>
-      </w:r>
-      <m:oMath>
-        <m:r>
-          <m:t>K</m:t>
-        </m:r>
-        <m:r>
-          <m:rPr>
-            <m:sty m:val="p"/>
-          </m:rPr>
-          <m:t>=</m:t>
-        </m:r>
-        <m:r>
-          <m:t>1.469</m:t>
-        </m:r>
-      </m:oMath>
-      <w:r>
-        <w:t xml:space="preserve">，热点</w:t>
-      </w:r>
-      <w:r>
-        <w:t xml:space="preserve"> </w:t>
-      </w:r>
-      <m:oMath>
-        <m:r>
-          <m:t>190.2</m:t>
-        </m:r>
-        <m:r>
-          <m:t> </m:t>
-        </m:r>
-        <m:r>
-          <m:rPr>
-            <m:sty m:val="p"/>
-          </m:rPr>
-          <m:t>℃</m:t>
-        </m:r>
-      </m:oMath>
-      <w:r>
-        <w:t xml:space="preserve">）故障概率高达</w:t>
-      </w:r>
-      <w:r>
-        <w:t xml:space="preserve"> </w:t>
+        <w:t xml:space="preserve">节点级环境温度差异</w:t>
+      </w:r>
+      <w:r>
+        <w:t xml:space="preserve">或可获得</w:t>
       </w:r>
       <w:r>
         <w:rPr>
           <w:bCs/>
           <w:b/>
         </w:rPr>
-        <w:t xml:space="preserve">4.72%</w:t>
-      </w:r>
-      <w:r>
-        <w:t xml:space="preserve">，</w:t>
-      </w:r>
-      <w:r>
-        <w:t xml:space="preserve"> </w:t>
-      </w:r>
-      <w:r>
-        <w:t xml:space="preserve">为全网变压器最高；</w:t>
-      </w:r>
-      <w:r>
-        <w:rPr>
-          <w:bCs/>
-          <w:b/>
-        </w:rPr>
-        <w:t xml:space="preserve">bus 8</w:t>
-      </w:r>
-      <w:r>
-        <w:t xml:space="preserve"> </w:t>
-      </w:r>
-      <w:r>
-        <w:t xml:space="preserve">略过载（</w:t>
-      </w:r>
-      <m:oMath>
-        <m:r>
-          <m:t>K</m:t>
-        </m:r>
-        <m:r>
-          <m:rPr>
-            <m:sty m:val="p"/>
-          </m:rPr>
-          <m:t>=</m:t>
-        </m:r>
-        <m:r>
-          <m:t>1.004</m:t>
-        </m:r>
-      </m:oMath>
-      <w:r>
-        <w:t xml:space="preserve">）达</w:t>
-      </w:r>
-      <w:r>
-        <w:t xml:space="preserve"> </w:t>
-      </w:r>
-      <m:oMath>
-        <m:r>
-          <m:t>1.56</m:t>
-        </m:r>
-        <m:r>
-          <m:rPr>
-            <m:sty m:val="p"/>
-          </m:rPr>
-          <m:t>×</m:t>
-        </m:r>
-        <m:sSup>
-          <m:e>
-            <m:r>
-              <m:t>10</m:t>
-            </m:r>
-          </m:e>
-          <m:sup>
-            <m:r>
-              <m:rPr>
-                <m:sty m:val="p"/>
-              </m:rPr>
-              <m:t>−</m:t>
-            </m:r>
-            <m:r>
-              <m:t>4</m:t>
-            </m:r>
-          </m:sup>
-        </m:sSup>
-      </m:oMath>
-      <w:r>
-        <w:t xml:space="preserve">。说明在</w:t>
-      </w:r>
-      <w:r>
-        <w:t xml:space="preserve"> </w:t>
-      </w:r>
-      <w:r>
-        <w:t xml:space="preserve">“</w:t>
-      </w:r>
-      <w:r>
-        <w:t xml:space="preserve">每节点同型号变压器</w:t>
-      </w:r>
-      <w:r>
-        <w:t xml:space="preserve">”</w:t>
-      </w:r>
-      <w:r>
-        <w:t xml:space="preserve">假设下，</w:t>
-      </w:r>
-      <w:r>
-        <w:rPr>
-          <w:bCs/>
-          <w:b/>
-        </w:rPr>
-        <w:t xml:space="preserve">大负荷节点的节点变压器是极热场景下的重要薄弱环节</w:t>
-      </w:r>
-      <w:r>
-        <w:t xml:space="preserve">，</w:t>
-      </w:r>
-      <w:r>
-        <w:t xml:space="preserve"> </w:t>
-      </w:r>
-      <w:r>
-        <w:t xml:space="preserve">其风险可超过线路（</w:t>
-      </w:r>
-      <m:oMath>
-        <m:sSup>
-          <m:e>
-            <m:r>
-              <m:t>10</m:t>
-            </m:r>
-          </m:e>
-          <m:sup>
-            <m:r>
-              <m:rPr>
-                <m:sty m:val="p"/>
-              </m:rPr>
-              <m:t>−</m:t>
-            </m:r>
-            <m:r>
-              <m:t>3</m:t>
-            </m:r>
-          </m:sup>
-        </m:sSup>
-      </m:oMath>
-      <w:r>
-        <w:t xml:space="preserve"> </w:t>
-      </w:r>
-      <w:r>
-        <w:t xml:space="preserve">量级）并与电源（</w:t>
-      </w:r>
-      <m:oMath>
-        <m:sSup>
-          <m:e>
-            <m:r>
-              <m:t>10</m:t>
-            </m:r>
-          </m:e>
-          <m:sup>
-            <m:r>
-              <m:rPr>
-                <m:sty m:val="p"/>
-              </m:rPr>
-              <m:t>−</m:t>
-            </m:r>
-            <m:r>
-              <m:t>2</m:t>
-            </m:r>
-          </m:sup>
-        </m:sSup>
-      </m:oMath>
-      <w:r>
-        <w:t xml:space="preserve"> </w:t>
-      </w:r>
-      <w:r>
-        <w:t xml:space="preserve">量级）可比。</w:t>
+        <w:t xml:space="preserve">视在/无功负载</w:t>
+      </w:r>
+      <w:r>
+        <w:t xml:space="preserve">（AC 潮流），可在本框架内</w:t>
+      </w:r>
+      <w:r>
+        <w:t xml:space="preserve"> </w:t>
+      </w:r>
+      <w:r>
+        <w:t xml:space="preserve">自然扩展出节点间差异。</w:t>
       </w:r>
     </w:p>
     <w:bookmarkEnd w:id="32"/>
@@ -11396,32 +10092,6 @@
           <w:bCs/>
           <w:b/>
         </w:rPr>
-        <w:t xml:space="preserve">重负荷节点变压器</w:t>
-      </w:r>
-      <w:r>
-        <w:t xml:space="preserve"> </w:t>
-      </w:r>
-      <w:r>
-        <w:t xml:space="preserve">（如 bus 20 达</w:t>
-      </w:r>
-      <w:r>
-        <w:t xml:space="preserve"> </w:t>
-      </w:r>
-      <w:r>
-        <w:rPr>
-          <w:bCs/>
-          <w:b/>
-        </w:rPr>
-        <w:t xml:space="preserve">4.72%</w:t>
-      </w:r>
-      <w:r>
-        <w:t xml:space="preserve">）可与电源风险相当；</w:t>
-      </w:r>
-      <w:r>
-        <w:rPr>
-          <w:bCs/>
-          <w:b/>
-        </w:rPr>
         <w:t xml:space="preserve">线路</w:t>
       </w:r>
       <w:r>
@@ -11454,7 +10124,99 @@
         <w:t xml:space="preserve"> </w:t>
       </w:r>
       <w:r>
-        <w:t xml:space="preserve">量级。</w:t>
+        <w:t xml:space="preserve">量级</w:t>
+      </w:r>
+      <w:r>
+        <w:t xml:space="preserve"> </w:t>
+      </w:r>
+      <w:r>
+        <w:t xml:space="preserve">（满载断面 L27 达</w:t>
+      </w:r>
+      <w:r>
+        <w:t xml:space="preserve"> </w:t>
+      </w:r>
+      <m:oMath>
+        <m:r>
+          <m:t>4.22</m:t>
+        </m:r>
+        <m:r>
+          <m:rPr>
+            <m:sty m:val="p"/>
+          </m:rPr>
+          <m:t>×</m:t>
+        </m:r>
+        <m:sSup>
+          <m:e>
+            <m:r>
+              <m:t>10</m:t>
+            </m:r>
+          </m:e>
+          <m:sup>
+            <m:r>
+              <m:rPr>
+                <m:sty m:val="p"/>
+              </m:rPr>
+              <m:t>−</m:t>
+            </m:r>
+            <m:r>
+              <m:t>3</m:t>
+            </m:r>
+          </m:sup>
+        </m:sSup>
+      </m:oMath>
+      <w:r>
+        <w:t xml:space="preserve">）；</w:t>
+      </w:r>
+      <w:r>
+        <w:rPr>
+          <w:bCs/>
+          <w:b/>
+        </w:rPr>
+        <w:t xml:space="preserve">节点变压器</w:t>
+      </w:r>
+      <w:r>
+        <w:t xml:space="preserve">为</w:t>
+      </w:r>
+      <w:r>
+        <w:t xml:space="preserve"> </w:t>
+      </w:r>
+      <m:oMath>
+        <m:r>
+          <m:rPr>
+            <m:sty m:val="p"/>
+          </m:rPr>
+          <m:t>∼</m:t>
+        </m:r>
+        <m:r>
+          <m:t>1.5</m:t>
+        </m:r>
+        <m:r>
+          <m:rPr>
+            <m:sty m:val="p"/>
+          </m:rPr>
+          <m:t>×</m:t>
+        </m:r>
+        <m:sSup>
+          <m:e>
+            <m:r>
+              <m:t>10</m:t>
+            </m:r>
+          </m:e>
+          <m:sup>
+            <m:r>
+              <m:rPr>
+                <m:sty m:val="p"/>
+              </m:rPr>
+              <m:t>−</m:t>
+            </m:r>
+            <m:r>
+              <m:t>4</m:t>
+            </m:r>
+          </m:sup>
+        </m:sSup>
+      </m:oMath>
+      <w:r>
+        <w:t xml:space="preserve">（环境温度驱动，各台相同）。</w:t>
       </w:r>
     </w:p>
     <w:p>
@@ -11466,27 +10228,27 @@
         <w:pStyle w:val="Compact"/>
       </w:pPr>
       <w:r>
-        <w:t xml:space="preserve">故障概率与基准状态功率高度相关：</w:t>
+        <w:t xml:space="preserve">故障概率与基准状态/极热应力相关：</w:t>
       </w:r>
       <w:r>
         <w:rPr>
           <w:bCs/>
           <w:b/>
         </w:rPr>
-        <w:t xml:space="preserve">bus 20 节点变压器（</w:t>
+        <w:t xml:space="preserve">高出力燃气/光伏机组、满载断面 L27、</w:t>
       </w:r>
       <m:oMath>
         <m:r>
-          <m:t>K</m:t>
+          <m:t>120</m:t>
+        </m:r>
+        <m:r>
+          <m:t> </m:t>
         </m:r>
         <m:r>
           <m:rPr>
             <m:sty m:val="p"/>
           </m:rPr>
-          <m:t>=</m:t>
-        </m:r>
-        <m:r>
-          <m:t>1.469</m:t>
+          <m:t>℃</m:t>
         </m:r>
       </m:oMath>
       <w:r>
@@ -11494,24 +10256,20 @@
           <w:bCs/>
           <w:b/>
         </w:rPr>
-        <w:t xml:space="preserve">）、bus 8（过载）、</w:t>
+        <w:t xml:space="preserve"> </w:t>
       </w:r>
       <w:r>
         <w:rPr>
           <w:bCs/>
           <w:b/>
         </w:rPr>
-        <w:t xml:space="preserve"> </w:t>
-      </w:r>
-      <w:r>
-        <w:rPr>
-          <w:bCs/>
-          <w:b/>
-        </w:rPr>
-        <w:t xml:space="preserve">满载断面 L27、高出力燃气/光伏机组</w:t>
-      </w:r>
-      <w:r>
-        <w:t xml:space="preserve">分别是变压器、线路、电源三类中风险最高者。</w:t>
+        <w:t xml:space="preserve">热点的节点变压器</w:t>
+      </w:r>
+      <w:r>
+        <w:t xml:space="preserve"> </w:t>
+      </w:r>
+      <w:r>
+        <w:t xml:space="preserve">分别是电源、线路、变压器三类中的风险来源。</w:t>
       </w:r>
     </w:p>
     <w:p>
@@ -11523,32 +10281,59 @@
         <w:pStyle w:val="Compact"/>
       </w:pPr>
       <w:r>
-        <w:t xml:space="preserve">“</w:t>
-      </w:r>
-      <w:r>
-        <w:t xml:space="preserve">每非电源节点一台同型号变压器</w:t>
-      </w:r>
-      <w:r>
-        <w:t xml:space="preserve">”</w:t>
-      </w:r>
-      <w:r>
-        <w:t xml:space="preserve">假设使变压器评估从 12 台并网支路扩展到 29 台节点变压器，</w:t>
-      </w:r>
-      <w:r>
-        <w:t xml:space="preserve"> </w:t>
-      </w:r>
-      <w:r>
-        <w:t xml:space="preserve">更便于与节点负荷、切负荷结果直接衔接，供后续</w:t>
+        <w:t xml:space="preserve">变压器模型与 DC-OPF 的物理一致性：因 DC 潮流无无功，变压器风险</w:t>
       </w:r>
       <w:r>
         <w:rPr>
           <w:bCs/>
           <w:b/>
         </w:rPr>
-        <w:t xml:space="preserve">节点级可靠性/风险评估</w:t>
-      </w:r>
-      <w:r>
-        <w:t xml:space="preserve">使用。</w:t>
+        <w:t xml:space="preserve">不由有功潮流决定</w:t>
+      </w:r>
+      <w:r>
+        <w:t xml:space="preserve">，</w:t>
+      </w:r>
+      <w:r>
+        <w:t xml:space="preserve"> </w:t>
+      </w:r>
+      <w:r>
+        <w:t xml:space="preserve">而由环境温度通过绝缘老化驱动；</w:t>
+      </w:r>
+      <w:r>
+        <w:t xml:space="preserve">“</w:t>
+      </w:r>
+      <w:r>
+        <w:t xml:space="preserve">每非电源节点一台同型号变压器</w:t>
+      </w:r>
+      <w:r>
+        <w:t xml:space="preserve">”</w:t>
+      </w:r>
+      <w:r>
+        <w:t xml:space="preserve">假设便于后续</w:t>
+      </w:r>
+      <w:r>
+        <w:rPr>
+          <w:bCs/>
+          <w:b/>
+        </w:rPr>
+        <w:t xml:space="preserve">节点级</w:t>
+      </w:r>
+      <w:r>
+        <w:rPr>
+          <w:bCs/>
+          <w:b/>
+        </w:rPr>
+        <w:t xml:space="preserve"> </w:t>
+      </w:r>
+      <w:r>
+        <w:rPr>
+          <w:bCs/>
+          <w:b/>
+        </w:rPr>
+        <w:t xml:space="preserve">可靠性/风险评估</w:t>
+      </w:r>
+      <w:r>
+        <w:t xml:space="preserve">；如需节点间差异，可引入节点环境温度或 AC 视在功率扩展。</w:t>
       </w:r>
     </w:p>
     <w:p>
@@ -11641,85 +10426,6 @@
             </w:r>
             <w:r>
               <w:t xml:space="preserve">：读基准状态，计算并打印三类元件故障概率</w:t>
-            </w:r>
-          </w:p>
-        </w:tc>
-      </w:tr>
-      <w:tr>
-        <w:tc>
-          <w:tcPr/>
-          <w:p>
-            <w:pPr>
-              <w:pStyle w:val="Compact"/>
-              <w:jc w:val="left"/>
-            </w:pPr>
-            <w:r>
-              <w:rPr>
-                <w:rStyle w:val="VerbatimChar"/>
-              </w:rPr>
-              <w:t xml:space="preserve">matlab/node_xf_power.m</w:t>
-            </w:r>
-          </w:p>
-        </w:tc>
-        <w:tc>
-          <w:tcPr/>
-          <w:p>
-            <w:pPr>
-              <w:pStyle w:val="Compact"/>
-              <w:jc w:val="left"/>
-            </w:pPr>
-            <w:r>
-              <w:t xml:space="preserve">非电源节点变压器通过功率（</w:t>
-            </w:r>
-            <m:oMath>
-              <m:sSub>
-                <m:e>
-                  <m:r>
-                    <m:t>P</m:t>
-                  </m:r>
-                </m:e>
-                <m:sub>
-                  <m:r>
-                    <m:rPr>
-                      <m:sty m:val="p"/>
-                    </m:rPr>
-                    <m:t>s</m:t>
-                  </m:r>
-                  <m:r>
-                    <m:rPr>
-                      <m:sty m:val="p"/>
-                    </m:rPr>
-                    <m:t>e</m:t>
-                  </m:r>
-                  <m:r>
-                    <m:rPr>
-                      <m:sty m:val="p"/>
-                    </m:rPr>
-                    <m:t>r</m:t>
-                  </m:r>
-                  <m:r>
-                    <m:rPr>
-                      <m:sty m:val="p"/>
-                    </m:rPr>
-                    <m:t>v</m:t>
-                  </m:r>
-                  <m:r>
-                    <m:rPr>
-                      <m:sty m:val="p"/>
-                    </m:rPr>
-                    <m:t>e</m:t>
-                  </m:r>
-                  <m:r>
-                    <m:rPr>
-                      <m:sty m:val="p"/>
-                    </m:rPr>
-                    <m:t>d</m:t>
-                  </m:r>
-                </m:sub>
-              </m:sSub>
-            </m:oMath>
-            <w:r>
-              <w:t xml:space="preserve">）</w:t>
             </w:r>
           </w:p>
         </w:tc>

--- a/docs/word/04_极热条件元件故障概率模型.docx
+++ b/docs/word/04_极热条件元件故障概率模型.docx
@@ -8736,13 +8736,13 @@
       </w:r>
     </w:p>
     <w:bookmarkEnd w:id="33"/>
-    <w:bookmarkStart w:id="34" w:name="d.3-线路故障概率34-条节选关键线路"/>
+    <w:bookmarkStart w:id="34" w:name="d.3-线路支路故障概率46-条节选关键线路"/>
     <w:p>
       <w:pPr>
         <w:pStyle w:val="Heading3"/>
       </w:pPr>
       <w:r>
-        <w:t xml:space="preserve">D.3 线路故障概率（34 条，节选关键线路）</w:t>
+        <w:t xml:space="preserve">D.3 线路/支路故障概率（46 条，节选关键线路）</w:t>
       </w:r>
     </w:p>
     <w:tbl>
@@ -9836,7 +9836,7 @@
         </m:sSup>
       </m:oMath>
       <w:r>
-        <w:t xml:space="preserve">。完整 34 条见运行输出/JSON。</w:t>
+        <w:t xml:space="preserve">。完整 46 条见运行输出/JSON。</w:t>
       </w:r>
     </w:p>
     <w:p>

--- a/docs/word/04_极热条件元件故障概率模型.docx
+++ b/docs/word/04_极热条件元件故障概率模型.docx
@@ -92,7 +92,7 @@
         </m:sSub>
       </m:oMath>
       <w:r>
-        <w:t xml:space="preserve">、各变压器/线路潮流、节点相角）之上，建立</w:t>
+        <w:t xml:space="preserve">、线路潮流、节点相角）之上，建立</w:t>
       </w:r>
       <w:r>
         <w:t xml:space="preserve"> </w:t>
@@ -105,7 +105,7 @@
           <w:bCs/>
           <w:b/>
         </w:rPr>
-        <w:t xml:space="preserve">每台发电机、每台变压器、</w:t>
+        <w:t xml:space="preserve">每台发电机、每台节点变压器、</w:t>
       </w:r>
       <w:r>
         <w:rPr>
@@ -130,43 +130,226 @@
         <w:pStyle w:val="BlockText"/>
       </w:pPr>
       <w:r>
-        <w:t xml:space="preserve">核心思想（与”求基准状态正是为后续求故障概率”一致）：</w:t>
-      </w:r>
-      <w:r>
-        <w:t xml:space="preserve"> </w:t>
-      </w:r>
-      <w:r>
-        <w:t xml:space="preserve">-</w:t>
-      </w:r>
-      <w:r>
-        <w:t xml:space="preserve"> </w:t>
-      </w:r>
-      <w:r>
         <w:rPr>
           <w:bCs/>
           <w:b/>
         </w:rPr>
-        <w:t xml:space="preserve">变压器功率（潮流）</w:t>
-      </w:r>
-      <w:r>
-        <w:t xml:space="preserve"> </w:t>
-      </w:r>
-      <w:r>
-        <w:t xml:space="preserve">→ 负载比</w:t>
+        <w:t xml:space="preserve">后续分析建模假设（变压器）</w:t>
+      </w:r>
+      <w:r>
+        <w:t xml:space="preserve">：从本节及后续分析起，</w:t>
+      </w:r>
+      <w:r>
+        <w:rPr>
+          <w:bCs/>
+          <w:b/>
+        </w:rPr>
+        <w:t xml:space="preserve">每个非电源节点（无发电机的节点）</w:t>
+      </w:r>
+      <w:r>
+        <w:rPr>
+          <w:bCs/>
+          <w:b/>
+        </w:rPr>
+        <w:t xml:space="preserve"> </w:t>
+      </w:r>
+      <w:r>
+        <w:rPr>
+          <w:bCs/>
+          <w:b/>
+        </w:rPr>
+        <w:t xml:space="preserve">配置一台同型号变压器</w:t>
+      </w:r>
+      <w:r>
+        <w:t xml:space="preserve">（共 29 台，即 bus 1–29；10 个电源节点 bus 30–39 不设节点变压器）。</w:t>
+      </w:r>
+      <w:r>
+        <w:t xml:space="preserve"> </w:t>
+      </w:r>
+      <w:r>
+        <w:t xml:space="preserve">各台变压器热参数完全相同。这与</w:t>
+      </w:r>
+      <w:r>
+        <w:t xml:space="preserve"> </w:t>
+      </w:r>
+      <w:r>
+        <w:rPr>
+          <w:rStyle w:val="VerbatimChar"/>
+        </w:rPr>
+        <w:t xml:space="preserve">docs/03</w:t>
+      </w:r>
+      <w:r>
+        <w:t xml:space="preserve"> </w:t>
+      </w:r>
+      <w:r>
+        <w:t xml:space="preserve">第 11.5–11.6 节 DC-OPF 支路拓扑中</w:t>
+      </w:r>
+      <w:r>
+        <w:t xml:space="preserve"> </w:t>
+      </w:r>
+      <w:r>
+        <w:rPr>
+          <w:rStyle w:val="VerbatimChar"/>
+        </w:rPr>
+        <w:t xml:space="preserve">tap≠0</w:t>
+      </w:r>
+      <w:r>
+        <w:t xml:space="preserve"> </w:t>
+      </w:r>
+      <w:r>
+        <w:t xml:space="preserve">的</w:t>
+      </w:r>
+      <w:r>
+        <w:t xml:space="preserve"> </w:t>
+      </w:r>
+      <w:r>
+        <w:t xml:space="preserve">12 条</w:t>
+      </w:r>
+      <w:r>
+        <w:rPr>
+          <w:bCs/>
+          <w:b/>
+        </w:rPr>
+        <w:t xml:space="preserve">并网变压器支路</w:t>
+      </w:r>
+      <w:r>
+        <w:t xml:space="preserve">是不同层级的对象：后者用于网络潮流计算，前者描述节点变压器的可靠性。</w:t>
+      </w:r>
+    </w:p>
+    <w:p>
+      <w:pPr>
+        <w:pStyle w:val="BlockText"/>
+      </w:pPr>
+      <w:r>
+        <w:rPr>
+          <w:bCs/>
+          <w:b/>
+        </w:rPr>
+        <w:t xml:space="preserve">为何变压器公式不使用有功负载比</w:t>
+      </w:r>
+      <w:r>
+        <w:t xml:space="preserve">：本研究的最优潮流为</w:t>
+      </w:r>
+      <w:r>
+        <w:rPr>
+          <w:bCs/>
+          <w:b/>
+        </w:rPr>
+        <w:t xml:space="preserve">直流潮流(DC-OPF)</w:t>
+      </w:r>
+      <w:r>
+        <w:t xml:space="preserve">，</w:t>
+      </w:r>
+      <w:r>
+        <w:t xml:space="preserve"> </w:t>
+      </w:r>
+      <w:r>
+        <w:t xml:space="preserve">只有有功功率、</w:t>
+      </w:r>
+      <w:r>
+        <w:rPr>
+          <w:bCs/>
+          <w:b/>
+        </w:rPr>
+        <w:t xml:space="preserve">没有无功功率与电压幅值</w:t>
+      </w:r>
+      <w:r>
+        <w:t xml:space="preserve">。而变压器的发热/负载本质上取决于</w:t>
+      </w:r>
+      <w:r>
+        <w:t xml:space="preserve"> </w:t>
+      </w:r>
+      <w:r>
+        <w:rPr>
+          <w:bCs/>
+          <w:b/>
+        </w:rPr>
+        <w:t xml:space="preserve">视在功率</w:t>
+      </w:r>
+      <w:r>
+        <w:t xml:space="preserve">（有功与无功的合成），DC 解无法提供。因此变压器故障概率</w:t>
+      </w:r>
+      <w:r>
+        <w:rPr>
+          <w:bCs/>
+          <w:b/>
+        </w:rPr>
+        <w:t xml:space="preserve">不采用有功负载比</w:t>
+      </w:r>
+      <w:r>
+        <w:t xml:space="preserve">，</w:t>
+      </w:r>
+      <w:r>
+        <w:t xml:space="preserve"> </w:t>
+      </w:r>
+      <w:r>
+        <w:t xml:space="preserve">改由</w:t>
+      </w:r>
+      <w:r>
+        <w:rPr>
+          <w:bCs/>
+          <w:b/>
+        </w:rPr>
+        <w:t xml:space="preserve">环境温度驱动</w:t>
+      </w:r>
+      <w:r>
+        <w:t xml:space="preserve">——这正是极热场景中可被准确刻画、且对绝缘老化起主导作用的应力源</w:t>
+      </w:r>
+      <w:r>
+        <w:t xml:space="preserve"> </w:t>
+      </w:r>
+      <w:r>
+        <w:t xml:space="preserve">（见下文 A 节）。</w:t>
+      </w:r>
+    </w:p>
+    <w:p>
+      <w:pPr>
+        <w:pStyle w:val="BlockText"/>
+      </w:pPr>
+      <w:r>
+        <w:t xml:space="preserve">核心思想（与”求基准状态正是为后续求故障概率”一致）：</w:t>
+      </w:r>
+      <w:r>
+        <w:t xml:space="preserve"> </w:t>
+      </w:r>
+      <w:r>
+        <w:t xml:space="preserve">-</w:t>
+      </w:r>
+      <w:r>
+        <w:t xml:space="preserve"> </w:t>
+      </w:r>
+      <w:r>
+        <w:rPr>
+          <w:bCs/>
+          <w:b/>
+        </w:rPr>
+        <w:t xml:space="preserve">节点变压器</w:t>
+      </w:r>
+      <w:r>
+        <w:t xml:space="preserve">：环境温度</w:t>
       </w:r>
       <w:r>
         <w:t xml:space="preserve"> </w:t>
       </w:r>
       <m:oMath>
-        <m:r>
-          <m:t>K</m:t>
-        </m:r>
+        <m:sSub>
+          <m:e>
+            <m:r>
+              <m:t>θ</m:t>
+            </m:r>
+          </m:e>
+          <m:sub>
+            <m:r>
+              <m:t>a</m:t>
+            </m:r>
+          </m:sub>
+        </m:sSub>
       </m:oMath>
       <w:r>
         <w:t xml:space="preserve"> </w:t>
       </w:r>
       <w:r>
-        <w:t xml:space="preserve">→ 热点温度 → 变压器故障概率；</w:t>
+        <w:t xml:space="preserve">→ 热点温度（铭牌额定温升）→ Arrhenius 老化 → 故障概率；</w:t>
       </w:r>
       <w:r>
         <w:t xml:space="preserve"> </w:t>
@@ -716,13 +899,13 @@
         <w:t xml:space="preserve">A. 变压器故障概率模型</w:t>
       </w:r>
     </w:p>
-    <w:bookmarkStart w:id="21" w:name="a.1-机理与建模思路"/>
+    <w:bookmarkStart w:id="21" w:name="a.1-节点变压器配置与机理"/>
     <w:p>
       <w:pPr>
         <w:pStyle w:val="Heading3"/>
       </w:pPr>
       <w:r>
-        <w:t xml:space="preserve">A.1 机理与建模思路</w:t>
+        <w:t xml:space="preserve">A.1 节点变压器配置与机理</w:t>
       </w:r>
     </w:p>
     <w:p>
@@ -730,111 +913,352 @@
         <w:pStyle w:val="FirstParagraph"/>
       </w:pPr>
       <w:r>
-        <w:t xml:space="preserve">变压器寿命主要由其</w:t>
-      </w:r>
-      <w:r>
         <w:rPr>
           <w:bCs/>
           <w:b/>
         </w:rPr>
-        <w:t xml:space="preserve">纤维素绝缘的热老化</w:t>
-      </w:r>
-      <w:r>
-        <w:t xml:space="preserve">决定，而老化速率由</w:t>
-      </w:r>
+        <w:t xml:space="preserve">配置规则</w:t>
+      </w:r>
+      <w:r>
+        <w:t xml:space="preserve">（后续分析统一采用）：</w:t>
+      </w:r>
+    </w:p>
+    <w:tbl>
+      <w:tblPr>
+        <w:tblStyle w:val="Table"/>
+        <w:tblW w:type="pct" w:w="5000"/>
+        <w:tblLook w:firstRow="1" w:lastRow="0" w:firstColumn="0" w:lastColumn="0" w:noHBand="0" w:noVBand="0" w:val="0020"/>
+        <w:jc w:val="start"/>
+      </w:tblPr>
+      <w:tblGrid>
+        <w:gridCol w:w="3960"/>
+        <w:gridCol w:w="3960"/>
+      </w:tblGrid>
+      <w:tr>
+        <w:trPr>
+          <w:tblHeader w:val="true"/>
+        </w:trPr>
+        <w:tc>
+          <w:tcPr/>
+          <w:p>
+            <w:pPr>
+              <w:pStyle w:val="Compact"/>
+              <w:jc w:val="left"/>
+            </w:pPr>
+            <w:r>
+              <w:t xml:space="preserve">项目</w:t>
+            </w:r>
+          </w:p>
+        </w:tc>
+        <w:tc>
+          <w:tcPr/>
+          <w:p>
+            <w:pPr>
+              <w:pStyle w:val="Compact"/>
+              <w:jc w:val="left"/>
+            </w:pPr>
+            <w:r>
+              <w:t xml:space="preserve">说明</w:t>
+            </w:r>
+          </w:p>
+        </w:tc>
+      </w:tr>
+      <w:tr>
+        <w:tc>
+          <w:tcPr/>
+          <w:p>
+            <w:pPr>
+              <w:pStyle w:val="Compact"/>
+              <w:jc w:val="left"/>
+            </w:pPr>
+            <w:r>
+              <w:t xml:space="preserve">配置位置</w:t>
+            </w:r>
+          </w:p>
+        </w:tc>
+        <w:tc>
+          <w:tcPr/>
+          <w:p>
+            <w:pPr>
+              <w:pStyle w:val="Compact"/>
+              <w:jc w:val="left"/>
+            </w:pPr>
+            <w:r>
+              <w:t xml:space="preserve">每个</w:t>
+            </w:r>
+            <w:r>
+              <w:rPr>
+                <w:bCs/>
+                <w:b/>
+              </w:rPr>
+              <w:t xml:space="preserve">非电源节点</w:t>
+            </w:r>
+            <w:r>
+              <w:t xml:space="preserve">（39 节点中除 10 个发电机母线外的 29 个节点，即 bus 1–29）</w:t>
+            </w:r>
+          </w:p>
+        </w:tc>
+      </w:tr>
+      <w:tr>
+        <w:tc>
+          <w:tcPr/>
+          <w:p>
+            <w:pPr>
+              <w:pStyle w:val="Compact"/>
+              <w:jc w:val="left"/>
+            </w:pPr>
+            <w:r>
+              <w:t xml:space="preserve">型号</w:t>
+            </w:r>
+          </w:p>
+        </w:tc>
+        <w:tc>
+          <w:tcPr/>
+          <w:p>
+            <w:pPr>
+              <w:pStyle w:val="Compact"/>
+              <w:jc w:val="left"/>
+            </w:pPr>
+            <w:r>
+              <w:t xml:space="preserve">全部相同，热参数见</w:t>
+            </w:r>
+            <w:r>
+              <w:t xml:space="preserve"> </w:t>
+            </w:r>
+            <w:r>
+              <w:rPr>
+                <w:rStyle w:val="VerbatimChar"/>
+              </w:rPr>
+              <w:t xml:space="preserve">fault_params.m</w:t>
+            </w:r>
+            <w:r>
+              <w:t xml:space="preserve">（</w:t>
+            </w:r>
+            <m:oMath>
+              <m:r>
+                <m:t>Δ</m:t>
+              </m:r>
+              <m:sSub>
+                <m:e>
+                  <m:r>
+                    <m:t>θ</m:t>
+                  </m:r>
+                </m:e>
+                <m:sub>
+                  <m:r>
+                    <m:t>T</m:t>
+                  </m:r>
+                  <m:r>
+                    <m:t>O</m:t>
+                  </m:r>
+                  <m:r>
+                    <m:rPr>
+                      <m:sty m:val="p"/>
+                    </m:rPr>
+                    <m:t>,</m:t>
+                  </m:r>
+                  <m:r>
+                    <m:t>R</m:t>
+                  </m:r>
+                </m:sub>
+              </m:sSub>
+            </m:oMath>
+            <w:r>
+              <w:t xml:space="preserve">、</w:t>
+            </w:r>
+            <m:oMath>
+              <m:r>
+                <m:t>Δ</m:t>
+              </m:r>
+              <m:sSub>
+                <m:e>
+                  <m:r>
+                    <m:t>θ</m:t>
+                  </m:r>
+                </m:e>
+                <m:sub>
+                  <m:r>
+                    <m:t>H</m:t>
+                  </m:r>
+                  <m:r>
+                    <m:rPr>
+                      <m:sty m:val="p"/>
+                    </m:rPr>
+                    <m:t>,</m:t>
+                  </m:r>
+                  <m:r>
+                    <m:t>R</m:t>
+                  </m:r>
+                </m:sub>
+              </m:sSub>
+            </m:oMath>
+            <w:r>
+              <w:t xml:space="preserve">、</w:t>
+            </w:r>
+            <m:oMath>
+              <m:r>
+                <m:t>B</m:t>
+              </m:r>
+            </m:oMath>
+            <w:r>
+              <w:t xml:space="preserve"> </w:t>
+            </w:r>
+            <w:r>
+              <w:t xml:space="preserve">等）</w:t>
+            </w:r>
+          </w:p>
+        </w:tc>
+      </w:tr>
+      <w:tr>
+        <w:tc>
+          <w:tcPr/>
+          <w:p>
+            <w:pPr>
+              <w:pStyle w:val="Compact"/>
+              <w:jc w:val="left"/>
+            </w:pPr>
+            <w:r>
+              <w:t xml:space="preserve">不计节点变压器</w:t>
+            </w:r>
+          </w:p>
+        </w:tc>
+        <w:tc>
+          <w:tcPr/>
+          <w:p>
+            <w:pPr>
+              <w:pStyle w:val="Compact"/>
+              <w:jc w:val="left"/>
+            </w:pPr>
+            <w:r>
+              <w:t xml:space="preserve">10 个电源节点：bus 30–39</w:t>
+            </w:r>
+          </w:p>
+        </w:tc>
+      </w:tr>
+      <w:tr>
+        <w:tc>
+          <w:tcPr/>
+          <w:p>
+            <w:pPr>
+              <w:pStyle w:val="Compact"/>
+              <w:jc w:val="left"/>
+            </w:pPr>
+            <w:r>
+              <w:t xml:space="preserve">驱动量</w:t>
+            </w:r>
+          </w:p>
+        </w:tc>
+        <w:tc>
+          <w:tcPr/>
+          <w:p>
+            <w:pPr>
+              <w:pStyle w:val="Compact"/>
+              <w:jc w:val="left"/>
+            </w:pPr>
+            <w:r>
+              <w:rPr>
+                <w:bCs/>
+                <w:b/>
+              </w:rPr>
+              <w:t xml:space="preserve">环境温度</w:t>
+            </w:r>
+            <w:r>
+              <w:t xml:space="preserve"> </w:t>
+            </w:r>
+            <m:oMath>
+              <m:sSub>
+                <m:e>
+                  <m:r>
+                    <m:t>θ</m:t>
+                  </m:r>
+                </m:e>
+                <m:sub>
+                  <m:r>
+                    <m:t>a</m:t>
+                  </m:r>
+                </m:sub>
+              </m:sSub>
+            </m:oMath>
+            <w:r>
+              <w:t xml:space="preserve">（极热</w:t>
+            </w:r>
+            <w:r>
+              <w:t xml:space="preserve"> </w:t>
+            </w:r>
+            <m:oMath>
+              <m:r>
+                <m:t>40</m:t>
+              </m:r>
+              <m:r>
+                <m:t> </m:t>
+              </m:r>
+              <m:r>
+                <m:rPr>
+                  <m:sty m:val="p"/>
+                </m:rPr>
+                <m:t>℃</m:t>
+              </m:r>
+            </m:oMath>
+            <w:r>
+              <w:t xml:space="preserve">）；不使用有功负载比（见下）</w:t>
+            </w:r>
+          </w:p>
+        </w:tc>
+      </w:tr>
+    </w:tbl>
+    <w:p>
+      <w:pPr>
+        <w:pStyle w:val="BodyText"/>
+      </w:pPr>
       <w:r>
         <w:rPr>
           <w:bCs/>
           <w:b/>
         </w:rPr>
-        <w:t xml:space="preserve">绕组热点温度（HST）</w:t>
-      </w:r>
-      <w:r>
-        <w:t xml:space="preserve"> </w:t>
-      </w:r>
-      <m:oMath>
-        <m:sSub>
-          <m:e>
-            <m:r>
-              <m:t>θ</m:t>
-            </m:r>
-          </m:e>
-          <m:sub>
-            <m:r>
-              <m:t>H</m:t>
-            </m:r>
-          </m:sub>
-        </m:sSub>
-      </m:oMath>
-      <w:r>
-        <w:t xml:space="preserve"> </w:t>
-      </w:r>
-      <w:r>
-        <w:t xml:space="preserve">主导；极热使环境温度</w:t>
-      </w:r>
-      <w:r>
-        <w:t xml:space="preserve"> </w:t>
-      </w:r>
-      <m:oMath>
-        <m:sSub>
-          <m:e>
-            <m:r>
-              <m:t>θ</m:t>
-            </m:r>
-          </m:e>
-          <m:sub>
-            <m:r>
-              <m:t>a</m:t>
-            </m:r>
-          </m:sub>
-        </m:sSub>
-      </m:oMath>
-      <w:r>
-        <w:t xml:space="preserve"> </w:t>
-      </w:r>
-      <w:r>
-        <w:t xml:space="preserve">升高、在相同负载下推高热点温度，从而加速老化、抬升故障概率</w:t>
-      </w:r>
-      <w:r>
-        <w:t xml:space="preserve"> </w:t>
-      </w:r>
-      <w:r>
-        <w:t xml:space="preserve">[1][3][5]。建模分三步：负载比 → 热点温度 → 老化加速 → 故障概率。</w:t>
-      </w:r>
-    </w:p>
-    <w:bookmarkEnd w:id="21"/>
-    <w:bookmarkStart w:id="22" w:name="a.2-热点温度ieee-std-c57.91-2011"/>
-    <w:p>
-      <w:pPr>
-        <w:pStyle w:val="Heading3"/>
-      </w:pPr>
-      <w:r>
-        <w:t xml:space="preserve">A.2 热点温度（IEEE Std C57.91-2011）</w:t>
-      </w:r>
-    </w:p>
-    <w:p>
-      <w:pPr>
-        <w:pStyle w:val="FirstParagraph"/>
-      </w:pPr>
-      <w:r>
-        <w:t xml:space="preserve">由基准状态的</w:t>
+        <w:t xml:space="preserve">为何不用有功负载比</w:t>
+      </w:r>
+      <w:r>
+        <w:t xml:space="preserve">：本研究为</w:t>
       </w:r>
       <w:r>
         <w:rPr>
           <w:bCs/>
           <w:b/>
         </w:rPr>
-        <w:t xml:space="preserve">变压器潮流</w:t>
-      </w:r>
-      <w:r>
-        <w:t xml:space="preserve">得到负载比</w:t>
+        <w:t xml:space="preserve">直流潮流(DC-OPF)</w:t>
+      </w:r>
+      <w:r>
+        <w:t xml:space="preserve">，仅含有功功率，</w:t>
+      </w:r>
+      <w:r>
+        <w:rPr>
+          <w:bCs/>
+          <w:b/>
+        </w:rPr>
+        <w:t xml:space="preserve">无无功功率与电压幅值</w:t>
+      </w:r>
+      <w:r>
+        <w:t xml:space="preserve">；</w:t>
+      </w:r>
+      <w:r>
+        <w:t xml:space="preserve"> </w:t>
+      </w:r>
+      <w:r>
+        <w:t xml:space="preserve">而变压器的铜耗/发热取决于</w:t>
+      </w:r>
+      <w:r>
+        <w:rPr>
+          <w:bCs/>
+          <w:b/>
+        </w:rPr>
+        <w:t xml:space="preserve">视在功率</w:t>
       </w:r>
       <w:r>
         <w:t xml:space="preserve"> </w:t>
       </w:r>
       <m:oMath>
         <m:r>
-          <m:t>K</m:t>
+          <m:t>S</m:t>
         </m:r>
         <m:r>
           <m:rPr>
@@ -842,48 +1266,107 @@
           </m:rPr>
           <m:t>=</m:t>
         </m:r>
-        <m:d>
-          <m:dPr>
-            <m:begChr m:val="|"/>
-            <m:endChr m:val="|"/>
-            <m:sepChr m:val=""/>
-            <m:grow/>
-          </m:dPr>
+        <m:rad>
+          <m:radPr>
+            <m:degHide m:val="on"/>
+          </m:radPr>
+          <m:deg/>
           <m:e>
-            <m:sSub>
+            <m:sSup>
               <m:e>
                 <m:r>
                   <m:t>P</m:t>
                 </m:r>
               </m:e>
-              <m:sub>
+              <m:sup>
                 <m:r>
-                  <m:t>i</m:t>
+                  <m:t>2</m:t>
                 </m:r>
+              </m:sup>
+            </m:sSup>
+            <m:r>
+              <m:rPr>
+                <m:sty m:val="p"/>
+              </m:rPr>
+              <m:t>+</m:t>
+            </m:r>
+            <m:sSup>
+              <m:e>
                 <m:r>
-                  <m:t>j</m:t>
+                  <m:t>Q</m:t>
                 </m:r>
-              </m:sub>
-            </m:sSub>
+              </m:e>
+              <m:sup>
+                <m:r>
+                  <m:t>2</m:t>
+                </m:r>
+              </m:sup>
+            </m:sSup>
           </m:e>
-        </m:d>
+        </m:rad>
+      </m:oMath>
+      <w:r>
+        <w:t xml:space="preserve">，DC 解无法给出</w:t>
+      </w:r>
+      <w:r>
+        <w:t xml:space="preserve"> </w:t>
+      </w:r>
+      <m:oMath>
+        <m:r>
+          <m:t>Q</m:t>
+        </m:r>
+      </m:oMath>
+      <w:r>
+        <w:t xml:space="preserve"> </w:t>
+      </w:r>
+      <w:r>
+        <w:t xml:space="preserve">与</w:t>
+      </w:r>
+      <w:r>
+        <w:t xml:space="preserve"> </w:t>
+      </w:r>
+      <m:oMath>
+        <m:r>
+          <m:t>S</m:t>
+        </m:r>
+      </m:oMath>
+      <w:r>
+        <w:t xml:space="preserve">。</w:t>
+      </w:r>
+      <w:r>
+        <w:t xml:space="preserve"> </w:t>
+      </w:r>
+      <w:r>
+        <w:t xml:space="preserve">若强行以有功潮流构造负载比</w:t>
+      </w:r>
+      <w:r>
+        <w:t xml:space="preserve"> </w:t>
+      </w:r>
+      <m:oMath>
+        <m:r>
+          <m:t>K</m:t>
+        </m:r>
+        <m:r>
+          <m:rPr>
+            <m:sty m:val="p"/>
+          </m:rPr>
+          <m:t>=</m:t>
+        </m:r>
+        <m:r>
+          <m:t>P</m:t>
+        </m:r>
         <m:r>
           <m:rPr>
             <m:sty m:val="p"/>
           </m:rPr>
           <m:t>/</m:t>
         </m:r>
-        <m:sSubSup>
+        <m:sSup>
           <m:e>
             <m:r>
               <m:t>S</m:t>
             </m:r>
           </m:e>
-          <m:sub>
-            <m:r>
-              <m:t>T</m:t>
-            </m:r>
-          </m:sub>
           <m:sup>
             <m:r>
               <m:rPr>
@@ -916,77 +1399,134 @@
               <m:t>d</m:t>
             </m:r>
           </m:sup>
-        </m:sSubSup>
+        </m:sSup>
       </m:oMath>
       <w:r>
-        <w:t xml:space="preserve"> </w:t>
-      </w:r>
-      <w:r>
-        <w:t xml:space="preserve">（</w:t>
+        <w:t xml:space="preserve">，会把”不完整的有功量”当作变压器热负载，</w:t>
+      </w:r>
+      <w:r>
+        <w:t xml:space="preserve"> </w:t>
+      </w:r>
+      <w:r>
+        <w:t xml:space="preserve">物理上并不严谨。故本模型</w:t>
+      </w:r>
+      <w:r>
+        <w:rPr>
+          <w:bCs/>
+          <w:b/>
+        </w:rPr>
+        <w:t xml:space="preserve">剥离有功负载比</w:t>
+      </w:r>
+      <w:r>
+        <w:t xml:space="preserve">，转而以极热场景中可被准确刻画、且对绝缘老化</w:t>
+      </w:r>
+      <w:r>
+        <w:t xml:space="preserve"> </w:t>
+      </w:r>
+      <w:r>
+        <w:t xml:space="preserve">起主导作用的</w:t>
+      </w:r>
+      <w:r>
+        <w:rPr>
+          <w:bCs/>
+          <w:b/>
+        </w:rPr>
+        <w:t xml:space="preserve">环境温度</w:t>
+      </w:r>
+      <w:r>
+        <w:t xml:space="preserve">作为驱动量；变压器按</w:t>
+      </w:r>
+      <w:r>
+        <w:rPr>
+          <w:bCs/>
+          <w:b/>
+        </w:rPr>
+        <w:t xml:space="preserve">铭牌额定负载</w:t>
+      </w:r>
+      <w:r>
+        <w:t xml:space="preserve">的设计热点温升计。</w:t>
+      </w:r>
+    </w:p>
+    <w:p>
+      <w:pPr>
+        <w:pStyle w:val="BodyText"/>
+      </w:pPr>
+      <w:r>
+        <w:t xml:space="preserve">变压器寿命主要由其</w:t>
+      </w:r>
+      <w:r>
+        <w:rPr>
+          <w:bCs/>
+          <w:b/>
+        </w:rPr>
+        <w:t xml:space="preserve">纤维素绝缘的热老化</w:t>
+      </w:r>
+      <w:r>
+        <w:t xml:space="preserve">决定，老化速率由</w:t>
+      </w:r>
+      <w:r>
+        <w:rPr>
+          <w:bCs/>
+          <w:b/>
+        </w:rPr>
+        <w:t xml:space="preserve">绕组热点温度（HST）</w:t>
+      </w:r>
+      <w:r>
+        <w:t xml:space="preserve"> </w:t>
       </w:r>
       <m:oMath>
-        <m:sSubSup>
+        <m:sSub>
           <m:e>
             <m:r>
-              <m:t>S</m:t>
+              <m:t>θ</m:t>
             </m:r>
           </m:e>
           <m:sub>
             <m:r>
-              <m:t>T</m:t>
+              <m:t>H</m:t>
             </m:r>
           </m:sub>
-          <m:sup>
-            <m:r>
-              <m:rPr>
-                <m:sty m:val="p"/>
-              </m:rPr>
-              <m:t>r</m:t>
-            </m:r>
-            <m:r>
-              <m:rPr>
-                <m:sty m:val="p"/>
-              </m:rPr>
-              <m:t>a</m:t>
-            </m:r>
-            <m:r>
-              <m:rPr>
-                <m:sty m:val="p"/>
-              </m:rPr>
-              <m:t>t</m:t>
-            </m:r>
-            <m:r>
-              <m:rPr>
-                <m:sty m:val="p"/>
-              </m:rPr>
-              <m:t>e</m:t>
-            </m:r>
-            <m:r>
-              <m:rPr>
-                <m:sty m:val="p"/>
-              </m:rPr>
-              <m:t>d</m:t>
-            </m:r>
-          </m:sup>
-        </m:sSubSup>
+        </m:sSub>
       </m:oMath>
       <w:r>
         <w:t xml:space="preserve"> </w:t>
       </w:r>
       <w:r>
-        <w:t xml:space="preserve">取支路热稳限额</w:t>
-      </w:r>
-      <w:r>
-        <w:t xml:space="preserve"> </w:t>
-      </w:r>
-      <w:r>
-        <w:rPr>
-          <w:rStyle w:val="VerbatimChar"/>
-        </w:rPr>
-        <w:t xml:space="preserve">rateA</w:t>
-      </w:r>
-      <w:r>
-        <w:t xml:space="preserve">），稳态热点温度为 [1][5]：</w:t>
+        <w:t xml:space="preserve">主导；极热使环境温度升高、推高热点温度，从而加速老化、抬升故障概率 [1][3][5]。</w:t>
+      </w:r>
+      <w:r>
+        <w:t xml:space="preserve"> </w:t>
+      </w:r>
+      <w:r>
+        <w:t xml:space="preserve">建模分三步：环境温度 → 热点温度 → 老化加速 → 故障概率。</w:t>
+      </w:r>
+    </w:p>
+    <w:bookmarkEnd w:id="21"/>
+    <w:bookmarkStart w:id="22" w:name="a.2-热点温度ieee-std-c57.91-2011铭牌额定负载环境温度驱动"/>
+    <w:p>
+      <w:pPr>
+        <w:pStyle w:val="Heading3"/>
+      </w:pPr>
+      <w:r>
+        <w:t xml:space="preserve">A.2 热点温度（IEEE Std C57.91-2011，铭牌额定负载、环境温度驱动）</w:t>
+      </w:r>
+    </w:p>
+    <w:p>
+      <w:pPr>
+        <w:pStyle w:val="FirstParagraph"/>
+      </w:pPr>
+      <w:r>
+        <w:t xml:space="preserve">变压器在</w:t>
+      </w:r>
+      <w:r>
+        <w:rPr>
+          <w:bCs/>
+          <w:b/>
+        </w:rPr>
+        <w:t xml:space="preserve">铭牌额定负载</w:t>
+      </w:r>
+      <w:r>
+        <w:t xml:space="preserve">下的热点温度等于环境温度加上额定（设计）热点温升：</w:t>
       </w:r>
     </w:p>
     <w:p>
@@ -998,58 +1538,74 @@
           <m:jc m:val="center"/>
         </m:oMathParaPr>
         <m:oMath>
-          <m:sSub>
+          <m:borderBox>
             <m:e>
               <m:r>
-                <m:t>θ</m:t>
+                <m:t> </m:t>
               </m:r>
-            </m:e>
-            <m:sub>
+              <m:sSub>
+                <m:e>
+                  <m:r>
+                    <m:t>θ</m:t>
+                  </m:r>
+                </m:e>
+                <m:sub>
+                  <m:r>
+                    <m:t>H</m:t>
+                  </m:r>
+                </m:sub>
+              </m:sSub>
               <m:r>
-                <m:t>H</m:t>
+                <m:rPr>
+                  <m:sty m:val="p"/>
+                </m:rPr>
+                <m:t>=</m:t>
               </m:r>
-            </m:sub>
-          </m:sSub>
-          <m:r>
-            <m:rPr>
-              <m:sty m:val="p"/>
-            </m:rPr>
-            <m:t>=</m:t>
-          </m:r>
-          <m:sSub>
-            <m:e>
+              <m:sSub>
+                <m:e>
+                  <m:r>
+                    <m:t>θ</m:t>
+                  </m:r>
+                </m:e>
+                <m:sub>
+                  <m:r>
+                    <m:t>a</m:t>
+                  </m:r>
+                </m:sub>
+              </m:sSub>
               <m:r>
-                <m:t>θ</m:t>
-              </m:r>
-            </m:e>
-            <m:sub>
-              <m:r>
-                <m:t>a</m:t>
-              </m:r>
-            </m:sub>
-          </m:sSub>
-          <m:r>
-            <m:rPr>
-              <m:sty m:val="p"/>
-            </m:rPr>
-            <m:t>+</m:t>
-          </m:r>
-          <m:r>
-            <m:t>Δ</m:t>
-          </m:r>
-          <m:sSub>
-            <m:e>
-              <m:r>
-                <m:t>θ</m:t>
-              </m:r>
-            </m:e>
-            <m:sub>
-              <m:r>
-                <m:t>T</m:t>
+                <m:rPr>
+                  <m:sty m:val="p"/>
+                </m:rPr>
+                <m:t>+</m:t>
               </m:r>
               <m:r>
-                <m:t>O</m:t>
+                <m:t>Δ</m:t>
               </m:r>
+              <m:sSub>
+                <m:e>
+                  <m:r>
+                    <m:t>θ</m:t>
+                  </m:r>
+                </m:e>
+                <m:sub>
+                  <m:r>
+                    <m:t>H</m:t>
+                  </m:r>
+                  <m:r>
+                    <m:t>S</m:t>
+                  </m:r>
+                  <m:r>
+                    <m:rPr>
+                      <m:sty m:val="p"/>
+                    </m:rPr>
+                    <m:t>,</m:t>
+                  </m:r>
+                  <m:r>
+                    <m:t>R</m:t>
+                  </m:r>
+                </m:sub>
+              </m:sSub>
               <m:r>
                 <m:rPr>
                   <m:sty m:val="p"/>
@@ -1057,122 +1613,103 @@
                 <m:t>,</m:t>
               </m:r>
               <m:r>
-                <m:t>R</m:t>
+                <m:t>  </m:t>
               </m:r>
-            </m:sub>
-          </m:sSub>
-          <m:sSup>
-            <m:e>
-              <m:d>
-                <m:dPr>
-                  <m:begChr m:val="("/>
-                  <m:endChr m:val=")"/>
-                  <m:sepChr m:val=""/>
-                  <m:grow/>
-                </m:dPr>
+              <m:r>
+                <m:t>Δ</m:t>
+              </m:r>
+              <m:sSub>
                 <m:e>
-                  <m:f>
-                    <m:fPr>
-                      <m:type m:val="bar"/>
-                    </m:fPr>
-                    <m:num>
-                      <m:sSup>
-                        <m:e>
-                          <m:r>
-                            <m:t>K</m:t>
-                          </m:r>
-                        </m:e>
-                        <m:sup>
-                          <m:r>
-                            <m:t>2</m:t>
-                          </m:r>
-                        </m:sup>
-                      </m:sSup>
-                      <m:r>
-                        <m:t>R</m:t>
-                      </m:r>
-                      <m:r>
-                        <m:rPr>
-                          <m:sty m:val="p"/>
-                        </m:rPr>
-                        <m:t>+</m:t>
-                      </m:r>
-                      <m:r>
-                        <m:t>1</m:t>
-                      </m:r>
-                    </m:num>
-                    <m:den>
-                      <m:r>
-                        <m:t>R</m:t>
-                      </m:r>
-                      <m:r>
-                        <m:rPr>
-                          <m:sty m:val="p"/>
-                        </m:rPr>
-                        <m:t>+</m:t>
-                      </m:r>
-                      <m:r>
-                        <m:t>1</m:t>
-                      </m:r>
-                    </m:den>
-                  </m:f>
+                  <m:r>
+                    <m:t>θ</m:t>
+                  </m:r>
                 </m:e>
-              </m:d>
-            </m:e>
-            <m:sup>
-              <m:r>
-                <m:t>n</m:t>
-              </m:r>
-            </m:sup>
-          </m:sSup>
-          <m:r>
-            <m:rPr>
-              <m:sty m:val="p"/>
-            </m:rPr>
-            <m:t>+</m:t>
-          </m:r>
-          <m:r>
-            <m:t>Δ</m:t>
-          </m:r>
-          <m:sSub>
-            <m:e>
-              <m:r>
-                <m:t>θ</m:t>
-              </m:r>
-            </m:e>
-            <m:sub>
-              <m:r>
-                <m:t>H</m:t>
-              </m:r>
+                <m:sub>
+                  <m:r>
+                    <m:t>H</m:t>
+                  </m:r>
+                  <m:r>
+                    <m:t>S</m:t>
+                  </m:r>
+                  <m:r>
+                    <m:rPr>
+                      <m:sty m:val="p"/>
+                    </m:rPr>
+                    <m:t>,</m:t>
+                  </m:r>
+                  <m:r>
+                    <m:t>R</m:t>
+                  </m:r>
+                </m:sub>
+              </m:sSub>
               <m:r>
                 <m:rPr>
                   <m:sty m:val="p"/>
                 </m:rPr>
-                <m:t>,</m:t>
+                <m:t>=</m:t>
               </m:r>
               <m:r>
-                <m:t>R</m:t>
+                <m:t>Δ</m:t>
               </m:r>
-            </m:sub>
-          </m:sSub>
-          <m:r>
-            <m:t> </m:t>
-          </m:r>
-          <m:sSup>
-            <m:e>
+              <m:sSub>
+                <m:e>
+                  <m:r>
+                    <m:t>θ</m:t>
+                  </m:r>
+                </m:e>
+                <m:sub>
+                  <m:r>
+                    <m:t>T</m:t>
+                  </m:r>
+                  <m:r>
+                    <m:t>O</m:t>
+                  </m:r>
+                  <m:r>
+                    <m:rPr>
+                      <m:sty m:val="p"/>
+                    </m:rPr>
+                    <m:t>,</m:t>
+                  </m:r>
+                  <m:r>
+                    <m:t>R</m:t>
+                  </m:r>
+                </m:sub>
+              </m:sSub>
               <m:r>
-                <m:t>K</m:t>
+                <m:rPr>
+                  <m:sty m:val="p"/>
+                </m:rPr>
+                <m:t>+</m:t>
+              </m:r>
+              <m:r>
+                <m:t>Δ</m:t>
+              </m:r>
+              <m:sSub>
+                <m:e>
+                  <m:r>
+                    <m:t>θ</m:t>
+                  </m:r>
+                </m:e>
+                <m:sub>
+                  <m:r>
+                    <m:t>H</m:t>
+                  </m:r>
+                  <m:r>
+                    <m:rPr>
+                      <m:sty m:val="p"/>
+                    </m:rPr>
+                    <m:t>,</m:t>
+                  </m:r>
+                  <m:r>
+                    <m:t>R</m:t>
+                  </m:r>
+                </m:sub>
+              </m:sSub>
+              <m:r>
+                <m:t> </m:t>
               </m:r>
             </m:e>
-            <m:sup>
-              <m:r>
-                <m:t>2</m:t>
-              </m:r>
-              <m:r>
-                <m:t>m</m:t>
-              </m:r>
-            </m:sup>
-          </m:sSup>
+          </m:borderBox>
         </m:oMath>
       </m:oMathPara>
     </w:p>
@@ -1349,82 +1886,16 @@
         </w:numPr>
         <w:pStyle w:val="Compact"/>
       </w:pPr>
+      <w:r>
+        <w:t xml:space="preserve">额定热点温升</w:t>
+      </w:r>
+      <w:r>
+        <w:t xml:space="preserve"> </w:t>
+      </w:r>
       <m:oMath>
         <m:r>
-          <m:t>R</m:t>
-        </m:r>
-      </m:oMath>
-      <w:r>
-        <w:t xml:space="preserve">：负载损耗与空载损耗之比（取</w:t>
-      </w:r>
-      <w:r>
-        <w:t xml:space="preserve"> </w:t>
-      </w:r>
-      <m:oMath>
-        <m:r>
-          <m:t>8</m:t>
-        </m:r>
-      </m:oMath>
-      <w:r>
-        <w:t xml:space="preserve">）；</w:t>
-      </w:r>
-      <m:oMath>
-        <m:r>
-          <m:t>n</m:t>
-        </m:r>
-      </m:oMath>
-      <w:r>
-        <w:t xml:space="preserve">：顶油温升指数（取</w:t>
-      </w:r>
-      <w:r>
-        <w:t xml:space="preserve"> </w:t>
-      </w:r>
-      <m:oMath>
-        <m:r>
-          <m:t>0.9</m:t>
-        </m:r>
-      </m:oMath>
-      <w:r>
-        <w:t xml:space="preserve">）；</w:t>
-      </w:r>
-      <m:oMath>
-        <m:r>
-          <m:t>m</m:t>
-        </m:r>
-      </m:oMath>
-      <w:r>
-        <w:t xml:space="preserve">：绕组温升指数（取</w:t>
-      </w:r>
-      <w:r>
-        <w:t xml:space="preserve"> </w:t>
-      </w:r>
-      <m:oMath>
-        <m:r>
-          <m:t>0.8</m:t>
-        </m:r>
-      </m:oMath>
-      <w:r>
-        <w:t xml:space="preserve">）。</w:t>
-      </w:r>
-    </w:p>
-    <w:p>
-      <w:pPr>
-        <w:pStyle w:val="BlockText"/>
-      </w:pPr>
-      <w:r>
-        <w:rPr>
-          <w:bCs/>
-          <w:b/>
-        </w:rPr>
-        <w:t xml:space="preserve">文献来源</w:t>
-      </w:r>
-      <w:r>
-        <w:t xml:space="preserve">：热点温度三段式分解</w:t>
-      </w:r>
-      <w:r>
-        <w:t xml:space="preserve"> </w:t>
-      </w:r>
-      <m:oMath>
+          <m:t>Δ</m:t>
+        </m:r>
         <m:sSub>
           <m:e>
             <m:r>
@@ -1434,6 +1905,18 @@
           <m:sub>
             <m:r>
               <m:t>H</m:t>
+            </m:r>
+            <m:r>
+              <m:t>S</m:t>
+            </m:r>
+            <m:r>
+              <m:rPr>
+                <m:sty m:val="p"/>
+              </m:rPr>
+              <m:t>,</m:t>
+            </m:r>
+            <m:r>
+              <m:t>R</m:t>
             </m:r>
           </m:sub>
         </m:sSub>
@@ -1443,18 +1926,9 @@
           </m:rPr>
           <m:t>=</m:t>
         </m:r>
-        <m:sSub>
-          <m:e>
-            <m:r>
-              <m:t>θ</m:t>
-            </m:r>
-          </m:e>
-          <m:sub>
-            <m:r>
-              <m:t>a</m:t>
-            </m:r>
-          </m:sub>
-        </m:sSub>
+        <m:r>
+          <m:t>55</m:t>
+        </m:r>
         <m:r>
           <m:rPr>
             <m:sty m:val="p"/>
@@ -1462,8 +1936,42 @@
           <m:t>+</m:t>
         </m:r>
         <m:r>
-          <m:t>Δ</m:t>
-        </m:r>
+          <m:t>25</m:t>
+        </m:r>
+        <m:r>
+          <m:rPr>
+            <m:sty m:val="p"/>
+          </m:rPr>
+          <m:t>=</m:t>
+        </m:r>
+        <m:r>
+          <m:t>80</m:t>
+        </m:r>
+        <m:r>
+          <m:t> </m:t>
+        </m:r>
+        <m:r>
+          <m:rPr>
+            <m:sty m:val="p"/>
+          </m:rPr>
+          <m:t>℃</m:t>
+        </m:r>
+      </m:oMath>
+      <w:r>
+        <w:t xml:space="preserve">（IEEE 65℃-rise 绝缘的设计值）。</w:t>
+      </w:r>
+    </w:p>
+    <w:p>
+      <w:pPr>
+        <w:pStyle w:val="FirstParagraph"/>
+      </w:pPr>
+      <w:r>
+        <w:t xml:space="preserve">极热</w:t>
+      </w:r>
+      <w:r>
+        <w:t xml:space="preserve"> </w:t>
+      </w:r>
+      <m:oMath>
         <m:sSub>
           <m:e>
             <m:r>
@@ -1472,10 +1980,119 @@
           </m:e>
           <m:sub>
             <m:r>
-              <m:t>T</m:t>
-            </m:r>
-            <m:r>
-              <m:t>O</m:t>
+              <m:t>a</m:t>
+            </m:r>
+          </m:sub>
+        </m:sSub>
+        <m:r>
+          <m:rPr>
+            <m:sty m:val="p"/>
+          </m:rPr>
+          <m:t>=</m:t>
+        </m:r>
+        <m:r>
+          <m:t>40</m:t>
+        </m:r>
+        <m:r>
+          <m:t> </m:t>
+        </m:r>
+        <m:r>
+          <m:rPr>
+            <m:sty m:val="p"/>
+          </m:rPr>
+          <m:t>℃</m:t>
+        </m:r>
+      </m:oMath>
+      <w:r>
+        <w:t xml:space="preserve"> </w:t>
+      </w:r>
+      <w:r>
+        <w:t xml:space="preserve">时</w:t>
+      </w:r>
+      <w:r>
+        <w:t xml:space="preserve"> </w:t>
+      </w:r>
+      <m:oMath>
+        <m:sSub>
+          <m:e>
+            <m:r>
+              <m:t>θ</m:t>
+            </m:r>
+          </m:e>
+          <m:sub>
+            <m:r>
+              <m:t>H</m:t>
+            </m:r>
+          </m:sub>
+        </m:sSub>
+        <m:r>
+          <m:rPr>
+            <m:sty m:val="p"/>
+          </m:rPr>
+          <m:t>=</m:t>
+        </m:r>
+        <m:r>
+          <m:t>120</m:t>
+        </m:r>
+        <m:r>
+          <m:t> </m:t>
+        </m:r>
+        <m:r>
+          <m:rPr>
+            <m:sty m:val="p"/>
+          </m:rPr>
+          <m:t>℃</m:t>
+        </m:r>
+      </m:oMath>
+      <w:r>
+        <w:t xml:space="preserve">。</w:t>
+      </w:r>
+    </w:p>
+    <w:p>
+      <w:pPr>
+        <w:pStyle w:val="BlockText"/>
+      </w:pPr>
+      <w:r>
+        <w:rPr>
+          <w:bCs/>
+          <w:b/>
+        </w:rPr>
+        <w:t xml:space="preserve">文献来源</w:t>
+      </w:r>
+      <w:r>
+        <w:t xml:space="preserve">：热点温度分解</w:t>
+      </w:r>
+      <w:r>
+        <w:t xml:space="preserve"> </w:t>
+      </w:r>
+      <m:oMath>
+        <m:sSub>
+          <m:e>
+            <m:r>
+              <m:t>θ</m:t>
+            </m:r>
+          </m:e>
+          <m:sub>
+            <m:r>
+              <m:t>H</m:t>
+            </m:r>
+          </m:sub>
+        </m:sSub>
+        <m:r>
+          <m:rPr>
+            <m:sty m:val="p"/>
+          </m:rPr>
+          <m:t>=</m:t>
+        </m:r>
+        <m:sSub>
+          <m:e>
+            <m:r>
+              <m:t>θ</m:t>
+            </m:r>
+          </m:e>
+          <m:sub>
+            <m:r>
+              <m:t>a</m:t>
             </m:r>
           </m:sub>
         </m:sSub>
@@ -1496,6 +2113,30 @@
           </m:e>
           <m:sub>
             <m:r>
+              <m:t>T</m:t>
+            </m:r>
+            <m:r>
+              <m:t>O</m:t>
+            </m:r>
+          </m:sub>
+        </m:sSub>
+        <m:r>
+          <m:rPr>
+            <m:sty m:val="p"/>
+          </m:rPr>
+          <m:t>+</m:t>
+        </m:r>
+        <m:r>
+          <m:t>Δ</m:t>
+        </m:r>
+        <m:sSub>
+          <m:e>
+            <m:r>
+              <m:t>θ</m:t>
+            </m:r>
+          </m:e>
+          <m:sub>
+            <m:r>
               <m:t>W</m:t>
             </m:r>
           </m:sub>
@@ -1505,58 +2146,25 @@
         <w:t xml:space="preserve"> </w:t>
       </w:r>
       <w:r>
-        <w:t xml:space="preserve">及其与负载比</w:t>
-      </w:r>
-      <w:r>
-        <w:t xml:space="preserve"> </w:t>
-      </w:r>
-      <m:oMath>
-        <m:r>
-          <m:t>K</m:t>
-        </m:r>
-      </m:oMath>
-      <w:r>
-        <w:t xml:space="preserve">、损耗比</w:t>
-      </w:r>
-      <w:r>
-        <w:t xml:space="preserve"> </w:t>
-      </w:r>
-      <m:oMath>
-        <m:r>
-          <m:t>R</m:t>
-        </m:r>
-      </m:oMath>
-      <w:r>
-        <w:t xml:space="preserve">、指数</w:t>
-      </w:r>
-      <w:r>
-        <w:t xml:space="preserve"> </w:t>
-      </w:r>
-      <m:oMath>
-        <m:r>
-          <m:t>n</m:t>
-        </m:r>
-        <m:r>
-          <m:rPr>
-            <m:sty m:val="p"/>
-          </m:rPr>
-          <m:t>,</m:t>
-        </m:r>
-        <m:r>
-          <m:t>m</m:t>
-        </m:r>
-      </m:oMath>
-      <w:r>
-        <w:t xml:space="preserve"> </w:t>
-      </w:r>
-      <w:r>
-        <w:t xml:space="preserve">的关系来自 IEEE Std C57.91-2011 变压器负载导则 [1]；</w:t>
-      </w:r>
-      <w:r>
-        <w:t xml:space="preserve"> </w:t>
-      </w:r>
-      <w:r>
-        <w:t xml:space="preserve">其在电网优化/风险评估中的应用见 Soleimani 等 [5] 与 Fu、McCalley、Vittal 的变压器负载风险评估 [3]。</w:t>
+        <w:t xml:space="preserve">及额定温升设计值</w:t>
+      </w:r>
+      <w:r>
+        <w:t xml:space="preserve"> </w:t>
+      </w:r>
+      <w:r>
+        <w:t xml:space="preserve">取自 IEEE Std C57.91-2011 变压器负载导则 [1]；其在电网风险评估中的应用见 Soleimani 等 [5]</w:t>
+      </w:r>
+      <w:r>
+        <w:t xml:space="preserve"> </w:t>
+      </w:r>
+      <w:r>
+        <w:t xml:space="preserve">与 Fu、McCalley、Vittal [3]。本研究因 DC-OPF 不含无功而采用额定负载下的热点温升，</w:t>
+      </w:r>
+      <w:r>
+        <w:t xml:space="preserve"> </w:t>
+      </w:r>
+      <w:r>
+        <w:t xml:space="preserve">仅保留对环境温度的依赖。</w:t>
       </w:r>
     </w:p>
     <w:bookmarkEnd w:id="22"/>
@@ -2017,13 +2625,68 @@
         </m:r>
       </m:oMath>
       <w:r>
-        <w:t xml:space="preserve">（65 ℃-rise 绝缘</w:t>
-      </w:r>
-      <w:r>
-        <w:t xml:space="preserve"> </w:t>
-      </w:r>
-      <w:r>
-        <w:t xml:space="preserve">正常寿命点），均取自 IEEE Std C57.91-2011。</w:t>
+        <w:t xml:space="preserve"> </w:t>
+      </w:r>
+      <w:r>
+        <w:t xml:space="preserve">（</w:t>
+      </w:r>
+      <m:oMath>
+        <m:r>
+          <m:rPr>
+            <m:sty m:val="p"/>
+          </m:rPr>
+          <m:t>=</m:t>
+        </m:r>
+        <m:r>
+          <m:t>30</m:t>
+        </m:r>
+        <m:r>
+          <m:t> </m:t>
+        </m:r>
+        <m:r>
+          <m:rPr>
+            <m:sty m:val="p"/>
+          </m:rPr>
+          <m:t>℃</m:t>
+        </m:r>
+      </m:oMath>
+      <w:r>
+        <w:t xml:space="preserve"> </w:t>
+      </w:r>
+      <w:r>
+        <w:t xml:space="preserve">环境</w:t>
+      </w:r>
+      <w:r>
+        <w:t xml:space="preserve"> </w:t>
+      </w:r>
+      <m:oMath>
+        <m:r>
+          <m:rPr>
+            <m:sty m:val="p"/>
+          </m:rPr>
+          <m:t>+</m:t>
+        </m:r>
+        <m:r>
+          <m:t>80</m:t>
+        </m:r>
+        <m:r>
+          <m:t> </m:t>
+        </m:r>
+        <m:r>
+          <m:rPr>
+            <m:sty m:val="p"/>
+          </m:rPr>
+          <m:t>℃</m:t>
+        </m:r>
+      </m:oMath>
+      <w:r>
+        <w:t xml:space="preserve"> </w:t>
+      </w:r>
+      <w:r>
+        <w:t xml:space="preserve">额定温升，65 ℃-rise 绝缘正常寿命点），均取自 IEEE Std C57.91-2011。</w:t>
+      </w:r>
+      <w:r>
+        <w:t xml:space="preserve"> </w:t>
       </w:r>
       <m:oMath>
         <m:sSub>
@@ -2055,13 +2718,13 @@
         <w:t xml:space="preserve"> </w:t>
       </w:r>
       <w:r>
-        <w:t xml:space="preserve">表示老化（等效危险率）被加速。</w:t>
-      </w:r>
-      <w:r>
-        <w:t xml:space="preserve"> </w:t>
-      </w:r>
-      <w:r>
-        <w:t xml:space="preserve">将老化加速因子作为基准故障率的放大系数（Arrhenius-Weibull 危险率随老化加速的体现 [2][4][5]）：</w:t>
+        <w:t xml:space="preserve">表示老化（等效危险率）被加速。将老化加速因子作为基准故障率的放大系数</w:t>
+      </w:r>
+      <w:r>
+        <w:t xml:space="preserve"> </w:t>
+      </w:r>
+      <w:r>
+        <w:t xml:space="preserve">（Arrhenius-Weibull 危险率随老化加速的体现 [2][4][5]）：</w:t>
       </w:r>
     </w:p>
     <w:p>
@@ -2166,15 +2829,6 @@
                       <m:grow/>
                     </m:dPr>
                     <m:e>
-                      <m:r>
-                        <m:t>K</m:t>
-                      </m:r>
-                      <m:r>
-                        <m:rPr>
-                          <m:sty m:val="p"/>
-                        </m:rPr>
-                        <m:t>,</m:t>
-                      </m:r>
                       <m:sSub>
                         <m:e>
                           <m:r>
@@ -6047,13 +6701,2048 @@
         <w:t xml:space="preserve">计算，二者完全一致。</w:t>
       </w:r>
     </w:p>
-    <w:bookmarkStart w:id="32" w:name="d.1-变压器故障概率12-台"/>
+    <w:bookmarkStart w:id="32" w:name="d.1-节点变压器故障概率29-台非电源节点-bus-129-各一台同型号"/>
     <w:p>
       <w:pPr>
         <w:pStyle w:val="Heading3"/>
       </w:pPr>
       <w:r>
-        <w:t xml:space="preserve">D.1 变压器故障概率（12 台）</w:t>
+        <w:t xml:space="preserve">D.1 节点变压器故障概率（29 台，非电源节点 bus 1–29 各一台，同型号）</w:t>
+      </w:r>
+    </w:p>
+    <w:p>
+      <w:pPr>
+        <w:pStyle w:val="FirstParagraph"/>
+      </w:pPr>
+      <w:r>
+        <w:t xml:space="preserve">由于变压器故障概率仅由环境温度驱动、且 29 台同型号，在均匀极热（</w:t>
+      </w:r>
+      <m:oMath>
+        <m:sSub>
+          <m:e>
+            <m:r>
+              <m:t>θ</m:t>
+            </m:r>
+          </m:e>
+          <m:sub>
+            <m:r>
+              <m:t>a</m:t>
+            </m:r>
+          </m:sub>
+        </m:sSub>
+        <m:r>
+          <m:rPr>
+            <m:sty m:val="p"/>
+          </m:rPr>
+          <m:t>=</m:t>
+        </m:r>
+        <m:r>
+          <m:t>40</m:t>
+        </m:r>
+        <m:r>
+          <m:t> </m:t>
+        </m:r>
+        <m:r>
+          <m:rPr>
+            <m:sty m:val="p"/>
+          </m:rPr>
+          <m:t>℃</m:t>
+        </m:r>
+      </m:oMath>
+      <w:r>
+        <w:t xml:space="preserve">）下</w:t>
+      </w:r>
+      <w:r>
+        <w:t xml:space="preserve"> </w:t>
+      </w:r>
+      <w:r>
+        <w:rPr>
+          <w:bCs/>
+          <w:b/>
+        </w:rPr>
+        <w:t xml:space="preserve">各台结果完全相同</w:t>
+      </w:r>
+      <w:r>
+        <w:t xml:space="preserve">：</w:t>
+      </w:r>
+    </w:p>
+    <w:tbl>
+      <w:tblPr>
+        <w:tblStyle w:val="Table"/>
+        <w:tblW w:type="pct" w:w="5000"/>
+        <w:tblLook w:firstRow="1" w:lastRow="0" w:firstColumn="0" w:lastColumn="0" w:noHBand="0" w:noVBand="0" w:val="0020"/>
+        <w:jc w:val="start"/>
+      </w:tblPr>
+      <w:tblGrid>
+        <w:gridCol w:w="1267"/>
+        <w:gridCol w:w="1584"/>
+        <w:gridCol w:w="1267"/>
+        <w:gridCol w:w="1267"/>
+        <w:gridCol w:w="1267"/>
+        <w:gridCol w:w="1267"/>
+      </w:tblGrid>
+      <w:tr>
+        <w:trPr>
+          <w:tblHeader w:val="true"/>
+        </w:trPr>
+        <w:tc>
+          <w:tcPr/>
+          <w:p>
+            <w:pPr>
+              <w:pStyle w:val="Compact"/>
+              <w:jc w:val="right"/>
+            </w:pPr>
+            <w:r>
+              <w:t xml:space="preserve">Tx</w:t>
+            </w:r>
+          </w:p>
+        </w:tc>
+        <w:tc>
+          <w:tcPr/>
+          <w:p>
+            <w:pPr>
+              <w:pStyle w:val="Compact"/>
+              <w:jc w:val="right"/>
+            </w:pPr>
+            <w:r>
+              <w:t xml:space="preserve">bus</w:t>
+            </w:r>
+          </w:p>
+        </w:tc>
+        <w:tc>
+          <w:tcPr/>
+          <w:p>
+            <w:pPr>
+              <w:pStyle w:val="Compact"/>
+              <w:jc w:val="right"/>
+            </w:pPr>
+            <w:r>
+              <w:t xml:space="preserve">热点</w:t>
+            </w:r>
+            <w:r>
+              <w:t xml:space="preserve"> </w:t>
+            </w:r>
+            <m:oMath>
+              <m:sSub>
+                <m:e>
+                  <m:r>
+                    <m:t>θ</m:t>
+                  </m:r>
+                </m:e>
+                <m:sub>
+                  <m:r>
+                    <m:t>H</m:t>
+                  </m:r>
+                </m:sub>
+              </m:sSub>
+            </m:oMath>
+            <w:r>
+              <w:t xml:space="preserve"> </w:t>
+            </w:r>
+            <w:r>
+              <w:t xml:space="preserve">(℃)</w:t>
+            </w:r>
+          </w:p>
+        </w:tc>
+        <w:tc>
+          <w:tcPr/>
+          <w:p>
+            <w:pPr>
+              <w:pStyle w:val="Compact"/>
+              <w:jc w:val="right"/>
+            </w:pPr>
+            <m:oMath>
+              <m:sSub>
+                <m:e>
+                  <m:r>
+                    <m:t>F</m:t>
+                  </m:r>
+                </m:e>
+                <m:sub>
+                  <m:r>
+                    <m:t>A</m:t>
+                  </m:r>
+                  <m:r>
+                    <m:t>A</m:t>
+                  </m:r>
+                </m:sub>
+              </m:sSub>
+            </m:oMath>
+          </w:p>
+        </w:tc>
+        <w:tc>
+          <w:tcPr/>
+          <w:p>
+            <w:pPr>
+              <w:pStyle w:val="Compact"/>
+              <w:jc w:val="right"/>
+            </w:pPr>
+            <m:oMath>
+              <m:sSub>
+                <m:e>
+                  <m:r>
+                    <m:t>λ</m:t>
+                  </m:r>
+                </m:e>
+                <m:sub>
+                  <m:r>
+                    <m:t>T</m:t>
+                  </m:r>
+                </m:sub>
+              </m:sSub>
+            </m:oMath>
+            <w:r>
+              <w:t xml:space="preserve"> </w:t>
+            </w:r>
+            <w:r>
+              <w:t xml:space="preserve">(/yr)</w:t>
+            </w:r>
+          </w:p>
+        </w:tc>
+        <w:tc>
+          <w:tcPr/>
+          <w:p>
+            <w:pPr>
+              <w:pStyle w:val="Compact"/>
+              <w:jc w:val="right"/>
+            </w:pPr>
+            <m:oMath>
+              <m:sSubSup>
+                <m:e>
+                  <m:r>
+                    <m:t>P</m:t>
+                  </m:r>
+                </m:e>
+                <m:sub>
+                  <m:r>
+                    <m:t>f</m:t>
+                  </m:r>
+                </m:sub>
+                <m:sup>
+                  <m:r>
+                    <m:t> </m:t>
+                  </m:r>
+                  <m:r>
+                    <m:t>T</m:t>
+                  </m:r>
+                </m:sup>
+              </m:sSubSup>
+            </m:oMath>
+          </w:p>
+        </w:tc>
+      </w:tr>
+      <w:tr>
+        <w:tc>
+          <w:tcPr/>
+          <w:p>
+            <w:pPr>
+              <w:pStyle w:val="Compact"/>
+              <w:jc w:val="right"/>
+            </w:pPr>
+            <w:r>
+              <w:t xml:space="preserve">T1–T29</w:t>
+            </w:r>
+          </w:p>
+        </w:tc>
+        <w:tc>
+          <w:tcPr/>
+          <w:p>
+            <w:pPr>
+              <w:pStyle w:val="Compact"/>
+              <w:jc w:val="right"/>
+            </w:pPr>
+            <w:r>
+              <w:t xml:space="preserve">1–29（非电源节点各一台）</w:t>
+            </w:r>
+          </w:p>
+        </w:tc>
+        <w:tc>
+          <w:tcPr/>
+          <w:p>
+            <w:pPr>
+              <w:pStyle w:val="Compact"/>
+              <w:jc w:val="right"/>
+            </w:pPr>
+            <w:r>
+              <w:t xml:space="preserve">120.0</w:t>
+            </w:r>
+          </w:p>
+        </w:tc>
+        <w:tc>
+          <w:tcPr/>
+          <w:p>
+            <w:pPr>
+              <w:pStyle w:val="Compact"/>
+              <w:jc w:val="right"/>
+            </w:pPr>
+            <w:r>
+              <w:t xml:space="preserve">2.709</w:t>
+            </w:r>
+          </w:p>
+        </w:tc>
+        <w:tc>
+          <w:tcPr/>
+          <w:p>
+            <w:pPr>
+              <w:pStyle w:val="Compact"/>
+              <w:jc w:val="right"/>
+            </w:pPr>
+            <w:r>
+              <w:t xml:space="preserve">0.0542</w:t>
+            </w:r>
+          </w:p>
+        </w:tc>
+        <w:tc>
+          <w:tcPr/>
+          <w:p>
+            <w:pPr>
+              <w:pStyle w:val="Compact"/>
+              <w:jc w:val="right"/>
+            </w:pPr>
+            <m:oMath>
+              <m:r>
+                <m:t>1.48</m:t>
+              </m:r>
+              <m:r>
+                <m:rPr>
+                  <m:sty m:val="p"/>
+                </m:rPr>
+                <m:t>×</m:t>
+              </m:r>
+              <m:sSup>
+                <m:e>
+                  <m:r>
+                    <m:t>10</m:t>
+                  </m:r>
+                </m:e>
+                <m:sup>
+                  <m:r>
+                    <m:rPr>
+                      <m:sty m:val="p"/>
+                    </m:rPr>
+                    <m:t>−</m:t>
+                  </m:r>
+                  <m:r>
+                    <m:t>4</m:t>
+                  </m:r>
+                </m:sup>
+              </m:sSup>
+            </m:oMath>
+          </w:p>
+        </w:tc>
+      </w:tr>
+    </w:tbl>
+    <w:p>
+      <w:pPr>
+        <w:pStyle w:val="BlockText"/>
+      </w:pPr>
+      <w:r>
+        <w:t xml:space="preserve">完整 29 台逐台数值见运行输出/</w:t>
+      </w:r>
+      <w:r>
+        <w:rPr>
+          <w:rStyle w:val="VerbatimChar"/>
+        </w:rPr>
+        <w:t xml:space="preserve">verify/fault_probability.json</w:t>
+      </w:r>
+      <w:r>
+        <w:t xml:space="preserve">（各台数值一致）。</w:t>
+      </w:r>
+    </w:p>
+    <w:p>
+      <w:pPr>
+        <w:pStyle w:val="FirstParagraph"/>
+      </w:pPr>
+      <w:r>
+        <w:rPr>
+          <w:bCs/>
+          <w:b/>
+        </w:rPr>
+        <w:t xml:space="preserve">观察</w:t>
+      </w:r>
+      <w:r>
+        <w:t xml:space="preserve">：在”每个非电源节点一台同型号变压器、且 DC-OPF 不含无功”的设定下，变压器故障概率</w:t>
+      </w:r>
+      <w:r>
+        <w:t xml:space="preserve"> </w:t>
+      </w:r>
+      <w:r>
+        <w:t xml:space="preserve">由环境温度唯一决定。极热</w:t>
+      </w:r>
+      <w:r>
+        <w:t xml:space="preserve"> </w:t>
+      </w:r>
+      <m:oMath>
+        <m:r>
+          <m:t>40</m:t>
+        </m:r>
+        <m:r>
+          <m:t> </m:t>
+        </m:r>
+        <m:r>
+          <m:rPr>
+            <m:sty m:val="p"/>
+          </m:rPr>
+          <m:t>℃</m:t>
+        </m:r>
+      </m:oMath>
+      <w:r>
+        <w:t xml:space="preserve"> </w:t>
+      </w:r>
+      <w:r>
+        <w:t xml:space="preserve">使热点温度达</w:t>
+      </w:r>
+      <w:r>
+        <w:t xml:space="preserve"> </w:t>
+      </w:r>
+      <m:oMath>
+        <m:r>
+          <m:t>120</m:t>
+        </m:r>
+        <m:r>
+          <m:t> </m:t>
+        </m:r>
+        <m:r>
+          <m:rPr>
+            <m:sty m:val="p"/>
+          </m:rPr>
+          <m:t>℃</m:t>
+        </m:r>
+      </m:oMath>
+      <w:r>
+        <w:t xml:space="preserve">（高于</w:t>
+      </w:r>
+      <w:r>
+        <w:t xml:space="preserve"> </w:t>
+      </w:r>
+      <m:oMath>
+        <m:r>
+          <m:t>110</m:t>
+        </m:r>
+        <m:r>
+          <m:t> </m:t>
+        </m:r>
+        <m:r>
+          <m:rPr>
+            <m:sty m:val="p"/>
+          </m:rPr>
+          <m:t>℃</m:t>
+        </m:r>
+      </m:oMath>
+      <w:r>
+        <w:t xml:space="preserve"> </w:t>
+      </w:r>
+      <w:r>
+        <w:t xml:space="preserve">正常寿命点），</w:t>
+      </w:r>
+      <w:r>
+        <w:t xml:space="preserve"> </w:t>
+      </w:r>
+      <w:r>
+        <w:t xml:space="preserve">老化加速因子</w:t>
+      </w:r>
+      <w:r>
+        <w:t xml:space="preserve"> </w:t>
+      </w:r>
+      <m:oMath>
+        <m:sSub>
+          <m:e>
+            <m:r>
+              <m:t>F</m:t>
+            </m:r>
+          </m:e>
+          <m:sub>
+            <m:r>
+              <m:t>A</m:t>
+            </m:r>
+            <m:r>
+              <m:t>A</m:t>
+            </m:r>
+          </m:sub>
+        </m:sSub>
+        <m:r>
+          <m:rPr>
+            <m:sty m:val="p"/>
+          </m:rPr>
+          <m:t>=</m:t>
+        </m:r>
+        <m:r>
+          <m:t>2.71</m:t>
+        </m:r>
+      </m:oMath>
+      <w:r>
+        <w:t xml:space="preserve">，故障概率</w:t>
+      </w:r>
+      <w:r>
+        <w:t xml:space="preserve"> </w:t>
+      </w:r>
+      <m:oMath>
+        <m:sSubSup>
+          <m:e>
+            <m:r>
+              <m:t>P</m:t>
+            </m:r>
+          </m:e>
+          <m:sub>
+            <m:r>
+              <m:t>f</m:t>
+            </m:r>
+          </m:sub>
+          <m:sup>
+            <m:r>
+              <m:t> </m:t>
+            </m:r>
+            <m:r>
+              <m:t>T</m:t>
+            </m:r>
+          </m:sup>
+        </m:sSubSup>
+        <m:r>
+          <m:rPr>
+            <m:sty m:val="p"/>
+          </m:rPr>
+          <m:t>≈</m:t>
+        </m:r>
+        <m:r>
+          <m:t>1.48</m:t>
+        </m:r>
+        <m:r>
+          <m:rPr>
+            <m:sty m:val="p"/>
+          </m:rPr>
+          <m:t>×</m:t>
+        </m:r>
+        <m:sSup>
+          <m:e>
+            <m:r>
+              <m:t>10</m:t>
+            </m:r>
+          </m:e>
+          <m:sup>
+            <m:r>
+              <m:rPr>
+                <m:sty m:val="p"/>
+              </m:rPr>
+              <m:t>−</m:t>
+            </m:r>
+            <m:r>
+              <m:t>4</m:t>
+            </m:r>
+          </m:sup>
+        </m:sSup>
+      </m:oMath>
+      <w:r>
+        <w:t xml:space="preserve">。</w:t>
+      </w:r>
+      <w:r>
+        <w:t xml:space="preserve"> </w:t>
+      </w:r>
+      <w:r>
+        <w:t xml:space="preserve">该值为</w:t>
+      </w:r>
+      <w:r>
+        <w:rPr>
+          <w:bCs/>
+          <w:b/>
+        </w:rPr>
+        <w:t xml:space="preserve">均匀高温</w:t>
+      </w:r>
+      <w:r>
+        <w:t xml:space="preserve">下的合理结果——这正是”同型号 + 均匀极热”假设的诚实体现：</w:t>
+      </w:r>
+      <w:r>
+        <w:t xml:space="preserve"> </w:t>
+      </w:r>
+      <w:r>
+        <w:t xml:space="preserve">若后续引入</w:t>
+      </w:r>
+      <w:r>
+        <w:rPr>
+          <w:bCs/>
+          <w:b/>
+        </w:rPr>
+        <w:t xml:space="preserve">节点级环境温度差异</w:t>
+      </w:r>
+      <w:r>
+        <w:t xml:space="preserve">或可获得</w:t>
+      </w:r>
+      <w:r>
+        <w:rPr>
+          <w:bCs/>
+          <w:b/>
+        </w:rPr>
+        <w:t xml:space="preserve">视在/无功负载</w:t>
+      </w:r>
+      <w:r>
+        <w:t xml:space="preserve">（AC 潮流），可在本框架内</w:t>
+      </w:r>
+      <w:r>
+        <w:t xml:space="preserve"> </w:t>
+      </w:r>
+      <w:r>
+        <w:t xml:space="preserve">自然扩展出节点间差异。</w:t>
+      </w:r>
+    </w:p>
+    <w:bookmarkEnd w:id="32"/>
+    <w:bookmarkStart w:id="33" w:name="d.2-电源故障概率10-台"/>
+    <w:p>
+      <w:pPr>
+        <w:pStyle w:val="Heading3"/>
+      </w:pPr>
+      <w:r>
+        <w:t xml:space="preserve">D.2 电源故障概率（10 台）</w:t>
+      </w:r>
+    </w:p>
+    <w:tbl>
+      <w:tblPr>
+        <w:tblStyle w:val="Table"/>
+        <w:tblW w:type="pct" w:w="5000"/>
+        <w:tblLook w:firstRow="1" w:lastRow="0" w:firstColumn="0" w:lastColumn="0" w:noHBand="0" w:noVBand="0" w:val="0020"/>
+        <w:jc w:val="start"/>
+      </w:tblPr>
+      <w:tblGrid>
+        <w:gridCol w:w="819"/>
+        <w:gridCol w:w="819"/>
+        <w:gridCol w:w="819"/>
+        <w:gridCol w:w="1092"/>
+        <w:gridCol w:w="1092"/>
+        <w:gridCol w:w="1092"/>
+        <w:gridCol w:w="1092"/>
+        <w:gridCol w:w="1092"/>
+      </w:tblGrid>
+      <w:tr>
+        <w:trPr>
+          <w:tblHeader w:val="true"/>
+        </w:trPr>
+        <w:tc>
+          <w:tcPr/>
+          <w:p>
+            <w:pPr>
+              <w:pStyle w:val="Compact"/>
+              <w:jc w:val="left"/>
+            </w:pPr>
+            <w:r>
+              <w:t xml:space="preserve">机组</w:t>
+            </w:r>
+          </w:p>
+        </w:tc>
+        <w:tc>
+          <w:tcPr/>
+          <w:p>
+            <w:pPr>
+              <w:pStyle w:val="Compact"/>
+              <w:jc w:val="left"/>
+            </w:pPr>
+            <w:r>
+              <w:t xml:space="preserve">节点</w:t>
+            </w:r>
+          </w:p>
+        </w:tc>
+        <w:tc>
+          <w:tcPr/>
+          <w:p>
+            <w:pPr>
+              <w:pStyle w:val="Compact"/>
+              <w:jc w:val="left"/>
+            </w:pPr>
+            <w:r>
+              <w:t xml:space="preserve">类型</w:t>
+            </w:r>
+          </w:p>
+        </w:tc>
+        <w:tc>
+          <w:tcPr/>
+          <w:p>
+            <w:pPr>
+              <w:pStyle w:val="Compact"/>
+              <w:jc w:val="right"/>
+            </w:pPr>
+            <m:oMath>
+              <m:sSub>
+                <m:e>
+                  <m:r>
+                    <m:t>P</m:t>
+                  </m:r>
+                </m:e>
+                <m:sub>
+                  <m:r>
+                    <m:t>G</m:t>
+                  </m:r>
+                </m:sub>
+              </m:sSub>
+            </m:oMath>
+            <w:r>
+              <w:t xml:space="preserve"> </w:t>
+            </w:r>
+            <w:r>
+              <w:t xml:space="preserve">(MW)</w:t>
+            </w:r>
+          </w:p>
+        </w:tc>
+        <w:tc>
+          <w:tcPr/>
+          <w:p>
+            <w:pPr>
+              <w:pStyle w:val="Compact"/>
+              <w:jc w:val="right"/>
+            </w:pPr>
+            <w:r>
+              <w:t xml:space="preserve">出力率</w:t>
+            </w:r>
+            <w:r>
+              <w:t xml:space="preserve"> </w:t>
+            </w:r>
+            <m:oMath>
+              <m:r>
+                <m:rPr>
+                  <m:sty m:val="p"/>
+                </m:rPr>
+                <m:t>ℓ</m:t>
+              </m:r>
+            </m:oMath>
+          </w:p>
+        </w:tc>
+        <w:tc>
+          <w:tcPr/>
+          <w:p>
+            <w:pPr>
+              <w:pStyle w:val="Compact"/>
+              <w:jc w:val="right"/>
+            </w:pPr>
+            <m:oMath>
+              <m:sSub>
+                <m:e>
+                  <m:r>
+                    <m:t>T</m:t>
+                  </m:r>
+                </m:e>
+                <m:sub>
+                  <m:r>
+                    <m:rPr>
+                      <m:sty m:val="p"/>
+                    </m:rPr>
+                    <m:t>e</m:t>
+                  </m:r>
+                  <m:r>
+                    <m:rPr>
+                      <m:sty m:val="p"/>
+                    </m:rPr>
+                    <m:t>f</m:t>
+                  </m:r>
+                  <m:r>
+                    <m:rPr>
+                      <m:sty m:val="p"/>
+                    </m:rPr>
+                    <m:t>f</m:t>
+                  </m:r>
+                </m:sub>
+              </m:sSub>
+            </m:oMath>
+            <w:r>
+              <w:t xml:space="preserve"> </w:t>
+            </w:r>
+            <w:r>
+              <w:t xml:space="preserve">(℃)</w:t>
+            </w:r>
+          </w:p>
+        </w:tc>
+        <w:tc>
+          <w:tcPr/>
+          <w:p>
+            <w:pPr>
+              <w:pStyle w:val="Compact"/>
+              <w:jc w:val="right"/>
+            </w:pPr>
+            <m:oMath>
+              <m:sSub>
+                <m:e>
+                  <m:r>
+                    <m:t>λ</m:t>
+                  </m:r>
+                </m:e>
+                <m:sub>
+                  <m:r>
+                    <m:t>G</m:t>
+                  </m:r>
+                </m:sub>
+              </m:sSub>
+            </m:oMath>
+            <w:r>
+              <w:t xml:space="preserve"> </w:t>
+            </w:r>
+            <w:r>
+              <w:t xml:space="preserve">(/yr)</w:t>
+            </w:r>
+          </w:p>
+        </w:tc>
+        <w:tc>
+          <w:tcPr/>
+          <w:p>
+            <w:pPr>
+              <w:pStyle w:val="Compact"/>
+              <w:jc w:val="right"/>
+            </w:pPr>
+            <m:oMath>
+              <m:sSubSup>
+                <m:e>
+                  <m:r>
+                    <m:t>P</m:t>
+                  </m:r>
+                </m:e>
+                <m:sub>
+                  <m:r>
+                    <m:t>f</m:t>
+                  </m:r>
+                </m:sub>
+                <m:sup>
+                  <m:r>
+                    <m:t> </m:t>
+                  </m:r>
+                  <m:r>
+                    <m:t>G</m:t>
+                  </m:r>
+                </m:sup>
+              </m:sSubSup>
+            </m:oMath>
+          </w:p>
+        </w:tc>
+      </w:tr>
+      <w:tr>
+        <w:tc>
+          <w:tcPr/>
+          <w:p>
+            <w:pPr>
+              <w:pStyle w:val="Compact"/>
+              <w:jc w:val="left"/>
+            </w:pPr>
+            <w:r>
+              <w:t xml:space="preserve">G1</w:t>
+            </w:r>
+          </w:p>
+        </w:tc>
+        <w:tc>
+          <w:tcPr/>
+          <w:p>
+            <w:pPr>
+              <w:pStyle w:val="Compact"/>
+              <w:jc w:val="left"/>
+            </w:pPr>
+            <w:r>
+              <w:t xml:space="preserve">30</w:t>
+            </w:r>
+          </w:p>
+        </w:tc>
+        <w:tc>
+          <w:tcPr/>
+          <w:p>
+            <w:pPr>
+              <w:pStyle w:val="Compact"/>
+              <w:jc w:val="left"/>
+            </w:pPr>
+            <w:r>
+              <w:t xml:space="preserve">水电</w:t>
+            </w:r>
+          </w:p>
+        </w:tc>
+        <w:tc>
+          <w:tcPr/>
+          <w:p>
+            <w:pPr>
+              <w:pStyle w:val="Compact"/>
+              <w:jc w:val="right"/>
+            </w:pPr>
+            <w:r>
+              <w:t xml:space="preserve">807.50</w:t>
+            </w:r>
+          </w:p>
+        </w:tc>
+        <w:tc>
+          <w:tcPr/>
+          <w:p>
+            <w:pPr>
+              <w:pStyle w:val="Compact"/>
+              <w:jc w:val="right"/>
+            </w:pPr>
+            <w:r>
+              <w:t xml:space="preserve">0.850</w:t>
+            </w:r>
+          </w:p>
+        </w:tc>
+        <w:tc>
+          <w:tcPr/>
+          <w:p>
+            <w:pPr>
+              <w:pStyle w:val="Compact"/>
+              <w:jc w:val="right"/>
+            </w:pPr>
+            <w:r>
+              <w:t xml:space="preserve">40.0</w:t>
+            </w:r>
+          </w:p>
+        </w:tc>
+        <w:tc>
+          <w:tcPr/>
+          <w:p>
+            <w:pPr>
+              <w:pStyle w:val="Compact"/>
+              <w:jc w:val="right"/>
+            </w:pPr>
+            <w:r>
+              <w:t xml:space="preserve">2.910</w:t>
+            </w:r>
+          </w:p>
+        </w:tc>
+        <w:tc>
+          <w:tcPr/>
+          <w:p>
+            <w:pPr>
+              <w:pStyle w:val="Compact"/>
+              <w:jc w:val="right"/>
+            </w:pPr>
+            <w:r>
+              <w:t xml:space="preserve">7.94e-03</w:t>
+            </w:r>
+          </w:p>
+        </w:tc>
+      </w:tr>
+      <w:tr>
+        <w:tc>
+          <w:tcPr/>
+          <w:p>
+            <w:pPr>
+              <w:pStyle w:val="Compact"/>
+              <w:jc w:val="left"/>
+            </w:pPr>
+            <w:r>
+              <w:t xml:space="preserve">G2</w:t>
+            </w:r>
+          </w:p>
+        </w:tc>
+        <w:tc>
+          <w:tcPr/>
+          <w:p>
+            <w:pPr>
+              <w:pStyle w:val="Compact"/>
+              <w:jc w:val="left"/>
+            </w:pPr>
+            <w:r>
+              <w:t xml:space="preserve">31</w:t>
+            </w:r>
+          </w:p>
+        </w:tc>
+        <w:tc>
+          <w:tcPr/>
+          <w:p>
+            <w:pPr>
+              <w:pStyle w:val="Compact"/>
+              <w:jc w:val="left"/>
+            </w:pPr>
+            <w:r>
+              <w:t xml:space="preserve">火电-煤</w:t>
+            </w:r>
+          </w:p>
+        </w:tc>
+        <w:tc>
+          <w:tcPr/>
+          <w:p>
+            <w:pPr>
+              <w:pStyle w:val="Compact"/>
+              <w:jc w:val="right"/>
+            </w:pPr>
+            <w:r>
+              <w:t xml:space="preserve">780.00</w:t>
+            </w:r>
+          </w:p>
+        </w:tc>
+        <w:tc>
+          <w:tcPr/>
+          <w:p>
+            <w:pPr>
+              <w:pStyle w:val="Compact"/>
+              <w:jc w:val="right"/>
+            </w:pPr>
+            <w:r>
+              <w:t xml:space="preserve">0.975</w:t>
+            </w:r>
+          </w:p>
+        </w:tc>
+        <w:tc>
+          <w:tcPr/>
+          <w:p>
+            <w:pPr>
+              <w:pStyle w:val="Compact"/>
+              <w:jc w:val="right"/>
+            </w:pPr>
+            <w:r>
+              <w:t xml:space="preserve">40.0</w:t>
+            </w:r>
+          </w:p>
+        </w:tc>
+        <w:tc>
+          <w:tcPr/>
+          <w:p>
+            <w:pPr>
+              <w:pStyle w:val="Compact"/>
+              <w:jc w:val="right"/>
+            </w:pPr>
+            <w:r>
+              <w:t xml:space="preserve">9.692</w:t>
+            </w:r>
+          </w:p>
+        </w:tc>
+        <w:tc>
+          <w:tcPr/>
+          <w:p>
+            <w:pPr>
+              <w:pStyle w:val="Compact"/>
+              <w:jc w:val="right"/>
+            </w:pPr>
+            <w:r>
+              <w:t xml:space="preserve">2.62e-02</w:t>
+            </w:r>
+          </w:p>
+        </w:tc>
+      </w:tr>
+      <w:tr>
+        <w:tc>
+          <w:tcPr/>
+          <w:p>
+            <w:pPr>
+              <w:pStyle w:val="Compact"/>
+              <w:jc w:val="left"/>
+            </w:pPr>
+            <w:r>
+              <w:t xml:space="preserve">G3</w:t>
+            </w:r>
+          </w:p>
+        </w:tc>
+        <w:tc>
+          <w:tcPr/>
+          <w:p>
+            <w:pPr>
+              <w:pStyle w:val="Compact"/>
+              <w:jc w:val="left"/>
+            </w:pPr>
+            <w:r>
+              <w:t xml:space="preserve">32</w:t>
+            </w:r>
+          </w:p>
+        </w:tc>
+        <w:tc>
+          <w:tcPr/>
+          <w:p>
+            <w:pPr>
+              <w:pStyle w:val="Compact"/>
+              <w:jc w:val="left"/>
+            </w:pPr>
+            <w:r>
+              <w:t xml:space="preserve">火电-煤</w:t>
+            </w:r>
+          </w:p>
+        </w:tc>
+        <w:tc>
+          <w:tcPr/>
+          <w:p>
+            <w:pPr>
+              <w:pStyle w:val="Compact"/>
+              <w:jc w:val="right"/>
+            </w:pPr>
+            <w:r>
+              <w:t xml:space="preserve">780.00</w:t>
+            </w:r>
+          </w:p>
+        </w:tc>
+        <w:tc>
+          <w:tcPr/>
+          <w:p>
+            <w:pPr>
+              <w:pStyle w:val="Compact"/>
+              <w:jc w:val="right"/>
+            </w:pPr>
+            <w:r>
+              <w:t xml:space="preserve">0.975</w:t>
+            </w:r>
+          </w:p>
+        </w:tc>
+        <w:tc>
+          <w:tcPr/>
+          <w:p>
+            <w:pPr>
+              <w:pStyle w:val="Compact"/>
+              <w:jc w:val="right"/>
+            </w:pPr>
+            <w:r>
+              <w:t xml:space="preserve">40.0</w:t>
+            </w:r>
+          </w:p>
+        </w:tc>
+        <w:tc>
+          <w:tcPr/>
+          <w:p>
+            <w:pPr>
+              <w:pStyle w:val="Compact"/>
+              <w:jc w:val="right"/>
+            </w:pPr>
+            <w:r>
+              <w:t xml:space="preserve">9.692</w:t>
+            </w:r>
+          </w:p>
+        </w:tc>
+        <w:tc>
+          <w:tcPr/>
+          <w:p>
+            <w:pPr>
+              <w:pStyle w:val="Compact"/>
+              <w:jc w:val="right"/>
+            </w:pPr>
+            <w:r>
+              <w:t xml:space="preserve">2.62e-02</w:t>
+            </w:r>
+          </w:p>
+        </w:tc>
+      </w:tr>
+      <w:tr>
+        <w:tc>
+          <w:tcPr/>
+          <w:p>
+            <w:pPr>
+              <w:pStyle w:val="Compact"/>
+              <w:jc w:val="left"/>
+            </w:pPr>
+            <w:r>
+              <w:t xml:space="preserve">G4</w:t>
+            </w:r>
+          </w:p>
+        </w:tc>
+        <w:tc>
+          <w:tcPr/>
+          <w:p>
+            <w:pPr>
+              <w:pStyle w:val="Compact"/>
+              <w:jc w:val="left"/>
+            </w:pPr>
+            <w:r>
+              <w:t xml:space="preserve">33</w:t>
+            </w:r>
+          </w:p>
+        </w:tc>
+        <w:tc>
+          <w:tcPr/>
+          <w:p>
+            <w:pPr>
+              <w:pStyle w:val="Compact"/>
+              <w:jc w:val="left"/>
+            </w:pPr>
+            <w:r>
+              <w:t xml:space="preserve">火电-气</w:t>
+            </w:r>
+          </w:p>
+        </w:tc>
+        <w:tc>
+          <w:tcPr/>
+          <w:p>
+            <w:pPr>
+              <w:pStyle w:val="Compact"/>
+              <w:jc w:val="right"/>
+            </w:pPr>
+            <w:r>
+              <w:t xml:space="preserve">651.90</w:t>
+            </w:r>
+          </w:p>
+        </w:tc>
+        <w:tc>
+          <w:tcPr/>
+          <w:p>
+            <w:pPr>
+              <w:pStyle w:val="Compact"/>
+              <w:jc w:val="right"/>
+            </w:pPr>
+            <w:r>
+              <w:t xml:space="preserve">0.931</w:t>
+            </w:r>
+          </w:p>
+        </w:tc>
+        <w:tc>
+          <w:tcPr/>
+          <w:p>
+            <w:pPr>
+              <w:pStyle w:val="Compact"/>
+              <w:jc w:val="right"/>
+            </w:pPr>
+            <w:r>
+              <w:t xml:space="preserve">40.0</w:t>
+            </w:r>
+          </w:p>
+        </w:tc>
+        <w:tc>
+          <w:tcPr/>
+          <w:p>
+            <w:pPr>
+              <w:pStyle w:val="Compact"/>
+              <w:jc w:val="right"/>
+            </w:pPr>
+            <w:r>
+              <w:t xml:space="preserve">15.049</w:t>
+            </w:r>
+          </w:p>
+        </w:tc>
+        <w:tc>
+          <w:tcPr/>
+          <w:p>
+            <w:pPr>
+              <w:pStyle w:val="Compact"/>
+              <w:jc w:val="right"/>
+            </w:pPr>
+            <w:r>
+              <w:t xml:space="preserve">4.04e-02</w:t>
+            </w:r>
+          </w:p>
+        </w:tc>
+      </w:tr>
+      <w:tr>
+        <w:tc>
+          <w:tcPr/>
+          <w:p>
+            <w:pPr>
+              <w:pStyle w:val="Compact"/>
+              <w:jc w:val="left"/>
+            </w:pPr>
+            <w:r>
+              <w:t xml:space="preserve">G5</w:t>
+            </w:r>
+          </w:p>
+        </w:tc>
+        <w:tc>
+          <w:tcPr/>
+          <w:p>
+            <w:pPr>
+              <w:pStyle w:val="Compact"/>
+              <w:jc w:val="left"/>
+            </w:pPr>
+            <w:r>
+              <w:t xml:space="preserve">34</w:t>
+            </w:r>
+          </w:p>
+        </w:tc>
+        <w:tc>
+          <w:tcPr/>
+          <w:p>
+            <w:pPr>
+              <w:pStyle w:val="Compact"/>
+              <w:jc w:val="left"/>
+            </w:pPr>
+            <w:r>
+              <w:t xml:space="preserve">火电-煤</w:t>
+            </w:r>
+          </w:p>
+        </w:tc>
+        <w:tc>
+          <w:tcPr/>
+          <w:p>
+            <w:pPr>
+              <w:pStyle w:val="Compact"/>
+              <w:jc w:val="right"/>
+            </w:pPr>
+            <w:r>
+              <w:t xml:space="preserve">682.50</w:t>
+            </w:r>
+          </w:p>
+        </w:tc>
+        <w:tc>
+          <w:tcPr/>
+          <w:p>
+            <w:pPr>
+              <w:pStyle w:val="Compact"/>
+              <w:jc w:val="right"/>
+            </w:pPr>
+            <w:r>
+              <w:t xml:space="preserve">0.975</w:t>
+            </w:r>
+          </w:p>
+        </w:tc>
+        <w:tc>
+          <w:tcPr/>
+          <w:p>
+            <w:pPr>
+              <w:pStyle w:val="Compact"/>
+              <w:jc w:val="right"/>
+            </w:pPr>
+            <w:r>
+              <w:t xml:space="preserve">40.0</w:t>
+            </w:r>
+          </w:p>
+        </w:tc>
+        <w:tc>
+          <w:tcPr/>
+          <w:p>
+            <w:pPr>
+              <w:pStyle w:val="Compact"/>
+              <w:jc w:val="right"/>
+            </w:pPr>
+            <w:r>
+              <w:t xml:space="preserve">9.692</w:t>
+            </w:r>
+          </w:p>
+        </w:tc>
+        <w:tc>
+          <w:tcPr/>
+          <w:p>
+            <w:pPr>
+              <w:pStyle w:val="Compact"/>
+              <w:jc w:val="right"/>
+            </w:pPr>
+            <w:r>
+              <w:t xml:space="preserve">2.62e-02</w:t>
+            </w:r>
+          </w:p>
+        </w:tc>
+      </w:tr>
+      <w:tr>
+        <w:tc>
+          <w:tcPr/>
+          <w:p>
+            <w:pPr>
+              <w:pStyle w:val="Compact"/>
+              <w:jc w:val="left"/>
+            </w:pPr>
+            <w:r>
+              <w:t xml:space="preserve">G6</w:t>
+            </w:r>
+          </w:p>
+        </w:tc>
+        <w:tc>
+          <w:tcPr/>
+          <w:p>
+            <w:pPr>
+              <w:pStyle w:val="Compact"/>
+              <w:jc w:val="left"/>
+            </w:pPr>
+            <w:r>
+              <w:t xml:space="preserve">35</w:t>
+            </w:r>
+          </w:p>
+        </w:tc>
+        <w:tc>
+          <w:tcPr/>
+          <w:p>
+            <w:pPr>
+              <w:pStyle w:val="Compact"/>
+              <w:jc w:val="left"/>
+            </w:pPr>
+            <w:r>
+              <w:t xml:space="preserve">风电</w:t>
+            </w:r>
+          </w:p>
+        </w:tc>
+        <w:tc>
+          <w:tcPr/>
+          <w:p>
+            <w:pPr>
+              <w:pStyle w:val="Compact"/>
+              <w:jc w:val="right"/>
+            </w:pPr>
+            <w:r>
+              <w:t xml:space="preserve">0.00</w:t>
+            </w:r>
+          </w:p>
+        </w:tc>
+        <w:tc>
+          <w:tcPr/>
+          <w:p>
+            <w:pPr>
+              <w:pStyle w:val="Compact"/>
+              <w:jc w:val="right"/>
+            </w:pPr>
+            <w:r>
+              <w:t xml:space="preserve">0.000</w:t>
+            </w:r>
+          </w:p>
+        </w:tc>
+        <w:tc>
+          <w:tcPr/>
+          <w:p>
+            <w:pPr>
+              <w:pStyle w:val="Compact"/>
+              <w:jc w:val="right"/>
+            </w:pPr>
+            <w:r>
+              <w:t xml:space="preserve">40.0</w:t>
+            </w:r>
+          </w:p>
+        </w:tc>
+        <w:tc>
+          <w:tcPr/>
+          <w:p>
+            <w:pPr>
+              <w:pStyle w:val="Compact"/>
+              <w:jc w:val="right"/>
+            </w:pPr>
+            <w:r>
+              <w:t xml:space="preserve">7.514</w:t>
+            </w:r>
+          </w:p>
+        </w:tc>
+        <w:tc>
+          <w:tcPr/>
+          <w:p>
+            <w:pPr>
+              <w:pStyle w:val="Compact"/>
+              <w:jc w:val="right"/>
+            </w:pPr>
+            <w:r>
+              <w:t xml:space="preserve">2.04e-02</w:t>
+            </w:r>
+          </w:p>
+        </w:tc>
+      </w:tr>
+      <w:tr>
+        <w:tc>
+          <w:tcPr/>
+          <w:p>
+            <w:pPr>
+              <w:pStyle w:val="Compact"/>
+              <w:jc w:val="left"/>
+            </w:pPr>
+            <w:r>
+              <w:t xml:space="preserve">G7</w:t>
+            </w:r>
+          </w:p>
+        </w:tc>
+        <w:tc>
+          <w:tcPr/>
+          <w:p>
+            <w:pPr>
+              <w:pStyle w:val="Compact"/>
+              <w:jc w:val="left"/>
+            </w:pPr>
+            <w:r>
+              <w:t xml:space="preserve">36</w:t>
+            </w:r>
+          </w:p>
+        </w:tc>
+        <w:tc>
+          <w:tcPr/>
+          <w:p>
+            <w:pPr>
+              <w:pStyle w:val="Compact"/>
+              <w:jc w:val="left"/>
+            </w:pPr>
+            <w:r>
+              <w:t xml:space="preserve">光伏</w:t>
+            </w:r>
+          </w:p>
+        </w:tc>
+        <w:tc>
+          <w:tcPr/>
+          <w:p>
+            <w:pPr>
+              <w:pStyle w:val="Compact"/>
+              <w:jc w:val="right"/>
+            </w:pPr>
+            <w:r>
+              <w:t xml:space="preserve">409.61</w:t>
+            </w:r>
+          </w:p>
+        </w:tc>
+        <w:tc>
+          <w:tcPr/>
+          <w:p>
+            <w:pPr>
+              <w:pStyle w:val="Compact"/>
+              <w:jc w:val="right"/>
+            </w:pPr>
+            <w:r>
+              <w:t xml:space="preserve">0.745</w:t>
+            </w:r>
+          </w:p>
+        </w:tc>
+        <w:tc>
+          <w:tcPr/>
+          <w:p>
+            <w:pPr>
+              <w:pStyle w:val="Compact"/>
+              <w:jc w:val="right"/>
+            </w:pPr>
+            <w:r>
+              <w:t xml:space="preserve">68.1</w:t>
+            </w:r>
+          </w:p>
+        </w:tc>
+        <w:tc>
+          <w:tcPr/>
+          <w:p>
+            <w:pPr>
+              <w:pStyle w:val="Compact"/>
+              <w:jc w:val="right"/>
+            </w:pPr>
+            <w:r>
+              <w:t xml:space="preserve">12.174</w:t>
+            </w:r>
+          </w:p>
+        </w:tc>
+        <w:tc>
+          <w:tcPr/>
+          <w:p>
+            <w:pPr>
+              <w:pStyle w:val="Compact"/>
+              <w:jc w:val="right"/>
+            </w:pPr>
+            <w:r>
+              <w:t xml:space="preserve">3.28e-02</w:t>
+            </w:r>
+          </w:p>
+        </w:tc>
+      </w:tr>
+      <w:tr>
+        <w:tc>
+          <w:tcPr/>
+          <w:p>
+            <w:pPr>
+              <w:pStyle w:val="Compact"/>
+              <w:jc w:val="left"/>
+            </w:pPr>
+            <w:r>
+              <w:t xml:space="preserve">G8</w:t>
+            </w:r>
+          </w:p>
+        </w:tc>
+        <w:tc>
+          <w:tcPr/>
+          <w:p>
+            <w:pPr>
+              <w:pStyle w:val="Compact"/>
+              <w:jc w:val="left"/>
+            </w:pPr>
+            <w:r>
+              <w:t xml:space="preserve">37</w:t>
+            </w:r>
+          </w:p>
+        </w:tc>
+        <w:tc>
+          <w:tcPr/>
+          <w:p>
+            <w:pPr>
+              <w:pStyle w:val="Compact"/>
+              <w:jc w:val="left"/>
+            </w:pPr>
+            <w:r>
+              <w:t xml:space="preserve">风电</w:t>
+            </w:r>
+          </w:p>
+        </w:tc>
+        <w:tc>
+          <w:tcPr/>
+          <w:p>
+            <w:pPr>
+              <w:pStyle w:val="Compact"/>
+              <w:jc w:val="right"/>
+            </w:pPr>
+            <w:r>
+              <w:t xml:space="preserve">0.00</w:t>
+            </w:r>
+          </w:p>
+        </w:tc>
+        <w:tc>
+          <w:tcPr/>
+          <w:p>
+            <w:pPr>
+              <w:pStyle w:val="Compact"/>
+              <w:jc w:val="right"/>
+            </w:pPr>
+            <w:r>
+              <w:t xml:space="preserve">0.000</w:t>
+            </w:r>
+          </w:p>
+        </w:tc>
+        <w:tc>
+          <w:tcPr/>
+          <w:p>
+            <w:pPr>
+              <w:pStyle w:val="Compact"/>
+              <w:jc w:val="right"/>
+            </w:pPr>
+            <w:r>
+              <w:t xml:space="preserve">40.0</w:t>
+            </w:r>
+          </w:p>
+        </w:tc>
+        <w:tc>
+          <w:tcPr/>
+          <w:p>
+            <w:pPr>
+              <w:pStyle w:val="Compact"/>
+              <w:jc w:val="right"/>
+            </w:pPr>
+            <w:r>
+              <w:t xml:space="preserve">7.514</w:t>
+            </w:r>
+          </w:p>
+        </w:tc>
+        <w:tc>
+          <w:tcPr/>
+          <w:p>
+            <w:pPr>
+              <w:pStyle w:val="Compact"/>
+              <w:jc w:val="right"/>
+            </w:pPr>
+            <w:r>
+              <w:t xml:space="preserve">2.04e-02</w:t>
+            </w:r>
+          </w:p>
+        </w:tc>
+      </w:tr>
+      <w:tr>
+        <w:tc>
+          <w:tcPr/>
+          <w:p>
+            <w:pPr>
+              <w:pStyle w:val="Compact"/>
+              <w:jc w:val="left"/>
+            </w:pPr>
+            <w:r>
+              <w:t xml:space="preserve">G9</w:t>
+            </w:r>
+          </w:p>
+        </w:tc>
+        <w:tc>
+          <w:tcPr/>
+          <w:p>
+            <w:pPr>
+              <w:pStyle w:val="Compact"/>
+              <w:jc w:val="left"/>
+            </w:pPr>
+            <w:r>
+              <w:t xml:space="preserve">38</w:t>
+            </w:r>
+          </w:p>
+        </w:tc>
+        <w:tc>
+          <w:tcPr/>
+          <w:p>
+            <w:pPr>
+              <w:pStyle w:val="Compact"/>
+              <w:jc w:val="left"/>
+            </w:pPr>
+            <w:r>
+              <w:t xml:space="preserve">火电-煤</w:t>
+            </w:r>
+          </w:p>
+        </w:tc>
+        <w:tc>
+          <w:tcPr/>
+          <w:p>
+            <w:pPr>
+              <w:pStyle w:val="Compact"/>
+              <w:jc w:val="right"/>
+            </w:pPr>
+            <w:r>
+              <w:t xml:space="preserve">877.50</w:t>
+            </w:r>
+          </w:p>
+        </w:tc>
+        <w:tc>
+          <w:tcPr/>
+          <w:p>
+            <w:pPr>
+              <w:pStyle w:val="Compact"/>
+              <w:jc w:val="right"/>
+            </w:pPr>
+            <w:r>
+              <w:t xml:space="preserve">0.975</w:t>
+            </w:r>
+          </w:p>
+        </w:tc>
+        <w:tc>
+          <w:tcPr/>
+          <w:p>
+            <w:pPr>
+              <w:pStyle w:val="Compact"/>
+              <w:jc w:val="right"/>
+            </w:pPr>
+            <w:r>
+              <w:t xml:space="preserve">40.0</w:t>
+            </w:r>
+          </w:p>
+        </w:tc>
+        <w:tc>
+          <w:tcPr/>
+          <w:p>
+            <w:pPr>
+              <w:pStyle w:val="Compact"/>
+              <w:jc w:val="right"/>
+            </w:pPr>
+            <w:r>
+              <w:t xml:space="preserve">9.692</w:t>
+            </w:r>
+          </w:p>
+        </w:tc>
+        <w:tc>
+          <w:tcPr/>
+          <w:p>
+            <w:pPr>
+              <w:pStyle w:val="Compact"/>
+              <w:jc w:val="right"/>
+            </w:pPr>
+            <w:r>
+              <w:t xml:space="preserve">2.62e-02</w:t>
+            </w:r>
+          </w:p>
+        </w:tc>
+      </w:tr>
+      <w:tr>
+        <w:tc>
+          <w:tcPr/>
+          <w:p>
+            <w:pPr>
+              <w:pStyle w:val="Compact"/>
+              <w:jc w:val="left"/>
+            </w:pPr>
+            <w:r>
+              <w:t xml:space="preserve">G10</w:t>
+            </w:r>
+          </w:p>
+        </w:tc>
+        <w:tc>
+          <w:tcPr/>
+          <w:p>
+            <w:pPr>
+              <w:pStyle w:val="Compact"/>
+              <w:jc w:val="left"/>
+            </w:pPr>
+            <w:r>
+              <w:t xml:space="preserve">39</w:t>
+            </w:r>
+          </w:p>
+        </w:tc>
+        <w:tc>
+          <w:tcPr/>
+          <w:p>
+            <w:pPr>
+              <w:pStyle w:val="Compact"/>
+              <w:jc w:val="left"/>
+            </w:pPr>
+            <w:r>
+              <w:t xml:space="preserve">火电-气</w:t>
+            </w:r>
+          </w:p>
+        </w:tc>
+        <w:tc>
+          <w:tcPr/>
+          <w:p>
+            <w:pPr>
+              <w:pStyle w:val="Compact"/>
+              <w:jc w:val="right"/>
+            </w:pPr>
+            <w:r>
+              <w:t xml:space="preserve">1002.75</w:t>
+            </w:r>
+          </w:p>
+        </w:tc>
+        <w:tc>
+          <w:tcPr/>
+          <w:p>
+            <w:pPr>
+              <w:pStyle w:val="Compact"/>
+              <w:jc w:val="right"/>
+            </w:pPr>
+            <w:r>
+              <w:t xml:space="preserve">0.955</w:t>
+            </w:r>
+          </w:p>
+        </w:tc>
+        <w:tc>
+          <w:tcPr/>
+          <w:p>
+            <w:pPr>
+              <w:pStyle w:val="Compact"/>
+              <w:jc w:val="right"/>
+            </w:pPr>
+            <w:r>
+              <w:t xml:space="preserve">40.0</w:t>
+            </w:r>
+          </w:p>
+        </w:tc>
+        <w:tc>
+          <w:tcPr/>
+          <w:p>
+            <w:pPr>
+              <w:pStyle w:val="Compact"/>
+              <w:jc w:val="right"/>
+            </w:pPr>
+            <w:r>
+              <w:t xml:space="preserve">15.301</w:t>
+            </w:r>
+          </w:p>
+        </w:tc>
+        <w:tc>
+          <w:tcPr/>
+          <w:p>
+            <w:pPr>
+              <w:pStyle w:val="Compact"/>
+              <w:jc w:val="right"/>
+            </w:pPr>
+            <w:r>
+              <w:t xml:space="preserve">4.11e-02</w:t>
+            </w:r>
+          </w:p>
+        </w:tc>
+      </w:tr>
+    </w:tbl>
+    <w:p>
+      <w:pPr>
+        <w:pStyle w:val="BodyText"/>
+      </w:pPr>
+      <w:r>
+        <w:rPr>
+          <w:bCs/>
+          <w:b/>
+        </w:rPr>
+        <w:t xml:space="preserve">观察</w:t>
+      </w:r>
+      <w:r>
+        <w:t xml:space="preserve">：</w:t>
+      </w:r>
+      <w:r>
+        <w:rPr>
+          <w:bCs/>
+          <w:b/>
+        </w:rPr>
+        <w:t xml:space="preserve">燃气机组故障概率最高</w:t>
+      </w:r>
+      <w:r>
+        <w:t xml:space="preserve">（G10</w:t>
+      </w:r>
+      <w:r>
+        <w:t xml:space="preserve"> </w:t>
+      </w:r>
+      <m:oMath>
+        <m:r>
+          <m:t>4.11</m:t>
+        </m:r>
+        <m:r>
+          <m:rPr>
+            <m:sty m:val="p"/>
+          </m:rPr>
+          <m:t>%</m:t>
+        </m:r>
+      </m:oMath>
+      <w:r>
+        <w:t xml:space="preserve">、G4</w:t>
+      </w:r>
+      <w:r>
+        <w:t xml:space="preserve"> </w:t>
+      </w:r>
+      <m:oMath>
+        <m:r>
+          <m:t>4.04</m:t>
+        </m:r>
+        <m:r>
+          <m:rPr>
+            <m:sty m:val="p"/>
+          </m:rPr>
+          <m:t>%</m:t>
+        </m:r>
+      </m:oMath>
+      <w:r>
+        <w:t xml:space="preserve">），因其温度灵敏度</w:t>
+      </w:r>
+      <w:r>
+        <w:t xml:space="preserve"> </w:t>
+      </w:r>
+      <m:oMath>
+        <m:sSub>
+          <m:e>
+            <m:r>
+              <m:t>a</m:t>
+            </m:r>
+          </m:e>
+          <m:sub>
+            <m:r>
+              <m:t>T</m:t>
+            </m:r>
+          </m:sub>
+        </m:sSub>
+      </m:oMath>
+      <w:r>
+        <w:t xml:space="preserve"> </w:t>
+      </w:r>
+      <w:r>
+        <w:t xml:space="preserve">最大</w:t>
+      </w:r>
+      <w:r>
+        <w:t xml:space="preserve"> </w:t>
+      </w:r>
+      <w:r>
+        <w:t xml:space="preserve">且出力率高，与文献”燃气机组对极端气温尤其敏感” [6] 一致；</w:t>
+      </w:r>
+      <w:r>
+        <w:rPr>
+          <w:bCs/>
+          <w:b/>
+        </w:rPr>
+        <w:t xml:space="preserve">光伏</w:t>
+      </w:r>
+      <w:r>
+        <w:t xml:space="preserve">次之（</w:t>
+      </w:r>
+      <m:oMath>
+        <m:r>
+          <m:t>3.28</m:t>
+        </m:r>
+        <m:r>
+          <m:rPr>
+            <m:sty m:val="p"/>
+          </m:rPr>
+          <m:t>%</m:t>
+        </m:r>
+      </m:oMath>
+      <w:r>
+        <w:t xml:space="preserve">），源于</w:t>
+      </w:r>
+      <w:r>
+        <w:t xml:space="preserve"> </w:t>
+      </w:r>
+      <w:r>
+        <w:t xml:space="preserve">高电池温度（</w:t>
+      </w:r>
+      <m:oMath>
+        <m:r>
+          <m:t>68.1</m:t>
+        </m:r>
+        <m:r>
+          <m:t> </m:t>
+        </m:r>
+        <m:r>
+          <m:rPr>
+            <m:sty m:val="p"/>
+          </m:rPr>
+          <m:t>℃</m:t>
+        </m:r>
+      </m:oMath>
+      <w:r>
+        <w:t xml:space="preserve">）的热应力；满载运行的</w:t>
+      </w:r>
+      <w:r>
+        <w:rPr>
+          <w:bCs/>
+          <w:b/>
+        </w:rPr>
+        <w:t xml:space="preserve">燃煤</w:t>
+      </w:r>
+      <w:r>
+        <w:t xml:space="preserve">机组约</w:t>
+      </w:r>
+      <w:r>
+        <w:t xml:space="preserve"> </w:t>
+      </w:r>
+      <m:oMath>
+        <m:r>
+          <m:t>2.62</m:t>
+        </m:r>
+        <m:r>
+          <m:rPr>
+            <m:sty m:val="p"/>
+          </m:rPr>
+          <m:t>%</m:t>
+        </m:r>
+      </m:oMath>
+      <w:r>
+        <w:t xml:space="preserve">；</w:t>
+      </w:r>
+      <w:r>
+        <w:rPr>
+          <w:bCs/>
+          <w:b/>
+        </w:rPr>
+        <w:t xml:space="preserve">水电</w:t>
+      </w:r>
+      <w:r>
+        <w:t xml:space="preserve">最低（</w:t>
+      </w:r>
+      <m:oMath>
+        <m:r>
+          <m:t>0.79</m:t>
+        </m:r>
+        <m:r>
+          <m:rPr>
+            <m:sty m:val="p"/>
+          </m:rPr>
+          <m:t>%</m:t>
+        </m:r>
+      </m:oMath>
+      <w:r>
+        <w:t xml:space="preserve">）。</w:t>
+      </w:r>
+      <w:r>
+        <w:t xml:space="preserve"> </w:t>
+      </w:r>
+      <w:r>
+        <w:t xml:space="preserve">无风下风电虽不出力（</w:t>
+      </w:r>
+      <m:oMath>
+        <m:r>
+          <m:rPr>
+            <m:sty m:val="p"/>
+          </m:rPr>
+          <m:t>ℓ</m:t>
+        </m:r>
+        <m:r>
+          <m:rPr>
+            <m:sty m:val="p"/>
+          </m:rPr>
+          <m:t>=</m:t>
+        </m:r>
+        <m:r>
+          <m:t>0</m:t>
+        </m:r>
+      </m:oMath>
+      <w:r>
+        <w:t xml:space="preserve">），但高温对其电力电子/机械的基础影响仍使</w:t>
+      </w:r>
+      <w:r>
+        <w:t xml:space="preserve"> </w:t>
+      </w:r>
+      <m:oMath>
+        <m:sSub>
+          <m:e>
+            <m:r>
+              <m:t>P</m:t>
+            </m:r>
+          </m:e>
+          <m:sub>
+            <m:r>
+              <m:t>f</m:t>
+            </m:r>
+          </m:sub>
+        </m:sSub>
+        <m:r>
+          <m:rPr>
+            <m:sty m:val="p"/>
+          </m:rPr>
+          <m:t>≈</m:t>
+        </m:r>
+        <m:r>
+          <m:t>2.04</m:t>
+        </m:r>
+        <m:r>
+          <m:rPr>
+            <m:sty m:val="p"/>
+          </m:rPr>
+          <m:t>%</m:t>
+        </m:r>
+      </m:oMath>
+      <w:r>
+        <w:t xml:space="preserve">。</w:t>
+      </w:r>
+    </w:p>
+    <w:bookmarkEnd w:id="33"/>
+    <w:bookmarkStart w:id="34" w:name="d.3-线路支路故障概率46-条节选关键线路"/>
+    <w:p>
+      <w:pPr>
+        <w:pStyle w:val="Heading3"/>
+      </w:pPr>
+      <w:r>
+        <w:t xml:space="preserve">D.3 线路/支路故障概率（46 条，节选关键线路）</w:t>
       </w:r>
     </w:p>
     <w:tbl>
@@ -6128,3012 +8817,6 @@
             </w:r>
             <m:oMath>
               <m:r>
-                <m:t>K</m:t>
-              </m:r>
-            </m:oMath>
-          </w:p>
-        </w:tc>
-        <w:tc>
-          <w:tcPr/>
-          <w:p>
-            <w:pPr>
-              <w:pStyle w:val="Compact"/>
-              <w:jc w:val="right"/>
-            </w:pPr>
-            <w:r>
-              <w:t xml:space="preserve">热点</w:t>
-            </w:r>
-            <w:r>
-              <w:t xml:space="preserve"> </w:t>
-            </w:r>
-            <m:oMath>
-              <m:sSub>
-                <m:e>
-                  <m:r>
-                    <m:t>θ</m:t>
-                  </m:r>
-                </m:e>
-                <m:sub>
-                  <m:r>
-                    <m:t>H</m:t>
-                  </m:r>
-                </m:sub>
-              </m:sSub>
-            </m:oMath>
-            <w:r>
-              <w:t xml:space="preserve"> </w:t>
-            </w:r>
-            <w:r>
-              <w:t xml:space="preserve">(℃)</w:t>
-            </w:r>
-          </w:p>
-        </w:tc>
-        <w:tc>
-          <w:tcPr/>
-          <w:p>
-            <w:pPr>
-              <w:pStyle w:val="Compact"/>
-              <w:jc w:val="right"/>
-            </w:pPr>
-            <m:oMath>
-              <m:sSub>
-                <m:e>
-                  <m:r>
-                    <m:t>F</m:t>
-                  </m:r>
-                </m:e>
-                <m:sub>
-                  <m:r>
-                    <m:t>A</m:t>
-                  </m:r>
-                  <m:r>
-                    <m:t>A</m:t>
-                  </m:r>
-                </m:sub>
-              </m:sSub>
-            </m:oMath>
-          </w:p>
-        </w:tc>
-        <w:tc>
-          <w:tcPr/>
-          <w:p>
-            <w:pPr>
-              <w:pStyle w:val="Compact"/>
-              <w:jc w:val="right"/>
-            </w:pPr>
-            <m:oMath>
-              <m:sSub>
-                <m:e>
-                  <m:r>
-                    <m:t>λ</m:t>
-                  </m:r>
-                </m:e>
-                <m:sub>
-                  <m:r>
-                    <m:t>T</m:t>
-                  </m:r>
-                </m:sub>
-              </m:sSub>
-            </m:oMath>
-            <w:r>
-              <w:t xml:space="preserve"> </w:t>
-            </w:r>
-            <w:r>
-              <w:t xml:space="preserve">(/yr)</w:t>
-            </w:r>
-          </w:p>
-        </w:tc>
-        <w:tc>
-          <w:tcPr/>
-          <w:p>
-            <w:pPr>
-              <w:pStyle w:val="Compact"/>
-              <w:jc w:val="right"/>
-            </w:pPr>
-            <m:oMath>
-              <m:sSubSup>
-                <m:e>
-                  <m:r>
-                    <m:t>P</m:t>
-                  </m:r>
-                </m:e>
-                <m:sub>
-                  <m:r>
-                    <m:t>f</m:t>
-                  </m:r>
-                </m:sub>
-                <m:sup>
-                  <m:r>
-                    <m:t> </m:t>
-                  </m:r>
-                  <m:r>
-                    <m:t>T</m:t>
-                  </m:r>
-                </m:sup>
-              </m:sSubSup>
-            </m:oMath>
-          </w:p>
-        </w:tc>
-      </w:tr>
-      <w:tr>
-        <w:tc>
-          <w:tcPr/>
-          <w:p>
-            <w:pPr>
-              <w:pStyle w:val="Compact"/>
-              <w:jc w:val="left"/>
-            </w:pPr>
-            <w:r>
-              <w:t xml:space="preserve">L5</w:t>
-            </w:r>
-          </w:p>
-        </w:tc>
-        <w:tc>
-          <w:tcPr/>
-          <w:p>
-            <w:pPr>
-              <w:pStyle w:val="Compact"/>
-              <w:jc w:val="left"/>
-            </w:pPr>
-            <w:r>
-              <w:t xml:space="preserve">2–30</w:t>
-            </w:r>
-          </w:p>
-        </w:tc>
-        <w:tc>
-          <w:tcPr/>
-          <w:p>
-            <w:pPr>
-              <w:pStyle w:val="Compact"/>
-              <w:jc w:val="right"/>
-            </w:pPr>
-            <w:r>
-              <w:t xml:space="preserve">-807.50</w:t>
-            </w:r>
-          </w:p>
-        </w:tc>
-        <w:tc>
-          <w:tcPr/>
-          <w:p>
-            <w:pPr>
-              <w:pStyle w:val="Compact"/>
-              <w:jc w:val="right"/>
-            </w:pPr>
-            <w:r>
-              <w:t xml:space="preserve">0.897</w:t>
-            </w:r>
-          </w:p>
-        </w:tc>
-        <w:tc>
-          <w:tcPr/>
-          <w:p>
-            <w:pPr>
-              <w:pStyle w:val="Compact"/>
-              <w:jc w:val="right"/>
-            </w:pPr>
-            <w:r>
-              <w:t xml:space="preserve">107.4</w:t>
-            </w:r>
-          </w:p>
-        </w:tc>
-        <w:tc>
-          <w:tcPr/>
-          <w:p>
-            <w:pPr>
-              <w:pStyle w:val="Compact"/>
-              <w:jc w:val="right"/>
-            </w:pPr>
-            <w:r>
-              <w:t xml:space="preserve">0.762</w:t>
-            </w:r>
-          </w:p>
-        </w:tc>
-        <w:tc>
-          <w:tcPr/>
-          <w:p>
-            <w:pPr>
-              <w:pStyle w:val="Compact"/>
-              <w:jc w:val="right"/>
-            </w:pPr>
-            <w:r>
-              <w:t xml:space="preserve">0.0152</w:t>
-            </w:r>
-          </w:p>
-        </w:tc>
-        <w:tc>
-          <w:tcPr/>
-          <w:p>
-            <w:pPr>
-              <w:pStyle w:val="Compact"/>
-              <w:jc w:val="right"/>
-            </w:pPr>
-            <w:r>
-              <w:t xml:space="preserve">4.17e-05</w:t>
-            </w:r>
-          </w:p>
-        </w:tc>
-      </w:tr>
-      <w:tr>
-        <w:tc>
-          <w:tcPr/>
-          <w:p>
-            <w:pPr>
-              <w:pStyle w:val="Compact"/>
-              <w:jc w:val="left"/>
-            </w:pPr>
-            <w:r>
-              <w:t xml:space="preserve">L14</w:t>
-            </w:r>
-          </w:p>
-        </w:tc>
-        <w:tc>
-          <w:tcPr/>
-          <w:p>
-            <w:pPr>
-              <w:pStyle w:val="Compact"/>
-              <w:jc w:val="left"/>
-            </w:pPr>
-            <w:r>
-              <w:t xml:space="preserve">6–31</w:t>
-            </w:r>
-          </w:p>
-        </w:tc>
-        <w:tc>
-          <w:tcPr/>
-          <w:p>
-            <w:pPr>
-              <w:pStyle w:val="Compact"/>
-              <w:jc w:val="right"/>
-            </w:pPr>
-            <w:r>
-              <w:t xml:space="preserve">-772.14</w:t>
-            </w:r>
-          </w:p>
-        </w:tc>
-        <w:tc>
-          <w:tcPr/>
-          <w:p>
-            <w:pPr>
-              <w:pStyle w:val="Compact"/>
-              <w:jc w:val="right"/>
-            </w:pPr>
-            <w:r>
-              <w:t xml:space="preserve">0.429</w:t>
-            </w:r>
-          </w:p>
-        </w:tc>
-        <w:tc>
-          <w:tcPr/>
-          <w:p>
-            <w:pPr>
-              <w:pStyle w:val="Compact"/>
-              <w:jc w:val="right"/>
-            </w:pPr>
-            <w:r>
-              <w:t xml:space="preserve">63.6</w:t>
-            </w:r>
-          </w:p>
-        </w:tc>
-        <w:tc>
-          <w:tcPr/>
-          <w:p>
-            <w:pPr>
-              <w:pStyle w:val="Compact"/>
-              <w:jc w:val="right"/>
-            </w:pPr>
-            <w:r>
-              <w:t xml:space="preserve">0.005</w:t>
-            </w:r>
-          </w:p>
-        </w:tc>
-        <w:tc>
-          <w:tcPr/>
-          <w:p>
-            <w:pPr>
-              <w:pStyle w:val="Compact"/>
-              <w:jc w:val="right"/>
-            </w:pPr>
-            <w:r>
-              <w:t xml:space="preserve">0.0001</w:t>
-            </w:r>
-          </w:p>
-        </w:tc>
-        <w:tc>
-          <w:tcPr/>
-          <w:p>
-            <w:pPr>
-              <w:pStyle w:val="Compact"/>
-              <w:jc w:val="right"/>
-            </w:pPr>
-            <w:r>
-              <w:t xml:space="preserve">2.49e-07</w:t>
-            </w:r>
-          </w:p>
-        </w:tc>
-      </w:tr>
-      <w:tr>
-        <w:tc>
-          <w:tcPr/>
-          <w:p>
-            <w:pPr>
-              <w:pStyle w:val="Compact"/>
-              <w:jc w:val="left"/>
-            </w:pPr>
-            <w:r>
-              <w:t xml:space="preserve">L20</w:t>
-            </w:r>
-          </w:p>
-        </w:tc>
-        <w:tc>
-          <w:tcPr/>
-          <w:p>
-            <w:pPr>
-              <w:pStyle w:val="Compact"/>
-              <w:jc w:val="left"/>
-            </w:pPr>
-            <w:r>
-              <w:t xml:space="preserve">10–32</w:t>
-            </w:r>
-          </w:p>
-        </w:tc>
-        <w:tc>
-          <w:tcPr/>
-          <w:p>
-            <w:pPr>
-              <w:pStyle w:val="Compact"/>
-              <w:jc w:val="right"/>
-            </w:pPr>
-            <w:r>
-              <w:t xml:space="preserve">-780.00</w:t>
-            </w:r>
-          </w:p>
-        </w:tc>
-        <w:tc>
-          <w:tcPr/>
-          <w:p>
-            <w:pPr>
-              <w:pStyle w:val="Compact"/>
-              <w:jc w:val="right"/>
-            </w:pPr>
-            <w:r>
-              <w:t xml:space="preserve">0.867</w:t>
-            </w:r>
-          </w:p>
-        </w:tc>
-        <w:tc>
-          <w:tcPr/>
-          <w:p>
-            <w:pPr>
-              <w:pStyle w:val="Compact"/>
-              <w:jc w:val="right"/>
-            </w:pPr>
-            <w:r>
-              <w:t xml:space="preserve">103.8</w:t>
-            </w:r>
-          </w:p>
-        </w:tc>
-        <w:tc>
-          <w:tcPr/>
-          <w:p>
-            <w:pPr>
-              <w:pStyle w:val="Compact"/>
-              <w:jc w:val="right"/>
-            </w:pPr>
-            <w:r>
-              <w:t xml:space="preserve">0.525</w:t>
-            </w:r>
-          </w:p>
-        </w:tc>
-        <w:tc>
-          <w:tcPr/>
-          <w:p>
-            <w:pPr>
-              <w:pStyle w:val="Compact"/>
-              <w:jc w:val="right"/>
-            </w:pPr>
-            <w:r>
-              <w:t xml:space="preserve">0.0105</w:t>
-            </w:r>
-          </w:p>
-        </w:tc>
-        <w:tc>
-          <w:tcPr/>
-          <w:p>
-            <w:pPr>
-              <w:pStyle w:val="Compact"/>
-              <w:jc w:val="right"/>
-            </w:pPr>
-            <w:r>
-              <w:t xml:space="preserve">2.88e-05</w:t>
-            </w:r>
-          </w:p>
-        </w:tc>
-      </w:tr>
-      <w:tr>
-        <w:tc>
-          <w:tcPr/>
-          <w:p>
-            <w:pPr>
-              <w:pStyle w:val="Compact"/>
-              <w:jc w:val="left"/>
-            </w:pPr>
-            <w:r>
-              <w:t xml:space="preserve">L21</w:t>
-            </w:r>
-          </w:p>
-        </w:tc>
-        <w:tc>
-          <w:tcPr/>
-          <w:p>
-            <w:pPr>
-              <w:pStyle w:val="Compact"/>
-              <w:jc w:val="left"/>
-            </w:pPr>
-            <w:r>
-              <w:t xml:space="preserve">12–11</w:t>
-            </w:r>
-          </w:p>
-        </w:tc>
-        <w:tc>
-          <w:tcPr/>
-          <w:p>
-            <w:pPr>
-              <w:pStyle w:val="Compact"/>
-              <w:jc w:val="right"/>
-            </w:pPr>
-            <w:r>
-              <w:t xml:space="preserve">-10.62</w:t>
-            </w:r>
-          </w:p>
-        </w:tc>
-        <w:tc>
-          <w:tcPr/>
-          <w:p>
-            <w:pPr>
-              <w:pStyle w:val="Compact"/>
-              <w:jc w:val="right"/>
-            </w:pPr>
-            <w:r>
-              <w:t xml:space="preserve">0.021</w:t>
-            </w:r>
-          </w:p>
-        </w:tc>
-        <w:tc>
-          <w:tcPr/>
-          <w:p>
-            <w:pPr>
-              <w:pStyle w:val="Compact"/>
-              <w:jc w:val="right"/>
-            </w:pPr>
-            <w:r>
-              <w:t xml:space="preserve">47.7</w:t>
-            </w:r>
-          </w:p>
-        </w:tc>
-        <w:tc>
-          <w:tcPr/>
-          <w:p>
-            <w:pPr>
-              <w:pStyle w:val="Compact"/>
-              <w:jc w:val="right"/>
-            </w:pPr>
-            <w:r>
-              <w:t xml:space="preserve">0.000</w:t>
-            </w:r>
-          </w:p>
-        </w:tc>
-        <w:tc>
-          <w:tcPr/>
-          <w:p>
-            <w:pPr>
-              <w:pStyle w:val="Compact"/>
-              <w:jc w:val="right"/>
-            </w:pPr>
-            <w:r>
-              <w:t xml:space="preserve">0.0000</w:t>
-            </w:r>
-          </w:p>
-        </w:tc>
-        <w:tc>
-          <w:tcPr/>
-          <w:p>
-            <w:pPr>
-              <w:pStyle w:val="Compact"/>
-              <w:jc w:val="right"/>
-            </w:pPr>
-            <w:r>
-              <w:t xml:space="preserve">2.72e-08</w:t>
-            </w:r>
-          </w:p>
-        </w:tc>
-      </w:tr>
-      <w:tr>
-        <w:tc>
-          <w:tcPr/>
-          <w:p>
-            <w:pPr>
-              <w:pStyle w:val="Compact"/>
-              <w:jc w:val="left"/>
-            </w:pPr>
-            <w:r>
-              <w:t xml:space="preserve">L22</w:t>
-            </w:r>
-          </w:p>
-        </w:tc>
-        <w:tc>
-          <w:tcPr/>
-          <w:p>
-            <w:pPr>
-              <w:pStyle w:val="Compact"/>
-              <w:jc w:val="left"/>
-            </w:pPr>
-            <w:r>
-              <w:t xml:space="preserve">12–13</w:t>
-            </w:r>
-          </w:p>
-        </w:tc>
-        <w:tc>
-          <w:tcPr/>
-          <w:p>
-            <w:pPr>
-              <w:pStyle w:val="Compact"/>
-              <w:jc w:val="right"/>
-            </w:pPr>
-            <w:r>
-              <w:t xml:space="preserve">3.36</w:t>
-            </w:r>
-          </w:p>
-        </w:tc>
-        <w:tc>
-          <w:tcPr/>
-          <w:p>
-            <w:pPr>
-              <w:pStyle w:val="Compact"/>
-              <w:jc w:val="right"/>
-            </w:pPr>
-            <w:r>
-              <w:t xml:space="preserve">0.007</w:t>
-            </w:r>
-          </w:p>
-        </w:tc>
-        <w:tc>
-          <w:tcPr/>
-          <w:p>
-            <w:pPr>
-              <w:pStyle w:val="Compact"/>
-              <w:jc w:val="right"/>
-            </w:pPr>
-            <w:r>
-              <w:t xml:space="preserve">47.6</w:t>
-            </w:r>
-          </w:p>
-        </w:tc>
-        <w:tc>
-          <w:tcPr/>
-          <w:p>
-            <w:pPr>
-              <w:pStyle w:val="Compact"/>
-              <w:jc w:val="right"/>
-            </w:pPr>
-            <w:r>
-              <w:t xml:space="preserve">0.000</w:t>
-            </w:r>
-          </w:p>
-        </w:tc>
-        <w:tc>
-          <w:tcPr/>
-          <w:p>
-            <w:pPr>
-              <w:pStyle w:val="Compact"/>
-              <w:jc w:val="right"/>
-            </w:pPr>
-            <w:r>
-              <w:t xml:space="preserve">0.0000</w:t>
-            </w:r>
-          </w:p>
-        </w:tc>
-        <w:tc>
-          <w:tcPr/>
-          <w:p>
-            <w:pPr>
-              <w:pStyle w:val="Compact"/>
-              <w:jc w:val="right"/>
-            </w:pPr>
-            <w:r>
-              <w:t xml:space="preserve">2.69e-08</w:t>
-            </w:r>
-          </w:p>
-        </w:tc>
-      </w:tr>
-      <w:tr>
-        <w:tc>
-          <w:tcPr/>
-          <w:p>
-            <w:pPr>
-              <w:pStyle w:val="Compact"/>
-              <w:jc w:val="left"/>
-            </w:pPr>
-            <w:r>
-              <w:t xml:space="preserve">L32</w:t>
-            </w:r>
-          </w:p>
-        </w:tc>
-        <w:tc>
-          <w:tcPr/>
-          <w:p>
-            <w:pPr>
-              <w:pStyle w:val="Compact"/>
-              <w:jc w:val="left"/>
-            </w:pPr>
-            <w:r>
-              <w:t xml:space="preserve">19–20</w:t>
-            </w:r>
-          </w:p>
-        </w:tc>
-        <w:tc>
-          <w:tcPr/>
-          <w:p>
-            <w:pPr>
-              <w:pStyle w:val="Compact"/>
-              <w:jc w:val="right"/>
-            </w:pPr>
-            <w:r>
-              <w:t xml:space="preserve">51.90</w:t>
-            </w:r>
-          </w:p>
-        </w:tc>
-        <w:tc>
-          <w:tcPr/>
-          <w:p>
-            <w:pPr>
-              <w:pStyle w:val="Compact"/>
-              <w:jc w:val="right"/>
-            </w:pPr>
-            <w:r>
-              <w:t xml:space="preserve">0.058</w:t>
-            </w:r>
-          </w:p>
-        </w:tc>
-        <w:tc>
-          <w:tcPr/>
-          <w:p>
-            <w:pPr>
-              <w:pStyle w:val="Compact"/>
-              <w:jc w:val="right"/>
-            </w:pPr>
-            <w:r>
-              <w:t xml:space="preserve">48.1</w:t>
-            </w:r>
-          </w:p>
-        </w:tc>
-        <w:tc>
-          <w:tcPr/>
-          <w:p>
-            <w:pPr>
-              <w:pStyle w:val="Compact"/>
-              <w:jc w:val="right"/>
-            </w:pPr>
-            <w:r>
-              <w:t xml:space="preserve">0.001</w:t>
-            </w:r>
-          </w:p>
-        </w:tc>
-        <w:tc>
-          <w:tcPr/>
-          <w:p>
-            <w:pPr>
-              <w:pStyle w:val="Compact"/>
-              <w:jc w:val="right"/>
-            </w:pPr>
-            <w:r>
-              <w:t xml:space="preserve">0.0000</w:t>
-            </w:r>
-          </w:p>
-        </w:tc>
-        <w:tc>
-          <w:tcPr/>
-          <w:p>
-            <w:pPr>
-              <w:pStyle w:val="Compact"/>
-              <w:jc w:val="right"/>
-            </w:pPr>
-            <w:r>
-              <w:t xml:space="preserve">2.86e-08</w:t>
-            </w:r>
-          </w:p>
-        </w:tc>
-      </w:tr>
-      <w:tr>
-        <w:tc>
-          <w:tcPr/>
-          <w:p>
-            <w:pPr>
-              <w:pStyle w:val="Compact"/>
-              <w:jc w:val="left"/>
-            </w:pPr>
-            <w:r>
-              <w:t xml:space="preserve">L33</w:t>
-            </w:r>
-          </w:p>
-        </w:tc>
-        <w:tc>
-          <w:tcPr/>
-          <w:p>
-            <w:pPr>
-              <w:pStyle w:val="Compact"/>
-              <w:jc w:val="left"/>
-            </w:pPr>
-            <w:r>
-              <w:t xml:space="preserve">19–33</w:t>
-            </w:r>
-          </w:p>
-        </w:tc>
-        <w:tc>
-          <w:tcPr/>
-          <w:p>
-            <w:pPr>
-              <w:pStyle w:val="Compact"/>
-              <w:jc w:val="right"/>
-            </w:pPr>
-            <w:r>
-              <w:t xml:space="preserve">-651.90</w:t>
-            </w:r>
-          </w:p>
-        </w:tc>
-        <w:tc>
-          <w:tcPr/>
-          <w:p>
-            <w:pPr>
-              <w:pStyle w:val="Compact"/>
-              <w:jc w:val="right"/>
-            </w:pPr>
-            <w:r>
-              <w:t xml:space="preserve">0.724</w:t>
-            </w:r>
-          </w:p>
-        </w:tc>
-        <w:tc>
-          <w:tcPr/>
-          <w:p>
-            <w:pPr>
-              <w:pStyle w:val="Compact"/>
-              <w:jc w:val="right"/>
-            </w:pPr>
-            <w:r>
-              <w:t xml:space="preserve">88.5</w:t>
-            </w:r>
-          </w:p>
-        </w:tc>
-        <w:tc>
-          <w:tcPr/>
-          <w:p>
-            <w:pPr>
-              <w:pStyle w:val="Compact"/>
-              <w:jc w:val="right"/>
-            </w:pPr>
-            <w:r>
-              <w:t xml:space="preserve">0.097</w:t>
-            </w:r>
-          </w:p>
-        </w:tc>
-        <w:tc>
-          <w:tcPr/>
-          <w:p>
-            <w:pPr>
-              <w:pStyle w:val="Compact"/>
-              <w:jc w:val="right"/>
-            </w:pPr>
-            <w:r>
-              <w:t xml:space="preserve">0.0019</w:t>
-            </w:r>
-          </w:p>
-        </w:tc>
-        <w:tc>
-          <w:tcPr/>
-          <w:p>
-            <w:pPr>
-              <w:pStyle w:val="Compact"/>
-              <w:jc w:val="right"/>
-            </w:pPr>
-            <w:r>
-              <w:t xml:space="preserve">5.32e-06</w:t>
-            </w:r>
-          </w:p>
-        </w:tc>
-      </w:tr>
-      <w:tr>
-        <w:tc>
-          <w:tcPr/>
-          <w:p>
-            <w:pPr>
-              <w:pStyle w:val="Compact"/>
-              <w:jc w:val="left"/>
-            </w:pPr>
-            <w:r>
-              <w:t xml:space="preserve">L34</w:t>
-            </w:r>
-          </w:p>
-        </w:tc>
-        <w:tc>
-          <w:tcPr/>
-          <w:p>
-            <w:pPr>
-              <w:pStyle w:val="Compact"/>
-              <w:jc w:val="left"/>
-            </w:pPr>
-            <w:r>
-              <w:t xml:space="preserve">20–34</w:t>
-            </w:r>
-          </w:p>
-        </w:tc>
-        <w:tc>
-          <w:tcPr/>
-          <w:p>
-            <w:pPr>
-              <w:pStyle w:val="Compact"/>
-              <w:jc w:val="right"/>
-            </w:pPr>
-            <w:r>
-              <w:t xml:space="preserve">-682.50</w:t>
-            </w:r>
-          </w:p>
-        </w:tc>
-        <w:tc>
-          <w:tcPr/>
-          <w:p>
-            <w:pPr>
-              <w:pStyle w:val="Compact"/>
-              <w:jc w:val="right"/>
-            </w:pPr>
-            <w:r>
-              <w:t xml:space="preserve">0.758</w:t>
-            </w:r>
-          </w:p>
-        </w:tc>
-        <w:tc>
-          <w:tcPr/>
-          <w:p>
-            <w:pPr>
-              <w:pStyle w:val="Compact"/>
-              <w:jc w:val="right"/>
-            </w:pPr>
-            <w:r>
-              <w:t xml:space="preserve">91.9</w:t>
-            </w:r>
-          </w:p>
-        </w:tc>
-        <w:tc>
-          <w:tcPr/>
-          <w:p>
-            <w:pPr>
-              <w:pStyle w:val="Compact"/>
-              <w:jc w:val="right"/>
-            </w:pPr>
-            <w:r>
-              <w:t xml:space="preserve">0.144</w:t>
-            </w:r>
-          </w:p>
-        </w:tc>
-        <w:tc>
-          <w:tcPr/>
-          <w:p>
-            <w:pPr>
-              <w:pStyle w:val="Compact"/>
-              <w:jc w:val="right"/>
-            </w:pPr>
-            <w:r>
-              <w:t xml:space="preserve">0.0029</w:t>
-            </w:r>
-          </w:p>
-        </w:tc>
-        <w:tc>
-          <w:tcPr/>
-          <w:p>
-            <w:pPr>
-              <w:pStyle w:val="Compact"/>
-              <w:jc w:val="right"/>
-            </w:pPr>
-            <w:r>
-              <w:t xml:space="preserve">7.90e-06</w:t>
-            </w:r>
-          </w:p>
-        </w:tc>
-      </w:tr>
-      <w:tr>
-        <w:tc>
-          <w:tcPr/>
-          <w:p>
-            <w:pPr>
-              <w:pStyle w:val="Compact"/>
-              <w:jc w:val="left"/>
-            </w:pPr>
-            <w:r>
-              <w:t xml:space="preserve">L37</w:t>
-            </w:r>
-          </w:p>
-        </w:tc>
-        <w:tc>
-          <w:tcPr/>
-          <w:p>
-            <w:pPr>
-              <w:pStyle w:val="Compact"/>
-              <w:jc w:val="left"/>
-            </w:pPr>
-            <w:r>
-              <w:t xml:space="preserve">22–35</w:t>
-            </w:r>
-          </w:p>
-        </w:tc>
-        <w:tc>
-          <w:tcPr/>
-          <w:p>
-            <w:pPr>
-              <w:pStyle w:val="Compact"/>
-              <w:jc w:val="right"/>
-            </w:pPr>
-            <w:r>
-              <w:t xml:space="preserve">0.00</w:t>
-            </w:r>
-          </w:p>
-        </w:tc>
-        <w:tc>
-          <w:tcPr/>
-          <w:p>
-            <w:pPr>
-              <w:pStyle w:val="Compact"/>
-              <w:jc w:val="right"/>
-            </w:pPr>
-            <w:r>
-              <w:t xml:space="preserve">0.000</w:t>
-            </w:r>
-          </w:p>
-        </w:tc>
-        <w:tc>
-          <w:tcPr/>
-          <w:p>
-            <w:pPr>
-              <w:pStyle w:val="Compact"/>
-              <w:jc w:val="right"/>
-            </w:pPr>
-            <w:r>
-              <w:t xml:space="preserve">47.6</w:t>
-            </w:r>
-          </w:p>
-        </w:tc>
-        <w:tc>
-          <w:tcPr/>
-          <w:p>
-            <w:pPr>
-              <w:pStyle w:val="Compact"/>
-              <w:jc w:val="right"/>
-            </w:pPr>
-            <w:r>
-              <w:t xml:space="preserve">0.000</w:t>
-            </w:r>
-          </w:p>
-        </w:tc>
-        <w:tc>
-          <w:tcPr/>
-          <w:p>
-            <w:pPr>
-              <w:pStyle w:val="Compact"/>
-              <w:jc w:val="right"/>
-            </w:pPr>
-            <w:r>
-              <w:t xml:space="preserve">0.0000</w:t>
-            </w:r>
-          </w:p>
-        </w:tc>
-        <w:tc>
-          <w:tcPr/>
-          <w:p>
-            <w:pPr>
-              <w:pStyle w:val="Compact"/>
-              <w:jc w:val="right"/>
-            </w:pPr>
-            <w:r>
-              <w:t xml:space="preserve">2.69e-08</w:t>
-            </w:r>
-          </w:p>
-        </w:tc>
-      </w:tr>
-      <w:tr>
-        <w:tc>
-          <w:tcPr/>
-          <w:p>
-            <w:pPr>
-              <w:pStyle w:val="Compact"/>
-              <w:jc w:val="left"/>
-            </w:pPr>
-            <w:r>
-              <w:t xml:space="preserve">L39</w:t>
-            </w:r>
-          </w:p>
-        </w:tc>
-        <w:tc>
-          <w:tcPr/>
-          <w:p>
-            <w:pPr>
-              <w:pStyle w:val="Compact"/>
-              <w:jc w:val="left"/>
-            </w:pPr>
-            <w:r>
-              <w:t xml:space="preserve">23–36</w:t>
-            </w:r>
-          </w:p>
-        </w:tc>
-        <w:tc>
-          <w:tcPr/>
-          <w:p>
-            <w:pPr>
-              <w:pStyle w:val="Compact"/>
-              <w:jc w:val="right"/>
-            </w:pPr>
-            <w:r>
-              <w:t xml:space="preserve">-409.61</w:t>
-            </w:r>
-          </w:p>
-        </w:tc>
-        <w:tc>
-          <w:tcPr/>
-          <w:p>
-            <w:pPr>
-              <w:pStyle w:val="Compact"/>
-              <w:jc w:val="right"/>
-            </w:pPr>
-            <w:r>
-              <w:t xml:space="preserve">0.455</w:t>
-            </w:r>
-          </w:p>
-        </w:tc>
-        <w:tc>
-          <w:tcPr/>
-          <w:p>
-            <w:pPr>
-              <w:pStyle w:val="Compact"/>
-              <w:jc w:val="right"/>
-            </w:pPr>
-            <w:r>
-              <w:t xml:space="preserve">65.4</w:t>
-            </w:r>
-          </w:p>
-        </w:tc>
-        <w:tc>
-          <w:tcPr/>
-          <w:p>
-            <w:pPr>
-              <w:pStyle w:val="Compact"/>
-              <w:jc w:val="right"/>
-            </w:pPr>
-            <w:r>
-              <w:t xml:space="preserve">0.006</w:t>
-            </w:r>
-          </w:p>
-        </w:tc>
-        <w:tc>
-          <w:tcPr/>
-          <w:p>
-            <w:pPr>
-              <w:pStyle w:val="Compact"/>
-              <w:jc w:val="right"/>
-            </w:pPr>
-            <w:r>
-              <w:t xml:space="preserve">0.0001</w:t>
-            </w:r>
-          </w:p>
-        </w:tc>
-        <w:tc>
-          <w:tcPr/>
-          <w:p>
-            <w:pPr>
-              <w:pStyle w:val="Compact"/>
-              <w:jc w:val="right"/>
-            </w:pPr>
-            <w:r>
-              <w:t xml:space="preserve">3.16e-07</w:t>
-            </w:r>
-          </w:p>
-        </w:tc>
-      </w:tr>
-      <w:tr>
-        <w:tc>
-          <w:tcPr/>
-          <w:p>
-            <w:pPr>
-              <w:pStyle w:val="Compact"/>
-              <w:jc w:val="left"/>
-            </w:pPr>
-            <w:r>
-              <w:t xml:space="preserve">L41</w:t>
-            </w:r>
-          </w:p>
-        </w:tc>
-        <w:tc>
-          <w:tcPr/>
-          <w:p>
-            <w:pPr>
-              <w:pStyle w:val="Compact"/>
-              <w:jc w:val="left"/>
-            </w:pPr>
-            <w:r>
-              <w:t xml:space="preserve">25–37</w:t>
-            </w:r>
-          </w:p>
-        </w:tc>
-        <w:tc>
-          <w:tcPr/>
-          <w:p>
-            <w:pPr>
-              <w:pStyle w:val="Compact"/>
-              <w:jc w:val="right"/>
-            </w:pPr>
-            <w:r>
-              <w:t xml:space="preserve">-0.00</w:t>
-            </w:r>
-          </w:p>
-        </w:tc>
-        <w:tc>
-          <w:tcPr/>
-          <w:p>
-            <w:pPr>
-              <w:pStyle w:val="Compact"/>
-              <w:jc w:val="right"/>
-            </w:pPr>
-            <w:r>
-              <w:t xml:space="preserve">0.000</w:t>
-            </w:r>
-          </w:p>
-        </w:tc>
-        <w:tc>
-          <w:tcPr/>
-          <w:p>
-            <w:pPr>
-              <w:pStyle w:val="Compact"/>
-              <w:jc w:val="right"/>
-            </w:pPr>
-            <w:r>
-              <w:t xml:space="preserve">47.6</w:t>
-            </w:r>
-          </w:p>
-        </w:tc>
-        <w:tc>
-          <w:tcPr/>
-          <w:p>
-            <w:pPr>
-              <w:pStyle w:val="Compact"/>
-              <w:jc w:val="right"/>
-            </w:pPr>
-            <w:r>
-              <w:t xml:space="preserve">0.000</w:t>
-            </w:r>
-          </w:p>
-        </w:tc>
-        <w:tc>
-          <w:tcPr/>
-          <w:p>
-            <w:pPr>
-              <w:pStyle w:val="Compact"/>
-              <w:jc w:val="right"/>
-            </w:pPr>
-            <w:r>
-              <w:t xml:space="preserve">0.0000</w:t>
-            </w:r>
-          </w:p>
-        </w:tc>
-        <w:tc>
-          <w:tcPr/>
-          <w:p>
-            <w:pPr>
-              <w:pStyle w:val="Compact"/>
-              <w:jc w:val="right"/>
-            </w:pPr>
-            <w:r>
-              <w:t xml:space="preserve">2.69e-08</w:t>
-            </w:r>
-          </w:p>
-        </w:tc>
-      </w:tr>
-      <w:tr>
-        <w:tc>
-          <w:tcPr/>
-          <w:p>
-            <w:pPr>
-              <w:pStyle w:val="Compact"/>
-              <w:jc w:val="left"/>
-            </w:pPr>
-            <w:r>
-              <w:t xml:space="preserve">L46</w:t>
-            </w:r>
-          </w:p>
-        </w:tc>
-        <w:tc>
-          <w:tcPr/>
-          <w:p>
-            <w:pPr>
-              <w:pStyle w:val="Compact"/>
-              <w:jc w:val="left"/>
-            </w:pPr>
-            <w:r>
-              <w:t xml:space="preserve">29–38</w:t>
-            </w:r>
-          </w:p>
-        </w:tc>
-        <w:tc>
-          <w:tcPr/>
-          <w:p>
-            <w:pPr>
-              <w:pStyle w:val="Compact"/>
-              <w:jc w:val="right"/>
-            </w:pPr>
-            <w:r>
-              <w:t xml:space="preserve">-877.50</w:t>
-            </w:r>
-          </w:p>
-        </w:tc>
-        <w:tc>
-          <w:tcPr/>
-          <w:p>
-            <w:pPr>
-              <w:pStyle w:val="Compact"/>
-              <w:jc w:val="right"/>
-            </w:pPr>
-            <w:r>
-              <w:t xml:space="preserve">0.731</w:t>
-            </w:r>
-          </w:p>
-        </w:tc>
-        <w:tc>
-          <w:tcPr/>
-          <w:p>
-            <w:pPr>
-              <w:pStyle w:val="Compact"/>
-              <w:jc w:val="right"/>
-            </w:pPr>
-            <w:r>
-              <w:t xml:space="preserve">89.2</w:t>
-            </w:r>
-          </w:p>
-        </w:tc>
-        <w:tc>
-          <w:tcPr/>
-          <w:p>
-            <w:pPr>
-              <w:pStyle w:val="Compact"/>
-              <w:jc w:val="right"/>
-            </w:pPr>
-            <w:r>
-              <w:t xml:space="preserve">0.105</w:t>
-            </w:r>
-          </w:p>
-        </w:tc>
-        <w:tc>
-          <w:tcPr/>
-          <w:p>
-            <w:pPr>
-              <w:pStyle w:val="Compact"/>
-              <w:jc w:val="right"/>
-            </w:pPr>
-            <w:r>
-              <w:t xml:space="preserve">0.0021</w:t>
-            </w:r>
-          </w:p>
-        </w:tc>
-        <w:tc>
-          <w:tcPr/>
-          <w:p>
-            <w:pPr>
-              <w:pStyle w:val="Compact"/>
-              <w:jc w:val="right"/>
-            </w:pPr>
-            <w:r>
-              <w:t xml:space="preserve">5.76e-06</w:t>
-            </w:r>
-          </w:p>
-        </w:tc>
-      </w:tr>
-    </w:tbl>
-    <w:p>
-      <w:pPr>
-        <w:pStyle w:val="BodyText"/>
-      </w:pPr>
-      <w:r>
-        <w:rPr>
-          <w:bCs/>
-          <w:b/>
-        </w:rPr>
-        <w:t xml:space="preserve">观察</w:t>
-      </w:r>
-      <w:r>
-        <w:t xml:space="preserve">：故障概率最高的是负载最重的 L5（变压器 2–30，</w:t>
-      </w:r>
-      <m:oMath>
-        <m:r>
-          <m:t>K</m:t>
-        </m:r>
-        <m:r>
-          <m:rPr>
-            <m:sty m:val="p"/>
-          </m:rPr>
-          <m:t>=</m:t>
-        </m:r>
-        <m:r>
-          <m:t>0.897</m:t>
-        </m:r>
-      </m:oMath>
-      <w:r>
-        <w:t xml:space="preserve">，热点</w:t>
-      </w:r>
-      <w:r>
-        <w:t xml:space="preserve"> </w:t>
-      </w:r>
-      <m:oMath>
-        <m:r>
-          <m:t>107.4</m:t>
-        </m:r>
-        <m:r>
-          <m:t> </m:t>
-        </m:r>
-        <m:r>
-          <m:rPr>
-            <m:sty m:val="p"/>
-          </m:rPr>
-          <m:t>℃</m:t>
-        </m:r>
-      </m:oMath>
-      <w:r>
-        <w:t xml:space="preserve"> </w:t>
-      </w:r>
-      <w:r>
-        <w:t xml:space="preserve">已逼近</w:t>
-      </w:r>
-      <w:r>
-        <w:t xml:space="preserve"> </w:t>
-      </w:r>
-      <m:oMath>
-        <m:r>
-          <m:t>110</m:t>
-        </m:r>
-        <m:r>
-          <m:t> </m:t>
-        </m:r>
-        <m:r>
-          <m:rPr>
-            <m:sty m:val="p"/>
-          </m:rPr>
-          <m:t>℃</m:t>
-        </m:r>
-      </m:oMath>
-      <w:r>
-        <w:t xml:space="preserve"> </w:t>
-      </w:r>
-      <w:r>
-        <w:t xml:space="preserve">正常寿命点）与 L20（10–32，</w:t>
-      </w:r>
-      <m:oMath>
-        <m:r>
-          <m:t>K</m:t>
-        </m:r>
-        <m:r>
-          <m:rPr>
-            <m:sty m:val="p"/>
-          </m:rPr>
-          <m:t>=</m:t>
-        </m:r>
-        <m:r>
-          <m:t>0.867</m:t>
-        </m:r>
-      </m:oMath>
-      <w:r>
-        <w:t xml:space="preserve">，</w:t>
-      </w:r>
-      <m:oMath>
-        <m:r>
-          <m:t>103.8</m:t>
-        </m:r>
-        <m:r>
-          <m:t> </m:t>
-        </m:r>
-        <m:r>
-          <m:rPr>
-            <m:sty m:val="p"/>
-          </m:rPr>
-          <m:t>℃</m:t>
-        </m:r>
-      </m:oMath>
-      <w:r>
-        <w:t xml:space="preserve">）。两台空载的并网变压器</w:t>
-      </w:r>
-      <w:r>
-        <w:t xml:space="preserve"> </w:t>
-      </w:r>
-      <w:r>
-        <w:t xml:space="preserve">（L37、L41，</w:t>
-      </w:r>
-      <m:oMath>
-        <m:r>
-          <m:t>K</m:t>
-        </m:r>
-        <m:r>
-          <m:rPr>
-            <m:sty m:val="p"/>
-          </m:rPr>
-          <m:t>=</m:t>
-        </m:r>
-        <m:r>
-          <m:t>0</m:t>
-        </m:r>
-      </m:oMath>
-      <w:r>
-        <w:t xml:space="preserve">）热点仅</w:t>
-      </w:r>
-      <w:r>
-        <w:t xml:space="preserve"> </w:t>
-      </w:r>
-      <m:oMath>
-        <m:r>
-          <m:t>47.6</m:t>
-        </m:r>
-        <m:r>
-          <m:t> </m:t>
-        </m:r>
-        <m:r>
-          <m:rPr>
-            <m:sty m:val="p"/>
-          </m:rPr>
-          <m:t>℃</m:t>
-        </m:r>
-      </m:oMath>
-      <w:r>
-        <w:t xml:space="preserve">、老化加速因子接近 0，故障概率可忽略。说明</w:t>
-      </w:r>
-      <w:r>
-        <w:t xml:space="preserve"> </w:t>
-      </w:r>
-      <w:r>
-        <w:rPr>
-          <w:bCs/>
-          <w:b/>
-        </w:rPr>
-        <w:t xml:space="preserve">极热叠加高负载使热点逼近绝缘寿命点，是变压器风险的主导因素</w:t>
-      </w:r>
-      <w:r>
-        <w:t xml:space="preserve">。</w:t>
-      </w:r>
-    </w:p>
-    <w:bookmarkEnd w:id="32"/>
-    <w:bookmarkStart w:id="33" w:name="d.2-电源故障概率10-台"/>
-    <w:p>
-      <w:pPr>
-        <w:pStyle w:val="Heading3"/>
-      </w:pPr>
-      <w:r>
-        <w:t xml:space="preserve">D.2 电源故障概率（10 台）</w:t>
-      </w:r>
-    </w:p>
-    <w:tbl>
-      <w:tblPr>
-        <w:tblStyle w:val="Table"/>
-        <w:tblW w:type="pct" w:w="5000"/>
-        <w:tblLook w:firstRow="1" w:lastRow="0" w:firstColumn="0" w:lastColumn="0" w:noHBand="0" w:noVBand="0" w:val="0020"/>
-        <w:jc w:val="start"/>
-      </w:tblPr>
-      <w:tblGrid>
-        <w:gridCol w:w="819"/>
-        <w:gridCol w:w="819"/>
-        <w:gridCol w:w="819"/>
-        <w:gridCol w:w="1092"/>
-        <w:gridCol w:w="1092"/>
-        <w:gridCol w:w="1092"/>
-        <w:gridCol w:w="1092"/>
-        <w:gridCol w:w="1092"/>
-      </w:tblGrid>
-      <w:tr>
-        <w:trPr>
-          <w:tblHeader w:val="true"/>
-        </w:trPr>
-        <w:tc>
-          <w:tcPr/>
-          <w:p>
-            <w:pPr>
-              <w:pStyle w:val="Compact"/>
-              <w:jc w:val="left"/>
-            </w:pPr>
-            <w:r>
-              <w:t xml:space="preserve">机组</w:t>
-            </w:r>
-          </w:p>
-        </w:tc>
-        <w:tc>
-          <w:tcPr/>
-          <w:p>
-            <w:pPr>
-              <w:pStyle w:val="Compact"/>
-              <w:jc w:val="left"/>
-            </w:pPr>
-            <w:r>
-              <w:t xml:space="preserve">节点</w:t>
-            </w:r>
-          </w:p>
-        </w:tc>
-        <w:tc>
-          <w:tcPr/>
-          <w:p>
-            <w:pPr>
-              <w:pStyle w:val="Compact"/>
-              <w:jc w:val="left"/>
-            </w:pPr>
-            <w:r>
-              <w:t xml:space="preserve">类型</w:t>
-            </w:r>
-          </w:p>
-        </w:tc>
-        <w:tc>
-          <w:tcPr/>
-          <w:p>
-            <w:pPr>
-              <w:pStyle w:val="Compact"/>
-              <w:jc w:val="right"/>
-            </w:pPr>
-            <m:oMath>
-              <m:sSub>
-                <m:e>
-                  <m:r>
-                    <m:t>P</m:t>
-                  </m:r>
-                </m:e>
-                <m:sub>
-                  <m:r>
-                    <m:t>G</m:t>
-                  </m:r>
-                </m:sub>
-              </m:sSub>
-            </m:oMath>
-            <w:r>
-              <w:t xml:space="preserve"> </w:t>
-            </w:r>
-            <w:r>
-              <w:t xml:space="preserve">(MW)</w:t>
-            </w:r>
-          </w:p>
-        </w:tc>
-        <w:tc>
-          <w:tcPr/>
-          <w:p>
-            <w:pPr>
-              <w:pStyle w:val="Compact"/>
-              <w:jc w:val="right"/>
-            </w:pPr>
-            <w:r>
-              <w:t xml:space="preserve">出力率</w:t>
-            </w:r>
-            <w:r>
-              <w:t xml:space="preserve"> </w:t>
-            </w:r>
-            <m:oMath>
-              <m:r>
-                <m:rPr>
-                  <m:sty m:val="p"/>
-                </m:rPr>
-                <m:t>ℓ</m:t>
-              </m:r>
-            </m:oMath>
-          </w:p>
-        </w:tc>
-        <w:tc>
-          <w:tcPr/>
-          <w:p>
-            <w:pPr>
-              <w:pStyle w:val="Compact"/>
-              <w:jc w:val="right"/>
-            </w:pPr>
-            <m:oMath>
-              <m:sSub>
-                <m:e>
-                  <m:r>
-                    <m:t>T</m:t>
-                  </m:r>
-                </m:e>
-                <m:sub>
-                  <m:r>
-                    <m:rPr>
-                      <m:sty m:val="p"/>
-                    </m:rPr>
-                    <m:t>e</m:t>
-                  </m:r>
-                  <m:r>
-                    <m:rPr>
-                      <m:sty m:val="p"/>
-                    </m:rPr>
-                    <m:t>f</m:t>
-                  </m:r>
-                  <m:r>
-                    <m:rPr>
-                      <m:sty m:val="p"/>
-                    </m:rPr>
-                    <m:t>f</m:t>
-                  </m:r>
-                </m:sub>
-              </m:sSub>
-            </m:oMath>
-            <w:r>
-              <w:t xml:space="preserve"> </w:t>
-            </w:r>
-            <w:r>
-              <w:t xml:space="preserve">(℃)</w:t>
-            </w:r>
-          </w:p>
-        </w:tc>
-        <w:tc>
-          <w:tcPr/>
-          <w:p>
-            <w:pPr>
-              <w:pStyle w:val="Compact"/>
-              <w:jc w:val="right"/>
-            </w:pPr>
-            <m:oMath>
-              <m:sSub>
-                <m:e>
-                  <m:r>
-                    <m:t>λ</m:t>
-                  </m:r>
-                </m:e>
-                <m:sub>
-                  <m:r>
-                    <m:t>G</m:t>
-                  </m:r>
-                </m:sub>
-              </m:sSub>
-            </m:oMath>
-            <w:r>
-              <w:t xml:space="preserve"> </w:t>
-            </w:r>
-            <w:r>
-              <w:t xml:space="preserve">(/yr)</w:t>
-            </w:r>
-          </w:p>
-        </w:tc>
-        <w:tc>
-          <w:tcPr/>
-          <w:p>
-            <w:pPr>
-              <w:pStyle w:val="Compact"/>
-              <w:jc w:val="right"/>
-            </w:pPr>
-            <m:oMath>
-              <m:sSubSup>
-                <m:e>
-                  <m:r>
-                    <m:t>P</m:t>
-                  </m:r>
-                </m:e>
-                <m:sub>
-                  <m:r>
-                    <m:t>f</m:t>
-                  </m:r>
-                </m:sub>
-                <m:sup>
-                  <m:r>
-                    <m:t> </m:t>
-                  </m:r>
-                  <m:r>
-                    <m:t>G</m:t>
-                  </m:r>
-                </m:sup>
-              </m:sSubSup>
-            </m:oMath>
-          </w:p>
-        </w:tc>
-      </w:tr>
-      <w:tr>
-        <w:tc>
-          <w:tcPr/>
-          <w:p>
-            <w:pPr>
-              <w:pStyle w:val="Compact"/>
-              <w:jc w:val="left"/>
-            </w:pPr>
-            <w:r>
-              <w:t xml:space="preserve">G1</w:t>
-            </w:r>
-          </w:p>
-        </w:tc>
-        <w:tc>
-          <w:tcPr/>
-          <w:p>
-            <w:pPr>
-              <w:pStyle w:val="Compact"/>
-              <w:jc w:val="left"/>
-            </w:pPr>
-            <w:r>
-              <w:t xml:space="preserve">30</w:t>
-            </w:r>
-          </w:p>
-        </w:tc>
-        <w:tc>
-          <w:tcPr/>
-          <w:p>
-            <w:pPr>
-              <w:pStyle w:val="Compact"/>
-              <w:jc w:val="left"/>
-            </w:pPr>
-            <w:r>
-              <w:t xml:space="preserve">水电</w:t>
-            </w:r>
-          </w:p>
-        </w:tc>
-        <w:tc>
-          <w:tcPr/>
-          <w:p>
-            <w:pPr>
-              <w:pStyle w:val="Compact"/>
-              <w:jc w:val="right"/>
-            </w:pPr>
-            <w:r>
-              <w:t xml:space="preserve">807.50</w:t>
-            </w:r>
-          </w:p>
-        </w:tc>
-        <w:tc>
-          <w:tcPr/>
-          <w:p>
-            <w:pPr>
-              <w:pStyle w:val="Compact"/>
-              <w:jc w:val="right"/>
-            </w:pPr>
-            <w:r>
-              <w:t xml:space="preserve">0.850</w:t>
-            </w:r>
-          </w:p>
-        </w:tc>
-        <w:tc>
-          <w:tcPr/>
-          <w:p>
-            <w:pPr>
-              <w:pStyle w:val="Compact"/>
-              <w:jc w:val="right"/>
-            </w:pPr>
-            <w:r>
-              <w:t xml:space="preserve">40.0</w:t>
-            </w:r>
-          </w:p>
-        </w:tc>
-        <w:tc>
-          <w:tcPr/>
-          <w:p>
-            <w:pPr>
-              <w:pStyle w:val="Compact"/>
-              <w:jc w:val="right"/>
-            </w:pPr>
-            <w:r>
-              <w:t xml:space="preserve">2.910</w:t>
-            </w:r>
-          </w:p>
-        </w:tc>
-        <w:tc>
-          <w:tcPr/>
-          <w:p>
-            <w:pPr>
-              <w:pStyle w:val="Compact"/>
-              <w:jc w:val="right"/>
-            </w:pPr>
-            <w:r>
-              <w:t xml:space="preserve">7.94e-03</w:t>
-            </w:r>
-          </w:p>
-        </w:tc>
-      </w:tr>
-      <w:tr>
-        <w:tc>
-          <w:tcPr/>
-          <w:p>
-            <w:pPr>
-              <w:pStyle w:val="Compact"/>
-              <w:jc w:val="left"/>
-            </w:pPr>
-            <w:r>
-              <w:t xml:space="preserve">G2</w:t>
-            </w:r>
-          </w:p>
-        </w:tc>
-        <w:tc>
-          <w:tcPr/>
-          <w:p>
-            <w:pPr>
-              <w:pStyle w:val="Compact"/>
-              <w:jc w:val="left"/>
-            </w:pPr>
-            <w:r>
-              <w:t xml:space="preserve">31</w:t>
-            </w:r>
-          </w:p>
-        </w:tc>
-        <w:tc>
-          <w:tcPr/>
-          <w:p>
-            <w:pPr>
-              <w:pStyle w:val="Compact"/>
-              <w:jc w:val="left"/>
-            </w:pPr>
-            <w:r>
-              <w:t xml:space="preserve">火电-煤</w:t>
-            </w:r>
-          </w:p>
-        </w:tc>
-        <w:tc>
-          <w:tcPr/>
-          <w:p>
-            <w:pPr>
-              <w:pStyle w:val="Compact"/>
-              <w:jc w:val="right"/>
-            </w:pPr>
-            <w:r>
-              <w:t xml:space="preserve">780.00</w:t>
-            </w:r>
-          </w:p>
-        </w:tc>
-        <w:tc>
-          <w:tcPr/>
-          <w:p>
-            <w:pPr>
-              <w:pStyle w:val="Compact"/>
-              <w:jc w:val="right"/>
-            </w:pPr>
-            <w:r>
-              <w:t xml:space="preserve">0.975</w:t>
-            </w:r>
-          </w:p>
-        </w:tc>
-        <w:tc>
-          <w:tcPr/>
-          <w:p>
-            <w:pPr>
-              <w:pStyle w:val="Compact"/>
-              <w:jc w:val="right"/>
-            </w:pPr>
-            <w:r>
-              <w:t xml:space="preserve">40.0</w:t>
-            </w:r>
-          </w:p>
-        </w:tc>
-        <w:tc>
-          <w:tcPr/>
-          <w:p>
-            <w:pPr>
-              <w:pStyle w:val="Compact"/>
-              <w:jc w:val="right"/>
-            </w:pPr>
-            <w:r>
-              <w:t xml:space="preserve">9.692</w:t>
-            </w:r>
-          </w:p>
-        </w:tc>
-        <w:tc>
-          <w:tcPr/>
-          <w:p>
-            <w:pPr>
-              <w:pStyle w:val="Compact"/>
-              <w:jc w:val="right"/>
-            </w:pPr>
-            <w:r>
-              <w:t xml:space="preserve">2.62e-02</w:t>
-            </w:r>
-          </w:p>
-        </w:tc>
-      </w:tr>
-      <w:tr>
-        <w:tc>
-          <w:tcPr/>
-          <w:p>
-            <w:pPr>
-              <w:pStyle w:val="Compact"/>
-              <w:jc w:val="left"/>
-            </w:pPr>
-            <w:r>
-              <w:t xml:space="preserve">G3</w:t>
-            </w:r>
-          </w:p>
-        </w:tc>
-        <w:tc>
-          <w:tcPr/>
-          <w:p>
-            <w:pPr>
-              <w:pStyle w:val="Compact"/>
-              <w:jc w:val="left"/>
-            </w:pPr>
-            <w:r>
-              <w:t xml:space="preserve">32</w:t>
-            </w:r>
-          </w:p>
-        </w:tc>
-        <w:tc>
-          <w:tcPr/>
-          <w:p>
-            <w:pPr>
-              <w:pStyle w:val="Compact"/>
-              <w:jc w:val="left"/>
-            </w:pPr>
-            <w:r>
-              <w:t xml:space="preserve">火电-煤</w:t>
-            </w:r>
-          </w:p>
-        </w:tc>
-        <w:tc>
-          <w:tcPr/>
-          <w:p>
-            <w:pPr>
-              <w:pStyle w:val="Compact"/>
-              <w:jc w:val="right"/>
-            </w:pPr>
-            <w:r>
-              <w:t xml:space="preserve">780.00</w:t>
-            </w:r>
-          </w:p>
-        </w:tc>
-        <w:tc>
-          <w:tcPr/>
-          <w:p>
-            <w:pPr>
-              <w:pStyle w:val="Compact"/>
-              <w:jc w:val="right"/>
-            </w:pPr>
-            <w:r>
-              <w:t xml:space="preserve">0.975</w:t>
-            </w:r>
-          </w:p>
-        </w:tc>
-        <w:tc>
-          <w:tcPr/>
-          <w:p>
-            <w:pPr>
-              <w:pStyle w:val="Compact"/>
-              <w:jc w:val="right"/>
-            </w:pPr>
-            <w:r>
-              <w:t xml:space="preserve">40.0</w:t>
-            </w:r>
-          </w:p>
-        </w:tc>
-        <w:tc>
-          <w:tcPr/>
-          <w:p>
-            <w:pPr>
-              <w:pStyle w:val="Compact"/>
-              <w:jc w:val="right"/>
-            </w:pPr>
-            <w:r>
-              <w:t xml:space="preserve">9.692</w:t>
-            </w:r>
-          </w:p>
-        </w:tc>
-        <w:tc>
-          <w:tcPr/>
-          <w:p>
-            <w:pPr>
-              <w:pStyle w:val="Compact"/>
-              <w:jc w:val="right"/>
-            </w:pPr>
-            <w:r>
-              <w:t xml:space="preserve">2.62e-02</w:t>
-            </w:r>
-          </w:p>
-        </w:tc>
-      </w:tr>
-      <w:tr>
-        <w:tc>
-          <w:tcPr/>
-          <w:p>
-            <w:pPr>
-              <w:pStyle w:val="Compact"/>
-              <w:jc w:val="left"/>
-            </w:pPr>
-            <w:r>
-              <w:t xml:space="preserve">G4</w:t>
-            </w:r>
-          </w:p>
-        </w:tc>
-        <w:tc>
-          <w:tcPr/>
-          <w:p>
-            <w:pPr>
-              <w:pStyle w:val="Compact"/>
-              <w:jc w:val="left"/>
-            </w:pPr>
-            <w:r>
-              <w:t xml:space="preserve">33</w:t>
-            </w:r>
-          </w:p>
-        </w:tc>
-        <w:tc>
-          <w:tcPr/>
-          <w:p>
-            <w:pPr>
-              <w:pStyle w:val="Compact"/>
-              <w:jc w:val="left"/>
-            </w:pPr>
-            <w:r>
-              <w:t xml:space="preserve">火电-气</w:t>
-            </w:r>
-          </w:p>
-        </w:tc>
-        <w:tc>
-          <w:tcPr/>
-          <w:p>
-            <w:pPr>
-              <w:pStyle w:val="Compact"/>
-              <w:jc w:val="right"/>
-            </w:pPr>
-            <w:r>
-              <w:t xml:space="preserve">651.90</w:t>
-            </w:r>
-          </w:p>
-        </w:tc>
-        <w:tc>
-          <w:tcPr/>
-          <w:p>
-            <w:pPr>
-              <w:pStyle w:val="Compact"/>
-              <w:jc w:val="right"/>
-            </w:pPr>
-            <w:r>
-              <w:t xml:space="preserve">0.931</w:t>
-            </w:r>
-          </w:p>
-        </w:tc>
-        <w:tc>
-          <w:tcPr/>
-          <w:p>
-            <w:pPr>
-              <w:pStyle w:val="Compact"/>
-              <w:jc w:val="right"/>
-            </w:pPr>
-            <w:r>
-              <w:t xml:space="preserve">40.0</w:t>
-            </w:r>
-          </w:p>
-        </w:tc>
-        <w:tc>
-          <w:tcPr/>
-          <w:p>
-            <w:pPr>
-              <w:pStyle w:val="Compact"/>
-              <w:jc w:val="right"/>
-            </w:pPr>
-            <w:r>
-              <w:t xml:space="preserve">15.049</w:t>
-            </w:r>
-          </w:p>
-        </w:tc>
-        <w:tc>
-          <w:tcPr/>
-          <w:p>
-            <w:pPr>
-              <w:pStyle w:val="Compact"/>
-              <w:jc w:val="right"/>
-            </w:pPr>
-            <w:r>
-              <w:t xml:space="preserve">4.04e-02</w:t>
-            </w:r>
-          </w:p>
-        </w:tc>
-      </w:tr>
-      <w:tr>
-        <w:tc>
-          <w:tcPr/>
-          <w:p>
-            <w:pPr>
-              <w:pStyle w:val="Compact"/>
-              <w:jc w:val="left"/>
-            </w:pPr>
-            <w:r>
-              <w:t xml:space="preserve">G5</w:t>
-            </w:r>
-          </w:p>
-        </w:tc>
-        <w:tc>
-          <w:tcPr/>
-          <w:p>
-            <w:pPr>
-              <w:pStyle w:val="Compact"/>
-              <w:jc w:val="left"/>
-            </w:pPr>
-            <w:r>
-              <w:t xml:space="preserve">34</w:t>
-            </w:r>
-          </w:p>
-        </w:tc>
-        <w:tc>
-          <w:tcPr/>
-          <w:p>
-            <w:pPr>
-              <w:pStyle w:val="Compact"/>
-              <w:jc w:val="left"/>
-            </w:pPr>
-            <w:r>
-              <w:t xml:space="preserve">火电-煤</w:t>
-            </w:r>
-          </w:p>
-        </w:tc>
-        <w:tc>
-          <w:tcPr/>
-          <w:p>
-            <w:pPr>
-              <w:pStyle w:val="Compact"/>
-              <w:jc w:val="right"/>
-            </w:pPr>
-            <w:r>
-              <w:t xml:space="preserve">682.50</w:t>
-            </w:r>
-          </w:p>
-        </w:tc>
-        <w:tc>
-          <w:tcPr/>
-          <w:p>
-            <w:pPr>
-              <w:pStyle w:val="Compact"/>
-              <w:jc w:val="right"/>
-            </w:pPr>
-            <w:r>
-              <w:t xml:space="preserve">0.975</w:t>
-            </w:r>
-          </w:p>
-        </w:tc>
-        <w:tc>
-          <w:tcPr/>
-          <w:p>
-            <w:pPr>
-              <w:pStyle w:val="Compact"/>
-              <w:jc w:val="right"/>
-            </w:pPr>
-            <w:r>
-              <w:t xml:space="preserve">40.0</w:t>
-            </w:r>
-          </w:p>
-        </w:tc>
-        <w:tc>
-          <w:tcPr/>
-          <w:p>
-            <w:pPr>
-              <w:pStyle w:val="Compact"/>
-              <w:jc w:val="right"/>
-            </w:pPr>
-            <w:r>
-              <w:t xml:space="preserve">9.692</w:t>
-            </w:r>
-          </w:p>
-        </w:tc>
-        <w:tc>
-          <w:tcPr/>
-          <w:p>
-            <w:pPr>
-              <w:pStyle w:val="Compact"/>
-              <w:jc w:val="right"/>
-            </w:pPr>
-            <w:r>
-              <w:t xml:space="preserve">2.62e-02</w:t>
-            </w:r>
-          </w:p>
-        </w:tc>
-      </w:tr>
-      <w:tr>
-        <w:tc>
-          <w:tcPr/>
-          <w:p>
-            <w:pPr>
-              <w:pStyle w:val="Compact"/>
-              <w:jc w:val="left"/>
-            </w:pPr>
-            <w:r>
-              <w:t xml:space="preserve">G6</w:t>
-            </w:r>
-          </w:p>
-        </w:tc>
-        <w:tc>
-          <w:tcPr/>
-          <w:p>
-            <w:pPr>
-              <w:pStyle w:val="Compact"/>
-              <w:jc w:val="left"/>
-            </w:pPr>
-            <w:r>
-              <w:t xml:space="preserve">35</w:t>
-            </w:r>
-          </w:p>
-        </w:tc>
-        <w:tc>
-          <w:tcPr/>
-          <w:p>
-            <w:pPr>
-              <w:pStyle w:val="Compact"/>
-              <w:jc w:val="left"/>
-            </w:pPr>
-            <w:r>
-              <w:t xml:space="preserve">风电</w:t>
-            </w:r>
-          </w:p>
-        </w:tc>
-        <w:tc>
-          <w:tcPr/>
-          <w:p>
-            <w:pPr>
-              <w:pStyle w:val="Compact"/>
-              <w:jc w:val="right"/>
-            </w:pPr>
-            <w:r>
-              <w:t xml:space="preserve">0.00</w:t>
-            </w:r>
-          </w:p>
-        </w:tc>
-        <w:tc>
-          <w:tcPr/>
-          <w:p>
-            <w:pPr>
-              <w:pStyle w:val="Compact"/>
-              <w:jc w:val="right"/>
-            </w:pPr>
-            <w:r>
-              <w:t xml:space="preserve">0.000</w:t>
-            </w:r>
-          </w:p>
-        </w:tc>
-        <w:tc>
-          <w:tcPr/>
-          <w:p>
-            <w:pPr>
-              <w:pStyle w:val="Compact"/>
-              <w:jc w:val="right"/>
-            </w:pPr>
-            <w:r>
-              <w:t xml:space="preserve">40.0</w:t>
-            </w:r>
-          </w:p>
-        </w:tc>
-        <w:tc>
-          <w:tcPr/>
-          <w:p>
-            <w:pPr>
-              <w:pStyle w:val="Compact"/>
-              <w:jc w:val="right"/>
-            </w:pPr>
-            <w:r>
-              <w:t xml:space="preserve">7.514</w:t>
-            </w:r>
-          </w:p>
-        </w:tc>
-        <w:tc>
-          <w:tcPr/>
-          <w:p>
-            <w:pPr>
-              <w:pStyle w:val="Compact"/>
-              <w:jc w:val="right"/>
-            </w:pPr>
-            <w:r>
-              <w:t xml:space="preserve">2.04e-02</w:t>
-            </w:r>
-          </w:p>
-        </w:tc>
-      </w:tr>
-      <w:tr>
-        <w:tc>
-          <w:tcPr/>
-          <w:p>
-            <w:pPr>
-              <w:pStyle w:val="Compact"/>
-              <w:jc w:val="left"/>
-            </w:pPr>
-            <w:r>
-              <w:t xml:space="preserve">G7</w:t>
-            </w:r>
-          </w:p>
-        </w:tc>
-        <w:tc>
-          <w:tcPr/>
-          <w:p>
-            <w:pPr>
-              <w:pStyle w:val="Compact"/>
-              <w:jc w:val="left"/>
-            </w:pPr>
-            <w:r>
-              <w:t xml:space="preserve">36</w:t>
-            </w:r>
-          </w:p>
-        </w:tc>
-        <w:tc>
-          <w:tcPr/>
-          <w:p>
-            <w:pPr>
-              <w:pStyle w:val="Compact"/>
-              <w:jc w:val="left"/>
-            </w:pPr>
-            <w:r>
-              <w:t xml:space="preserve">光伏</w:t>
-            </w:r>
-          </w:p>
-        </w:tc>
-        <w:tc>
-          <w:tcPr/>
-          <w:p>
-            <w:pPr>
-              <w:pStyle w:val="Compact"/>
-              <w:jc w:val="right"/>
-            </w:pPr>
-            <w:r>
-              <w:t xml:space="preserve">409.61</w:t>
-            </w:r>
-          </w:p>
-        </w:tc>
-        <w:tc>
-          <w:tcPr/>
-          <w:p>
-            <w:pPr>
-              <w:pStyle w:val="Compact"/>
-              <w:jc w:val="right"/>
-            </w:pPr>
-            <w:r>
-              <w:t xml:space="preserve">0.745</w:t>
-            </w:r>
-          </w:p>
-        </w:tc>
-        <w:tc>
-          <w:tcPr/>
-          <w:p>
-            <w:pPr>
-              <w:pStyle w:val="Compact"/>
-              <w:jc w:val="right"/>
-            </w:pPr>
-            <w:r>
-              <w:t xml:space="preserve">68.1</w:t>
-            </w:r>
-          </w:p>
-        </w:tc>
-        <w:tc>
-          <w:tcPr/>
-          <w:p>
-            <w:pPr>
-              <w:pStyle w:val="Compact"/>
-              <w:jc w:val="right"/>
-            </w:pPr>
-            <w:r>
-              <w:t xml:space="preserve">12.174</w:t>
-            </w:r>
-          </w:p>
-        </w:tc>
-        <w:tc>
-          <w:tcPr/>
-          <w:p>
-            <w:pPr>
-              <w:pStyle w:val="Compact"/>
-              <w:jc w:val="right"/>
-            </w:pPr>
-            <w:r>
-              <w:t xml:space="preserve">3.28e-02</w:t>
-            </w:r>
-          </w:p>
-        </w:tc>
-      </w:tr>
-      <w:tr>
-        <w:tc>
-          <w:tcPr/>
-          <w:p>
-            <w:pPr>
-              <w:pStyle w:val="Compact"/>
-              <w:jc w:val="left"/>
-            </w:pPr>
-            <w:r>
-              <w:t xml:space="preserve">G8</w:t>
-            </w:r>
-          </w:p>
-        </w:tc>
-        <w:tc>
-          <w:tcPr/>
-          <w:p>
-            <w:pPr>
-              <w:pStyle w:val="Compact"/>
-              <w:jc w:val="left"/>
-            </w:pPr>
-            <w:r>
-              <w:t xml:space="preserve">37</w:t>
-            </w:r>
-          </w:p>
-        </w:tc>
-        <w:tc>
-          <w:tcPr/>
-          <w:p>
-            <w:pPr>
-              <w:pStyle w:val="Compact"/>
-              <w:jc w:val="left"/>
-            </w:pPr>
-            <w:r>
-              <w:t xml:space="preserve">风电</w:t>
-            </w:r>
-          </w:p>
-        </w:tc>
-        <w:tc>
-          <w:tcPr/>
-          <w:p>
-            <w:pPr>
-              <w:pStyle w:val="Compact"/>
-              <w:jc w:val="right"/>
-            </w:pPr>
-            <w:r>
-              <w:t xml:space="preserve">0.00</w:t>
-            </w:r>
-          </w:p>
-        </w:tc>
-        <w:tc>
-          <w:tcPr/>
-          <w:p>
-            <w:pPr>
-              <w:pStyle w:val="Compact"/>
-              <w:jc w:val="right"/>
-            </w:pPr>
-            <w:r>
-              <w:t xml:space="preserve">0.000</w:t>
-            </w:r>
-          </w:p>
-        </w:tc>
-        <w:tc>
-          <w:tcPr/>
-          <w:p>
-            <w:pPr>
-              <w:pStyle w:val="Compact"/>
-              <w:jc w:val="right"/>
-            </w:pPr>
-            <w:r>
-              <w:t xml:space="preserve">40.0</w:t>
-            </w:r>
-          </w:p>
-        </w:tc>
-        <w:tc>
-          <w:tcPr/>
-          <w:p>
-            <w:pPr>
-              <w:pStyle w:val="Compact"/>
-              <w:jc w:val="right"/>
-            </w:pPr>
-            <w:r>
-              <w:t xml:space="preserve">7.514</w:t>
-            </w:r>
-          </w:p>
-        </w:tc>
-        <w:tc>
-          <w:tcPr/>
-          <w:p>
-            <w:pPr>
-              <w:pStyle w:val="Compact"/>
-              <w:jc w:val="right"/>
-            </w:pPr>
-            <w:r>
-              <w:t xml:space="preserve">2.04e-02</w:t>
-            </w:r>
-          </w:p>
-        </w:tc>
-      </w:tr>
-      <w:tr>
-        <w:tc>
-          <w:tcPr/>
-          <w:p>
-            <w:pPr>
-              <w:pStyle w:val="Compact"/>
-              <w:jc w:val="left"/>
-            </w:pPr>
-            <w:r>
-              <w:t xml:space="preserve">G9</w:t>
-            </w:r>
-          </w:p>
-        </w:tc>
-        <w:tc>
-          <w:tcPr/>
-          <w:p>
-            <w:pPr>
-              <w:pStyle w:val="Compact"/>
-              <w:jc w:val="left"/>
-            </w:pPr>
-            <w:r>
-              <w:t xml:space="preserve">38</w:t>
-            </w:r>
-          </w:p>
-        </w:tc>
-        <w:tc>
-          <w:tcPr/>
-          <w:p>
-            <w:pPr>
-              <w:pStyle w:val="Compact"/>
-              <w:jc w:val="left"/>
-            </w:pPr>
-            <w:r>
-              <w:t xml:space="preserve">火电-煤</w:t>
-            </w:r>
-          </w:p>
-        </w:tc>
-        <w:tc>
-          <w:tcPr/>
-          <w:p>
-            <w:pPr>
-              <w:pStyle w:val="Compact"/>
-              <w:jc w:val="right"/>
-            </w:pPr>
-            <w:r>
-              <w:t xml:space="preserve">877.50</w:t>
-            </w:r>
-          </w:p>
-        </w:tc>
-        <w:tc>
-          <w:tcPr/>
-          <w:p>
-            <w:pPr>
-              <w:pStyle w:val="Compact"/>
-              <w:jc w:val="right"/>
-            </w:pPr>
-            <w:r>
-              <w:t xml:space="preserve">0.975</w:t>
-            </w:r>
-          </w:p>
-        </w:tc>
-        <w:tc>
-          <w:tcPr/>
-          <w:p>
-            <w:pPr>
-              <w:pStyle w:val="Compact"/>
-              <w:jc w:val="right"/>
-            </w:pPr>
-            <w:r>
-              <w:t xml:space="preserve">40.0</w:t>
-            </w:r>
-          </w:p>
-        </w:tc>
-        <w:tc>
-          <w:tcPr/>
-          <w:p>
-            <w:pPr>
-              <w:pStyle w:val="Compact"/>
-              <w:jc w:val="right"/>
-            </w:pPr>
-            <w:r>
-              <w:t xml:space="preserve">9.692</w:t>
-            </w:r>
-          </w:p>
-        </w:tc>
-        <w:tc>
-          <w:tcPr/>
-          <w:p>
-            <w:pPr>
-              <w:pStyle w:val="Compact"/>
-              <w:jc w:val="right"/>
-            </w:pPr>
-            <w:r>
-              <w:t xml:space="preserve">2.62e-02</w:t>
-            </w:r>
-          </w:p>
-        </w:tc>
-      </w:tr>
-      <w:tr>
-        <w:tc>
-          <w:tcPr/>
-          <w:p>
-            <w:pPr>
-              <w:pStyle w:val="Compact"/>
-              <w:jc w:val="left"/>
-            </w:pPr>
-            <w:r>
-              <w:t xml:space="preserve">G10</w:t>
-            </w:r>
-          </w:p>
-        </w:tc>
-        <w:tc>
-          <w:tcPr/>
-          <w:p>
-            <w:pPr>
-              <w:pStyle w:val="Compact"/>
-              <w:jc w:val="left"/>
-            </w:pPr>
-            <w:r>
-              <w:t xml:space="preserve">39</w:t>
-            </w:r>
-          </w:p>
-        </w:tc>
-        <w:tc>
-          <w:tcPr/>
-          <w:p>
-            <w:pPr>
-              <w:pStyle w:val="Compact"/>
-              <w:jc w:val="left"/>
-            </w:pPr>
-            <w:r>
-              <w:t xml:space="preserve">火电-气</w:t>
-            </w:r>
-          </w:p>
-        </w:tc>
-        <w:tc>
-          <w:tcPr/>
-          <w:p>
-            <w:pPr>
-              <w:pStyle w:val="Compact"/>
-              <w:jc w:val="right"/>
-            </w:pPr>
-            <w:r>
-              <w:t xml:space="preserve">1002.75</w:t>
-            </w:r>
-          </w:p>
-        </w:tc>
-        <w:tc>
-          <w:tcPr/>
-          <w:p>
-            <w:pPr>
-              <w:pStyle w:val="Compact"/>
-              <w:jc w:val="right"/>
-            </w:pPr>
-            <w:r>
-              <w:t xml:space="preserve">0.955</w:t>
-            </w:r>
-          </w:p>
-        </w:tc>
-        <w:tc>
-          <w:tcPr/>
-          <w:p>
-            <w:pPr>
-              <w:pStyle w:val="Compact"/>
-              <w:jc w:val="right"/>
-            </w:pPr>
-            <w:r>
-              <w:t xml:space="preserve">40.0</w:t>
-            </w:r>
-          </w:p>
-        </w:tc>
-        <w:tc>
-          <w:tcPr/>
-          <w:p>
-            <w:pPr>
-              <w:pStyle w:val="Compact"/>
-              <w:jc w:val="right"/>
-            </w:pPr>
-            <w:r>
-              <w:t xml:space="preserve">15.301</w:t>
-            </w:r>
-          </w:p>
-        </w:tc>
-        <w:tc>
-          <w:tcPr/>
-          <w:p>
-            <w:pPr>
-              <w:pStyle w:val="Compact"/>
-              <w:jc w:val="right"/>
-            </w:pPr>
-            <w:r>
-              <w:t xml:space="preserve">4.11e-02</w:t>
-            </w:r>
-          </w:p>
-        </w:tc>
-      </w:tr>
-    </w:tbl>
-    <w:p>
-      <w:pPr>
-        <w:pStyle w:val="BodyText"/>
-      </w:pPr>
-      <w:r>
-        <w:rPr>
-          <w:bCs/>
-          <w:b/>
-        </w:rPr>
-        <w:t xml:space="preserve">观察</w:t>
-      </w:r>
-      <w:r>
-        <w:t xml:space="preserve">：</w:t>
-      </w:r>
-      <w:r>
-        <w:rPr>
-          <w:bCs/>
-          <w:b/>
-        </w:rPr>
-        <w:t xml:space="preserve">燃气机组故障概率最高</w:t>
-      </w:r>
-      <w:r>
-        <w:t xml:space="preserve">（G10</w:t>
-      </w:r>
-      <w:r>
-        <w:t xml:space="preserve"> </w:t>
-      </w:r>
-      <m:oMath>
-        <m:r>
-          <m:t>4.11</m:t>
-        </m:r>
-        <m:r>
-          <m:rPr>
-            <m:sty m:val="p"/>
-          </m:rPr>
-          <m:t>%</m:t>
-        </m:r>
-      </m:oMath>
-      <w:r>
-        <w:t xml:space="preserve">、G4</w:t>
-      </w:r>
-      <w:r>
-        <w:t xml:space="preserve"> </w:t>
-      </w:r>
-      <m:oMath>
-        <m:r>
-          <m:t>4.04</m:t>
-        </m:r>
-        <m:r>
-          <m:rPr>
-            <m:sty m:val="p"/>
-          </m:rPr>
-          <m:t>%</m:t>
-        </m:r>
-      </m:oMath>
-      <w:r>
-        <w:t xml:space="preserve">），因其温度灵敏度</w:t>
-      </w:r>
-      <w:r>
-        <w:t xml:space="preserve"> </w:t>
-      </w:r>
-      <m:oMath>
-        <m:sSub>
-          <m:e>
-            <m:r>
-              <m:t>a</m:t>
-            </m:r>
-          </m:e>
-          <m:sub>
-            <m:r>
-              <m:t>T</m:t>
-            </m:r>
-          </m:sub>
-        </m:sSub>
-      </m:oMath>
-      <w:r>
-        <w:t xml:space="preserve"> </w:t>
-      </w:r>
-      <w:r>
-        <w:t xml:space="preserve">最大</w:t>
-      </w:r>
-      <w:r>
-        <w:t xml:space="preserve"> </w:t>
-      </w:r>
-      <w:r>
-        <w:t xml:space="preserve">且出力率高，与文献”燃气机组对极端气温尤其敏感” [6] 一致；</w:t>
-      </w:r>
-      <w:r>
-        <w:rPr>
-          <w:bCs/>
-          <w:b/>
-        </w:rPr>
-        <w:t xml:space="preserve">光伏</w:t>
-      </w:r>
-      <w:r>
-        <w:t xml:space="preserve">次之（</w:t>
-      </w:r>
-      <m:oMath>
-        <m:r>
-          <m:t>3.28</m:t>
-        </m:r>
-        <m:r>
-          <m:rPr>
-            <m:sty m:val="p"/>
-          </m:rPr>
-          <m:t>%</m:t>
-        </m:r>
-      </m:oMath>
-      <w:r>
-        <w:t xml:space="preserve">），源于</w:t>
-      </w:r>
-      <w:r>
-        <w:t xml:space="preserve"> </w:t>
-      </w:r>
-      <w:r>
-        <w:t xml:space="preserve">高电池温度（</w:t>
-      </w:r>
-      <m:oMath>
-        <m:r>
-          <m:t>68.1</m:t>
-        </m:r>
-        <m:r>
-          <m:t> </m:t>
-        </m:r>
-        <m:r>
-          <m:rPr>
-            <m:sty m:val="p"/>
-          </m:rPr>
-          <m:t>℃</m:t>
-        </m:r>
-      </m:oMath>
-      <w:r>
-        <w:t xml:space="preserve">）的热应力；满载运行的</w:t>
-      </w:r>
-      <w:r>
-        <w:rPr>
-          <w:bCs/>
-          <w:b/>
-        </w:rPr>
-        <w:t xml:space="preserve">燃煤</w:t>
-      </w:r>
-      <w:r>
-        <w:t xml:space="preserve">机组约</w:t>
-      </w:r>
-      <w:r>
-        <w:t xml:space="preserve"> </w:t>
-      </w:r>
-      <m:oMath>
-        <m:r>
-          <m:t>2.62</m:t>
-        </m:r>
-        <m:r>
-          <m:rPr>
-            <m:sty m:val="p"/>
-          </m:rPr>
-          <m:t>%</m:t>
-        </m:r>
-      </m:oMath>
-      <w:r>
-        <w:t xml:space="preserve">；</w:t>
-      </w:r>
-      <w:r>
-        <w:rPr>
-          <w:bCs/>
-          <w:b/>
-        </w:rPr>
-        <w:t xml:space="preserve">水电</w:t>
-      </w:r>
-      <w:r>
-        <w:t xml:space="preserve">最低（</w:t>
-      </w:r>
-      <m:oMath>
-        <m:r>
-          <m:t>0.79</m:t>
-        </m:r>
-        <m:r>
-          <m:rPr>
-            <m:sty m:val="p"/>
-          </m:rPr>
-          <m:t>%</m:t>
-        </m:r>
-      </m:oMath>
-      <w:r>
-        <w:t xml:space="preserve">）。</w:t>
-      </w:r>
-      <w:r>
-        <w:t xml:space="preserve"> </w:t>
-      </w:r>
-      <w:r>
-        <w:t xml:space="preserve">无风下风电虽不出力（</w:t>
-      </w:r>
-      <m:oMath>
-        <m:r>
-          <m:rPr>
-            <m:sty m:val="p"/>
-          </m:rPr>
-          <m:t>ℓ</m:t>
-        </m:r>
-        <m:r>
-          <m:rPr>
-            <m:sty m:val="p"/>
-          </m:rPr>
-          <m:t>=</m:t>
-        </m:r>
-        <m:r>
-          <m:t>0</m:t>
-        </m:r>
-      </m:oMath>
-      <w:r>
-        <w:t xml:space="preserve">），但高温对其电力电子/机械的基础影响仍使</w:t>
-      </w:r>
-      <w:r>
-        <w:t xml:space="preserve"> </w:t>
-      </w:r>
-      <m:oMath>
-        <m:sSub>
-          <m:e>
-            <m:r>
-              <m:t>P</m:t>
-            </m:r>
-          </m:e>
-          <m:sub>
-            <m:r>
-              <m:t>f</m:t>
-            </m:r>
-          </m:sub>
-        </m:sSub>
-        <m:r>
-          <m:rPr>
-            <m:sty m:val="p"/>
-          </m:rPr>
-          <m:t>≈</m:t>
-        </m:r>
-        <m:r>
-          <m:t>2.04</m:t>
-        </m:r>
-        <m:r>
-          <m:rPr>
-            <m:sty m:val="p"/>
-          </m:rPr>
-          <m:t>%</m:t>
-        </m:r>
-      </m:oMath>
-      <w:r>
-        <w:t xml:space="preserve">。</w:t>
-      </w:r>
-    </w:p>
-    <w:bookmarkEnd w:id="33"/>
-    <w:bookmarkStart w:id="34" w:name="d.3-线路故障概率34-条节选关键线路"/>
-    <w:p>
-      <w:pPr>
-        <w:pStyle w:val="Heading3"/>
-      </w:pPr>
-      <w:r>
-        <w:t xml:space="preserve">D.3 线路故障概率（34 条，节选关键线路）</w:t>
-      </w:r>
-    </w:p>
-    <w:tbl>
-      <w:tblPr>
-        <w:tblStyle w:val="Table"/>
-        <w:tblW w:type="pct" w:w="5000"/>
-        <w:tblLook w:firstRow="1" w:lastRow="0" w:firstColumn="0" w:lastColumn="0" w:noHBand="0" w:noVBand="0" w:val="0020"/>
-        <w:jc w:val="start"/>
-      </w:tblPr>
-      <w:tblGrid>
-        <w:gridCol w:w="792"/>
-        <w:gridCol w:w="792"/>
-        <w:gridCol w:w="1056"/>
-        <w:gridCol w:w="1056"/>
-        <w:gridCol w:w="1056"/>
-        <w:gridCol w:w="1056"/>
-        <w:gridCol w:w="1056"/>
-        <w:gridCol w:w="1056"/>
-      </w:tblGrid>
-      <w:tr>
-        <w:trPr>
-          <w:tblHeader w:val="true"/>
-        </w:trPr>
-        <w:tc>
-          <w:tcPr/>
-          <w:p>
-            <w:pPr>
-              <w:pStyle w:val="Compact"/>
-              <w:jc w:val="left"/>
-            </w:pPr>
-            <w:r>
-              <w:t xml:space="preserve">支路</w:t>
-            </w:r>
-          </w:p>
-        </w:tc>
-        <w:tc>
-          <w:tcPr/>
-          <w:p>
-            <w:pPr>
-              <w:pStyle w:val="Compact"/>
-              <w:jc w:val="left"/>
-            </w:pPr>
-            <w:r>
-              <w:t xml:space="preserve">节点</w:t>
-            </w:r>
-          </w:p>
-        </w:tc>
-        <w:tc>
-          <w:tcPr/>
-          <w:p>
-            <w:pPr>
-              <w:pStyle w:val="Compact"/>
-              <w:jc w:val="right"/>
-            </w:pPr>
-            <w:r>
-              <w:t xml:space="preserve">潮流 (MW)</w:t>
-            </w:r>
-          </w:p>
-        </w:tc>
-        <w:tc>
-          <w:tcPr/>
-          <w:p>
-            <w:pPr>
-              <w:pStyle w:val="Compact"/>
-              <w:jc w:val="right"/>
-            </w:pPr>
-            <w:r>
-              <w:t xml:space="preserve">负载比</w:t>
-            </w:r>
-            <w:r>
-              <w:t xml:space="preserve"> </w:t>
-            </w:r>
-            <m:oMath>
-              <m:r>
                 <m:t>β</m:t>
               </m:r>
             </m:oMath>
@@ -10153,7 +9836,7 @@
         </m:sSup>
       </m:oMath>
       <w:r>
-        <w:t xml:space="preserve">。完整 34 条见运行输出/JSON。</w:t>
+        <w:t xml:space="preserve">。完整 46 条见运行输出/JSON。</w:t>
       </w:r>
     </w:p>
     <w:p>
@@ -10373,7 +10056,13 @@
           <w:bCs/>
           <w:b/>
         </w:rPr>
-        <w:t xml:space="preserve">电源故障概率（</w:t>
+        <w:t xml:space="preserve">电源故障概率整体最高</w:t>
+      </w:r>
+      <w:r>
+        <w:t xml:space="preserve">（燃气/光伏约</w:t>
+      </w:r>
+      <w:r>
+        <w:t xml:space="preserve"> </w:t>
       </w:r>
       <m:oMath>
         <m:sSup>
@@ -10396,18 +10085,20 @@
         </m:sSup>
       </m:oMath>
       <w:r>
+        <w:t xml:space="preserve">）；</w:t>
+      </w:r>
+      <w:r>
         <w:rPr>
           <w:bCs/>
           <w:b/>
         </w:rPr>
-        <w:t xml:space="preserve"> </w:t>
-      </w:r>
-      <w:r>
-        <w:rPr>
-          <w:bCs/>
-          <w:b/>
-        </w:rPr>
-        <w:t xml:space="preserve">量级）≫ 线路（</w:t>
+        <w:t xml:space="preserve">线路</w:t>
+      </w:r>
+      <w:r>
+        <w:t xml:space="preserve">多为</w:t>
+      </w:r>
+      <w:r>
+        <w:t xml:space="preserve"> </w:t>
       </w:r>
       <m:oMath>
         <m:sSup>
@@ -10430,18 +10121,29 @@
         </m:sSup>
       </m:oMath>
       <w:r>
-        <w:rPr>
-          <w:bCs/>
-          <w:b/>
-        </w:rPr>
-        <w:t xml:space="preserve">）≫ 变压器（</w:t>
+        <w:t xml:space="preserve"> </w:t>
+      </w:r>
+      <w:r>
+        <w:t xml:space="preserve">量级</w:t>
+      </w:r>
+      <w:r>
+        <w:t xml:space="preserve"> </w:t>
+      </w:r>
+      <w:r>
+        <w:t xml:space="preserve">（满载断面 L27 达</w:t>
+      </w:r>
+      <w:r>
+        <w:t xml:space="preserve"> </w:t>
       </w:r>
       <m:oMath>
+        <m:r>
+          <m:t>4.22</m:t>
+        </m:r>
         <m:r>
           <m:rPr>
             <m:sty m:val="p"/>
           </m:rPr>
-          <m:t>≤</m:t>
+          <m:t>×</m:t>
         </m:r>
         <m:sSup>
           <m:e>
@@ -10457,26 +10159,64 @@
               <m:t>−</m:t>
             </m:r>
             <m:r>
-              <m:t>5</m:t>
+              <m:t>3</m:t>
             </m:r>
           </m:sup>
         </m:sSup>
       </m:oMath>
       <w:r>
+        <w:t xml:space="preserve">）；</w:t>
+      </w:r>
+      <w:r>
         <w:rPr>
           <w:bCs/>
           <w:b/>
         </w:rPr>
-        <w:t xml:space="preserve">）</w:t>
-      </w:r>
-      <w:r>
-        <w:t xml:space="preserve">；</w:t>
-      </w:r>
-      <w:r>
-        <w:t xml:space="preserve"> </w:t>
-      </w:r>
-      <w:r>
-        <w:t xml:space="preserve">电源（尤其燃气、光伏）是本算例最薄弱环节。</w:t>
+        <w:t xml:space="preserve">节点变压器</w:t>
+      </w:r>
+      <w:r>
+        <w:t xml:space="preserve">为</w:t>
+      </w:r>
+      <w:r>
+        <w:t xml:space="preserve"> </w:t>
+      </w:r>
+      <m:oMath>
+        <m:r>
+          <m:rPr>
+            <m:sty m:val="p"/>
+          </m:rPr>
+          <m:t>∼</m:t>
+        </m:r>
+        <m:r>
+          <m:t>1.5</m:t>
+        </m:r>
+        <m:r>
+          <m:rPr>
+            <m:sty m:val="p"/>
+          </m:rPr>
+          <m:t>×</m:t>
+        </m:r>
+        <m:sSup>
+          <m:e>
+            <m:r>
+              <m:t>10</m:t>
+            </m:r>
+          </m:e>
+          <m:sup>
+            <m:r>
+              <m:rPr>
+                <m:sty m:val="p"/>
+              </m:rPr>
+              <m:t>−</m:t>
+            </m:r>
+            <m:r>
+              <m:t>4</m:t>
+            </m:r>
+          </m:sup>
+        </m:sSup>
+      </m:oMath>
+      <w:r>
+        <w:t xml:space="preserve">（环境温度驱动，各台相同）。</w:t>
       </w:r>
     </w:p>
     <w:p>
@@ -10488,20 +10228,48 @@
         <w:pStyle w:val="Compact"/>
       </w:pPr>
       <w:r>
-        <w:t xml:space="preserve">故障概率与基准状态功率高度相关：</w:t>
+        <w:t xml:space="preserve">故障概率与基准状态/极热应力相关：</w:t>
       </w:r>
       <w:r>
         <w:rPr>
           <w:bCs/>
           <w:b/>
         </w:rPr>
-        <w:t xml:space="preserve">满载断面 L27、近满载变压器 L5/L20、高出力燃气/光伏机组</w:t>
-      </w:r>
-      <w:r>
-        <w:t xml:space="preserve"> </w:t>
-      </w:r>
-      <w:r>
-        <w:t xml:space="preserve">分别是线路、变压器、电源三类中风险最高者——印证了”先求运行基准状态、再求故障概率”的链路。</w:t>
+        <w:t xml:space="preserve">高出力燃气/光伏机组、满载断面 L27、</w:t>
+      </w:r>
+      <m:oMath>
+        <m:r>
+          <m:t>120</m:t>
+        </m:r>
+        <m:r>
+          <m:t> </m:t>
+        </m:r>
+        <m:r>
+          <m:rPr>
+            <m:sty m:val="p"/>
+          </m:rPr>
+          <m:t>℃</m:t>
+        </m:r>
+      </m:oMath>
+      <w:r>
+        <w:rPr>
+          <w:bCs/>
+          <w:b/>
+        </w:rPr>
+        <w:t xml:space="preserve"> </w:t>
+      </w:r>
+      <w:r>
+        <w:rPr>
+          <w:bCs/>
+          <w:b/>
+        </w:rPr>
+        <w:t xml:space="preserve">热点的节点变压器</w:t>
+      </w:r>
+      <w:r>
+        <w:t xml:space="preserve"> </w:t>
+      </w:r>
+      <w:r>
+        <w:t xml:space="preserve">分别是电源、线路、变压器三类中的风险来源。</w:t>
       </w:r>
     </w:p>
     <w:p>
@@ -10513,17 +10281,59 @@
         <w:pStyle w:val="Compact"/>
       </w:pPr>
       <w:r>
-        <w:t xml:space="preserve">模型可直接用于后续</w:t>
+        <w:t xml:space="preserve">变压器模型与 DC-OPF 的物理一致性：因 DC 潮流无无功，变压器风险</w:t>
       </w:r>
       <w:r>
         <w:rPr>
           <w:bCs/>
           <w:b/>
         </w:rPr>
-        <w:t xml:space="preserve">极热场景下的可靠性/风险评估、N-1 校验、薄弱环节辨识与运维决策</w:t>
-      </w:r>
-      <w:r>
-        <w:t xml:space="preserve">。</w:t>
+        <w:t xml:space="preserve">不由有功潮流决定</w:t>
+      </w:r>
+      <w:r>
+        <w:t xml:space="preserve">，</w:t>
+      </w:r>
+      <w:r>
+        <w:t xml:space="preserve"> </w:t>
+      </w:r>
+      <w:r>
+        <w:t xml:space="preserve">而由环境温度通过绝缘老化驱动；</w:t>
+      </w:r>
+      <w:r>
+        <w:t xml:space="preserve">“</w:t>
+      </w:r>
+      <w:r>
+        <w:t xml:space="preserve">每非电源节点一台同型号变压器</w:t>
+      </w:r>
+      <w:r>
+        <w:t xml:space="preserve">”</w:t>
+      </w:r>
+      <w:r>
+        <w:t xml:space="preserve">假设便于后续</w:t>
+      </w:r>
+      <w:r>
+        <w:rPr>
+          <w:bCs/>
+          <w:b/>
+        </w:rPr>
+        <w:t xml:space="preserve">节点级</w:t>
+      </w:r>
+      <w:r>
+        <w:rPr>
+          <w:bCs/>
+          <w:b/>
+        </w:rPr>
+        <w:t xml:space="preserve"> </w:t>
+      </w:r>
+      <w:r>
+        <w:rPr>
+          <w:bCs/>
+          <w:b/>
+        </w:rPr>
+        <w:t xml:space="preserve">可靠性/风险评估</w:t>
+      </w:r>
+      <w:r>
+        <w:t xml:space="preserve">；如需节点间差异，可引入节点环境温度或 AC 视在功率扩展。</w:t>
       </w:r>
     </w:p>
     <w:p>
